--- a/apps/web/templates/operat-szablon.docx
+++ b/apps/web/templates/operat-szablon.docx
@@ -12111,6 +12111,18 @@
     </w:p>
     <w:p>
       <w:pPr>
+        <w:spacing w:after="100"/>
+      </w:pPr>
+      <w:r>
+        <w:rPr>
+          <w:rFonts w:ascii="Calibri" w:hAnsi="Calibri"/>
+          <w:sz w:val="22"/>
+        </w:rPr>
+        <w:t xml:space="preserve">{#metoda_kcs}</w:t>
+      </w:r>
+    </w:p>
+    <w:p>
+      <w:pPr>
         <w:pStyle w:val="Tekstpodstawowy22"/>
         <w:tabs>
           <w:tab w:val="left" w:pos="2268"/>
@@ -12119,213 +12131,17 @@
         <w:jc w:val="both"/>
         <w:rPr>
           <w:rFonts w:ascii="Segoe UI" w:hAnsi="Segoe UI" w:cs="Segoe UI"/>
-          <w:b/>
-          <w:sz w:val="20"/>
-          <w:szCs w:val="20"/>
-        </w:rPr>
-      </w:pPr>
-      <w:r>
-        <w:rPr>
-          <w:rFonts w:ascii="Segoe UI" w:hAnsi="Segoe UI" w:cs="Segoe UI"/>
-          <w:sz w:val="20"/>
-          <w:szCs w:val="20"/>
-        </w:rPr>
-        <w:t>W podejściu porównawczym stosuje się:</w:t>
-      </w:r>
-    </w:p>
-    <w:p>
-      <w:pPr>
-        <w:pStyle w:val="Tekstpodstawowy22"/>
-        <w:numPr>
-          <w:ilvl w:val="0"/>
-          <w:numId w:val="8"/>
-        </w:numPr>
-        <w:tabs>
-          <w:tab w:val="num" w:pos="720"/>
-          <w:tab w:val="left" w:pos="2268"/>
-        </w:tabs>
-        <w:spacing w:after="0" w:line="276" w:lineRule="auto"/>
-        <w:jc w:val="both"/>
-        <w:rPr>
-          <w:rFonts w:ascii="Segoe UI" w:hAnsi="Segoe UI" w:cs="Segoe UI"/>
-          <w:bCs/>
-          <w:sz w:val="20"/>
-          <w:szCs w:val="20"/>
-        </w:rPr>
-      </w:pPr>
-      <w:r>
-        <w:rPr>
-          <w:rFonts w:ascii="Segoe UI" w:hAnsi="Segoe UI" w:cs="Segoe UI"/>
-          <w:bCs/>
-          <w:sz w:val="20"/>
-          <w:szCs w:val="20"/>
-        </w:rPr>
-        <w:t xml:space="preserve">metodę porównywania parami, </w:t>
-      </w:r>
-    </w:p>
-    <w:p>
-      <w:pPr>
-        <w:pStyle w:val="Tekstpodstawowy22"/>
-        <w:numPr>
-          <w:ilvl w:val="0"/>
-          <w:numId w:val="8"/>
-        </w:numPr>
-        <w:tabs>
-          <w:tab w:val="num" w:pos="720"/>
-          <w:tab w:val="left" w:pos="2268"/>
-        </w:tabs>
-        <w:spacing w:after="0" w:line="276" w:lineRule="auto"/>
-        <w:jc w:val="both"/>
-        <w:rPr>
-          <w:rFonts w:ascii="Segoe UI" w:hAnsi="Segoe UI" w:cs="Segoe UI"/>
-          <w:b/>
-          <w:bCs/>
-          <w:sz w:val="20"/>
-          <w:szCs w:val="20"/>
-        </w:rPr>
-      </w:pPr>
-      <w:r>
-        <w:rPr>
-          <w:rFonts w:ascii="Segoe UI" w:hAnsi="Segoe UI" w:cs="Segoe UI"/>
-          <w:b/>
-          <w:bCs/>
-          <w:sz w:val="20"/>
-          <w:szCs w:val="20"/>
-        </w:rPr>
-        <w:t>metodę korygowania ceny średniej,</w:t>
-      </w:r>
-    </w:p>
-    <w:p>
-      <w:pPr>
-        <w:pStyle w:val="Tekstpodstawowy22"/>
-        <w:numPr>
-          <w:ilvl w:val="0"/>
-          <w:numId w:val="8"/>
-        </w:numPr>
-        <w:tabs>
-          <w:tab w:val="num" w:pos="720"/>
-          <w:tab w:val="left" w:pos="2268"/>
-        </w:tabs>
-        <w:spacing w:after="0" w:line="276" w:lineRule="auto"/>
-        <w:jc w:val="both"/>
-        <w:rPr>
-          <w:rFonts w:ascii="Segoe UI" w:hAnsi="Segoe UI" w:cs="Segoe UI"/>
-          <w:sz w:val="20"/>
-          <w:szCs w:val="20"/>
-        </w:rPr>
-      </w:pPr>
-      <w:r>
-        <w:rPr>
-          <w:rFonts w:ascii="Segoe UI" w:hAnsi="Segoe UI" w:cs="Segoe UI"/>
-          <w:sz w:val="20"/>
-          <w:szCs w:val="20"/>
-        </w:rPr>
-        <w:t>metodę analizy statystycznej rynku.</w:t>
-      </w:r>
-    </w:p>
-    <w:p>
-      <w:pPr>
-        <w:pStyle w:val="Tekstpodstawowy22"/>
-        <w:tabs>
-          <w:tab w:val="left" w:pos="2268"/>
-        </w:tabs>
-        <w:spacing w:after="0" w:line="276" w:lineRule="auto"/>
-        <w:jc w:val="both"/>
-        <w:rPr>
-          <w:rFonts w:ascii="Segoe UI" w:hAnsi="Segoe UI" w:cs="Segoe UI"/>
-          <w:sz w:val="20"/>
-          <w:szCs w:val="20"/>
-        </w:rPr>
-      </w:pPr>
-    </w:p>
-    <w:p>
-      <w:pPr>
-        <w:pStyle w:val="Tekstpodstawowy22"/>
-        <w:tabs>
-          <w:tab w:val="left" w:pos="2268"/>
-        </w:tabs>
-        <w:spacing w:after="0" w:line="276" w:lineRule="auto"/>
-        <w:jc w:val="both"/>
-        <w:rPr>
-          <w:rFonts w:ascii="Segoe UI" w:hAnsi="Segoe UI" w:cs="Segoe UI"/>
-          <w:i/>
-          <w:iCs/>
-          <w:sz w:val="20"/>
-          <w:szCs w:val="20"/>
-        </w:rPr>
-      </w:pPr>
-      <w:r>
-        <w:rPr>
-          <w:rFonts w:ascii="Segoe UI" w:hAnsi="Segoe UI" w:cs="Segoe UI"/>
-          <w:bCs/>
+          <w:sz w:val="20"/>
+          <w:szCs w:val="20"/>
+        </w:rPr>
+      </w:pPr>
+      <w:r>
+        <w:rPr>
+          <w:rFonts w:ascii="Segoe UI" w:hAnsi="Segoe UI" w:cs="Segoe UI"/>
           <w:sz w:val="20"/>
           <w:szCs w:val="20"/>
           <w:u w:val="single"/>
         </w:rPr>
-        <w:t>Metoda porównywania parami</w:t>
-      </w:r>
-      <w:r>
-        <w:rPr>
-          <w:rFonts w:ascii="Segoe UI" w:hAnsi="Segoe UI" w:cs="Segoe UI"/>
-          <w:b/>
-          <w:i/>
-          <w:iCs/>
-          <w:sz w:val="20"/>
-          <w:szCs w:val="20"/>
-        </w:rPr>
-        <w:t xml:space="preserve"> </w:t>
-      </w:r>
-      <w:r>
-        <w:rPr>
-          <w:rFonts w:ascii="Segoe UI" w:hAnsi="Segoe UI" w:cs="Segoe UI"/>
-          <w:bCs/>
-          <w:i/>
-          <w:iCs/>
-          <w:sz w:val="20"/>
-          <w:szCs w:val="20"/>
-        </w:rPr>
-        <w:t>–</w:t>
-      </w:r>
-      <w:r>
-        <w:rPr>
-          <w:rFonts w:ascii="Segoe UI" w:hAnsi="Segoe UI" w:cs="Segoe UI"/>
-          <w:i/>
-          <w:iCs/>
-          <w:sz w:val="20"/>
-          <w:szCs w:val="20"/>
-        </w:rPr>
-        <w:t xml:space="preserve"> </w:t>
-      </w:r>
-      <w:r>
-        <w:rPr>
-          <w:rFonts w:ascii="Segoe UI" w:hAnsi="Segoe UI" w:cs="Segoe UI"/>
-          <w:sz w:val="20"/>
-          <w:szCs w:val="20"/>
-        </w:rPr>
-        <w:t>porównuje się nieruchomość będącą przedmiotem wyceny, której cechy są znane, kolejno z nieruchomościami podobnymi, które były przedmiotem obrotu rynkowego               i dla których znane są ceny transakcyjne, warunki zawarcia transakcji oraz cechy tych nieruchomości. Do porównań wybiera się co najmniej trzy nieruchomości ze zbioru nieruchomości podobnych stanowiącego podstawę wyceny. Korekty cen transakcyjnych dokonuje się na podstawie różnic ocen cech rynkowych nieruchomości wycenianej i nieruchomości przyjętych do porównań określonych                     w przyjętych skalach.</w:t>
-      </w:r>
-    </w:p>
-    <w:p>
-      <w:pPr>
-        <w:pStyle w:val="Tekstpodstawowy22"/>
-        <w:tabs>
-          <w:tab w:val="left" w:pos="2268"/>
-        </w:tabs>
-        <w:spacing w:after="0" w:line="276" w:lineRule="auto"/>
-        <w:jc w:val="both"/>
-        <w:rPr>
-          <w:rFonts w:ascii="Segoe UI" w:hAnsi="Segoe UI" w:cs="Segoe UI"/>
-          <w:sz w:val="20"/>
-          <w:szCs w:val="20"/>
-        </w:rPr>
-      </w:pPr>
-      <w:r>
-        <w:rPr>
-          <w:rFonts w:ascii="Segoe UI" w:hAnsi="Segoe UI" w:cs="Segoe UI"/>
-          <w:sz w:val="20"/>
-          <w:szCs w:val="20"/>
-          <w:u w:val="single"/>
-        </w:rPr>
         <w:t>Metoda korygowania ceny średniej</w:t>
       </w:r>
       <w:r>
@@ -12336,52 +12152,6 @@
         </w:rPr>
         <w:t xml:space="preserve"> – przyjmuje się co najmniej kilkanaście nieruchomości podobnych, które były przedmiotem obrotu rynkowego i dla których znane są ceny transakcyjne, warunki zawarcia transakcji oraz cechy tych nieruchomości. Wartość nieruchomości określa się w drodze korekty średniej ceny nieruchomości podobnych w zbiorze stanowiącym podstawę wyceny współczynnikami korygującymi wynikającymi z oceny wycenianej nieruchomości w odniesieniu do przyjętej skali ocen poszczególnych cech rynkowych, z uwzględnieniem położenia ceny średniej w przedziale pomiędzy ceną minimalną i ceną maksymalną.</w:t>
       </w:r>
-    </w:p>
-    <w:p>
-      <w:pPr>
-        <w:pStyle w:val="Tekstpodstawowy22"/>
-        <w:tabs>
-          <w:tab w:val="left" w:pos="2268"/>
-        </w:tabs>
-        <w:spacing w:after="0" w:line="276" w:lineRule="auto"/>
-        <w:jc w:val="both"/>
-        <w:rPr>
-          <w:rFonts w:ascii="Segoe UI" w:hAnsi="Segoe UI" w:cs="Segoe UI"/>
-          <w:sz w:val="20"/>
-          <w:szCs w:val="20"/>
-        </w:rPr>
-      </w:pPr>
-      <w:r>
-        <w:rPr>
-          <w:rFonts w:ascii="Segoe UI" w:hAnsi="Segoe UI" w:cs="Segoe UI"/>
-          <w:sz w:val="20"/>
-          <w:szCs w:val="20"/>
-          <w:u w:val="single"/>
-        </w:rPr>
-        <w:t>Metoda analizy statystycznej rynku</w:t>
-      </w:r>
-      <w:r>
-        <w:rPr>
-          <w:rFonts w:ascii="Segoe UI" w:hAnsi="Segoe UI" w:cs="Segoe UI"/>
-          <w:sz w:val="20"/>
-          <w:szCs w:val="20"/>
-        </w:rPr>
-        <w:t xml:space="preserve"> – przyjmuje się zbiór cen transakcyjnych właściwych do określenia wartości nieruchomości reprezentatywnych, o których mowa w art. 161 ust. 2 ustawy. Wartość nieruchomości określa się przy użyciu metod stosowanych do analiz statystycznych. Przy tworzeniu zbioru cen transakcyjnych właściwych do określenia wartości nieruchomości reprezentatywnych przepis § 5 ust. 2 stosuje się odpowiednio.</w:t>
-      </w:r>
-    </w:p>
-    <w:p>
-      <w:pPr>
-        <w:pStyle w:val="Tekstpodstawowywcity2"/>
-        <w:spacing w:after="0" w:line="276" w:lineRule="auto"/>
-        <w:ind w:left="0"/>
-        <w:jc w:val="both"/>
-        <w:rPr>
-          <w:rFonts w:ascii="Segoe UI" w:hAnsi="Segoe UI" w:cs="Segoe UI"/>
-          <w:sz w:val="20"/>
-          <w:szCs w:val="20"/>
-          <w:u w:val="single"/>
-        </w:rPr>
-      </w:pPr>
     </w:p>
     <w:p>
       <w:pPr>
@@ -13296,6 +13066,66 @@
     </w:p>
     <w:p>
       <w:pPr>
+        <w:spacing w:after="100"/>
+      </w:pPr>
+      <w:r>
+        <w:rPr>
+          <w:rFonts w:ascii="Calibri" w:hAnsi="Calibri"/>
+          <w:sz w:val="22"/>
+        </w:rPr>
+        <w:t xml:space="preserve">{/metoda_kcs}</w:t>
+      </w:r>
+    </w:p>
+    <w:p>
+      <w:pPr>
+        <w:spacing w:after="100"/>
+      </w:pPr>
+      <w:r>
+        <w:rPr>
+          <w:rFonts w:ascii="Calibri" w:hAnsi="Calibri"/>
+          <w:sz w:val="22"/>
+        </w:rPr>
+        <w:t xml:space="preserve">{#metoda_pp}</w:t>
+      </w:r>
+    </w:p>
+    <w:p>
+      <w:pPr>
+        <w:spacing w:after="100"/>
+      </w:pPr>
+      <w:r>
+        <w:rPr>
+          <w:rFonts w:ascii="Calibri" w:hAnsi="Calibri"/>
+          <w:sz w:val="22"/>
+        </w:rPr>
+        <w:t xml:space="preserve">Dla określenia wartości rynkowej {przedmiot_d} zastosowano podejście porównawcze, metodę porównywania parami.</w:t>
+      </w:r>
+    </w:p>
+    <w:p>
+      <w:pPr>
+        <w:spacing w:after="100"/>
+      </w:pPr>
+      <w:r>
+        <w:rPr>
+          <w:rFonts w:ascii="Calibri" w:hAnsi="Calibri"/>
+          <w:sz w:val="22"/>
+        </w:rPr>
+        <w:t xml:space="preserve">Do porównań przyjęto {pp_count} transakcji. Oceniono cechy przedmiotu i każdego porównania na przyjętych skalach. Poprawki kwotowe wynikają z rozstępu cen, wag cech i mnożników przyjętych przez rzeczoznawcę. Dodatnia poprawka oznacza przewagę przedmiotu nad porównaniem. Cenę każdego porównania skorygowano o sumę poprawek; średnią cen skorygowanych pomnożono przez powierzchnię przedmiotu.</w:t>
+      </w:r>
+    </w:p>
+    <w:p>
+      <w:pPr>
+        <w:spacing w:after="100"/>
+      </w:pPr>
+      <w:r>
+        <w:rPr>
+          <w:rFonts w:ascii="Calibri" w:hAnsi="Calibri"/>
+          <w:sz w:val="22"/>
+        </w:rPr>
+        <w:t xml:space="preserve">{/metoda_pp}</w:t>
+      </w:r>
+    </w:p>
+    <w:p>
+      <w:pPr>
         <w:spacing w:line="276" w:lineRule="auto"/>
         <w:contextualSpacing/>
         <w:jc w:val="both"/>
@@ -13457,7 +13287,7 @@
           <w:sz w:val="20"/>
           <w:szCs w:val="20"/>
         </w:rPr>
-        <w:t>korygowania ceny średniej</w:t>
+        <w:t>{metoda_nazwa}</w:t>
       </w:r>
       <w:r>
         <w:rPr>
@@ -13745,7 +13575,7 @@
           <w:sz w:val="20"/>
           <w:szCs w:val="20"/>
         </w:rPr>
-        <w:t>korygowania ceny średniej</w:t>
+        <w:t>{metoda_nazwa}</w:t>
       </w:r>
       <w:r>
         <w:rPr>
@@ -14805,6 +14635,18 @@
     </w:p>
     <w:p>
       <w:pPr>
+        <w:spacing w:after="100"/>
+      </w:pPr>
+      <w:r>
+        <w:rPr>
+          <w:rFonts w:ascii="Calibri" w:hAnsi="Calibri"/>
+          <w:sz w:val="22"/>
+        </w:rPr>
+        <w:t xml:space="preserve">{#metoda_kcs}</w:t>
+      </w:r>
+    </w:p>
+    <w:p>
+      <w:pPr>
         <w:spacing w:line="276" w:lineRule="auto"/>
         <w:rPr>
           <w:rFonts w:ascii="Segoe UI" w:hAnsi="Segoe UI" w:cs="Segoe UI"/>
@@ -16825,7 +16667,7 @@
                 <w:sz w:val="18"/>
                 <w:szCs w:val="18"/>
               </w:rPr>
-              <w:t>100</w:t>
+              <w:t>{suma_wag}</w:t>
             </w:r>
           </w:p>
         </w:tc>
@@ -16886,7 +16728,7 @@
                 <w:sz w:val="18"/>
                 <w:szCs w:val="18"/>
               </w:rPr>
-              <w:t>1,000</w:t>
+              <w:t>{suma_ui_sr}</w:t>
             </w:r>
           </w:p>
         </w:tc>
@@ -16964,6 +16806,18 @@
           <w:szCs w:val="18"/>
         </w:rPr>
         <w:t>Źródło: Opracowanie własne</w:t>
+      </w:r>
+    </w:p>
+    <w:p>
+      <w:pPr>
+        <w:spacing w:after="100"/>
+      </w:pPr>
+      <w:r>
+        <w:rPr>
+          <w:rFonts w:ascii="Calibri" w:hAnsi="Calibri"/>
+          <w:sz w:val="22"/>
+        </w:rPr>
+        <w:t xml:space="preserve">{#skala_mieszana}Kreska w kolumnie środkowej oznacza brak oceny pośredniej w skali dwupoziomowej. Suma środkowa nie jest określona dla zestawu zawierającego taką skalę.{/skala_mieszana}</w:t>
       </w:r>
     </w:p>
     <w:p>
@@ -18331,6 +18185,1365 @@
           <w:szCs w:val="20"/>
         </w:rPr>
       </w:pPr>
+    </w:p>
+    <w:p>
+      <w:pPr>
+        <w:spacing w:after="100"/>
+      </w:pPr>
+      <w:r>
+        <w:rPr>
+          <w:rFonts w:ascii="Calibri" w:hAnsi="Calibri"/>
+          <w:sz w:val="22"/>
+        </w:rPr>
+        <w:t xml:space="preserve">{/metoda_kcs}</w:t>
+      </w:r>
+    </w:p>
+    <w:p>
+      <w:pPr>
+        <w:spacing w:after="100"/>
+      </w:pPr>
+      <w:r>
+        <w:rPr>
+          <w:rFonts w:ascii="Calibri" w:hAnsi="Calibri"/>
+          <w:sz w:val="22"/>
+        </w:rPr>
+        <w:t xml:space="preserve">{#metoda_pp}</w:t>
+      </w:r>
+    </w:p>
+    <w:p>
+      <w:pPr>
+        <w:keepNext/>
+        <w:spacing w:after="100"/>
+      </w:pPr>
+      <w:r>
+        <w:rPr>
+          <w:rFonts w:ascii="Calibri" w:hAnsi="Calibri"/>
+          <w:b/>
+          <w:sz w:val="22"/>
+        </w:rPr>
+        <w:t xml:space="preserve">Tabela 1. Charakterystyka wybranych nieruchomości lokalowych o funkcji mieszkalnej</w:t>
+      </w:r>
+    </w:p>
+    <w:tbl>
+      <w:tblPr>
+        <w:tblCaption w:val="pp-dynamic-2"/>
+        <w:tblW w:w="9000" w:type="dxa"/>
+        <w:tblLayout w:type="fixed"/>
+        <w:tblBorders>
+          <w:top w:val="single" w:sz="4" w:color="888888"/>
+          <w:left w:val="single" w:sz="4" w:color="888888"/>
+          <w:bottom w:val="single" w:sz="4" w:color="888888"/>
+          <w:right w:val="single" w:sz="4" w:color="888888"/>
+          <w:insideH w:val="single" w:sz="4" w:color="888888"/>
+          <w:insideV w:val="single" w:sz="4" w:color="888888"/>
+        </w:tblBorders>
+      </w:tblPr>
+      <w:tblGrid>
+        <w:gridCol w:w="1200"/>
+        <w:gridCol w:w="1200"/>
+        <w:gridCol w:w="1200"/>
+        <w:gridCol w:w="1200"/>
+        <w:gridCol w:w="1200"/>
+        <w:gridCol w:w="1200"/>
+        <w:gridCol w:w="1200"/>
+      </w:tblGrid>
+      <w:tr>
+        <w:trPr>
+          <w:cantSplit/>
+          <w:tblHeader/>
+        </w:trPr>
+        <w:tc>
+          <w:tcPr>
+            <w:tcW w:w="1200" w:type="dxa"/>
+            <w:vAlign w:val="center"/>
+          </w:tcPr>
+          <w:p>
+            <w:pPr>
+              <w:spacing w:after="70" w:before="70"/>
+            </w:pPr>
+            <w:r>
+              <w:rPr>
+                <w:rFonts w:ascii="Calibri" w:hAnsi="Calibri"/>
+                <w:sz w:val="18"/>
+              </w:rPr>
+              <w:t xml:space="preserve">Cecha</w:t>
+            </w:r>
+          </w:p>
+        </w:tc>
+        <w:tc>
+          <w:tcPr>
+            <w:tcW w:w="1200" w:type="dxa"/>
+            <w:vAlign w:val="center"/>
+          </w:tcPr>
+          <w:p>
+            <w:pPr>
+              <w:spacing w:after="70" w:before="70"/>
+            </w:pPr>
+            <w:r>
+              <w:rPr>
+                <w:rFonts w:ascii="Calibri" w:hAnsi="Calibri"/>
+                <w:sz w:val="18"/>
+              </w:rPr>
+              <w:t xml:space="preserve">Przedmiot</w:t>
+            </w:r>
+          </w:p>
+        </w:tc>
+        <w:tc>
+          <w:tcPr>
+            <w:tcW w:w="1200" w:type="dxa"/>
+            <w:vAlign w:val="center"/>
+          </w:tcPr>
+          <w:p>
+            <w:pPr>
+              <w:spacing w:after="70" w:before="70"/>
+            </w:pPr>
+            <w:r>
+              <w:rPr>
+                <w:rFonts w:ascii="Calibri" w:hAnsi="Calibri"/>
+                <w:sz w:val="18"/>
+              </w:rPr>
+              <w:t xml:space="preserve">1</w:t>
+            </w:r>
+          </w:p>
+        </w:tc>
+        <w:tc>
+          <w:tcPr>
+            <w:tcW w:w="1200" w:type="dxa"/>
+            <w:vAlign w:val="center"/>
+          </w:tcPr>
+          <w:p>
+            <w:pPr>
+              <w:spacing w:after="70" w:before="70"/>
+            </w:pPr>
+            <w:r>
+              <w:rPr>
+                <w:rFonts w:ascii="Calibri" w:hAnsi="Calibri"/>
+                <w:sz w:val="18"/>
+              </w:rPr>
+              <w:t xml:space="preserve">2</w:t>
+            </w:r>
+          </w:p>
+        </w:tc>
+        <w:tc>
+          <w:tcPr>
+            <w:tcW w:w="1200" w:type="dxa"/>
+            <w:vAlign w:val="center"/>
+          </w:tcPr>
+          <w:p>
+            <w:pPr>
+              <w:spacing w:after="70" w:before="70"/>
+            </w:pPr>
+            <w:r>
+              <w:rPr>
+                <w:rFonts w:ascii="Calibri" w:hAnsi="Calibri"/>
+                <w:sz w:val="18"/>
+              </w:rPr>
+              <w:t xml:space="preserve">3</w:t>
+            </w:r>
+          </w:p>
+        </w:tc>
+        <w:tc>
+          <w:tcPr>
+            <w:tcW w:w="1200" w:type="dxa"/>
+            <w:vAlign w:val="center"/>
+          </w:tcPr>
+          <w:p>
+            <w:pPr>
+              <w:spacing w:after="70" w:before="70"/>
+            </w:pPr>
+            <w:r>
+              <w:rPr>
+                <w:rFonts w:ascii="Calibri" w:hAnsi="Calibri"/>
+                <w:sz w:val="18"/>
+              </w:rPr>
+              <w:t xml:space="preserve">4</w:t>
+            </w:r>
+          </w:p>
+        </w:tc>
+        <w:tc>
+          <w:tcPr>
+            <w:tcW w:w="1200" w:type="dxa"/>
+            <w:vAlign w:val="center"/>
+          </w:tcPr>
+          <w:p>
+            <w:pPr>
+              <w:spacing w:after="70" w:before="70"/>
+            </w:pPr>
+            <w:r>
+              <w:rPr>
+                <w:rFonts w:ascii="Calibri" w:hAnsi="Calibri"/>
+                <w:sz w:val="18"/>
+              </w:rPr>
+              <w:t xml:space="preserve">5</w:t>
+            </w:r>
+          </w:p>
+        </w:tc>
+      </w:tr>
+      <w:tr>
+        <w:trPr>
+          <w:cantSplit/>
+        </w:trPr>
+        <w:tc>
+          <w:tcPr>
+            <w:tcW w:w="1200" w:type="dxa"/>
+            <w:vAlign w:val="center"/>
+          </w:tcPr>
+          <w:p>
+            <w:pPr>
+              <w:spacing w:after="70" w:before="70"/>
+            </w:pPr>
+            <w:r>
+              <w:rPr>
+                <w:rFonts w:ascii="Calibri" w:hAnsi="Calibri"/>
+                <w:sz w:val="18"/>
+              </w:rPr>
+              <w:t xml:space="preserve">{#pp_rows}{label}</w:t>
+            </w:r>
+          </w:p>
+        </w:tc>
+        <w:tc>
+          <w:tcPr>
+            <w:tcW w:w="1200" w:type="dxa"/>
+            <w:vAlign w:val="center"/>
+          </w:tcPr>
+          <w:p>
+            <w:pPr>
+              <w:spacing w:after="70" w:before="70"/>
+            </w:pPr>
+            <w:r>
+              <w:rPr>
+                <w:rFonts w:ascii="Calibri" w:hAnsi="Calibri"/>
+                <w:sz w:val="18"/>
+              </w:rPr>
+              <w:t xml:space="preserve">{subject}</w:t>
+            </w:r>
+          </w:p>
+        </w:tc>
+        <w:tc>
+          <w:tcPr>
+            <w:tcW w:w="1200" w:type="dxa"/>
+            <w:vAlign w:val="center"/>
+          </w:tcPr>
+          <w:p>
+            <w:pPr>
+              <w:spacing w:after="70" w:before="70"/>
+            </w:pPr>
+            <w:r>
+              <w:rPr>
+                <w:rFonts w:ascii="Calibri" w:hAnsi="Calibri"/>
+                <w:sz w:val="18"/>
+              </w:rPr>
+              <w:t xml:space="preserve">{c1}</w:t>
+            </w:r>
+          </w:p>
+        </w:tc>
+        <w:tc>
+          <w:tcPr>
+            <w:tcW w:w="1200" w:type="dxa"/>
+            <w:vAlign w:val="center"/>
+          </w:tcPr>
+          <w:p>
+            <w:pPr>
+              <w:spacing w:after="70" w:before="70"/>
+            </w:pPr>
+            <w:r>
+              <w:rPr>
+                <w:rFonts w:ascii="Calibri" w:hAnsi="Calibri"/>
+                <w:sz w:val="18"/>
+              </w:rPr>
+              <w:t xml:space="preserve">{c2}</w:t>
+            </w:r>
+          </w:p>
+        </w:tc>
+        <w:tc>
+          <w:tcPr>
+            <w:tcW w:w="1200" w:type="dxa"/>
+            <w:vAlign w:val="center"/>
+          </w:tcPr>
+          <w:p>
+            <w:pPr>
+              <w:spacing w:after="70" w:before="70"/>
+            </w:pPr>
+            <w:r>
+              <w:rPr>
+                <w:rFonts w:ascii="Calibri" w:hAnsi="Calibri"/>
+                <w:sz w:val="18"/>
+              </w:rPr>
+              <w:t xml:space="preserve">{c3}</w:t>
+            </w:r>
+          </w:p>
+        </w:tc>
+        <w:tc>
+          <w:tcPr>
+            <w:tcW w:w="1200" w:type="dxa"/>
+            <w:vAlign w:val="center"/>
+          </w:tcPr>
+          <w:p>
+            <w:pPr>
+              <w:spacing w:after="70" w:before="70"/>
+            </w:pPr>
+            <w:r>
+              <w:rPr>
+                <w:rFonts w:ascii="Calibri" w:hAnsi="Calibri"/>
+                <w:sz w:val="18"/>
+              </w:rPr>
+              <w:t xml:space="preserve">{c4}</w:t>
+            </w:r>
+          </w:p>
+        </w:tc>
+        <w:tc>
+          <w:tcPr>
+            <w:tcW w:w="1200" w:type="dxa"/>
+            <w:vAlign w:val="center"/>
+          </w:tcPr>
+          <w:p>
+            <w:pPr>
+              <w:spacing w:after="70" w:before="70"/>
+            </w:pPr>
+            <w:r>
+              <w:rPr>
+                <w:rFonts w:ascii="Calibri" w:hAnsi="Calibri"/>
+                <w:sz w:val="18"/>
+              </w:rPr>
+              <w:t xml:space="preserve">{c5}{/pp_rows}</w:t>
+            </w:r>
+          </w:p>
+        </w:tc>
+      </w:tr>
+    </w:tbl>
+    <w:p>
+      <w:pPr>
+        <w:keepNext/>
+        <w:spacing w:after="100"/>
+      </w:pPr>
+      <w:r>
+        <w:rPr>
+          <w:rFonts w:ascii="Calibri" w:hAnsi="Calibri"/>
+          <w:b/>
+          <w:sz w:val="22"/>
+        </w:rPr>
+        <w:t xml:space="preserve">12.3. Poprawki i ceny skorygowane</w:t>
+      </w:r>
+    </w:p>
+    <w:p>
+      <w:pPr>
+        <w:spacing w:after="100"/>
+      </w:pPr>
+      <w:r>
+        <w:rPr>
+          <w:rFonts w:ascii="Calibri" w:hAnsi="Calibri"/>
+          <w:sz w:val="22"/>
+        </w:rPr>
+        <w:t xml:space="preserve">Rozstęp cen wybranych transakcji ΔC = {pp_spread} zł/m². Zakres kwotowy cechy = ΔC × waga. Poprawka = zakres × przyjęty mnożnik.</w:t>
+      </w:r>
+    </w:p>
+    <w:p>
+      <w:pPr>
+        <w:keepNext/>
+        <w:spacing w:after="100"/>
+      </w:pPr>
+      <w:r>
+        <w:rPr>
+          <w:rFonts w:ascii="Calibri" w:hAnsi="Calibri"/>
+          <w:b/>
+          <w:sz w:val="22"/>
+        </w:rPr>
+        <w:t xml:space="preserve">Tabela 2. Porównanie nieruchomości wycenianej z nieruchomościami podobnymi</w:t>
+      </w:r>
+    </w:p>
+    <w:tbl>
+      <w:tblPr>
+        <w:tblCaption w:val="pp-dynamic-3"/>
+        <w:tblW w:w="9000" w:type="dxa"/>
+        <w:tblLayout w:type="fixed"/>
+        <w:tblBorders>
+          <w:top w:val="single" w:sz="4" w:color="888888"/>
+          <w:left w:val="single" w:sz="4" w:color="888888"/>
+          <w:bottom w:val="single" w:sz="4" w:color="888888"/>
+          <w:right w:val="single" w:sz="4" w:color="888888"/>
+          <w:insideH w:val="single" w:sz="4" w:color="888888"/>
+          <w:insideV w:val="single" w:sz="4" w:color="888888"/>
+        </w:tblBorders>
+      </w:tblPr>
+      <w:tblGrid>
+        <w:gridCol w:w="1200"/>
+        <w:gridCol w:w="1200"/>
+        <w:gridCol w:w="1200"/>
+        <w:gridCol w:w="1200"/>
+        <w:gridCol w:w="1200"/>
+        <w:gridCol w:w="1200"/>
+        <w:gridCol w:w="1200"/>
+        <w:gridCol w:w="1200"/>
+      </w:tblGrid>
+      <w:tr>
+        <w:trPr>
+          <w:cantSplit/>
+          <w:tblHeader/>
+        </w:trPr>
+        <w:tc>
+          <w:tcPr>
+            <w:tcW w:w="1200" w:type="dxa"/>
+            <w:vAlign w:val="center"/>
+          </w:tcPr>
+          <w:p>
+            <w:pPr>
+              <w:spacing w:after="70" w:before="70"/>
+            </w:pPr>
+            <w:r>
+              <w:rPr>
+                <w:rFonts w:ascii="Calibri" w:hAnsi="Calibri"/>
+                <w:sz w:val="18"/>
+              </w:rPr>
+              <w:t xml:space="preserve">Cecha</w:t>
+            </w:r>
+          </w:p>
+        </w:tc>
+        <w:tc>
+          <w:tcPr>
+            <w:tcW w:w="1200" w:type="dxa"/>
+            <w:vAlign w:val="center"/>
+          </w:tcPr>
+          <w:p>
+            <w:pPr>
+              <w:spacing w:after="70" w:before="70"/>
+            </w:pPr>
+            <w:r>
+              <w:rPr>
+                <w:rFonts w:ascii="Calibri" w:hAnsi="Calibri"/>
+                <w:sz w:val="18"/>
+              </w:rPr>
+              <w:t xml:space="preserve">Waga [%]</w:t>
+            </w:r>
+          </w:p>
+        </w:tc>
+        <w:tc>
+          <w:tcPr>
+            <w:tcW w:w="1200" w:type="dxa"/>
+            <w:vAlign w:val="center"/>
+          </w:tcPr>
+          <w:p>
+            <w:pPr>
+              <w:spacing w:after="70" w:before="70"/>
+            </w:pPr>
+            <w:r>
+              <w:rPr>
+                <w:rFonts w:ascii="Calibri" w:hAnsi="Calibri"/>
+                <w:sz w:val="18"/>
+              </w:rPr>
+              <w:t xml:space="preserve">Zakres [zł/m²]</w:t>
+            </w:r>
+          </w:p>
+        </w:tc>
+        <w:tc>
+          <w:tcPr>
+            <w:tcW w:w="1200" w:type="dxa"/>
+            <w:vAlign w:val="center"/>
+          </w:tcPr>
+          <w:p>
+            <w:pPr>
+              <w:spacing w:after="70" w:before="70"/>
+            </w:pPr>
+            <w:r>
+              <w:rPr>
+                <w:rFonts w:ascii="Calibri" w:hAnsi="Calibri"/>
+                <w:sz w:val="18"/>
+              </w:rPr>
+              <w:t xml:space="preserve">1</w:t>
+            </w:r>
+          </w:p>
+        </w:tc>
+        <w:tc>
+          <w:tcPr>
+            <w:tcW w:w="1200" w:type="dxa"/>
+            <w:vAlign w:val="center"/>
+          </w:tcPr>
+          <w:p>
+            <w:pPr>
+              <w:spacing w:after="70" w:before="70"/>
+            </w:pPr>
+            <w:r>
+              <w:rPr>
+                <w:rFonts w:ascii="Calibri" w:hAnsi="Calibri"/>
+                <w:sz w:val="18"/>
+              </w:rPr>
+              <w:t xml:space="preserve">2</w:t>
+            </w:r>
+          </w:p>
+        </w:tc>
+        <w:tc>
+          <w:tcPr>
+            <w:tcW w:w="1200" w:type="dxa"/>
+            <w:vAlign w:val="center"/>
+          </w:tcPr>
+          <w:p>
+            <w:pPr>
+              <w:spacing w:after="70" w:before="70"/>
+            </w:pPr>
+            <w:r>
+              <w:rPr>
+                <w:rFonts w:ascii="Calibri" w:hAnsi="Calibri"/>
+                <w:sz w:val="18"/>
+              </w:rPr>
+              <w:t xml:space="preserve">3</w:t>
+            </w:r>
+          </w:p>
+        </w:tc>
+        <w:tc>
+          <w:tcPr>
+            <w:tcW w:w="1200" w:type="dxa"/>
+            <w:vAlign w:val="center"/>
+          </w:tcPr>
+          <w:p>
+            <w:pPr>
+              <w:spacing w:after="70" w:before="70"/>
+            </w:pPr>
+            <w:r>
+              <w:rPr>
+                <w:rFonts w:ascii="Calibri" w:hAnsi="Calibri"/>
+                <w:sz w:val="18"/>
+              </w:rPr>
+              <w:t xml:space="preserve">4</w:t>
+            </w:r>
+          </w:p>
+        </w:tc>
+        <w:tc>
+          <w:tcPr>
+            <w:tcW w:w="1200" w:type="dxa"/>
+            <w:vAlign w:val="center"/>
+          </w:tcPr>
+          <w:p>
+            <w:pPr>
+              <w:spacing w:after="70" w:before="70"/>
+            </w:pPr>
+            <w:r>
+              <w:rPr>
+                <w:rFonts w:ascii="Calibri" w:hAnsi="Calibri"/>
+                <w:sz w:val="18"/>
+              </w:rPr>
+              <w:t xml:space="preserve">5</w:t>
+            </w:r>
+          </w:p>
+        </w:tc>
+      </w:tr>
+      <w:tr>
+        <w:trPr>
+          <w:cantSplit/>
+        </w:trPr>
+        <w:tc>
+          <w:tcPr>
+            <w:tcW w:w="1200" w:type="dxa"/>
+            <w:vAlign w:val="center"/>
+          </w:tcPr>
+          <w:p>
+            <w:pPr>
+              <w:spacing w:after="70" w:before="70"/>
+            </w:pPr>
+            <w:r>
+              <w:rPr>
+                <w:rFonts w:ascii="Calibri" w:hAnsi="Calibri"/>
+                <w:sz w:val="18"/>
+              </w:rPr>
+              <w:t xml:space="preserve">{#pp_corrections}{label}</w:t>
+            </w:r>
+          </w:p>
+        </w:tc>
+        <w:tc>
+          <w:tcPr>
+            <w:tcW w:w="1200" w:type="dxa"/>
+            <w:vAlign w:val="center"/>
+          </w:tcPr>
+          <w:p>
+            <w:pPr>
+              <w:spacing w:after="70" w:before="70"/>
+            </w:pPr>
+            <w:r>
+              <w:rPr>
+                <w:rFonts w:ascii="Calibri" w:hAnsi="Calibri"/>
+                <w:sz w:val="18"/>
+              </w:rPr>
+              <w:t xml:space="preserve">{weight}</w:t>
+            </w:r>
+          </w:p>
+        </w:tc>
+        <w:tc>
+          <w:tcPr>
+            <w:tcW w:w="1200" w:type="dxa"/>
+            <w:vAlign w:val="center"/>
+          </w:tcPr>
+          <w:p>
+            <w:pPr>
+              <w:spacing w:after="70" w:before="70"/>
+            </w:pPr>
+            <w:r>
+              <w:rPr>
+                <w:rFonts w:ascii="Calibri" w:hAnsi="Calibri"/>
+                <w:sz w:val="18"/>
+              </w:rPr>
+              <w:t xml:space="preserve">{range}</w:t>
+            </w:r>
+          </w:p>
+        </w:tc>
+        <w:tc>
+          <w:tcPr>
+            <w:tcW w:w="1200" w:type="dxa"/>
+            <w:vAlign w:val="center"/>
+          </w:tcPr>
+          <w:p>
+            <w:pPr>
+              <w:spacing w:after="70" w:before="70"/>
+            </w:pPr>
+            <w:r>
+              <w:rPr>
+                <w:rFonts w:ascii="Calibri" w:hAnsi="Calibri"/>
+                <w:sz w:val="18"/>
+              </w:rPr>
+              <w:t xml:space="preserve">{c1}</w:t>
+            </w:r>
+          </w:p>
+        </w:tc>
+        <w:tc>
+          <w:tcPr>
+            <w:tcW w:w="1200" w:type="dxa"/>
+            <w:vAlign w:val="center"/>
+          </w:tcPr>
+          <w:p>
+            <w:pPr>
+              <w:spacing w:after="70" w:before="70"/>
+            </w:pPr>
+            <w:r>
+              <w:rPr>
+                <w:rFonts w:ascii="Calibri" w:hAnsi="Calibri"/>
+                <w:sz w:val="18"/>
+              </w:rPr>
+              <w:t xml:space="preserve">{c2}</w:t>
+            </w:r>
+          </w:p>
+        </w:tc>
+        <w:tc>
+          <w:tcPr>
+            <w:tcW w:w="1200" w:type="dxa"/>
+            <w:vAlign w:val="center"/>
+          </w:tcPr>
+          <w:p>
+            <w:pPr>
+              <w:spacing w:after="70" w:before="70"/>
+            </w:pPr>
+            <w:r>
+              <w:rPr>
+                <w:rFonts w:ascii="Calibri" w:hAnsi="Calibri"/>
+                <w:sz w:val="18"/>
+              </w:rPr>
+              <w:t xml:space="preserve">{c3}</w:t>
+            </w:r>
+          </w:p>
+        </w:tc>
+        <w:tc>
+          <w:tcPr>
+            <w:tcW w:w="1200" w:type="dxa"/>
+            <w:vAlign w:val="center"/>
+          </w:tcPr>
+          <w:p>
+            <w:pPr>
+              <w:spacing w:after="70" w:before="70"/>
+            </w:pPr>
+            <w:r>
+              <w:rPr>
+                <w:rFonts w:ascii="Calibri" w:hAnsi="Calibri"/>
+                <w:sz w:val="18"/>
+              </w:rPr>
+              <w:t xml:space="preserve">{c4}</w:t>
+            </w:r>
+          </w:p>
+        </w:tc>
+        <w:tc>
+          <w:tcPr>
+            <w:tcW w:w="1200" w:type="dxa"/>
+            <w:vAlign w:val="center"/>
+          </w:tcPr>
+          <w:p>
+            <w:pPr>
+              <w:spacing w:after="70" w:before="70"/>
+            </w:pPr>
+            <w:r>
+              <w:rPr>
+                <w:rFonts w:ascii="Calibri" w:hAnsi="Calibri"/>
+                <w:sz w:val="18"/>
+              </w:rPr>
+              <w:t xml:space="preserve">{c5}{/pp_corrections}</w:t>
+            </w:r>
+          </w:p>
+        </w:tc>
+      </w:tr>
+    </w:tbl>
+    <w:p>
+      <w:pPr>
+        <w:spacing w:after="100"/>
+      </w:pPr>
+      <w:r>
+        <w:rPr>
+          <w:rFonts w:ascii="Calibri" w:hAnsi="Calibri"/>
+          <w:sz w:val="22"/>
+        </w:rPr>
+        <w:t xml:space="preserve">{#pp_overrides}</w:t>
+      </w:r>
+    </w:p>
+    <w:p>
+      <w:pPr>
+        <w:spacing w:after="100"/>
+      </w:pPr>
+      <w:r>
+        <w:rPr>
+          <w:rFonts w:ascii="Calibri" w:hAnsi="Calibri"/>
+          <w:sz w:val="22"/>
+        </w:rPr>
+        <w:t xml:space="preserve">{.}</w:t>
+      </w:r>
+    </w:p>
+    <w:p>
+      <w:pPr>
+        <w:spacing w:after="100"/>
+      </w:pPr>
+      <w:r>
+        <w:rPr>
+          <w:rFonts w:ascii="Calibri" w:hAnsi="Calibri"/>
+          <w:sz w:val="22"/>
+        </w:rPr>
+        <w:t xml:space="preserve">{/pp_overrides}</w:t>
+      </w:r>
+    </w:p>
+    <w:p>
+      <w:pPr>
+        <w:keepNext/>
+        <w:spacing w:after="100"/>
+      </w:pPr>
+      <w:r>
+        <w:rPr>
+          <w:rFonts w:ascii="Calibri" w:hAnsi="Calibri"/>
+          <w:b/>
+          <w:sz w:val="22"/>
+        </w:rPr>
+        <w:t xml:space="preserve">Tabela 3. Obliczenie skorygowanej ceny transakcyjnej każdego lokalu mieszkalnego przyjętego do porównań przy użyciu określonych poprawek</w:t>
+      </w:r>
+    </w:p>
+    <w:tbl>
+      <w:tblPr>
+        <w:tblCaption w:val="pp-dynamic-1"/>
+        <w:tblW w:w="9000" w:type="dxa"/>
+        <w:tblLayout w:type="fixed"/>
+        <w:tblBorders>
+          <w:top w:val="single" w:sz="4" w:color="888888"/>
+          <w:left w:val="single" w:sz="4" w:color="888888"/>
+          <w:bottom w:val="single" w:sz="4" w:color="888888"/>
+          <w:right w:val="single" w:sz="4" w:color="888888"/>
+          <w:insideH w:val="single" w:sz="4" w:color="888888"/>
+          <w:insideV w:val="single" w:sz="4" w:color="888888"/>
+        </w:tblBorders>
+      </w:tblPr>
+      <w:tblGrid>
+        <w:gridCol w:w="1200"/>
+        <w:gridCol w:w="1200"/>
+        <w:gridCol w:w="1200"/>
+        <w:gridCol w:w="1200"/>
+        <w:gridCol w:w="1200"/>
+        <w:gridCol w:w="1200"/>
+      </w:tblGrid>
+      <w:tr>
+        <w:trPr>
+          <w:cantSplit/>
+          <w:tblHeader/>
+        </w:trPr>
+        <w:tc>
+          <w:tcPr>
+            <w:tcW w:w="1200" w:type="dxa"/>
+            <w:vAlign w:val="center"/>
+          </w:tcPr>
+          <w:p>
+            <w:pPr>
+              <w:spacing w:after="70" w:before="70"/>
+            </w:pPr>
+            <w:r>
+              <w:rPr>
+                <w:rFonts w:ascii="Calibri" w:hAnsi="Calibri"/>
+                <w:sz w:val="18"/>
+              </w:rPr>
+              <w:t xml:space="preserve">Cena / poprawka</w:t>
+            </w:r>
+          </w:p>
+        </w:tc>
+        <w:tc>
+          <w:tcPr>
+            <w:tcW w:w="1200" w:type="dxa"/>
+            <w:vAlign w:val="center"/>
+          </w:tcPr>
+          <w:p>
+            <w:pPr>
+              <w:spacing w:after="70" w:before="70"/>
+            </w:pPr>
+            <w:r>
+              <w:rPr>
+                <w:rFonts w:ascii="Calibri" w:hAnsi="Calibri"/>
+                <w:sz w:val="18"/>
+              </w:rPr>
+              <w:t xml:space="preserve">1</w:t>
+            </w:r>
+          </w:p>
+        </w:tc>
+        <w:tc>
+          <w:tcPr>
+            <w:tcW w:w="1200" w:type="dxa"/>
+            <w:vAlign w:val="center"/>
+          </w:tcPr>
+          <w:p>
+            <w:pPr>
+              <w:spacing w:after="70" w:before="70"/>
+            </w:pPr>
+            <w:r>
+              <w:rPr>
+                <w:rFonts w:ascii="Calibri" w:hAnsi="Calibri"/>
+                <w:sz w:val="18"/>
+              </w:rPr>
+              <w:t xml:space="preserve">2</w:t>
+            </w:r>
+          </w:p>
+        </w:tc>
+        <w:tc>
+          <w:tcPr>
+            <w:tcW w:w="1200" w:type="dxa"/>
+            <w:vAlign w:val="center"/>
+          </w:tcPr>
+          <w:p>
+            <w:pPr>
+              <w:spacing w:after="70" w:before="70"/>
+            </w:pPr>
+            <w:r>
+              <w:rPr>
+                <w:rFonts w:ascii="Calibri" w:hAnsi="Calibri"/>
+                <w:sz w:val="18"/>
+              </w:rPr>
+              <w:t xml:space="preserve">3</w:t>
+            </w:r>
+          </w:p>
+        </w:tc>
+        <w:tc>
+          <w:tcPr>
+            <w:tcW w:w="1200" w:type="dxa"/>
+            <w:vAlign w:val="center"/>
+          </w:tcPr>
+          <w:p>
+            <w:pPr>
+              <w:spacing w:after="70" w:before="70"/>
+            </w:pPr>
+            <w:r>
+              <w:rPr>
+                <w:rFonts w:ascii="Calibri" w:hAnsi="Calibri"/>
+                <w:sz w:val="18"/>
+              </w:rPr>
+              <w:t xml:space="preserve">4</w:t>
+            </w:r>
+          </w:p>
+        </w:tc>
+        <w:tc>
+          <w:tcPr>
+            <w:tcW w:w="1200" w:type="dxa"/>
+            <w:vAlign w:val="center"/>
+          </w:tcPr>
+          <w:p>
+            <w:pPr>
+              <w:spacing w:after="70" w:before="70"/>
+            </w:pPr>
+            <w:r>
+              <w:rPr>
+                <w:rFonts w:ascii="Calibri" w:hAnsi="Calibri"/>
+                <w:sz w:val="18"/>
+              </w:rPr>
+              <w:t xml:space="preserve">5</w:t>
+            </w:r>
+          </w:p>
+        </w:tc>
+      </w:tr>
+      <w:tr>
+        <w:trPr>
+          <w:cantSplit/>
+        </w:trPr>
+        <w:tc>
+          <w:tcPr>
+            <w:tcW w:w="1200" w:type="dxa"/>
+            <w:vAlign w:val="center"/>
+          </w:tcPr>
+          <w:p>
+            <w:pPr>
+              <w:spacing w:after="70" w:before="70"/>
+            </w:pPr>
+            <w:r>
+              <w:rPr>
+                <w:rFonts w:ascii="Calibri" w:hAnsi="Calibri"/>
+                <w:sz w:val="18"/>
+              </w:rPr>
+              <w:t xml:space="preserve">{#pp_prices}{label}</w:t>
+            </w:r>
+          </w:p>
+        </w:tc>
+        <w:tc>
+          <w:tcPr>
+            <w:tcW w:w="1200" w:type="dxa"/>
+            <w:vAlign w:val="center"/>
+          </w:tcPr>
+          <w:p>
+            <w:pPr>
+              <w:spacing w:after="70" w:before="70"/>
+            </w:pPr>
+            <w:r>
+              <w:rPr>
+                <w:rFonts w:ascii="Calibri" w:hAnsi="Calibri"/>
+                <w:sz w:val="18"/>
+              </w:rPr>
+              <w:t xml:space="preserve">{c1}</w:t>
+            </w:r>
+          </w:p>
+        </w:tc>
+        <w:tc>
+          <w:tcPr>
+            <w:tcW w:w="1200" w:type="dxa"/>
+            <w:vAlign w:val="center"/>
+          </w:tcPr>
+          <w:p>
+            <w:pPr>
+              <w:spacing w:after="70" w:before="70"/>
+            </w:pPr>
+            <w:r>
+              <w:rPr>
+                <w:rFonts w:ascii="Calibri" w:hAnsi="Calibri"/>
+                <w:sz w:val="18"/>
+              </w:rPr>
+              <w:t xml:space="preserve">{c2}</w:t>
+            </w:r>
+          </w:p>
+        </w:tc>
+        <w:tc>
+          <w:tcPr>
+            <w:tcW w:w="1200" w:type="dxa"/>
+            <w:vAlign w:val="center"/>
+          </w:tcPr>
+          <w:p>
+            <w:pPr>
+              <w:spacing w:after="70" w:before="70"/>
+            </w:pPr>
+            <w:r>
+              <w:rPr>
+                <w:rFonts w:ascii="Calibri" w:hAnsi="Calibri"/>
+                <w:sz w:val="18"/>
+              </w:rPr>
+              <w:t xml:space="preserve">{c3}</w:t>
+            </w:r>
+          </w:p>
+        </w:tc>
+        <w:tc>
+          <w:tcPr>
+            <w:tcW w:w="1200" w:type="dxa"/>
+            <w:vAlign w:val="center"/>
+          </w:tcPr>
+          <w:p>
+            <w:pPr>
+              <w:spacing w:after="70" w:before="70"/>
+            </w:pPr>
+            <w:r>
+              <w:rPr>
+                <w:rFonts w:ascii="Calibri" w:hAnsi="Calibri"/>
+                <w:sz w:val="18"/>
+              </w:rPr>
+              <w:t xml:space="preserve">{c4}</w:t>
+            </w:r>
+          </w:p>
+        </w:tc>
+        <w:tc>
+          <w:tcPr>
+            <w:tcW w:w="1200" w:type="dxa"/>
+            <w:vAlign w:val="center"/>
+          </w:tcPr>
+          <w:p>
+            <w:pPr>
+              <w:spacing w:after="70" w:before="70"/>
+            </w:pPr>
+            <w:r>
+              <w:rPr>
+                <w:rFonts w:ascii="Calibri" w:hAnsi="Calibri"/>
+                <w:sz w:val="18"/>
+              </w:rPr>
+              <w:t xml:space="preserve">{c5}{/pp_prices}</w:t>
+            </w:r>
+          </w:p>
+        </w:tc>
+      </w:tr>
+    </w:tbl>
+    <w:p>
+      <w:pPr>
+        <w:spacing w:after="100"/>
+      </w:pPr>
+      <w:r>
+        <w:rPr>
+          <w:rFonts w:ascii="Calibri" w:hAnsi="Calibri"/>
+          <w:sz w:val="22"/>
+        </w:rPr>
+        <w:t xml:space="preserve">Średnia arytmetyczna cen skorygowanych: {cena_1m2} zł/m².</w:t>
+      </w:r>
+    </w:p>
+    <w:p>
+      <w:pPr>
+        <w:keepNext/>
+        <w:spacing w:after="100"/>
+      </w:pPr>
+      <w:r>
+        <w:rPr>
+          <w:rFonts w:ascii="Calibri" w:hAnsi="Calibri"/>
+          <w:b/>
+          <w:sz w:val="22"/>
+        </w:rPr>
+        <w:t xml:space="preserve">12.4. Określenie wartości rynkowej {przedmiot_d}</w:t>
+      </w:r>
+    </w:p>
+    <w:p>
+      <w:pPr>
+        <w:keepNext/>
+        <w:spacing w:after="100"/>
+      </w:pPr>
+      <w:r>
+        <w:rPr>
+          <w:rFonts w:ascii="Calibri" w:hAnsi="Calibri"/>
+          <w:b/>
+          <w:sz w:val="22"/>
+        </w:rPr>
+        <w:t xml:space="preserve">Tabela 4. Określenie wartości rynkowej {przedmiot_d}</w:t>
+      </w:r>
+    </w:p>
+    <w:tbl>
+      <w:tblPr>
+        <w:tblCaption w:val="pp-result"/>
+        <w:tblW w:w="9000" w:type="dxa"/>
+        <w:tblLayout w:type="fixed"/>
+        <w:tblBorders>
+          <w:top w:val="single" w:sz="4" w:color="888888"/>
+          <w:left w:val="single" w:sz="4" w:color="888888"/>
+          <w:bottom w:val="single" w:sz="4" w:color="888888"/>
+          <w:right w:val="single" w:sz="4" w:color="888888"/>
+          <w:insideH w:val="single" w:sz="4" w:color="888888"/>
+          <w:insideV w:val="single" w:sz="4" w:color="888888"/>
+        </w:tblBorders>
+      </w:tblPr>
+      <w:tblGrid>
+        <w:gridCol w:w="4500"/>
+        <w:gridCol w:w="4500"/>
+      </w:tblGrid>
+      <w:tr>
+        <w:trPr>
+          <w:cantSplit/>
+          <w:tblHeader/>
+        </w:trPr>
+        <w:tc>
+          <w:tcPr>
+            <w:tcW w:w="4500" w:type="dxa"/>
+            <w:vAlign w:val="center"/>
+          </w:tcPr>
+          <w:p>
+            <w:pPr>
+              <w:spacing w:after="70" w:before="70"/>
+            </w:pPr>
+            <w:r>
+              <w:rPr>
+                <w:rFonts w:ascii="Calibri" w:hAnsi="Calibri"/>
+                <w:sz w:val="18"/>
+              </w:rPr>
+              <w:t xml:space="preserve">Wielkość</w:t>
+            </w:r>
+          </w:p>
+        </w:tc>
+        <w:tc>
+          <w:tcPr>
+            <w:tcW w:w="4500" w:type="dxa"/>
+            <w:vAlign w:val="center"/>
+          </w:tcPr>
+          <w:p>
+            <w:pPr>
+              <w:spacing w:after="70" w:before="70"/>
+            </w:pPr>
+            <w:r>
+              <w:rPr>
+                <w:rFonts w:ascii="Calibri" w:hAnsi="Calibri"/>
+                <w:sz w:val="18"/>
+              </w:rPr>
+              <w:t xml:space="preserve">Wartość</w:t>
+            </w:r>
+          </w:p>
+        </w:tc>
+      </w:tr>
+      <w:tr>
+        <w:trPr>
+          <w:cantSplit/>
+        </w:trPr>
+        <w:tc>
+          <w:tcPr>
+            <w:tcW w:w="4500" w:type="dxa"/>
+            <w:vAlign w:val="center"/>
+          </w:tcPr>
+          <w:p>
+            <w:pPr>
+              <w:spacing w:after="70" w:before="70"/>
+            </w:pPr>
+            <w:r>
+              <w:rPr>
+                <w:rFonts w:ascii="Calibri" w:hAnsi="Calibri"/>
+                <w:sz w:val="18"/>
+              </w:rPr>
+              <w:t xml:space="preserve">Średnia cena skorygowana [zł/m²]</w:t>
+            </w:r>
+          </w:p>
+        </w:tc>
+        <w:tc>
+          <w:tcPr>
+            <w:tcW w:w="4500" w:type="dxa"/>
+            <w:vAlign w:val="center"/>
+          </w:tcPr>
+          <w:p>
+            <w:pPr>
+              <w:spacing w:after="70" w:before="70"/>
+            </w:pPr>
+            <w:r>
+              <w:rPr>
+                <w:rFonts w:ascii="Calibri" w:hAnsi="Calibri"/>
+                <w:sz w:val="18"/>
+              </w:rPr>
+              <w:t xml:space="preserve">{cena_1m2}</w:t>
+            </w:r>
+          </w:p>
+        </w:tc>
+      </w:tr>
+      <w:tr>
+        <w:trPr>
+          <w:cantSplit/>
+        </w:trPr>
+        <w:tc>
+          <w:tcPr>
+            <w:tcW w:w="4500" w:type="dxa"/>
+            <w:vAlign w:val="center"/>
+          </w:tcPr>
+          <w:p>
+            <w:pPr>
+              <w:spacing w:after="70" w:before="70"/>
+            </w:pPr>
+            <w:r>
+              <w:rPr>
+                <w:rFonts w:ascii="Calibri" w:hAnsi="Calibri"/>
+                <w:sz w:val="18"/>
+              </w:rPr>
+              <w:t xml:space="preserve">Powierzchnia użytkowa [m²]</w:t>
+            </w:r>
+          </w:p>
+        </w:tc>
+        <w:tc>
+          <w:tcPr>
+            <w:tcW w:w="4500" w:type="dxa"/>
+            <w:vAlign w:val="center"/>
+          </w:tcPr>
+          <w:p>
+            <w:pPr>
+              <w:spacing w:after="70" w:before="70"/>
+            </w:pPr>
+            <w:r>
+              <w:rPr>
+                <w:rFonts w:ascii="Calibri" w:hAnsi="Calibri"/>
+                <w:sz w:val="18"/>
+              </w:rPr>
+              <w:t xml:space="preserve">{powierzchnia}</w:t>
+            </w:r>
+          </w:p>
+        </w:tc>
+      </w:tr>
+      <w:tr>
+        <w:trPr>
+          <w:cantSplit/>
+        </w:trPr>
+        <w:tc>
+          <w:tcPr>
+            <w:tcW w:w="4500" w:type="dxa"/>
+            <w:vAlign w:val="center"/>
+          </w:tcPr>
+          <w:p>
+            <w:pPr>
+              <w:spacing w:after="70" w:before="70"/>
+            </w:pPr>
+            <w:r>
+              <w:rPr>
+                <w:rFonts w:ascii="Calibri" w:hAnsi="Calibri"/>
+                <w:sz w:val="18"/>
+              </w:rPr>
+              <w:t xml:space="preserve">Wartość przed zaokrągleniem [zł]</w:t>
+            </w:r>
+          </w:p>
+        </w:tc>
+        <w:tc>
+          <w:tcPr>
+            <w:tcW w:w="4500" w:type="dxa"/>
+            <w:vAlign w:val="center"/>
+          </w:tcPr>
+          <w:p>
+            <w:pPr>
+              <w:spacing w:after="70" w:before="70"/>
+            </w:pPr>
+            <w:r>
+              <w:rPr>
+                <w:rFonts w:ascii="Calibri" w:hAnsi="Calibri"/>
+                <w:sz w:val="18"/>
+              </w:rPr>
+              <w:t xml:space="preserve">{wr_dokladna}</w:t>
+            </w:r>
+          </w:p>
+        </w:tc>
+      </w:tr>
+      <w:tr>
+        <w:trPr>
+          <w:cantSplit/>
+        </w:trPr>
+        <w:tc>
+          <w:tcPr>
+            <w:tcW w:w="4500" w:type="dxa"/>
+            <w:vAlign w:val="center"/>
+          </w:tcPr>
+          <w:p>
+            <w:pPr>
+              <w:spacing w:after="70" w:before="70"/>
+            </w:pPr>
+            <w:r>
+              <w:rPr>
+                <w:rFonts w:ascii="Calibri" w:hAnsi="Calibri"/>
+                <w:sz w:val="18"/>
+              </w:rPr>
+              <w:t xml:space="preserve">Wartość po zaokrągleniu [zł]</w:t>
+            </w:r>
+          </w:p>
+        </w:tc>
+        <w:tc>
+          <w:tcPr>
+            <w:tcW w:w="4500" w:type="dxa"/>
+            <w:vAlign w:val="center"/>
+          </w:tcPr>
+          <w:p>
+            <w:pPr>
+              <w:spacing w:after="70" w:before="70"/>
+            </w:pPr>
+            <w:r>
+              <w:rPr>
+                <w:rFonts w:ascii="Calibri" w:hAnsi="Calibri"/>
+                <w:sz w:val="18"/>
+              </w:rPr>
+              <w:t xml:space="preserve">{wr}</w:t>
+            </w:r>
+          </w:p>
+        </w:tc>
+      </w:tr>
+      <w:tr>
+        <w:trPr>
+          <w:cantSplit/>
+        </w:trPr>
+        <w:tc>
+          <w:tcPr>
+            <w:tcW w:w="4500" w:type="dxa"/>
+            <w:vAlign w:val="center"/>
+          </w:tcPr>
+          <w:p>
+            <w:pPr>
+              <w:spacing w:after="70" w:before="70"/>
+            </w:pPr>
+            <w:r>
+              <w:rPr>
+                <w:rFonts w:ascii="Calibri" w:hAnsi="Calibri"/>
+                <w:sz w:val="18"/>
+              </w:rPr>
+              <w:t xml:space="preserve">Słownie</w:t>
+            </w:r>
+          </w:p>
+        </w:tc>
+        <w:tc>
+          <w:tcPr>
+            <w:tcW w:w="4500" w:type="dxa"/>
+            <w:vAlign w:val="center"/>
+          </w:tcPr>
+          <w:p>
+            <w:pPr>
+              <w:spacing w:after="70" w:before="70"/>
+            </w:pPr>
+            <w:r>
+              <w:rPr>
+                <w:rFonts w:ascii="Calibri" w:hAnsi="Calibri"/>
+                <w:sz w:val="18"/>
+              </w:rPr>
+              <w:t xml:space="preserve">{wr_slownie}</w:t>
+            </w:r>
+          </w:p>
+        </w:tc>
+      </w:tr>
+    </w:tbl>
+    <w:p>
+      <w:pPr>
+        <w:spacing w:after="100"/>
+      </w:pPr>
+      <w:r>
+        <w:rPr>
+          <w:rFonts w:ascii="Calibri" w:hAnsi="Calibri"/>
+          <w:sz w:val="22"/>
+        </w:rPr>
+        <w:t xml:space="preserve">Obliczenia wykonano z pełną precyzją; wartości w tabelach przedstawiono do dwóch miejsc po przecinku. Końcową wartość zaokrąglono do 100 zł.</w:t>
+      </w:r>
+    </w:p>
+    <w:p>
+      <w:pPr>
+        <w:spacing w:line="276" w:lineRule="auto"/>
+        <w:jc w:val="both"/>
+        <w:rPr>
+          <w:rFonts w:ascii="Segoe UI" w:hAnsi="Segoe UI" w:cs="Segoe UI"/>
+          <w:b/>
+          <w:i/>
+          <w:color w:val="222222"/>
+          <w:sz w:val="20"/>
+          <w:szCs w:val="20"/>
+          <w:shd w:val="clear" w:color="auto" w:fill="FFFFFF"/>
+        </w:rPr>
+      </w:pPr>
+      <w:r>
+        <w:rPr>
+          <w:rFonts w:ascii="Segoe UI" w:hAnsi="Segoe UI" w:cs="Segoe UI"/>
+          <w:b/>
+          <w:i/>
+          <w:color w:val="222222"/>
+          <w:sz w:val="20"/>
+          <w:szCs w:val="20"/>
+          <w:shd w:val="clear" w:color="auto" w:fill="FFFFFF"/>
+        </w:rPr>
+        <w:lastRenderedPageBreak/>
+        <w:t>Klauzula: W operacie szacunkowym nie ujawnia się danych identyfikujących nieruchomości porównawcze, których ujawnienie wkracza w sferę zastrzeżoną tajemnicą zawodową rzeczoznawcy, zgodnie z wyrokiem SN z dnia 5 kwietnia 2012r. (IICSK 369/11).</w:t>
+      </w:r>
+    </w:p>
+    <w:p>
+      <w:pPr>
+        <w:spacing w:after="100"/>
+      </w:pPr>
+      <w:r>
+        <w:rPr>
+          <w:rFonts w:ascii="Calibri" w:hAnsi="Calibri"/>
+          <w:sz w:val="22"/>
+        </w:rPr>
+        <w:t xml:space="preserve">Źródło: Opracowanie własne.</w:t>
+      </w:r>
+    </w:p>
+    <w:p>
+      <w:pPr>
+        <w:spacing w:after="100"/>
+      </w:pPr>
+      <w:r>
+        <w:rPr>
+          <w:rFonts w:ascii="Calibri" w:hAnsi="Calibri"/>
+          <w:sz w:val="22"/>
+        </w:rPr>
+        <w:t xml:space="preserve">{/metoda_pp}</w:t>
+      </w:r>
     </w:p>
     <w:p>
       <w:pPr>

--- a/apps/web/templates/operat-szablon.docx
+++ b/apps/web/templates/operat-szablon.docx
@@ -12111,6 +12111,135 @@
     </w:p>
     <w:p>
       <w:pPr>
+        <w:pStyle w:val="Tekstpodstawowy22"/>
+        <w:tabs>
+          <w:tab w:val="left" w:pos="2268"/>
+        </w:tabs>
+        <w:spacing w:after="0" w:line="276" w:lineRule="auto"/>
+        <w:jc w:val="both"/>
+        <w:rPr>
+          <w:rFonts w:ascii="Segoe UI" w:hAnsi="Segoe UI" w:cs="Segoe UI"/>
+          <w:b/>
+          <w:sz w:val="20"/>
+          <w:szCs w:val="20"/>
+        </w:rPr>
+      </w:pPr>
+      <w:r>
+        <w:rPr>
+          <w:rFonts w:ascii="Segoe UI" w:hAnsi="Segoe UI" w:cs="Segoe UI"/>
+          <w:sz w:val="20"/>
+          <w:szCs w:val="20"/>
+        </w:rPr>
+        <w:t>W podejściu porównawczym stosuje się:</w:t>
+      </w:r>
+    </w:p>
+    <w:p>
+      <w:pPr>
+        <w:pStyle w:val="Tekstpodstawowy22"/>
+        <w:numPr>
+          <w:ilvl w:val="0"/>
+          <w:numId w:val="8"/>
+        </w:numPr>
+        <w:tabs>
+          <w:tab w:val="num" w:pos="720"/>
+          <w:tab w:val="left" w:pos="2268"/>
+        </w:tabs>
+        <w:spacing w:after="0" w:line="276" w:lineRule="auto"/>
+        <w:jc w:val="both"/>
+        <w:rPr>
+          <w:rFonts w:ascii="Segoe UI" w:hAnsi="Segoe UI" w:cs="Segoe UI"/>
+          <w:bCs/>
+          <w:sz w:val="20"/>
+          <w:szCs w:val="20"/>
+        </w:rPr>
+      </w:pPr>
+      <w:r>
+        <w:rPr>
+          <w:rFonts w:ascii="Segoe UI" w:hAnsi="Segoe UI" w:cs="Segoe UI"/>
+          <w:bCs/>
+          <w:sz w:val="20"/>
+          <w:szCs w:val="20"/>
+        </w:rPr>
+        <w:t xml:space="preserve">metodę porównywania parami, </w:t>
+      </w:r>
+    </w:p>
+    <w:p>
+      <w:pPr>
+        <w:pStyle w:val="Tekstpodstawowy22"/>
+        <w:numPr>
+          <w:ilvl w:val="0"/>
+          <w:numId w:val="8"/>
+        </w:numPr>
+        <w:tabs>
+          <w:tab w:val="num" w:pos="720"/>
+          <w:tab w:val="left" w:pos="2268"/>
+        </w:tabs>
+        <w:spacing w:after="0" w:line="276" w:lineRule="auto"/>
+        <w:jc w:val="both"/>
+        <w:rPr>
+          <w:rFonts w:ascii="Segoe UI" w:hAnsi="Segoe UI" w:cs="Segoe UI"/>
+          <w:b/>
+          <w:bCs/>
+          <w:sz w:val="20"/>
+          <w:szCs w:val="20"/>
+        </w:rPr>
+      </w:pPr>
+      <w:r>
+        <w:rPr>
+          <w:rFonts w:ascii="Segoe UI" w:hAnsi="Segoe UI" w:cs="Segoe UI"/>
+          <w:b/>
+          <w:bCs/>
+          <w:sz w:val="20"/>
+          <w:szCs w:val="20"/>
+        </w:rPr>
+        <w:t>metodę korygowania ceny średniej,</w:t>
+      </w:r>
+    </w:p>
+    <w:p>
+      <w:pPr>
+        <w:pStyle w:val="Tekstpodstawowy22"/>
+        <w:numPr>
+          <w:ilvl w:val="0"/>
+          <w:numId w:val="8"/>
+        </w:numPr>
+        <w:tabs>
+          <w:tab w:val="num" w:pos="720"/>
+          <w:tab w:val="left" w:pos="2268"/>
+        </w:tabs>
+        <w:spacing w:after="0" w:line="276" w:lineRule="auto"/>
+        <w:jc w:val="both"/>
+        <w:rPr>
+          <w:rFonts w:ascii="Segoe UI" w:hAnsi="Segoe UI" w:cs="Segoe UI"/>
+          <w:sz w:val="20"/>
+          <w:szCs w:val="20"/>
+        </w:rPr>
+      </w:pPr>
+      <w:r>
+        <w:rPr>
+          <w:rFonts w:ascii="Segoe UI" w:hAnsi="Segoe UI" w:cs="Segoe UI"/>
+          <w:sz w:val="20"/>
+          <w:szCs w:val="20"/>
+        </w:rPr>
+        <w:t>metodę analizy statystycznej rynku.</w:t>
+      </w:r>
+    </w:p>
+    <w:p>
+      <w:pPr>
+        <w:pStyle w:val="Tekstpodstawowy22"/>
+        <w:tabs>
+          <w:tab w:val="left" w:pos="2268"/>
+        </w:tabs>
+        <w:spacing w:after="0" w:line="276" w:lineRule="auto"/>
+        <w:jc w:val="both"/>
+        <w:rPr>
+          <w:rFonts w:ascii="Segoe UI" w:hAnsi="Segoe UI" w:cs="Segoe UI"/>
+          <w:sz w:val="20"/>
+          <w:szCs w:val="20"/>
+        </w:rPr>
+      </w:pPr>
+    </w:p>
+    <w:p>
+      <w:pPr>
         <w:spacing w:after="100"/>
       </w:pPr>
       <w:r>
@@ -13090,6 +13219,73 @@
     </w:p>
     <w:p>
       <w:pPr>
+        <w:pStyle w:val="Tekstpodstawowy22"/>
+        <w:tabs>
+          <w:tab w:val="left" w:pos="2268"/>
+        </w:tabs>
+        <w:spacing w:after="0" w:line="276" w:lineRule="auto"/>
+        <w:jc w:val="both"/>
+        <w:rPr>
+          <w:rFonts w:ascii="Segoe UI" w:hAnsi="Segoe UI" w:cs="Segoe UI"/>
+          <w:i/>
+          <w:iCs/>
+          <w:sz w:val="20"/>
+          <w:szCs w:val="20"/>
+        </w:rPr>
+      </w:pPr>
+      <w:r>
+        <w:rPr>
+          <w:rFonts w:ascii="Segoe UI" w:hAnsi="Segoe UI" w:cs="Segoe UI"/>
+          <w:bCs/>
+          <w:sz w:val="20"/>
+          <w:szCs w:val="20"/>
+          <w:u w:val="single"/>
+        </w:rPr>
+        <w:t>Metoda porównywania parami</w:t>
+      </w:r>
+      <w:r>
+        <w:rPr>
+          <w:rFonts w:ascii="Segoe UI" w:hAnsi="Segoe UI" w:cs="Segoe UI"/>
+          <w:b/>
+          <w:i/>
+          <w:iCs/>
+          <w:sz w:val="20"/>
+          <w:szCs w:val="20"/>
+        </w:rPr>
+        <w:t xml:space="preserve"> </w:t>
+      </w:r>
+      <w:r>
+        <w:rPr>
+          <w:rFonts w:ascii="Segoe UI" w:hAnsi="Segoe UI" w:cs="Segoe UI"/>
+          <w:bCs/>
+          <w:i/>
+          <w:iCs/>
+          <w:sz w:val="20"/>
+          <w:szCs w:val="20"/>
+        </w:rPr>
+        <w:t>–</w:t>
+      </w:r>
+      <w:r>
+        <w:rPr>
+          <w:rFonts w:ascii="Segoe UI" w:hAnsi="Segoe UI" w:cs="Segoe UI"/>
+          <w:i/>
+          <w:iCs/>
+          <w:sz w:val="20"/>
+          <w:szCs w:val="20"/>
+        </w:rPr>
+        <w:t xml:space="preserve"> </w:t>
+      </w:r>
+      <w:r>
+        <w:rPr>
+          <w:rFonts w:ascii="Segoe UI" w:hAnsi="Segoe UI" w:cs="Segoe UI"/>
+          <w:sz w:val="20"/>
+          <w:szCs w:val="20"/>
+        </w:rPr>
+        <w:t>porównuje się nieruchomość będącą przedmiotem wyceny, której cechy są znane, kolejno z nieruchomościami podobnymi, które były przedmiotem obrotu rynkowego               i dla których znane są ceny transakcyjne, warunki zawarcia transakcji oraz cechy tych nieruchomości. Do porównań wybiera się co najmniej trzy nieruchomości ze zbioru nieruchomości podobnych stanowiącego podstawę wyceny. Korekty cen transakcyjnych dokonuje się na podstawie różnic ocen cech rynkowych nieruchomości wycenianej i nieruchomości przyjętych do porównań określonych                     w przyjętych skalach.</w:t>
+      </w:r>
+    </w:p>
+    <w:p>
+      <w:pPr>
         <w:spacing w:after="100"/>
       </w:pPr>
       <w:r>
@@ -13109,7 +13305,7 @@
           <w:rFonts w:ascii="Calibri" w:hAnsi="Calibri"/>
           <w:sz w:val="22"/>
         </w:rPr>
-        <w:t xml:space="preserve">Do porównań przyjęto {pp_count} transakcji. Oceniono cechy przedmiotu i każdego porównania na przyjętych skalach. Poprawki kwotowe wynikają z rozstępu cen, wag cech i mnożników przyjętych przez rzeczoznawcę. Dodatnia poprawka oznacza przewagę przedmiotu nad porównaniem. Cenę każdego porównania skorygowano o sumę poprawek; średnią cen skorygowanych pomnożono przez powierzchnię przedmiotu.</w:t>
+        <w:t xml:space="preserve">Liczba transakcji przyjętych do porównań: {pp_count}. Oceniono cechy przedmiotu i każdego porównania na przyjętych skalach. Poprawki kwotowe wynikają z rozstępu cen, wag cech i mnożników przyjętych przez rzeczoznawcę. Dodatnia poprawka oznacza przewagę przedmiotu nad porównaniem. Cenę każdego porównania skorygowano o sumę poprawek; średnią cen skorygowanych pomnożono przez powierzchnię przedmiotu.</w:t>
       </w:r>
     </w:p>
     <w:p>

--- a/apps/web/templates/operat-szablon.docx
+++ b/apps/web/templates/operat-szablon.docx
@@ -12240,6 +12240,18 @@
     </w:p>
     <w:p>
       <w:pPr>
+        <w:spacing w:after="100"/>
+      </w:pPr>
+      <w:r>
+        <w:rPr>
+          <w:rFonts w:ascii="Calibri" w:hAnsi="Calibri"/>
+          <w:sz w:val="22"/>
+        </w:rPr>
+        <w:t xml:space="preserve">{#metoda_kcs}</w:t>
+      </w:r>
+    </w:p>
+    <w:p>
+      <w:pPr>
         <w:pStyle w:val="Tekstpodstawowy22"/>
         <w:tabs>
           <w:tab w:val="left" w:pos="2268"/>
@@ -12248,84 +12260,17 @@
         <w:jc w:val="both"/>
         <w:rPr>
           <w:rFonts w:ascii="Segoe UI" w:hAnsi="Segoe UI" w:cs="Segoe UI"/>
-          <w:i/>
-          <w:iCs/>
-          <w:sz w:val="20"/>
-          <w:szCs w:val="20"/>
-        </w:rPr>
-      </w:pPr>
-      <w:r>
-        <w:rPr>
-          <w:rFonts w:ascii="Segoe UI" w:hAnsi="Segoe UI" w:cs="Segoe UI"/>
-          <w:bCs/>
+          <w:sz w:val="20"/>
+          <w:szCs w:val="20"/>
+        </w:rPr>
+      </w:pPr>
+      <w:r>
+        <w:rPr>
+          <w:rFonts w:ascii="Segoe UI" w:hAnsi="Segoe UI" w:cs="Segoe UI"/>
           <w:sz w:val="20"/>
           <w:szCs w:val="20"/>
           <w:u w:val="single"/>
         </w:rPr>
-        <w:t>Metoda porównywania parami</w:t>
-      </w:r>
-      <w:r>
-        <w:rPr>
-          <w:rFonts w:ascii="Segoe UI" w:hAnsi="Segoe UI" w:cs="Segoe UI"/>
-          <w:b/>
-          <w:i/>
-          <w:iCs/>
-          <w:sz w:val="20"/>
-          <w:szCs w:val="20"/>
-        </w:rPr>
-        <w:t xml:space="preserve"> </w:t>
-      </w:r>
-      <w:r>
-        <w:rPr>
-          <w:rFonts w:ascii="Segoe UI" w:hAnsi="Segoe UI" w:cs="Segoe UI"/>
-          <w:bCs/>
-          <w:i/>
-          <w:iCs/>
-          <w:sz w:val="20"/>
-          <w:szCs w:val="20"/>
-        </w:rPr>
-        <w:t>–</w:t>
-      </w:r>
-      <w:r>
-        <w:rPr>
-          <w:rFonts w:ascii="Segoe UI" w:hAnsi="Segoe UI" w:cs="Segoe UI"/>
-          <w:i/>
-          <w:iCs/>
-          <w:sz w:val="20"/>
-          <w:szCs w:val="20"/>
-        </w:rPr>
-        <w:t xml:space="preserve"> </w:t>
-      </w:r>
-      <w:r>
-        <w:rPr>
-          <w:rFonts w:ascii="Segoe UI" w:hAnsi="Segoe UI" w:cs="Segoe UI"/>
-          <w:sz w:val="20"/>
-          <w:szCs w:val="20"/>
-        </w:rPr>
-        <w:t>porównuje się nieruchomość będącą przedmiotem wyceny, której cechy są znane, kolejno z nieruchomościami podobnymi, które były przedmiotem obrotu rynkowego               i dla których znane są ceny transakcyjne, warunki zawarcia transakcji oraz cechy tych nieruchomości. Do porównań wybiera się co najmniej trzy nieruchomości ze zbioru nieruchomości podobnych stanowiącego podstawę wyceny. Korekty cen transakcyjnych dokonuje się na podstawie różnic ocen cech rynkowych nieruchomości wycenianej i nieruchomości przyjętych do porównań określonych                     w przyjętych skalach.</w:t>
-      </w:r>
-    </w:p>
-    <w:p>
-      <w:pPr>
-        <w:pStyle w:val="Tekstpodstawowy22"/>
-        <w:tabs>
-          <w:tab w:val="left" w:pos="2268"/>
-        </w:tabs>
-        <w:spacing w:after="0" w:line="276" w:lineRule="auto"/>
-        <w:jc w:val="both"/>
-        <w:rPr>
-          <w:rFonts w:ascii="Segoe UI" w:hAnsi="Segoe UI" w:cs="Segoe UI"/>
-          <w:sz w:val="20"/>
-          <w:szCs w:val="20"/>
-        </w:rPr>
-      </w:pPr>
-      <w:r>
-        <w:rPr>
-          <w:rFonts w:ascii="Segoe UI" w:hAnsi="Segoe UI" w:cs="Segoe UI"/>
-          <w:sz w:val="20"/>
-          <w:szCs w:val="20"/>
-          <w:u w:val="single"/>
-        </w:rPr>
         <w:t>Metoda korygowania ceny średniej</w:t>
       </w:r>
       <w:r>
@@ -12336,52 +12281,6 @@
         </w:rPr>
         <w:t xml:space="preserve"> – przyjmuje się co najmniej kilkanaście nieruchomości podobnych, które były przedmiotem obrotu rynkowego i dla których znane są ceny transakcyjne, warunki zawarcia transakcji oraz cechy tych nieruchomości. Wartość nieruchomości określa się w drodze korekty średniej ceny nieruchomości podobnych w zbiorze stanowiącym podstawę wyceny współczynnikami korygującymi wynikającymi z oceny wycenianej nieruchomości w odniesieniu do przyjętej skali ocen poszczególnych cech rynkowych, z uwzględnieniem położenia ceny średniej w przedziale pomiędzy ceną minimalną i ceną maksymalną.</w:t>
       </w:r>
-    </w:p>
-    <w:p>
-      <w:pPr>
-        <w:pStyle w:val="Tekstpodstawowy22"/>
-        <w:tabs>
-          <w:tab w:val="left" w:pos="2268"/>
-        </w:tabs>
-        <w:spacing w:after="0" w:line="276" w:lineRule="auto"/>
-        <w:jc w:val="both"/>
-        <w:rPr>
-          <w:rFonts w:ascii="Segoe UI" w:hAnsi="Segoe UI" w:cs="Segoe UI"/>
-          <w:sz w:val="20"/>
-          <w:szCs w:val="20"/>
-        </w:rPr>
-      </w:pPr>
-      <w:r>
-        <w:rPr>
-          <w:rFonts w:ascii="Segoe UI" w:hAnsi="Segoe UI" w:cs="Segoe UI"/>
-          <w:sz w:val="20"/>
-          <w:szCs w:val="20"/>
-          <w:u w:val="single"/>
-        </w:rPr>
-        <w:t>Metoda analizy statystycznej rynku</w:t>
-      </w:r>
-      <w:r>
-        <w:rPr>
-          <w:rFonts w:ascii="Segoe UI" w:hAnsi="Segoe UI" w:cs="Segoe UI"/>
-          <w:sz w:val="20"/>
-          <w:szCs w:val="20"/>
-        </w:rPr>
-        <w:t xml:space="preserve"> – przyjmuje się zbiór cen transakcyjnych właściwych do określenia wartości nieruchomości reprezentatywnych, o których mowa w art. 161 ust. 2 ustawy. Wartość nieruchomości określa się przy użyciu metod stosowanych do analiz statystycznych. Przy tworzeniu zbioru cen transakcyjnych właściwych do określenia wartości nieruchomości reprezentatywnych przepis § 5 ust. 2 stosuje się odpowiednio.</w:t>
-      </w:r>
-    </w:p>
-    <w:p>
-      <w:pPr>
-        <w:pStyle w:val="Tekstpodstawowywcity2"/>
-        <w:spacing w:after="0" w:line="276" w:lineRule="auto"/>
-        <w:ind w:left="0"/>
-        <w:jc w:val="both"/>
-        <w:rPr>
-          <w:rFonts w:ascii="Segoe UI" w:hAnsi="Segoe UI" w:cs="Segoe UI"/>
-          <w:sz w:val="20"/>
-          <w:szCs w:val="20"/>
-          <w:u w:val="single"/>
-        </w:rPr>
-      </w:pPr>
     </w:p>
     <w:p>
       <w:pPr>
@@ -13296,6 +13195,133 @@
     </w:p>
     <w:p>
       <w:pPr>
+        <w:spacing w:after="100"/>
+      </w:pPr>
+      <w:r>
+        <w:rPr>
+          <w:rFonts w:ascii="Calibri" w:hAnsi="Calibri"/>
+          <w:sz w:val="22"/>
+        </w:rPr>
+        <w:t xml:space="preserve">{/metoda_kcs}</w:t>
+      </w:r>
+    </w:p>
+    <w:p>
+      <w:pPr>
+        <w:spacing w:after="100"/>
+      </w:pPr>
+      <w:r>
+        <w:rPr>
+          <w:rFonts w:ascii="Calibri" w:hAnsi="Calibri"/>
+          <w:sz w:val="22"/>
+        </w:rPr>
+        <w:t xml:space="preserve">{#metoda_pp}</w:t>
+      </w:r>
+    </w:p>
+    <w:p>
+      <w:pPr>
+        <w:pStyle w:val="Tekstpodstawowy22"/>
+        <w:tabs>
+          <w:tab w:val="left" w:pos="2268"/>
+        </w:tabs>
+        <w:spacing w:after="0" w:line="276" w:lineRule="auto"/>
+        <w:jc w:val="both"/>
+        <w:rPr>
+          <w:rFonts w:ascii="Segoe UI" w:hAnsi="Segoe UI" w:cs="Segoe UI"/>
+          <w:i/>
+          <w:iCs/>
+          <w:sz w:val="20"/>
+          <w:szCs w:val="20"/>
+        </w:rPr>
+      </w:pPr>
+      <w:r>
+        <w:rPr>
+          <w:rFonts w:ascii="Segoe UI" w:hAnsi="Segoe UI" w:cs="Segoe UI"/>
+          <w:bCs/>
+          <w:sz w:val="20"/>
+          <w:szCs w:val="20"/>
+          <w:u w:val="single"/>
+        </w:rPr>
+        <w:t>Metoda porównywania parami</w:t>
+      </w:r>
+      <w:r>
+        <w:rPr>
+          <w:rFonts w:ascii="Segoe UI" w:hAnsi="Segoe UI" w:cs="Segoe UI"/>
+          <w:b/>
+          <w:i/>
+          <w:iCs/>
+          <w:sz w:val="20"/>
+          <w:szCs w:val="20"/>
+        </w:rPr>
+        <w:t xml:space="preserve"> </w:t>
+      </w:r>
+      <w:r>
+        <w:rPr>
+          <w:rFonts w:ascii="Segoe UI" w:hAnsi="Segoe UI" w:cs="Segoe UI"/>
+          <w:bCs/>
+          <w:i/>
+          <w:iCs/>
+          <w:sz w:val="20"/>
+          <w:szCs w:val="20"/>
+        </w:rPr>
+        <w:t>–</w:t>
+      </w:r>
+      <w:r>
+        <w:rPr>
+          <w:rFonts w:ascii="Segoe UI" w:hAnsi="Segoe UI" w:cs="Segoe UI"/>
+          <w:i/>
+          <w:iCs/>
+          <w:sz w:val="20"/>
+          <w:szCs w:val="20"/>
+        </w:rPr>
+        <w:t xml:space="preserve"> </w:t>
+      </w:r>
+      <w:r>
+        <w:rPr>
+          <w:rFonts w:ascii="Segoe UI" w:hAnsi="Segoe UI" w:cs="Segoe UI"/>
+          <w:sz w:val="20"/>
+          <w:szCs w:val="20"/>
+        </w:rPr>
+        <w:t>porównuje się nieruchomość będącą przedmiotem wyceny, której cechy są znane, kolejno z nieruchomościami podobnymi, które były przedmiotem obrotu rynkowego               i dla których znane są ceny transakcyjne, warunki zawarcia transakcji oraz cechy tych nieruchomości. Do porównań wybiera się co najmniej trzy nieruchomości ze zbioru nieruchomości podobnych stanowiącego podstawę wyceny. Korekty cen transakcyjnych dokonuje się na podstawie różnic ocen cech rynkowych nieruchomości wycenianej i nieruchomości przyjętych do porównań określonych                     w przyjętych skalach.</w:t>
+      </w:r>
+    </w:p>
+    <w:p>
+      <w:pPr>
+        <w:spacing w:after="100"/>
+      </w:pPr>
+      <w:r>
+        <w:rPr>
+          <w:rFonts w:ascii="Calibri" w:hAnsi="Calibri"/>
+          <w:sz w:val="22"/>
+        </w:rPr>
+        <w:t xml:space="preserve">Dla określenia wartości rynkowej {przedmiot_d} zastosowano podejście porównawcze, metodę porównywania parami.</w:t>
+      </w:r>
+    </w:p>
+    <w:p>
+      <w:pPr>
+        <w:spacing w:after="100"/>
+      </w:pPr>
+      <w:r>
+        <w:rPr>
+          <w:rFonts w:ascii="Calibri" w:hAnsi="Calibri"/>
+          <w:sz w:val="22"/>
+        </w:rPr>
+        <w:t xml:space="preserve">Liczba transakcji przyjętych do porównań: {pp_count}. Oceniono cechy przedmiotu i każdego porównania na przyjętych skalach. Poprawki kwotowe wynikają z rozstępu cen, wag cech i mnożników przyjętych przez rzeczoznawcę. Dodatnia poprawka oznacza przewagę przedmiotu nad porównaniem. Cenę każdego porównania skorygowano o sumę poprawek; średnią cen skorygowanych pomnożono przez powierzchnię przedmiotu.</w:t>
+      </w:r>
+    </w:p>
+    <w:p>
+      <w:pPr>
+        <w:spacing w:after="100"/>
+      </w:pPr>
+      <w:r>
+        <w:rPr>
+          <w:rFonts w:ascii="Calibri" w:hAnsi="Calibri"/>
+          <w:sz w:val="22"/>
+        </w:rPr>
+        <w:t xml:space="preserve">{/metoda_pp}</w:t>
+      </w:r>
+    </w:p>
+    <w:p>
+      <w:pPr>
         <w:spacing w:line="276" w:lineRule="auto"/>
         <w:contextualSpacing/>
         <w:jc w:val="both"/>
@@ -13457,7 +13483,7 @@
           <w:sz w:val="20"/>
           <w:szCs w:val="20"/>
         </w:rPr>
-        <w:t>korygowania ceny średniej</w:t>
+        <w:t>{metoda_nazwa}</w:t>
       </w:r>
       <w:r>
         <w:rPr>
@@ -13745,7 +13771,7 @@
           <w:sz w:val="20"/>
           <w:szCs w:val="20"/>
         </w:rPr>
-        <w:t>korygowania ceny średniej</w:t>
+        <w:t>{metoda_nazwa}</w:t>
       </w:r>
       <w:r>
         <w:rPr>
@@ -14805,6 +14831,18 @@
     </w:p>
     <w:p>
       <w:pPr>
+        <w:spacing w:after="100"/>
+      </w:pPr>
+      <w:r>
+        <w:rPr>
+          <w:rFonts w:ascii="Calibri" w:hAnsi="Calibri"/>
+          <w:sz w:val="22"/>
+        </w:rPr>
+        <w:t xml:space="preserve">{#metoda_kcs}</w:t>
+      </w:r>
+    </w:p>
+    <w:p>
+      <w:pPr>
         <w:spacing w:line="276" w:lineRule="auto"/>
         <w:rPr>
           <w:rFonts w:ascii="Segoe UI" w:hAnsi="Segoe UI" w:cs="Segoe UI"/>
@@ -16825,7 +16863,7 @@
                 <w:sz w:val="18"/>
                 <w:szCs w:val="18"/>
               </w:rPr>
-              <w:t>100</w:t>
+              <w:t>{suma_wag}</w:t>
             </w:r>
           </w:p>
         </w:tc>
@@ -16886,7 +16924,7 @@
                 <w:sz w:val="18"/>
                 <w:szCs w:val="18"/>
               </w:rPr>
-              <w:t>1,000</w:t>
+              <w:t>{suma_ui_sr}</w:t>
             </w:r>
           </w:p>
         </w:tc>
@@ -16964,6 +17002,18 @@
           <w:szCs w:val="18"/>
         </w:rPr>
         <w:t>Źródło: Opracowanie własne</w:t>
+      </w:r>
+    </w:p>
+    <w:p>
+      <w:pPr>
+        <w:spacing w:after="100"/>
+      </w:pPr>
+      <w:r>
+        <w:rPr>
+          <w:rFonts w:ascii="Calibri" w:hAnsi="Calibri"/>
+          <w:sz w:val="22"/>
+        </w:rPr>
+        <w:t xml:space="preserve">{#skala_mieszana}Kreska w kolumnie środkowej oznacza brak oceny pośredniej w skali dwupoziomowej. Suma środkowa nie jest określona dla zestawu zawierającego taką skalę.{/skala_mieszana}</w:t>
       </w:r>
     </w:p>
     <w:p>
@@ -18331,6 +18381,1365 @@
           <w:szCs w:val="20"/>
         </w:rPr>
       </w:pPr>
+    </w:p>
+    <w:p>
+      <w:pPr>
+        <w:spacing w:after="100"/>
+      </w:pPr>
+      <w:r>
+        <w:rPr>
+          <w:rFonts w:ascii="Calibri" w:hAnsi="Calibri"/>
+          <w:sz w:val="22"/>
+        </w:rPr>
+        <w:t xml:space="preserve">{/metoda_kcs}</w:t>
+      </w:r>
+    </w:p>
+    <w:p>
+      <w:pPr>
+        <w:spacing w:after="100"/>
+      </w:pPr>
+      <w:r>
+        <w:rPr>
+          <w:rFonts w:ascii="Calibri" w:hAnsi="Calibri"/>
+          <w:sz w:val="22"/>
+        </w:rPr>
+        <w:t xml:space="preserve">{#metoda_pp}</w:t>
+      </w:r>
+    </w:p>
+    <w:p>
+      <w:pPr>
+        <w:keepNext/>
+        <w:spacing w:after="100"/>
+      </w:pPr>
+      <w:r>
+        <w:rPr>
+          <w:rFonts w:ascii="Calibri" w:hAnsi="Calibri"/>
+          <w:b/>
+          <w:sz w:val="22"/>
+        </w:rPr>
+        <w:t xml:space="preserve">Tabela 1. Charakterystyka wybranych nieruchomości lokalowych o funkcji mieszkalnej</w:t>
+      </w:r>
+    </w:p>
+    <w:tbl>
+      <w:tblPr>
+        <w:tblCaption w:val="pp-dynamic-2"/>
+        <w:tblW w:w="9000" w:type="dxa"/>
+        <w:tblLayout w:type="fixed"/>
+        <w:tblBorders>
+          <w:top w:val="single" w:sz="4" w:color="888888"/>
+          <w:left w:val="single" w:sz="4" w:color="888888"/>
+          <w:bottom w:val="single" w:sz="4" w:color="888888"/>
+          <w:right w:val="single" w:sz="4" w:color="888888"/>
+          <w:insideH w:val="single" w:sz="4" w:color="888888"/>
+          <w:insideV w:val="single" w:sz="4" w:color="888888"/>
+        </w:tblBorders>
+      </w:tblPr>
+      <w:tblGrid>
+        <w:gridCol w:w="1200"/>
+        <w:gridCol w:w="1200"/>
+        <w:gridCol w:w="1200"/>
+        <w:gridCol w:w="1200"/>
+        <w:gridCol w:w="1200"/>
+        <w:gridCol w:w="1200"/>
+        <w:gridCol w:w="1200"/>
+      </w:tblGrid>
+      <w:tr>
+        <w:trPr>
+          <w:cantSplit/>
+          <w:tblHeader/>
+        </w:trPr>
+        <w:tc>
+          <w:tcPr>
+            <w:tcW w:w="1200" w:type="dxa"/>
+            <w:vAlign w:val="center"/>
+          </w:tcPr>
+          <w:p>
+            <w:pPr>
+              <w:spacing w:after="70" w:before="70"/>
+            </w:pPr>
+            <w:r>
+              <w:rPr>
+                <w:rFonts w:ascii="Calibri" w:hAnsi="Calibri"/>
+                <w:sz w:val="18"/>
+              </w:rPr>
+              <w:t xml:space="preserve">Cecha</w:t>
+            </w:r>
+          </w:p>
+        </w:tc>
+        <w:tc>
+          <w:tcPr>
+            <w:tcW w:w="1200" w:type="dxa"/>
+            <w:vAlign w:val="center"/>
+          </w:tcPr>
+          <w:p>
+            <w:pPr>
+              <w:spacing w:after="70" w:before="70"/>
+            </w:pPr>
+            <w:r>
+              <w:rPr>
+                <w:rFonts w:ascii="Calibri" w:hAnsi="Calibri"/>
+                <w:sz w:val="18"/>
+              </w:rPr>
+              <w:t xml:space="preserve">Przedmiot</w:t>
+            </w:r>
+          </w:p>
+        </w:tc>
+        <w:tc>
+          <w:tcPr>
+            <w:tcW w:w="1200" w:type="dxa"/>
+            <w:vAlign w:val="center"/>
+          </w:tcPr>
+          <w:p>
+            <w:pPr>
+              <w:spacing w:after="70" w:before="70"/>
+            </w:pPr>
+            <w:r>
+              <w:rPr>
+                <w:rFonts w:ascii="Calibri" w:hAnsi="Calibri"/>
+                <w:sz w:val="18"/>
+              </w:rPr>
+              <w:t xml:space="preserve">1</w:t>
+            </w:r>
+          </w:p>
+        </w:tc>
+        <w:tc>
+          <w:tcPr>
+            <w:tcW w:w="1200" w:type="dxa"/>
+            <w:vAlign w:val="center"/>
+          </w:tcPr>
+          <w:p>
+            <w:pPr>
+              <w:spacing w:after="70" w:before="70"/>
+            </w:pPr>
+            <w:r>
+              <w:rPr>
+                <w:rFonts w:ascii="Calibri" w:hAnsi="Calibri"/>
+                <w:sz w:val="18"/>
+              </w:rPr>
+              <w:t xml:space="preserve">2</w:t>
+            </w:r>
+          </w:p>
+        </w:tc>
+        <w:tc>
+          <w:tcPr>
+            <w:tcW w:w="1200" w:type="dxa"/>
+            <w:vAlign w:val="center"/>
+          </w:tcPr>
+          <w:p>
+            <w:pPr>
+              <w:spacing w:after="70" w:before="70"/>
+            </w:pPr>
+            <w:r>
+              <w:rPr>
+                <w:rFonts w:ascii="Calibri" w:hAnsi="Calibri"/>
+                <w:sz w:val="18"/>
+              </w:rPr>
+              <w:t xml:space="preserve">3</w:t>
+            </w:r>
+          </w:p>
+        </w:tc>
+        <w:tc>
+          <w:tcPr>
+            <w:tcW w:w="1200" w:type="dxa"/>
+            <w:vAlign w:val="center"/>
+          </w:tcPr>
+          <w:p>
+            <w:pPr>
+              <w:spacing w:after="70" w:before="70"/>
+            </w:pPr>
+            <w:r>
+              <w:rPr>
+                <w:rFonts w:ascii="Calibri" w:hAnsi="Calibri"/>
+                <w:sz w:val="18"/>
+              </w:rPr>
+              <w:t xml:space="preserve">4</w:t>
+            </w:r>
+          </w:p>
+        </w:tc>
+        <w:tc>
+          <w:tcPr>
+            <w:tcW w:w="1200" w:type="dxa"/>
+            <w:vAlign w:val="center"/>
+          </w:tcPr>
+          <w:p>
+            <w:pPr>
+              <w:spacing w:after="70" w:before="70"/>
+            </w:pPr>
+            <w:r>
+              <w:rPr>
+                <w:rFonts w:ascii="Calibri" w:hAnsi="Calibri"/>
+                <w:sz w:val="18"/>
+              </w:rPr>
+              <w:t xml:space="preserve">5</w:t>
+            </w:r>
+          </w:p>
+        </w:tc>
+      </w:tr>
+      <w:tr>
+        <w:trPr>
+          <w:cantSplit/>
+        </w:trPr>
+        <w:tc>
+          <w:tcPr>
+            <w:tcW w:w="1200" w:type="dxa"/>
+            <w:vAlign w:val="center"/>
+          </w:tcPr>
+          <w:p>
+            <w:pPr>
+              <w:spacing w:after="70" w:before="70"/>
+            </w:pPr>
+            <w:r>
+              <w:rPr>
+                <w:rFonts w:ascii="Calibri" w:hAnsi="Calibri"/>
+                <w:sz w:val="18"/>
+              </w:rPr>
+              <w:t xml:space="preserve">{#pp_rows}{label}</w:t>
+            </w:r>
+          </w:p>
+        </w:tc>
+        <w:tc>
+          <w:tcPr>
+            <w:tcW w:w="1200" w:type="dxa"/>
+            <w:vAlign w:val="center"/>
+          </w:tcPr>
+          <w:p>
+            <w:pPr>
+              <w:spacing w:after="70" w:before="70"/>
+            </w:pPr>
+            <w:r>
+              <w:rPr>
+                <w:rFonts w:ascii="Calibri" w:hAnsi="Calibri"/>
+                <w:sz w:val="18"/>
+              </w:rPr>
+              <w:t xml:space="preserve">{subject}</w:t>
+            </w:r>
+          </w:p>
+        </w:tc>
+        <w:tc>
+          <w:tcPr>
+            <w:tcW w:w="1200" w:type="dxa"/>
+            <w:vAlign w:val="center"/>
+          </w:tcPr>
+          <w:p>
+            <w:pPr>
+              <w:spacing w:after="70" w:before="70"/>
+            </w:pPr>
+            <w:r>
+              <w:rPr>
+                <w:rFonts w:ascii="Calibri" w:hAnsi="Calibri"/>
+                <w:sz w:val="18"/>
+              </w:rPr>
+              <w:t xml:space="preserve">{c1}</w:t>
+            </w:r>
+          </w:p>
+        </w:tc>
+        <w:tc>
+          <w:tcPr>
+            <w:tcW w:w="1200" w:type="dxa"/>
+            <w:vAlign w:val="center"/>
+          </w:tcPr>
+          <w:p>
+            <w:pPr>
+              <w:spacing w:after="70" w:before="70"/>
+            </w:pPr>
+            <w:r>
+              <w:rPr>
+                <w:rFonts w:ascii="Calibri" w:hAnsi="Calibri"/>
+                <w:sz w:val="18"/>
+              </w:rPr>
+              <w:t xml:space="preserve">{c2}</w:t>
+            </w:r>
+          </w:p>
+        </w:tc>
+        <w:tc>
+          <w:tcPr>
+            <w:tcW w:w="1200" w:type="dxa"/>
+            <w:vAlign w:val="center"/>
+          </w:tcPr>
+          <w:p>
+            <w:pPr>
+              <w:spacing w:after="70" w:before="70"/>
+            </w:pPr>
+            <w:r>
+              <w:rPr>
+                <w:rFonts w:ascii="Calibri" w:hAnsi="Calibri"/>
+                <w:sz w:val="18"/>
+              </w:rPr>
+              <w:t xml:space="preserve">{c3}</w:t>
+            </w:r>
+          </w:p>
+        </w:tc>
+        <w:tc>
+          <w:tcPr>
+            <w:tcW w:w="1200" w:type="dxa"/>
+            <w:vAlign w:val="center"/>
+          </w:tcPr>
+          <w:p>
+            <w:pPr>
+              <w:spacing w:after="70" w:before="70"/>
+            </w:pPr>
+            <w:r>
+              <w:rPr>
+                <w:rFonts w:ascii="Calibri" w:hAnsi="Calibri"/>
+                <w:sz w:val="18"/>
+              </w:rPr>
+              <w:t xml:space="preserve">{c4}</w:t>
+            </w:r>
+          </w:p>
+        </w:tc>
+        <w:tc>
+          <w:tcPr>
+            <w:tcW w:w="1200" w:type="dxa"/>
+            <w:vAlign w:val="center"/>
+          </w:tcPr>
+          <w:p>
+            <w:pPr>
+              <w:spacing w:after="70" w:before="70"/>
+            </w:pPr>
+            <w:r>
+              <w:rPr>
+                <w:rFonts w:ascii="Calibri" w:hAnsi="Calibri"/>
+                <w:sz w:val="18"/>
+              </w:rPr>
+              <w:t xml:space="preserve">{c5}{/pp_rows}</w:t>
+            </w:r>
+          </w:p>
+        </w:tc>
+      </w:tr>
+    </w:tbl>
+    <w:p>
+      <w:pPr>
+        <w:keepNext/>
+        <w:spacing w:after="100"/>
+      </w:pPr>
+      <w:r>
+        <w:rPr>
+          <w:rFonts w:ascii="Calibri" w:hAnsi="Calibri"/>
+          <w:b/>
+          <w:sz w:val="22"/>
+        </w:rPr>
+        <w:t xml:space="preserve">12.3. Poprawki i ceny skorygowane</w:t>
+      </w:r>
+    </w:p>
+    <w:p>
+      <w:pPr>
+        <w:spacing w:after="100"/>
+      </w:pPr>
+      <w:r>
+        <w:rPr>
+          <w:rFonts w:ascii="Calibri" w:hAnsi="Calibri"/>
+          <w:sz w:val="22"/>
+        </w:rPr>
+        <w:t xml:space="preserve">Rozstęp cen wybranych transakcji ΔC = {pp_spread} zł/m². Zakres kwotowy cechy = ΔC × waga. Poprawka = zakres × przyjęty mnożnik.</w:t>
+      </w:r>
+    </w:p>
+    <w:p>
+      <w:pPr>
+        <w:keepNext/>
+        <w:spacing w:after="100"/>
+      </w:pPr>
+      <w:r>
+        <w:rPr>
+          <w:rFonts w:ascii="Calibri" w:hAnsi="Calibri"/>
+          <w:b/>
+          <w:sz w:val="22"/>
+        </w:rPr>
+        <w:t xml:space="preserve">Tabela 2. Porównanie nieruchomości wycenianej z nieruchomościami podobnymi</w:t>
+      </w:r>
+    </w:p>
+    <w:tbl>
+      <w:tblPr>
+        <w:tblCaption w:val="pp-dynamic-3"/>
+        <w:tblW w:w="9000" w:type="dxa"/>
+        <w:tblLayout w:type="fixed"/>
+        <w:tblBorders>
+          <w:top w:val="single" w:sz="4" w:color="888888"/>
+          <w:left w:val="single" w:sz="4" w:color="888888"/>
+          <w:bottom w:val="single" w:sz="4" w:color="888888"/>
+          <w:right w:val="single" w:sz="4" w:color="888888"/>
+          <w:insideH w:val="single" w:sz="4" w:color="888888"/>
+          <w:insideV w:val="single" w:sz="4" w:color="888888"/>
+        </w:tblBorders>
+      </w:tblPr>
+      <w:tblGrid>
+        <w:gridCol w:w="1200"/>
+        <w:gridCol w:w="1200"/>
+        <w:gridCol w:w="1200"/>
+        <w:gridCol w:w="1200"/>
+        <w:gridCol w:w="1200"/>
+        <w:gridCol w:w="1200"/>
+        <w:gridCol w:w="1200"/>
+        <w:gridCol w:w="1200"/>
+      </w:tblGrid>
+      <w:tr>
+        <w:trPr>
+          <w:cantSplit/>
+          <w:tblHeader/>
+        </w:trPr>
+        <w:tc>
+          <w:tcPr>
+            <w:tcW w:w="1200" w:type="dxa"/>
+            <w:vAlign w:val="center"/>
+          </w:tcPr>
+          <w:p>
+            <w:pPr>
+              <w:spacing w:after="70" w:before="70"/>
+            </w:pPr>
+            <w:r>
+              <w:rPr>
+                <w:rFonts w:ascii="Calibri" w:hAnsi="Calibri"/>
+                <w:sz w:val="18"/>
+              </w:rPr>
+              <w:t xml:space="preserve">Cecha</w:t>
+            </w:r>
+          </w:p>
+        </w:tc>
+        <w:tc>
+          <w:tcPr>
+            <w:tcW w:w="1200" w:type="dxa"/>
+            <w:vAlign w:val="center"/>
+          </w:tcPr>
+          <w:p>
+            <w:pPr>
+              <w:spacing w:after="70" w:before="70"/>
+            </w:pPr>
+            <w:r>
+              <w:rPr>
+                <w:rFonts w:ascii="Calibri" w:hAnsi="Calibri"/>
+                <w:sz w:val="18"/>
+              </w:rPr>
+              <w:t xml:space="preserve">Waga [%]</w:t>
+            </w:r>
+          </w:p>
+        </w:tc>
+        <w:tc>
+          <w:tcPr>
+            <w:tcW w:w="1200" w:type="dxa"/>
+            <w:vAlign w:val="center"/>
+          </w:tcPr>
+          <w:p>
+            <w:pPr>
+              <w:spacing w:after="70" w:before="70"/>
+            </w:pPr>
+            <w:r>
+              <w:rPr>
+                <w:rFonts w:ascii="Calibri" w:hAnsi="Calibri"/>
+                <w:sz w:val="18"/>
+              </w:rPr>
+              <w:t xml:space="preserve">Zakres [zł/m²]</w:t>
+            </w:r>
+          </w:p>
+        </w:tc>
+        <w:tc>
+          <w:tcPr>
+            <w:tcW w:w="1200" w:type="dxa"/>
+            <w:vAlign w:val="center"/>
+          </w:tcPr>
+          <w:p>
+            <w:pPr>
+              <w:spacing w:after="70" w:before="70"/>
+            </w:pPr>
+            <w:r>
+              <w:rPr>
+                <w:rFonts w:ascii="Calibri" w:hAnsi="Calibri"/>
+                <w:sz w:val="18"/>
+              </w:rPr>
+              <w:t xml:space="preserve">1</w:t>
+            </w:r>
+          </w:p>
+        </w:tc>
+        <w:tc>
+          <w:tcPr>
+            <w:tcW w:w="1200" w:type="dxa"/>
+            <w:vAlign w:val="center"/>
+          </w:tcPr>
+          <w:p>
+            <w:pPr>
+              <w:spacing w:after="70" w:before="70"/>
+            </w:pPr>
+            <w:r>
+              <w:rPr>
+                <w:rFonts w:ascii="Calibri" w:hAnsi="Calibri"/>
+                <w:sz w:val="18"/>
+              </w:rPr>
+              <w:t xml:space="preserve">2</w:t>
+            </w:r>
+          </w:p>
+        </w:tc>
+        <w:tc>
+          <w:tcPr>
+            <w:tcW w:w="1200" w:type="dxa"/>
+            <w:vAlign w:val="center"/>
+          </w:tcPr>
+          <w:p>
+            <w:pPr>
+              <w:spacing w:after="70" w:before="70"/>
+            </w:pPr>
+            <w:r>
+              <w:rPr>
+                <w:rFonts w:ascii="Calibri" w:hAnsi="Calibri"/>
+                <w:sz w:val="18"/>
+              </w:rPr>
+              <w:t xml:space="preserve">3</w:t>
+            </w:r>
+          </w:p>
+        </w:tc>
+        <w:tc>
+          <w:tcPr>
+            <w:tcW w:w="1200" w:type="dxa"/>
+            <w:vAlign w:val="center"/>
+          </w:tcPr>
+          <w:p>
+            <w:pPr>
+              <w:spacing w:after="70" w:before="70"/>
+            </w:pPr>
+            <w:r>
+              <w:rPr>
+                <w:rFonts w:ascii="Calibri" w:hAnsi="Calibri"/>
+                <w:sz w:val="18"/>
+              </w:rPr>
+              <w:t xml:space="preserve">4</w:t>
+            </w:r>
+          </w:p>
+        </w:tc>
+        <w:tc>
+          <w:tcPr>
+            <w:tcW w:w="1200" w:type="dxa"/>
+            <w:vAlign w:val="center"/>
+          </w:tcPr>
+          <w:p>
+            <w:pPr>
+              <w:spacing w:after="70" w:before="70"/>
+            </w:pPr>
+            <w:r>
+              <w:rPr>
+                <w:rFonts w:ascii="Calibri" w:hAnsi="Calibri"/>
+                <w:sz w:val="18"/>
+              </w:rPr>
+              <w:t xml:space="preserve">5</w:t>
+            </w:r>
+          </w:p>
+        </w:tc>
+      </w:tr>
+      <w:tr>
+        <w:trPr>
+          <w:cantSplit/>
+        </w:trPr>
+        <w:tc>
+          <w:tcPr>
+            <w:tcW w:w="1200" w:type="dxa"/>
+            <w:vAlign w:val="center"/>
+          </w:tcPr>
+          <w:p>
+            <w:pPr>
+              <w:spacing w:after="70" w:before="70"/>
+            </w:pPr>
+            <w:r>
+              <w:rPr>
+                <w:rFonts w:ascii="Calibri" w:hAnsi="Calibri"/>
+                <w:sz w:val="18"/>
+              </w:rPr>
+              <w:t xml:space="preserve">{#pp_corrections}{label}</w:t>
+            </w:r>
+          </w:p>
+        </w:tc>
+        <w:tc>
+          <w:tcPr>
+            <w:tcW w:w="1200" w:type="dxa"/>
+            <w:vAlign w:val="center"/>
+          </w:tcPr>
+          <w:p>
+            <w:pPr>
+              <w:spacing w:after="70" w:before="70"/>
+            </w:pPr>
+            <w:r>
+              <w:rPr>
+                <w:rFonts w:ascii="Calibri" w:hAnsi="Calibri"/>
+                <w:sz w:val="18"/>
+              </w:rPr>
+              <w:t xml:space="preserve">{weight}</w:t>
+            </w:r>
+          </w:p>
+        </w:tc>
+        <w:tc>
+          <w:tcPr>
+            <w:tcW w:w="1200" w:type="dxa"/>
+            <w:vAlign w:val="center"/>
+          </w:tcPr>
+          <w:p>
+            <w:pPr>
+              <w:spacing w:after="70" w:before="70"/>
+            </w:pPr>
+            <w:r>
+              <w:rPr>
+                <w:rFonts w:ascii="Calibri" w:hAnsi="Calibri"/>
+                <w:sz w:val="18"/>
+              </w:rPr>
+              <w:t xml:space="preserve">{range}</w:t>
+            </w:r>
+          </w:p>
+        </w:tc>
+        <w:tc>
+          <w:tcPr>
+            <w:tcW w:w="1200" w:type="dxa"/>
+            <w:vAlign w:val="center"/>
+          </w:tcPr>
+          <w:p>
+            <w:pPr>
+              <w:spacing w:after="70" w:before="70"/>
+            </w:pPr>
+            <w:r>
+              <w:rPr>
+                <w:rFonts w:ascii="Calibri" w:hAnsi="Calibri"/>
+                <w:sz w:val="18"/>
+              </w:rPr>
+              <w:t xml:space="preserve">{c1}</w:t>
+            </w:r>
+          </w:p>
+        </w:tc>
+        <w:tc>
+          <w:tcPr>
+            <w:tcW w:w="1200" w:type="dxa"/>
+            <w:vAlign w:val="center"/>
+          </w:tcPr>
+          <w:p>
+            <w:pPr>
+              <w:spacing w:after="70" w:before="70"/>
+            </w:pPr>
+            <w:r>
+              <w:rPr>
+                <w:rFonts w:ascii="Calibri" w:hAnsi="Calibri"/>
+                <w:sz w:val="18"/>
+              </w:rPr>
+              <w:t xml:space="preserve">{c2}</w:t>
+            </w:r>
+          </w:p>
+        </w:tc>
+        <w:tc>
+          <w:tcPr>
+            <w:tcW w:w="1200" w:type="dxa"/>
+            <w:vAlign w:val="center"/>
+          </w:tcPr>
+          <w:p>
+            <w:pPr>
+              <w:spacing w:after="70" w:before="70"/>
+            </w:pPr>
+            <w:r>
+              <w:rPr>
+                <w:rFonts w:ascii="Calibri" w:hAnsi="Calibri"/>
+                <w:sz w:val="18"/>
+              </w:rPr>
+              <w:t xml:space="preserve">{c3}</w:t>
+            </w:r>
+          </w:p>
+        </w:tc>
+        <w:tc>
+          <w:tcPr>
+            <w:tcW w:w="1200" w:type="dxa"/>
+            <w:vAlign w:val="center"/>
+          </w:tcPr>
+          <w:p>
+            <w:pPr>
+              <w:spacing w:after="70" w:before="70"/>
+            </w:pPr>
+            <w:r>
+              <w:rPr>
+                <w:rFonts w:ascii="Calibri" w:hAnsi="Calibri"/>
+                <w:sz w:val="18"/>
+              </w:rPr>
+              <w:t xml:space="preserve">{c4}</w:t>
+            </w:r>
+          </w:p>
+        </w:tc>
+        <w:tc>
+          <w:tcPr>
+            <w:tcW w:w="1200" w:type="dxa"/>
+            <w:vAlign w:val="center"/>
+          </w:tcPr>
+          <w:p>
+            <w:pPr>
+              <w:spacing w:after="70" w:before="70"/>
+            </w:pPr>
+            <w:r>
+              <w:rPr>
+                <w:rFonts w:ascii="Calibri" w:hAnsi="Calibri"/>
+                <w:sz w:val="18"/>
+              </w:rPr>
+              <w:t xml:space="preserve">{c5}{/pp_corrections}</w:t>
+            </w:r>
+          </w:p>
+        </w:tc>
+      </w:tr>
+    </w:tbl>
+    <w:p>
+      <w:pPr>
+        <w:spacing w:after="100"/>
+      </w:pPr>
+      <w:r>
+        <w:rPr>
+          <w:rFonts w:ascii="Calibri" w:hAnsi="Calibri"/>
+          <w:sz w:val="22"/>
+        </w:rPr>
+        <w:t xml:space="preserve">{#pp_overrides}</w:t>
+      </w:r>
+    </w:p>
+    <w:p>
+      <w:pPr>
+        <w:spacing w:after="100"/>
+      </w:pPr>
+      <w:r>
+        <w:rPr>
+          <w:rFonts w:ascii="Calibri" w:hAnsi="Calibri"/>
+          <w:sz w:val="22"/>
+        </w:rPr>
+        <w:t xml:space="preserve">{.}</w:t>
+      </w:r>
+    </w:p>
+    <w:p>
+      <w:pPr>
+        <w:spacing w:after="100"/>
+      </w:pPr>
+      <w:r>
+        <w:rPr>
+          <w:rFonts w:ascii="Calibri" w:hAnsi="Calibri"/>
+          <w:sz w:val="22"/>
+        </w:rPr>
+        <w:t xml:space="preserve">{/pp_overrides}</w:t>
+      </w:r>
+    </w:p>
+    <w:p>
+      <w:pPr>
+        <w:keepNext/>
+        <w:spacing w:after="100"/>
+      </w:pPr>
+      <w:r>
+        <w:rPr>
+          <w:rFonts w:ascii="Calibri" w:hAnsi="Calibri"/>
+          <w:b/>
+          <w:sz w:val="22"/>
+        </w:rPr>
+        <w:t xml:space="preserve">Tabela 3. Obliczenie skorygowanej ceny transakcyjnej każdego lokalu mieszkalnego przyjętego do porównań przy użyciu określonych poprawek</w:t>
+      </w:r>
+    </w:p>
+    <w:tbl>
+      <w:tblPr>
+        <w:tblCaption w:val="pp-dynamic-1"/>
+        <w:tblW w:w="9000" w:type="dxa"/>
+        <w:tblLayout w:type="fixed"/>
+        <w:tblBorders>
+          <w:top w:val="single" w:sz="4" w:color="888888"/>
+          <w:left w:val="single" w:sz="4" w:color="888888"/>
+          <w:bottom w:val="single" w:sz="4" w:color="888888"/>
+          <w:right w:val="single" w:sz="4" w:color="888888"/>
+          <w:insideH w:val="single" w:sz="4" w:color="888888"/>
+          <w:insideV w:val="single" w:sz="4" w:color="888888"/>
+        </w:tblBorders>
+      </w:tblPr>
+      <w:tblGrid>
+        <w:gridCol w:w="1200"/>
+        <w:gridCol w:w="1200"/>
+        <w:gridCol w:w="1200"/>
+        <w:gridCol w:w="1200"/>
+        <w:gridCol w:w="1200"/>
+        <w:gridCol w:w="1200"/>
+      </w:tblGrid>
+      <w:tr>
+        <w:trPr>
+          <w:cantSplit/>
+          <w:tblHeader/>
+        </w:trPr>
+        <w:tc>
+          <w:tcPr>
+            <w:tcW w:w="1200" w:type="dxa"/>
+            <w:vAlign w:val="center"/>
+          </w:tcPr>
+          <w:p>
+            <w:pPr>
+              <w:spacing w:after="70" w:before="70"/>
+            </w:pPr>
+            <w:r>
+              <w:rPr>
+                <w:rFonts w:ascii="Calibri" w:hAnsi="Calibri"/>
+                <w:sz w:val="18"/>
+              </w:rPr>
+              <w:t xml:space="preserve">Cena / poprawka</w:t>
+            </w:r>
+          </w:p>
+        </w:tc>
+        <w:tc>
+          <w:tcPr>
+            <w:tcW w:w="1200" w:type="dxa"/>
+            <w:vAlign w:val="center"/>
+          </w:tcPr>
+          <w:p>
+            <w:pPr>
+              <w:spacing w:after="70" w:before="70"/>
+            </w:pPr>
+            <w:r>
+              <w:rPr>
+                <w:rFonts w:ascii="Calibri" w:hAnsi="Calibri"/>
+                <w:sz w:val="18"/>
+              </w:rPr>
+              <w:t xml:space="preserve">1</w:t>
+            </w:r>
+          </w:p>
+        </w:tc>
+        <w:tc>
+          <w:tcPr>
+            <w:tcW w:w="1200" w:type="dxa"/>
+            <w:vAlign w:val="center"/>
+          </w:tcPr>
+          <w:p>
+            <w:pPr>
+              <w:spacing w:after="70" w:before="70"/>
+            </w:pPr>
+            <w:r>
+              <w:rPr>
+                <w:rFonts w:ascii="Calibri" w:hAnsi="Calibri"/>
+                <w:sz w:val="18"/>
+              </w:rPr>
+              <w:t xml:space="preserve">2</w:t>
+            </w:r>
+          </w:p>
+        </w:tc>
+        <w:tc>
+          <w:tcPr>
+            <w:tcW w:w="1200" w:type="dxa"/>
+            <w:vAlign w:val="center"/>
+          </w:tcPr>
+          <w:p>
+            <w:pPr>
+              <w:spacing w:after="70" w:before="70"/>
+            </w:pPr>
+            <w:r>
+              <w:rPr>
+                <w:rFonts w:ascii="Calibri" w:hAnsi="Calibri"/>
+                <w:sz w:val="18"/>
+              </w:rPr>
+              <w:t xml:space="preserve">3</w:t>
+            </w:r>
+          </w:p>
+        </w:tc>
+        <w:tc>
+          <w:tcPr>
+            <w:tcW w:w="1200" w:type="dxa"/>
+            <w:vAlign w:val="center"/>
+          </w:tcPr>
+          <w:p>
+            <w:pPr>
+              <w:spacing w:after="70" w:before="70"/>
+            </w:pPr>
+            <w:r>
+              <w:rPr>
+                <w:rFonts w:ascii="Calibri" w:hAnsi="Calibri"/>
+                <w:sz w:val="18"/>
+              </w:rPr>
+              <w:t xml:space="preserve">4</w:t>
+            </w:r>
+          </w:p>
+        </w:tc>
+        <w:tc>
+          <w:tcPr>
+            <w:tcW w:w="1200" w:type="dxa"/>
+            <w:vAlign w:val="center"/>
+          </w:tcPr>
+          <w:p>
+            <w:pPr>
+              <w:spacing w:after="70" w:before="70"/>
+            </w:pPr>
+            <w:r>
+              <w:rPr>
+                <w:rFonts w:ascii="Calibri" w:hAnsi="Calibri"/>
+                <w:sz w:val="18"/>
+              </w:rPr>
+              <w:t xml:space="preserve">5</w:t>
+            </w:r>
+          </w:p>
+        </w:tc>
+      </w:tr>
+      <w:tr>
+        <w:trPr>
+          <w:cantSplit/>
+        </w:trPr>
+        <w:tc>
+          <w:tcPr>
+            <w:tcW w:w="1200" w:type="dxa"/>
+            <w:vAlign w:val="center"/>
+          </w:tcPr>
+          <w:p>
+            <w:pPr>
+              <w:spacing w:after="70" w:before="70"/>
+            </w:pPr>
+            <w:r>
+              <w:rPr>
+                <w:rFonts w:ascii="Calibri" w:hAnsi="Calibri"/>
+                <w:sz w:val="18"/>
+              </w:rPr>
+              <w:t xml:space="preserve">{#pp_prices}{label}</w:t>
+            </w:r>
+          </w:p>
+        </w:tc>
+        <w:tc>
+          <w:tcPr>
+            <w:tcW w:w="1200" w:type="dxa"/>
+            <w:vAlign w:val="center"/>
+          </w:tcPr>
+          <w:p>
+            <w:pPr>
+              <w:spacing w:after="70" w:before="70"/>
+            </w:pPr>
+            <w:r>
+              <w:rPr>
+                <w:rFonts w:ascii="Calibri" w:hAnsi="Calibri"/>
+                <w:sz w:val="18"/>
+              </w:rPr>
+              <w:t xml:space="preserve">{c1}</w:t>
+            </w:r>
+          </w:p>
+        </w:tc>
+        <w:tc>
+          <w:tcPr>
+            <w:tcW w:w="1200" w:type="dxa"/>
+            <w:vAlign w:val="center"/>
+          </w:tcPr>
+          <w:p>
+            <w:pPr>
+              <w:spacing w:after="70" w:before="70"/>
+            </w:pPr>
+            <w:r>
+              <w:rPr>
+                <w:rFonts w:ascii="Calibri" w:hAnsi="Calibri"/>
+                <w:sz w:val="18"/>
+              </w:rPr>
+              <w:t xml:space="preserve">{c2}</w:t>
+            </w:r>
+          </w:p>
+        </w:tc>
+        <w:tc>
+          <w:tcPr>
+            <w:tcW w:w="1200" w:type="dxa"/>
+            <w:vAlign w:val="center"/>
+          </w:tcPr>
+          <w:p>
+            <w:pPr>
+              <w:spacing w:after="70" w:before="70"/>
+            </w:pPr>
+            <w:r>
+              <w:rPr>
+                <w:rFonts w:ascii="Calibri" w:hAnsi="Calibri"/>
+                <w:sz w:val="18"/>
+              </w:rPr>
+              <w:t xml:space="preserve">{c3}</w:t>
+            </w:r>
+          </w:p>
+        </w:tc>
+        <w:tc>
+          <w:tcPr>
+            <w:tcW w:w="1200" w:type="dxa"/>
+            <w:vAlign w:val="center"/>
+          </w:tcPr>
+          <w:p>
+            <w:pPr>
+              <w:spacing w:after="70" w:before="70"/>
+            </w:pPr>
+            <w:r>
+              <w:rPr>
+                <w:rFonts w:ascii="Calibri" w:hAnsi="Calibri"/>
+                <w:sz w:val="18"/>
+              </w:rPr>
+              <w:t xml:space="preserve">{c4}</w:t>
+            </w:r>
+          </w:p>
+        </w:tc>
+        <w:tc>
+          <w:tcPr>
+            <w:tcW w:w="1200" w:type="dxa"/>
+            <w:vAlign w:val="center"/>
+          </w:tcPr>
+          <w:p>
+            <w:pPr>
+              <w:spacing w:after="70" w:before="70"/>
+            </w:pPr>
+            <w:r>
+              <w:rPr>
+                <w:rFonts w:ascii="Calibri" w:hAnsi="Calibri"/>
+                <w:sz w:val="18"/>
+              </w:rPr>
+              <w:t xml:space="preserve">{c5}{/pp_prices}</w:t>
+            </w:r>
+          </w:p>
+        </w:tc>
+      </w:tr>
+    </w:tbl>
+    <w:p>
+      <w:pPr>
+        <w:spacing w:after="100"/>
+      </w:pPr>
+      <w:r>
+        <w:rPr>
+          <w:rFonts w:ascii="Calibri" w:hAnsi="Calibri"/>
+          <w:sz w:val="22"/>
+        </w:rPr>
+        <w:t xml:space="preserve">Średnia arytmetyczna cen skorygowanych: {cena_1m2} zł/m².</w:t>
+      </w:r>
+    </w:p>
+    <w:p>
+      <w:pPr>
+        <w:keepNext/>
+        <w:spacing w:after="100"/>
+      </w:pPr>
+      <w:r>
+        <w:rPr>
+          <w:rFonts w:ascii="Calibri" w:hAnsi="Calibri"/>
+          <w:b/>
+          <w:sz w:val="22"/>
+        </w:rPr>
+        <w:t xml:space="preserve">12.4. Określenie wartości rynkowej {przedmiot_d}</w:t>
+      </w:r>
+    </w:p>
+    <w:p>
+      <w:pPr>
+        <w:keepNext/>
+        <w:spacing w:after="100"/>
+      </w:pPr>
+      <w:r>
+        <w:rPr>
+          <w:rFonts w:ascii="Calibri" w:hAnsi="Calibri"/>
+          <w:b/>
+          <w:sz w:val="22"/>
+        </w:rPr>
+        <w:t xml:space="preserve">Tabela 4. Określenie wartości rynkowej {przedmiot_d}</w:t>
+      </w:r>
+    </w:p>
+    <w:tbl>
+      <w:tblPr>
+        <w:tblCaption w:val="pp-result"/>
+        <w:tblW w:w="9000" w:type="dxa"/>
+        <w:tblLayout w:type="fixed"/>
+        <w:tblBorders>
+          <w:top w:val="single" w:sz="4" w:color="888888"/>
+          <w:left w:val="single" w:sz="4" w:color="888888"/>
+          <w:bottom w:val="single" w:sz="4" w:color="888888"/>
+          <w:right w:val="single" w:sz="4" w:color="888888"/>
+          <w:insideH w:val="single" w:sz="4" w:color="888888"/>
+          <w:insideV w:val="single" w:sz="4" w:color="888888"/>
+        </w:tblBorders>
+      </w:tblPr>
+      <w:tblGrid>
+        <w:gridCol w:w="4500"/>
+        <w:gridCol w:w="4500"/>
+      </w:tblGrid>
+      <w:tr>
+        <w:trPr>
+          <w:cantSplit/>
+          <w:tblHeader/>
+        </w:trPr>
+        <w:tc>
+          <w:tcPr>
+            <w:tcW w:w="4500" w:type="dxa"/>
+            <w:vAlign w:val="center"/>
+          </w:tcPr>
+          <w:p>
+            <w:pPr>
+              <w:spacing w:after="70" w:before="70"/>
+            </w:pPr>
+            <w:r>
+              <w:rPr>
+                <w:rFonts w:ascii="Calibri" w:hAnsi="Calibri"/>
+                <w:sz w:val="18"/>
+              </w:rPr>
+              <w:t xml:space="preserve">Wielkość</w:t>
+            </w:r>
+          </w:p>
+        </w:tc>
+        <w:tc>
+          <w:tcPr>
+            <w:tcW w:w="4500" w:type="dxa"/>
+            <w:vAlign w:val="center"/>
+          </w:tcPr>
+          <w:p>
+            <w:pPr>
+              <w:spacing w:after="70" w:before="70"/>
+            </w:pPr>
+            <w:r>
+              <w:rPr>
+                <w:rFonts w:ascii="Calibri" w:hAnsi="Calibri"/>
+                <w:sz w:val="18"/>
+              </w:rPr>
+              <w:t xml:space="preserve">Wartość</w:t>
+            </w:r>
+          </w:p>
+        </w:tc>
+      </w:tr>
+      <w:tr>
+        <w:trPr>
+          <w:cantSplit/>
+        </w:trPr>
+        <w:tc>
+          <w:tcPr>
+            <w:tcW w:w="4500" w:type="dxa"/>
+            <w:vAlign w:val="center"/>
+          </w:tcPr>
+          <w:p>
+            <w:pPr>
+              <w:spacing w:after="70" w:before="70"/>
+            </w:pPr>
+            <w:r>
+              <w:rPr>
+                <w:rFonts w:ascii="Calibri" w:hAnsi="Calibri"/>
+                <w:sz w:val="18"/>
+              </w:rPr>
+              <w:t xml:space="preserve">Średnia cena skorygowana [zł/m²]</w:t>
+            </w:r>
+          </w:p>
+        </w:tc>
+        <w:tc>
+          <w:tcPr>
+            <w:tcW w:w="4500" w:type="dxa"/>
+            <w:vAlign w:val="center"/>
+          </w:tcPr>
+          <w:p>
+            <w:pPr>
+              <w:spacing w:after="70" w:before="70"/>
+            </w:pPr>
+            <w:r>
+              <w:rPr>
+                <w:rFonts w:ascii="Calibri" w:hAnsi="Calibri"/>
+                <w:sz w:val="18"/>
+              </w:rPr>
+              <w:t xml:space="preserve">{cena_1m2}</w:t>
+            </w:r>
+          </w:p>
+        </w:tc>
+      </w:tr>
+      <w:tr>
+        <w:trPr>
+          <w:cantSplit/>
+        </w:trPr>
+        <w:tc>
+          <w:tcPr>
+            <w:tcW w:w="4500" w:type="dxa"/>
+            <w:vAlign w:val="center"/>
+          </w:tcPr>
+          <w:p>
+            <w:pPr>
+              <w:spacing w:after="70" w:before="70"/>
+            </w:pPr>
+            <w:r>
+              <w:rPr>
+                <w:rFonts w:ascii="Calibri" w:hAnsi="Calibri"/>
+                <w:sz w:val="18"/>
+              </w:rPr>
+              <w:t xml:space="preserve">Powierzchnia użytkowa [m²]</w:t>
+            </w:r>
+          </w:p>
+        </w:tc>
+        <w:tc>
+          <w:tcPr>
+            <w:tcW w:w="4500" w:type="dxa"/>
+            <w:vAlign w:val="center"/>
+          </w:tcPr>
+          <w:p>
+            <w:pPr>
+              <w:spacing w:after="70" w:before="70"/>
+            </w:pPr>
+            <w:r>
+              <w:rPr>
+                <w:rFonts w:ascii="Calibri" w:hAnsi="Calibri"/>
+                <w:sz w:val="18"/>
+              </w:rPr>
+              <w:t xml:space="preserve">{powierzchnia}</w:t>
+            </w:r>
+          </w:p>
+        </w:tc>
+      </w:tr>
+      <w:tr>
+        <w:trPr>
+          <w:cantSplit/>
+        </w:trPr>
+        <w:tc>
+          <w:tcPr>
+            <w:tcW w:w="4500" w:type="dxa"/>
+            <w:vAlign w:val="center"/>
+          </w:tcPr>
+          <w:p>
+            <w:pPr>
+              <w:spacing w:after="70" w:before="70"/>
+            </w:pPr>
+            <w:r>
+              <w:rPr>
+                <w:rFonts w:ascii="Calibri" w:hAnsi="Calibri"/>
+                <w:sz w:val="18"/>
+              </w:rPr>
+              <w:t xml:space="preserve">Wartość przed zaokrągleniem [zł]</w:t>
+            </w:r>
+          </w:p>
+        </w:tc>
+        <w:tc>
+          <w:tcPr>
+            <w:tcW w:w="4500" w:type="dxa"/>
+            <w:vAlign w:val="center"/>
+          </w:tcPr>
+          <w:p>
+            <w:pPr>
+              <w:spacing w:after="70" w:before="70"/>
+            </w:pPr>
+            <w:r>
+              <w:rPr>
+                <w:rFonts w:ascii="Calibri" w:hAnsi="Calibri"/>
+                <w:sz w:val="18"/>
+              </w:rPr>
+              <w:t xml:space="preserve">{wr_dokladna}</w:t>
+            </w:r>
+          </w:p>
+        </w:tc>
+      </w:tr>
+      <w:tr>
+        <w:trPr>
+          <w:cantSplit/>
+        </w:trPr>
+        <w:tc>
+          <w:tcPr>
+            <w:tcW w:w="4500" w:type="dxa"/>
+            <w:vAlign w:val="center"/>
+          </w:tcPr>
+          <w:p>
+            <w:pPr>
+              <w:spacing w:after="70" w:before="70"/>
+            </w:pPr>
+            <w:r>
+              <w:rPr>
+                <w:rFonts w:ascii="Calibri" w:hAnsi="Calibri"/>
+                <w:sz w:val="18"/>
+              </w:rPr>
+              <w:t xml:space="preserve">Wartość po zaokrągleniu [zł]</w:t>
+            </w:r>
+          </w:p>
+        </w:tc>
+        <w:tc>
+          <w:tcPr>
+            <w:tcW w:w="4500" w:type="dxa"/>
+            <w:vAlign w:val="center"/>
+          </w:tcPr>
+          <w:p>
+            <w:pPr>
+              <w:spacing w:after="70" w:before="70"/>
+            </w:pPr>
+            <w:r>
+              <w:rPr>
+                <w:rFonts w:ascii="Calibri" w:hAnsi="Calibri"/>
+                <w:sz w:val="18"/>
+              </w:rPr>
+              <w:t xml:space="preserve">{wr}</w:t>
+            </w:r>
+          </w:p>
+        </w:tc>
+      </w:tr>
+      <w:tr>
+        <w:trPr>
+          <w:cantSplit/>
+        </w:trPr>
+        <w:tc>
+          <w:tcPr>
+            <w:tcW w:w="4500" w:type="dxa"/>
+            <w:vAlign w:val="center"/>
+          </w:tcPr>
+          <w:p>
+            <w:pPr>
+              <w:spacing w:after="70" w:before="70"/>
+            </w:pPr>
+            <w:r>
+              <w:rPr>
+                <w:rFonts w:ascii="Calibri" w:hAnsi="Calibri"/>
+                <w:sz w:val="18"/>
+              </w:rPr>
+              <w:t xml:space="preserve">Słownie</w:t>
+            </w:r>
+          </w:p>
+        </w:tc>
+        <w:tc>
+          <w:tcPr>
+            <w:tcW w:w="4500" w:type="dxa"/>
+            <w:vAlign w:val="center"/>
+          </w:tcPr>
+          <w:p>
+            <w:pPr>
+              <w:spacing w:after="70" w:before="70"/>
+            </w:pPr>
+            <w:r>
+              <w:rPr>
+                <w:rFonts w:ascii="Calibri" w:hAnsi="Calibri"/>
+                <w:sz w:val="18"/>
+              </w:rPr>
+              <w:t xml:space="preserve">{wr_slownie}</w:t>
+            </w:r>
+          </w:p>
+        </w:tc>
+      </w:tr>
+    </w:tbl>
+    <w:p>
+      <w:pPr>
+        <w:spacing w:after="100"/>
+      </w:pPr>
+      <w:r>
+        <w:rPr>
+          <w:rFonts w:ascii="Calibri" w:hAnsi="Calibri"/>
+          <w:sz w:val="22"/>
+        </w:rPr>
+        <w:t xml:space="preserve">Obliczenia wykonano z pełną precyzją; wartości w tabelach przedstawiono do dwóch miejsc po przecinku. Końcową wartość zaokrąglono do 100 zł.</w:t>
+      </w:r>
+    </w:p>
+    <w:p>
+      <w:pPr>
+        <w:spacing w:line="276" w:lineRule="auto"/>
+        <w:jc w:val="both"/>
+        <w:rPr>
+          <w:rFonts w:ascii="Segoe UI" w:hAnsi="Segoe UI" w:cs="Segoe UI"/>
+          <w:b/>
+          <w:i/>
+          <w:color w:val="222222"/>
+          <w:sz w:val="20"/>
+          <w:szCs w:val="20"/>
+          <w:shd w:val="clear" w:color="auto" w:fill="FFFFFF"/>
+        </w:rPr>
+      </w:pPr>
+      <w:r>
+        <w:rPr>
+          <w:rFonts w:ascii="Segoe UI" w:hAnsi="Segoe UI" w:cs="Segoe UI"/>
+          <w:b/>
+          <w:i/>
+          <w:color w:val="222222"/>
+          <w:sz w:val="20"/>
+          <w:szCs w:val="20"/>
+          <w:shd w:val="clear" w:color="auto" w:fill="FFFFFF"/>
+        </w:rPr>
+        <w:lastRenderedPageBreak/>
+        <w:t>Klauzula: W operacie szacunkowym nie ujawnia się danych identyfikujących nieruchomości porównawcze, których ujawnienie wkracza w sferę zastrzeżoną tajemnicą zawodową rzeczoznawcy, zgodnie z wyrokiem SN z dnia 5 kwietnia 2012r. (IICSK 369/11).</w:t>
+      </w:r>
+    </w:p>
+    <w:p>
+      <w:pPr>
+        <w:spacing w:after="100"/>
+      </w:pPr>
+      <w:r>
+        <w:rPr>
+          <w:rFonts w:ascii="Calibri" w:hAnsi="Calibri"/>
+          <w:sz w:val="22"/>
+        </w:rPr>
+        <w:t xml:space="preserve">Źródło: Opracowanie własne.</w:t>
+      </w:r>
+    </w:p>
+    <w:p>
+      <w:pPr>
+        <w:spacing w:after="100"/>
+      </w:pPr>
+      <w:r>
+        <w:rPr>
+          <w:rFonts w:ascii="Calibri" w:hAnsi="Calibri"/>
+          <w:sz w:val="22"/>
+        </w:rPr>
+        <w:t xml:space="preserve">{/metoda_pp}</w:t>
+      </w:r>
     </w:p>
     <w:p>
       <w:pPr>

--- a/apps/web/templates/operat-szablon.docx
+++ b/apps/web/templates/operat-szablon.docx
@@ -16285,10 +16285,10 @@
       </w:tblPr>
       <w:tblGrid>
         <w:gridCol w:w="2339"/>
-        <w:gridCol w:w="716"/>
-        <w:gridCol w:w="1489"/>
-        <w:gridCol w:w="1347"/>
-        <w:gridCol w:w="1358"/>
+        <w:gridCol w:w="1200"/>
+        <w:gridCol w:w="1300"/>
+        <w:gridCol w:w="1200"/>
+        <w:gridCol w:w="1210"/>
         <w:gridCol w:w="1712"/>
       </w:tblGrid>
       <w:tr>
@@ -16327,7 +16327,7 @@
         </w:tc>
         <w:tc>
           <w:tcPr>
-            <w:tcW w:w="716" w:type="dxa"/>
+            <w:tcW w:w="1200" w:type="dxa"/>
             <w:vMerge w:val="restart"/>
           </w:tcPr>
           <w:p>
@@ -16369,7 +16369,7 @@
         </w:tc>
         <w:tc>
           <w:tcPr>
-            <w:tcW w:w="5906" w:type="dxa"/>
+            <w:tcW w:w="5422" w:type="dxa"/>
             <w:gridSpan w:val="4"/>
           </w:tcPr>
           <w:p>
@@ -16422,7 +16422,7 @@
         </w:tc>
         <w:tc>
           <w:tcPr>
-            <w:tcW w:w="716" w:type="dxa"/>
+            <w:tcW w:w="1200" w:type="dxa"/>
             <w:vMerge/>
           </w:tcPr>
           <w:p>
@@ -16439,7 +16439,7 @@
         </w:tc>
         <w:tc>
           <w:tcPr>
-            <w:tcW w:w="1489" w:type="dxa"/>
+            <w:tcW w:w="1300" w:type="dxa"/>
           </w:tcPr>
           <w:p>
             <w:pPr>
@@ -16488,7 +16488,7 @@
         </w:tc>
         <w:tc>
           <w:tcPr>
-            <w:tcW w:w="1347" w:type="dxa"/>
+            <w:tcW w:w="1200" w:type="dxa"/>
           </w:tcPr>
           <w:p>
             <w:pPr>
@@ -16548,7 +16548,7 @@
         </w:tc>
         <w:tc>
           <w:tcPr>
-            <w:tcW w:w="1358" w:type="dxa"/>
+            <w:tcW w:w="1210" w:type="dxa"/>
           </w:tcPr>
           <w:p>
             <w:pPr>
@@ -16681,7 +16681,7 @@
         </w:tc>
         <w:tc>
           <w:tcPr>
-            <w:tcW w:w="716" w:type="dxa"/>
+            <w:tcW w:w="1200" w:type="dxa"/>
             <w:vAlign w:val="bottom"/>
           </w:tcPr>
           <w:p>
@@ -16708,7 +16708,7 @@
         </w:tc>
         <w:tc>
           <w:tcPr>
-            <w:tcW w:w="1489" w:type="dxa"/>
+            <w:tcW w:w="1300" w:type="dxa"/>
             <w:vAlign w:val="bottom"/>
           </w:tcPr>
           <w:p>
@@ -16734,7 +16734,7 @@
         </w:tc>
         <w:tc>
           <w:tcPr>
-            <w:tcW w:w="1347" w:type="dxa"/>
+            <w:tcW w:w="1200" w:type="dxa"/>
           </w:tcPr>
           <w:p>
             <w:pPr>
@@ -16758,7 +16758,7 @@
         </w:tc>
         <w:tc>
           <w:tcPr>
-            <w:tcW w:w="1358" w:type="dxa"/>
+            <w:tcW w:w="1210" w:type="dxa"/>
             <w:vAlign w:val="bottom"/>
           </w:tcPr>
           <w:p>
@@ -16843,7 +16843,7 @@
         </w:tc>
         <w:tc>
           <w:tcPr>
-            <w:tcW w:w="716" w:type="dxa"/>
+            <w:tcW w:w="1200" w:type="dxa"/>
           </w:tcPr>
           <w:p>
             <w:pPr>
@@ -16869,7 +16869,7 @@
         </w:tc>
         <w:tc>
           <w:tcPr>
-            <w:tcW w:w="1489" w:type="dxa"/>
+            <w:tcW w:w="1300" w:type="dxa"/>
           </w:tcPr>
           <w:p>
             <w:pPr>
@@ -16904,7 +16904,7 @@
         </w:tc>
         <w:tc>
           <w:tcPr>
-            <w:tcW w:w="1347" w:type="dxa"/>
+            <w:tcW w:w="1200" w:type="dxa"/>
           </w:tcPr>
           <w:p>
             <w:pPr>
@@ -16930,7 +16930,7 @@
         </w:tc>
         <w:tc>
           <w:tcPr>
-            <w:tcW w:w="1358" w:type="dxa"/>
+            <w:tcW w:w="1210" w:type="dxa"/>
           </w:tcPr>
           <w:p>
             <w:pPr>

--- a/apps/web/templates/operat-szablon.docx
+++ b/apps/web/templates/operat-szablon.docx
@@ -12240,18 +12240,6 @@
     </w:p>
     <w:p>
       <w:pPr>
-        <w:spacing w:after="100"/>
-      </w:pPr>
-      <w:r>
-        <w:rPr>
-          <w:rFonts w:ascii="Calibri" w:hAnsi="Calibri"/>
-          <w:sz w:val="22"/>
-        </w:rPr>
-        <w:t xml:space="preserve">{#metoda_kcs}</w:t>
-      </w:r>
-    </w:p>
-    <w:p>
-      <w:pPr>
         <w:pStyle w:val="Tekstpodstawowy22"/>
         <w:tabs>
           <w:tab w:val="left" w:pos="2268"/>
@@ -12260,17 +12248,84 @@
         <w:jc w:val="both"/>
         <w:rPr>
           <w:rFonts w:ascii="Segoe UI" w:hAnsi="Segoe UI" w:cs="Segoe UI"/>
-          <w:sz w:val="20"/>
-          <w:szCs w:val="20"/>
-        </w:rPr>
-      </w:pPr>
-      <w:r>
-        <w:rPr>
-          <w:rFonts w:ascii="Segoe UI" w:hAnsi="Segoe UI" w:cs="Segoe UI"/>
+          <w:i/>
+          <w:iCs/>
+          <w:sz w:val="20"/>
+          <w:szCs w:val="20"/>
+        </w:rPr>
+      </w:pPr>
+      <w:r>
+        <w:rPr>
+          <w:rFonts w:ascii="Segoe UI" w:hAnsi="Segoe UI" w:cs="Segoe UI"/>
+          <w:bCs/>
           <w:sz w:val="20"/>
           <w:szCs w:val="20"/>
           <w:u w:val="single"/>
         </w:rPr>
+        <w:t>Metoda porównywania parami</w:t>
+      </w:r>
+      <w:r>
+        <w:rPr>
+          <w:rFonts w:ascii="Segoe UI" w:hAnsi="Segoe UI" w:cs="Segoe UI"/>
+          <w:b/>
+          <w:i/>
+          <w:iCs/>
+          <w:sz w:val="20"/>
+          <w:szCs w:val="20"/>
+        </w:rPr>
+        <w:t xml:space="preserve"> </w:t>
+      </w:r>
+      <w:r>
+        <w:rPr>
+          <w:rFonts w:ascii="Segoe UI" w:hAnsi="Segoe UI" w:cs="Segoe UI"/>
+          <w:bCs/>
+          <w:i/>
+          <w:iCs/>
+          <w:sz w:val="20"/>
+          <w:szCs w:val="20"/>
+        </w:rPr>
+        <w:t>–</w:t>
+      </w:r>
+      <w:r>
+        <w:rPr>
+          <w:rFonts w:ascii="Segoe UI" w:hAnsi="Segoe UI" w:cs="Segoe UI"/>
+          <w:i/>
+          <w:iCs/>
+          <w:sz w:val="20"/>
+          <w:szCs w:val="20"/>
+        </w:rPr>
+        <w:t xml:space="preserve"> </w:t>
+      </w:r>
+      <w:r>
+        <w:rPr>
+          <w:rFonts w:ascii="Segoe UI" w:hAnsi="Segoe UI" w:cs="Segoe UI"/>
+          <w:sz w:val="20"/>
+          <w:szCs w:val="20"/>
+        </w:rPr>
+        <w:t>porównuje się nieruchomość będącą przedmiotem wyceny, której cechy są znane, kolejno z nieruchomościami podobnymi, które były przedmiotem obrotu rynkowego               i dla których znane są ceny transakcyjne, warunki zawarcia transakcji oraz cechy tych nieruchomości. Do porównań wybiera się co najmniej trzy nieruchomości ze zbioru nieruchomości podobnych stanowiącego podstawę wyceny. Korekty cen transakcyjnych dokonuje się na podstawie różnic ocen cech rynkowych nieruchomości wycenianej i nieruchomości przyjętych do porównań określonych                     w przyjętych skalach.</w:t>
+      </w:r>
+    </w:p>
+    <w:p>
+      <w:pPr>
+        <w:pStyle w:val="Tekstpodstawowy22"/>
+        <w:tabs>
+          <w:tab w:val="left" w:pos="2268"/>
+        </w:tabs>
+        <w:spacing w:after="0" w:line="276" w:lineRule="auto"/>
+        <w:jc w:val="both"/>
+        <w:rPr>
+          <w:rFonts w:ascii="Segoe UI" w:hAnsi="Segoe UI" w:cs="Segoe UI"/>
+          <w:sz w:val="20"/>
+          <w:szCs w:val="20"/>
+        </w:rPr>
+      </w:pPr>
+      <w:r>
+        <w:rPr>
+          <w:rFonts w:ascii="Segoe UI" w:hAnsi="Segoe UI" w:cs="Segoe UI"/>
+          <w:sz w:val="20"/>
+          <w:szCs w:val="20"/>
+          <w:u w:val="single"/>
+        </w:rPr>
         <w:t>Metoda korygowania ceny średniej</w:t>
       </w:r>
       <w:r>
@@ -12280,6 +12335,64 @@
           <w:szCs w:val="20"/>
         </w:rPr>
         <w:t xml:space="preserve"> – przyjmuje się co najmniej kilkanaście nieruchomości podobnych, które były przedmiotem obrotu rynkowego i dla których znane są ceny transakcyjne, warunki zawarcia transakcji oraz cechy tych nieruchomości. Wartość nieruchomości określa się w drodze korekty średniej ceny nieruchomości podobnych w zbiorze stanowiącym podstawę wyceny współczynnikami korygującymi wynikającymi z oceny wycenianej nieruchomości w odniesieniu do przyjętej skali ocen poszczególnych cech rynkowych, z uwzględnieniem położenia ceny średniej w przedziale pomiędzy ceną minimalną i ceną maksymalną.</w:t>
+      </w:r>
+    </w:p>
+    <w:p>
+      <w:pPr>
+        <w:pStyle w:val="Tekstpodstawowy22"/>
+        <w:tabs>
+          <w:tab w:val="left" w:pos="2268"/>
+        </w:tabs>
+        <w:spacing w:after="0" w:line="276" w:lineRule="auto"/>
+        <w:jc w:val="both"/>
+        <w:rPr>
+          <w:rFonts w:ascii="Segoe UI" w:hAnsi="Segoe UI" w:cs="Segoe UI"/>
+          <w:sz w:val="20"/>
+          <w:szCs w:val="20"/>
+        </w:rPr>
+      </w:pPr>
+      <w:r>
+        <w:rPr>
+          <w:rFonts w:ascii="Segoe UI" w:hAnsi="Segoe UI" w:cs="Segoe UI"/>
+          <w:sz w:val="20"/>
+          <w:szCs w:val="20"/>
+          <w:u w:val="single"/>
+        </w:rPr>
+        <w:t>Metoda analizy statystycznej rynku</w:t>
+      </w:r>
+      <w:r>
+        <w:rPr>
+          <w:rFonts w:ascii="Segoe UI" w:hAnsi="Segoe UI" w:cs="Segoe UI"/>
+          <w:sz w:val="20"/>
+          <w:szCs w:val="20"/>
+        </w:rPr>
+        <w:t xml:space="preserve"> – przyjmuje się zbiór cen transakcyjnych właściwych do określenia wartości nieruchomości reprezentatywnych, o których mowa w art. 161 ust. 2 ustawy. Wartość nieruchomości określa się przy użyciu metod stosowanych do analiz statystycznych. Przy tworzeniu zbioru cen transakcyjnych właściwych do określenia wartości nieruchomości reprezentatywnych przepis § 5 ust. 2 stosuje się odpowiednio.</w:t>
+      </w:r>
+    </w:p>
+    <w:p>
+      <w:pPr>
+        <w:pStyle w:val="Tekstpodstawowywcity2"/>
+        <w:spacing w:after="0" w:line="276" w:lineRule="auto"/>
+        <w:ind w:left="0"/>
+        <w:jc w:val="both"/>
+        <w:rPr>
+          <w:rFonts w:ascii="Segoe UI" w:hAnsi="Segoe UI" w:cs="Segoe UI"/>
+          <w:sz w:val="20"/>
+          <w:szCs w:val="20"/>
+          <w:u w:val="single"/>
+        </w:rPr>
+      </w:pPr>
+    </w:p>
+    <w:p>
+      <w:pPr>
+        <w:spacing w:after="100"/>
+      </w:pPr>
+      <w:r>
+        <w:rPr>
+          <w:rFonts w:ascii="Calibri" w:hAnsi="Calibri"/>
+          <w:sz w:val="22"/>
+        </w:rPr>
+        <w:t xml:space="preserve">{#metoda_kcs}</w:t>
       </w:r>
     </w:p>
     <w:p>
@@ -13215,73 +13328,6 @@
           <w:sz w:val="22"/>
         </w:rPr>
         <w:t xml:space="preserve">{#metoda_pp}</w:t>
-      </w:r>
-    </w:p>
-    <w:p>
-      <w:pPr>
-        <w:pStyle w:val="Tekstpodstawowy22"/>
-        <w:tabs>
-          <w:tab w:val="left" w:pos="2268"/>
-        </w:tabs>
-        <w:spacing w:after="0" w:line="276" w:lineRule="auto"/>
-        <w:jc w:val="both"/>
-        <w:rPr>
-          <w:rFonts w:ascii="Segoe UI" w:hAnsi="Segoe UI" w:cs="Segoe UI"/>
-          <w:i/>
-          <w:iCs/>
-          <w:sz w:val="20"/>
-          <w:szCs w:val="20"/>
-        </w:rPr>
-      </w:pPr>
-      <w:r>
-        <w:rPr>
-          <w:rFonts w:ascii="Segoe UI" w:hAnsi="Segoe UI" w:cs="Segoe UI"/>
-          <w:bCs/>
-          <w:sz w:val="20"/>
-          <w:szCs w:val="20"/>
-          <w:u w:val="single"/>
-        </w:rPr>
-        <w:t>Metoda porównywania parami</w:t>
-      </w:r>
-      <w:r>
-        <w:rPr>
-          <w:rFonts w:ascii="Segoe UI" w:hAnsi="Segoe UI" w:cs="Segoe UI"/>
-          <w:b/>
-          <w:i/>
-          <w:iCs/>
-          <w:sz w:val="20"/>
-          <w:szCs w:val="20"/>
-        </w:rPr>
-        <w:t xml:space="preserve"> </w:t>
-      </w:r>
-      <w:r>
-        <w:rPr>
-          <w:rFonts w:ascii="Segoe UI" w:hAnsi="Segoe UI" w:cs="Segoe UI"/>
-          <w:bCs/>
-          <w:i/>
-          <w:iCs/>
-          <w:sz w:val="20"/>
-          <w:szCs w:val="20"/>
-        </w:rPr>
-        <w:t>–</w:t>
-      </w:r>
-      <w:r>
-        <w:rPr>
-          <w:rFonts w:ascii="Segoe UI" w:hAnsi="Segoe UI" w:cs="Segoe UI"/>
-          <w:i/>
-          <w:iCs/>
-          <w:sz w:val="20"/>
-          <w:szCs w:val="20"/>
-        </w:rPr>
-        <w:t xml:space="preserve"> </w:t>
-      </w:r>
-      <w:r>
-        <w:rPr>
-          <w:rFonts w:ascii="Segoe UI" w:hAnsi="Segoe UI" w:cs="Segoe UI"/>
-          <w:sz w:val="20"/>
-          <w:szCs w:val="20"/>
-        </w:rPr>
-        <w:t>porównuje się nieruchomość będącą przedmiotem wyceny, której cechy są znane, kolejno z nieruchomościami podobnymi, które były przedmiotem obrotu rynkowego               i dla których znane są ceny transakcyjne, warunki zawarcia transakcji oraz cechy tych nieruchomości. Do porównań wybiera się co najmniej trzy nieruchomości ze zbioru nieruchomości podobnych stanowiącego podstawę wyceny. Korekty cen transakcyjnych dokonuje się na podstawie różnic ocen cech rynkowych nieruchomości wycenianej i nieruchomości przyjętych do porównań określonych                     w przyjętych skalach.</w:t>
       </w:r>
     </w:p>
     <w:p>

--- a/apps/web/templates/operat-szablon.docx
+++ b/apps/web/templates/operat-szablon.docx
@@ -12385,18 +12385,6 @@
     </w:p>
     <w:p>
       <w:pPr>
-        <w:spacing w:after="100"/>
-      </w:pPr>
-      <w:r>
-        <w:rPr>
-          <w:rFonts w:ascii="Calibri" w:hAnsi="Calibri"/>
-          <w:sz w:val="22"/>
-        </w:rPr>
-        <w:t xml:space="preserve">{#metoda_kcs}</w:t>
-      </w:r>
-    </w:p>
-    <w:p>
-      <w:pPr>
         <w:pStyle w:val="Tekstpodstawowywcity2"/>
         <w:suppressAutoHyphens w:val="0"/>
         <w:spacing w:after="0" w:line="276" w:lineRule="auto"/>
@@ -12425,7 +12413,7 @@
           <w:szCs w:val="20"/>
           <w:u w:val="single"/>
         </w:rPr>
-        <w:t>korygowania ceny średniej</w:t>
+        <w:t>{metoda_nazwa}</w:t>
       </w:r>
       <w:r>
         <w:rPr>
@@ -12451,6 +12439,18 @@
           <w:u w:val="single"/>
         </w:rPr>
       </w:pPr>
+    </w:p>
+    <w:p>
+      <w:pPr>
+        <w:spacing w:after="100"/>
+      </w:pPr>
+      <w:r>
+        <w:rPr>
+          <w:rFonts w:ascii="Calibri" w:hAnsi="Calibri"/>
+          <w:sz w:val="22"/>
+        </w:rPr>
+        <w:t xml:space="preserve">{#metoda_kcs}</w:t>
+      </w:r>
     </w:p>
     <w:p>
       <w:pPr>
@@ -13332,26 +13332,314 @@
     </w:p>
     <w:p>
       <w:pPr>
-        <w:spacing w:after="100"/>
-      </w:pPr>
-      <w:r>
-        <w:rPr>
-          <w:rFonts w:ascii="Calibri" w:hAnsi="Calibri"/>
-          <w:sz w:val="22"/>
-        </w:rPr>
-        <w:t xml:space="preserve">Dla określenia wartości rynkowej {przedmiot_d} zastosowano podejście porównawcze, metodę porównywania parami.</w:t>
-      </w:r>
-    </w:p>
-    <w:p>
-      <w:pPr>
-        <w:spacing w:after="100"/>
-      </w:pPr>
-      <w:r>
-        <w:rPr>
-          <w:rFonts w:ascii="Calibri" w:hAnsi="Calibri"/>
-          <w:sz w:val="22"/>
-        </w:rPr>
-        <w:t xml:space="preserve">Liczba transakcji przyjętych do porównań: {pp_count}. Oceniono cechy przedmiotu i każdego porównania na przyjętych skalach. Poprawki kwotowe wynikają z rozstępu cen, wag cech i mnożników przyjętych przez rzeczoznawcę. Dodatnia poprawka oznacza przewagę przedmiotu nad porównaniem. Cenę każdego porównania skorygowano o sumę poprawek; średnią cen skorygowanych pomnożono przez powierzchnię przedmiotu.</w:t>
+        <w:spacing w:line="276" w:lineRule="auto"/>
+        <w:jc w:val="both"/>
+        <w:rPr>
+          <w:rFonts w:ascii="Segoe UI" w:hAnsi="Segoe UI" w:cs="Segoe UI"/>
+          <w:sz w:val="20"/>
+          <w:szCs w:val="20"/>
+        </w:rPr>
+      </w:pPr>
+      <w:r>
+        <w:rPr>
+          <w:rFonts w:ascii="Segoe UI" w:hAnsi="Segoe UI" w:cs="Segoe UI"/>
+          <w:b/>
+          <w:sz w:val="20"/>
+          <w:szCs w:val="20"/>
+        </w:rPr>
+        <w:t>Procedura metody porównywania parami</w:t>
+      </w:r>
+      <w:r>
+        <w:rPr>
+          <w:rFonts w:ascii="Segoe UI" w:hAnsi="Segoe UI" w:cs="Segoe UI"/>
+          <w:bCs/>
+          <w:sz w:val="20"/>
+          <w:szCs w:val="20"/>
+        </w:rPr>
+        <w:t xml:space="preserve"> stosownie do założeń Powszechnych Krajowych</w:t>
+      </w:r>
+      <w:r>
+        <w:rPr>
+          <w:rFonts w:ascii="Segoe UI" w:hAnsi="Segoe UI" w:cs="Segoe UI"/>
+          <w:sz w:val="20"/>
+          <w:szCs w:val="20"/>
+        </w:rPr>
+        <w:t xml:space="preserve"> Zasad Wyceny (PKZW) – Noty Interpretacyjnej nr 1 pt. Zastosowanie podejścia porównawczego w wycenie nieruchomości, wygląda następująco:</w:t>
+      </w:r>
+    </w:p>
+    <w:p>
+      <w:pPr>
+        <w:numPr>
+          <w:ilvl w:val="0"/>
+          <w:numId w:val="20"/>
+        </w:numPr>
+        <w:suppressAutoHyphens w:val="0"/>
+        <w:spacing w:line="276" w:lineRule="auto"/>
+        <w:contextualSpacing/>
+        <w:jc w:val="both"/>
+        <w:rPr>
+          <w:rFonts w:ascii="Segoe UI" w:hAnsi="Segoe UI" w:cs="Segoe UI"/>
+          <w:sz w:val="20"/>
+          <w:szCs w:val="20"/>
+        </w:rPr>
+      </w:pPr>
+      <w:r>
+        <w:rPr>
+          <w:rFonts w:ascii="Segoe UI" w:hAnsi="Segoe UI" w:cs="Segoe UI"/>
+          <w:sz w:val="20"/>
+          <w:szCs w:val="20"/>
+        </w:rPr>
+        <w:t>Utworzenie zbioru nieruchomości podobnych, o znanych cenach transakcyjnych i cechach, stanowiącego podstawę wyceny,</w:t>
+      </w:r>
+    </w:p>
+    <w:p>
+      <w:pPr>
+        <w:numPr>
+          <w:ilvl w:val="0"/>
+          <w:numId w:val="20"/>
+        </w:numPr>
+        <w:suppressAutoHyphens w:val="0"/>
+        <w:spacing w:line="276" w:lineRule="auto"/>
+        <w:contextualSpacing/>
+        <w:jc w:val="both"/>
+        <w:rPr>
+          <w:rFonts w:ascii="Segoe UI" w:hAnsi="Segoe UI" w:cs="Segoe UI"/>
+          <w:sz w:val="20"/>
+          <w:szCs w:val="20"/>
+        </w:rPr>
+      </w:pPr>
+      <w:r>
+        <w:rPr>
+          <w:rFonts w:ascii="Segoe UI" w:hAnsi="Segoe UI" w:cs="Segoe UI"/>
+          <w:sz w:val="20"/>
+          <w:szCs w:val="20"/>
+        </w:rPr>
+        <w:t>Aktualizacja cen transakcyjnych na datę wyceny,</w:t>
+      </w:r>
+    </w:p>
+    <w:p>
+      <w:pPr>
+        <w:numPr>
+          <w:ilvl w:val="0"/>
+          <w:numId w:val="20"/>
+        </w:numPr>
+        <w:suppressAutoHyphens w:val="0"/>
+        <w:spacing w:line="276" w:lineRule="auto"/>
+        <w:contextualSpacing/>
+        <w:jc w:val="both"/>
+        <w:rPr>
+          <w:rFonts w:ascii="Segoe UI" w:hAnsi="Segoe UI" w:cs="Segoe UI"/>
+          <w:sz w:val="20"/>
+          <w:szCs w:val="20"/>
+        </w:rPr>
+      </w:pPr>
+      <w:r>
+        <w:rPr>
+          <w:rFonts w:ascii="Segoe UI" w:hAnsi="Segoe UI" w:cs="Segoe UI"/>
+          <w:sz w:val="20"/>
+          <w:szCs w:val="20"/>
+        </w:rPr>
+        <w:t>Ustalenie cech rynkowych wpływających w sposób zasadniczy na zróżnicowanie cen na rynku nieruchomości,</w:t>
+      </w:r>
+    </w:p>
+    <w:p>
+      <w:pPr>
+        <w:numPr>
+          <w:ilvl w:val="0"/>
+          <w:numId w:val="20"/>
+        </w:numPr>
+        <w:suppressAutoHyphens w:val="0"/>
+        <w:spacing w:line="276" w:lineRule="auto"/>
+        <w:contextualSpacing/>
+        <w:jc w:val="both"/>
+        <w:rPr>
+          <w:rFonts w:ascii="Segoe UI" w:hAnsi="Segoe UI" w:cs="Segoe UI"/>
+          <w:sz w:val="20"/>
+          <w:szCs w:val="20"/>
+        </w:rPr>
+      </w:pPr>
+      <w:r>
+        <w:rPr>
+          <w:rFonts w:ascii="Segoe UI" w:hAnsi="Segoe UI" w:cs="Segoe UI"/>
+          <w:sz w:val="20"/>
+          <w:szCs w:val="20"/>
+        </w:rPr>
+        <w:t>Ocena wielkości wpływu cech rynkowych na zróżnicowanie cen transakcyjnych,</w:t>
+      </w:r>
+    </w:p>
+    <w:p>
+      <w:pPr>
+        <w:numPr>
+          <w:ilvl w:val="0"/>
+          <w:numId w:val="20"/>
+        </w:numPr>
+        <w:suppressAutoHyphens w:val="0"/>
+        <w:spacing w:line="276" w:lineRule="auto"/>
+        <w:contextualSpacing/>
+        <w:jc w:val="both"/>
+        <w:rPr>
+          <w:rFonts w:ascii="Segoe UI" w:hAnsi="Segoe UI" w:cs="Segoe UI"/>
+          <w:sz w:val="20"/>
+          <w:szCs w:val="20"/>
+        </w:rPr>
+      </w:pPr>
+      <w:r>
+        <w:rPr>
+          <w:rFonts w:ascii="Segoe UI" w:hAnsi="Segoe UI" w:cs="Segoe UI"/>
+          <w:sz w:val="20"/>
+          <w:szCs w:val="20"/>
+        </w:rPr>
+        <w:t>Ustalenie zakresu skali dla każdej z przyjętych cech rynkowych,</w:t>
+      </w:r>
+    </w:p>
+    <w:p>
+      <w:pPr>
+        <w:numPr>
+          <w:ilvl w:val="0"/>
+          <w:numId w:val="20"/>
+        </w:numPr>
+        <w:suppressAutoHyphens w:val="0"/>
+        <w:spacing w:line="276" w:lineRule="auto"/>
+        <w:contextualSpacing/>
+        <w:jc w:val="both"/>
+        <w:rPr>
+          <w:rFonts w:ascii="Segoe UI" w:hAnsi="Segoe UI" w:cs="Segoe UI"/>
+          <w:sz w:val="20"/>
+          <w:szCs w:val="20"/>
+        </w:rPr>
+      </w:pPr>
+      <w:r>
+        <w:rPr>
+          <w:rFonts w:ascii="Segoe UI" w:hAnsi="Segoe UI" w:cs="Segoe UI"/>
+          <w:sz w:val="20"/>
+          <w:szCs w:val="20"/>
+        </w:rPr>
+        <w:t>Wybór do porównań z utworzonego zbioru nieruchomości, co najmniej trzech nieruchomości najbardziej podobnych pod względem cech rynkowych do nieruchomości stanowiącej przedmiot wyceny, z ich niezbędną charakterystyką,</w:t>
+      </w:r>
+    </w:p>
+    <w:p>
+      <w:pPr>
+        <w:numPr>
+          <w:ilvl w:val="0"/>
+          <w:numId w:val="20"/>
+        </w:numPr>
+        <w:suppressAutoHyphens w:val="0"/>
+        <w:spacing w:line="276" w:lineRule="auto"/>
+        <w:contextualSpacing/>
+        <w:jc w:val="both"/>
+        <w:rPr>
+          <w:rFonts w:ascii="Segoe UI" w:hAnsi="Segoe UI" w:cs="Segoe UI"/>
+          <w:sz w:val="20"/>
+          <w:szCs w:val="20"/>
+        </w:rPr>
+      </w:pPr>
+      <w:r>
+        <w:rPr>
+          <w:rFonts w:ascii="Segoe UI" w:hAnsi="Segoe UI" w:cs="Segoe UI"/>
+          <w:sz w:val="20"/>
+          <w:szCs w:val="20"/>
+        </w:rPr>
+        <w:t>Charakterystyka wycenianej nieruchomości z przedstawieniem jej ocen w odniesieniu do przyjętej skali cech rynkowych,</w:t>
+      </w:r>
+    </w:p>
+    <w:p>
+      <w:pPr>
+        <w:numPr>
+          <w:ilvl w:val="0"/>
+          <w:numId w:val="20"/>
+        </w:numPr>
+        <w:suppressAutoHyphens w:val="0"/>
+        <w:spacing w:line="276" w:lineRule="auto"/>
+        <w:contextualSpacing/>
+        <w:jc w:val="both"/>
+        <w:rPr>
+          <w:rFonts w:ascii="Segoe UI" w:hAnsi="Segoe UI" w:cs="Segoe UI"/>
+          <w:sz w:val="20"/>
+          <w:szCs w:val="20"/>
+        </w:rPr>
+      </w:pPr>
+      <w:r>
+        <w:rPr>
+          <w:rFonts w:ascii="Segoe UI" w:hAnsi="Segoe UI" w:cs="Segoe UI"/>
+          <w:sz w:val="20"/>
+          <w:szCs w:val="20"/>
+        </w:rPr>
+        <w:t>Przeprowadzenie porównań nieruchomości wycenianej kolejno z nieruchomościami wybranymi do wyceny i określenie wielkości poprawek wynikających z różnicy ocen nieruchomości wycenianej i nieruchomości wybranych do porównań,</w:t>
+      </w:r>
+    </w:p>
+    <w:p>
+      <w:pPr>
+        <w:numPr>
+          <w:ilvl w:val="0"/>
+          <w:numId w:val="20"/>
+        </w:numPr>
+        <w:suppressAutoHyphens w:val="0"/>
+        <w:spacing w:line="276" w:lineRule="auto"/>
+        <w:contextualSpacing/>
+        <w:jc w:val="both"/>
+        <w:rPr>
+          <w:rFonts w:ascii="Segoe UI" w:hAnsi="Segoe UI" w:cs="Segoe UI"/>
+          <w:sz w:val="20"/>
+          <w:szCs w:val="20"/>
+        </w:rPr>
+      </w:pPr>
+      <w:r>
+        <w:rPr>
+          <w:rFonts w:ascii="Segoe UI" w:hAnsi="Segoe UI" w:cs="Segoe UI"/>
+          <w:sz w:val="20"/>
+          <w:szCs w:val="20"/>
+        </w:rPr>
+        <w:t>Obliczenie skorygowanej ceny transakcyjnej każdej nieruchomości przyjętej do porównań przy użyciu określonych poprawek,</w:t>
+      </w:r>
+    </w:p>
+    <w:p>
+      <w:pPr>
+        <w:numPr>
+          <w:ilvl w:val="0"/>
+          <w:numId w:val="20"/>
+        </w:numPr>
+        <w:suppressAutoHyphens w:val="0"/>
+        <w:spacing w:line="276" w:lineRule="auto"/>
+        <w:contextualSpacing/>
+        <w:jc w:val="both"/>
+        <w:rPr>
+          <w:rFonts w:ascii="Segoe UI" w:hAnsi="Segoe UI" w:cs="Segoe UI"/>
+          <w:sz w:val="20"/>
+          <w:szCs w:val="20"/>
+        </w:rPr>
+      </w:pPr>
+      <w:r>
+        <w:rPr>
+          <w:rFonts w:ascii="Segoe UI" w:hAnsi="Segoe UI" w:cs="Segoe UI"/>
+          <w:sz w:val="20"/>
+          <w:szCs w:val="20"/>
+        </w:rPr>
+        <w:t>Obliczenie wartości jednostkowej wycenianej nieruchomości jako średniej arytmetycznej z cen transakcyjnych skorygowanych, uzyskanych z porównań w poszczególnych parach, lub średniej ważonej, jeśli wiarygodność otrzymanych wyników jest zróżnicowana,</w:t>
+      </w:r>
+    </w:p>
+    <w:p>
+      <w:pPr>
+        <w:numPr>
+          <w:ilvl w:val="0"/>
+          <w:numId w:val="20"/>
+        </w:numPr>
+        <w:suppressAutoHyphens w:val="0"/>
+        <w:spacing w:line="276" w:lineRule="auto"/>
+        <w:contextualSpacing/>
+        <w:jc w:val="both"/>
+        <w:rPr>
+          <w:rFonts w:ascii="Segoe UI" w:hAnsi="Segoe UI" w:cs="Segoe UI"/>
+          <w:sz w:val="20"/>
+          <w:szCs w:val="20"/>
+        </w:rPr>
+      </w:pPr>
+      <w:r>
+        <w:rPr>
+          <w:rFonts w:ascii="Segoe UI" w:hAnsi="Segoe UI" w:cs="Segoe UI"/>
+          <w:sz w:val="20"/>
+          <w:szCs w:val="20"/>
+        </w:rPr>
+        <w:t>Określenie wartości wycenianej nieruchomości na podstawie iloczynu wartości jednostkowej i liczby jednostek porównawczych (np. m2 powierzchni gruntu, budynku czy lokalu).</w:t>
       </w:r>
     </w:p>
     <w:p>

--- a/apps/web/templates/operat-szablon.docx
+++ b/apps/web/templates/operat-szablon.docx
@@ -12240,18 +12240,6 @@
     </w:p>
     <w:p>
       <w:pPr>
-        <w:spacing w:after="100"/>
-      </w:pPr>
-      <w:r>
-        <w:rPr>
-          <w:rFonts w:ascii="Calibri" w:hAnsi="Calibri"/>
-          <w:sz w:val="22"/>
-        </w:rPr>
-        <w:t xml:space="preserve">{#metoda_kcs}</w:t>
-      </w:r>
-    </w:p>
-    <w:p>
-      <w:pPr>
         <w:pStyle w:val="Tekstpodstawowy22"/>
         <w:tabs>
           <w:tab w:val="left" w:pos="2268"/>
@@ -12260,17 +12248,84 @@
         <w:jc w:val="both"/>
         <w:rPr>
           <w:rFonts w:ascii="Segoe UI" w:hAnsi="Segoe UI" w:cs="Segoe UI"/>
-          <w:sz w:val="20"/>
-          <w:szCs w:val="20"/>
-        </w:rPr>
-      </w:pPr>
-      <w:r>
-        <w:rPr>
-          <w:rFonts w:ascii="Segoe UI" w:hAnsi="Segoe UI" w:cs="Segoe UI"/>
+          <w:i/>
+          <w:iCs/>
+          <w:sz w:val="20"/>
+          <w:szCs w:val="20"/>
+        </w:rPr>
+      </w:pPr>
+      <w:r>
+        <w:rPr>
+          <w:rFonts w:ascii="Segoe UI" w:hAnsi="Segoe UI" w:cs="Segoe UI"/>
+          <w:bCs/>
           <w:sz w:val="20"/>
           <w:szCs w:val="20"/>
           <w:u w:val="single"/>
         </w:rPr>
+        <w:t>Metoda porównywania parami</w:t>
+      </w:r>
+      <w:r>
+        <w:rPr>
+          <w:rFonts w:ascii="Segoe UI" w:hAnsi="Segoe UI" w:cs="Segoe UI"/>
+          <w:b/>
+          <w:i/>
+          <w:iCs/>
+          <w:sz w:val="20"/>
+          <w:szCs w:val="20"/>
+        </w:rPr>
+        <w:t xml:space="preserve"> </w:t>
+      </w:r>
+      <w:r>
+        <w:rPr>
+          <w:rFonts w:ascii="Segoe UI" w:hAnsi="Segoe UI" w:cs="Segoe UI"/>
+          <w:bCs/>
+          <w:i/>
+          <w:iCs/>
+          <w:sz w:val="20"/>
+          <w:szCs w:val="20"/>
+        </w:rPr>
+        <w:t>–</w:t>
+      </w:r>
+      <w:r>
+        <w:rPr>
+          <w:rFonts w:ascii="Segoe UI" w:hAnsi="Segoe UI" w:cs="Segoe UI"/>
+          <w:i/>
+          <w:iCs/>
+          <w:sz w:val="20"/>
+          <w:szCs w:val="20"/>
+        </w:rPr>
+        <w:t xml:space="preserve"> </w:t>
+      </w:r>
+      <w:r>
+        <w:rPr>
+          <w:rFonts w:ascii="Segoe UI" w:hAnsi="Segoe UI" w:cs="Segoe UI"/>
+          <w:sz w:val="20"/>
+          <w:szCs w:val="20"/>
+        </w:rPr>
+        <w:t>porównuje się nieruchomość będącą przedmiotem wyceny, której cechy są znane, kolejno z nieruchomościami podobnymi, które były przedmiotem obrotu rynkowego               i dla których znane są ceny transakcyjne, warunki zawarcia transakcji oraz cechy tych nieruchomości. Do porównań wybiera się co najmniej trzy nieruchomości ze zbioru nieruchomości podobnych stanowiącego podstawę wyceny. Korekty cen transakcyjnych dokonuje się na podstawie różnic ocen cech rynkowych nieruchomości wycenianej i nieruchomości przyjętych do porównań określonych                     w przyjętych skalach.</w:t>
+      </w:r>
+    </w:p>
+    <w:p>
+      <w:pPr>
+        <w:pStyle w:val="Tekstpodstawowy22"/>
+        <w:tabs>
+          <w:tab w:val="left" w:pos="2268"/>
+        </w:tabs>
+        <w:spacing w:after="0" w:line="276" w:lineRule="auto"/>
+        <w:jc w:val="both"/>
+        <w:rPr>
+          <w:rFonts w:ascii="Segoe UI" w:hAnsi="Segoe UI" w:cs="Segoe UI"/>
+          <w:sz w:val="20"/>
+          <w:szCs w:val="20"/>
+        </w:rPr>
+      </w:pPr>
+      <w:r>
+        <w:rPr>
+          <w:rFonts w:ascii="Segoe UI" w:hAnsi="Segoe UI" w:cs="Segoe UI"/>
+          <w:sz w:val="20"/>
+          <w:szCs w:val="20"/>
+          <w:u w:val="single"/>
+        </w:rPr>
         <w:t>Metoda korygowania ceny średniej</w:t>
       </w:r>
       <w:r>
@@ -12281,6 +12336,52 @@
         </w:rPr>
         <w:t xml:space="preserve"> – przyjmuje się co najmniej kilkanaście nieruchomości podobnych, które były przedmiotem obrotu rynkowego i dla których znane są ceny transakcyjne, warunki zawarcia transakcji oraz cechy tych nieruchomości. Wartość nieruchomości określa się w drodze korekty średniej ceny nieruchomości podobnych w zbiorze stanowiącym podstawę wyceny współczynnikami korygującymi wynikającymi z oceny wycenianej nieruchomości w odniesieniu do przyjętej skali ocen poszczególnych cech rynkowych, z uwzględnieniem położenia ceny średniej w przedziale pomiędzy ceną minimalną i ceną maksymalną.</w:t>
       </w:r>
+    </w:p>
+    <w:p>
+      <w:pPr>
+        <w:pStyle w:val="Tekstpodstawowy22"/>
+        <w:tabs>
+          <w:tab w:val="left" w:pos="2268"/>
+        </w:tabs>
+        <w:spacing w:after="0" w:line="276" w:lineRule="auto"/>
+        <w:jc w:val="both"/>
+        <w:rPr>
+          <w:rFonts w:ascii="Segoe UI" w:hAnsi="Segoe UI" w:cs="Segoe UI"/>
+          <w:sz w:val="20"/>
+          <w:szCs w:val="20"/>
+        </w:rPr>
+      </w:pPr>
+      <w:r>
+        <w:rPr>
+          <w:rFonts w:ascii="Segoe UI" w:hAnsi="Segoe UI" w:cs="Segoe UI"/>
+          <w:sz w:val="20"/>
+          <w:szCs w:val="20"/>
+          <w:u w:val="single"/>
+        </w:rPr>
+        <w:t>Metoda analizy statystycznej rynku</w:t>
+      </w:r>
+      <w:r>
+        <w:rPr>
+          <w:rFonts w:ascii="Segoe UI" w:hAnsi="Segoe UI" w:cs="Segoe UI"/>
+          <w:sz w:val="20"/>
+          <w:szCs w:val="20"/>
+        </w:rPr>
+        <w:t xml:space="preserve"> – przyjmuje się zbiór cen transakcyjnych właściwych do określenia wartości nieruchomości reprezentatywnych, o których mowa w art. 161 ust. 2 ustawy. Wartość nieruchomości określa się przy użyciu metod stosowanych do analiz statystycznych. Przy tworzeniu zbioru cen transakcyjnych właściwych do określenia wartości nieruchomości reprezentatywnych przepis § 5 ust. 2 stosuje się odpowiednio.</w:t>
+      </w:r>
+    </w:p>
+    <w:p>
+      <w:pPr>
+        <w:pStyle w:val="Tekstpodstawowywcity2"/>
+        <w:spacing w:after="0" w:line="276" w:lineRule="auto"/>
+        <w:ind w:left="0"/>
+        <w:jc w:val="both"/>
+        <w:rPr>
+          <w:rFonts w:ascii="Segoe UI" w:hAnsi="Segoe UI" w:cs="Segoe UI"/>
+          <w:sz w:val="20"/>
+          <w:szCs w:val="20"/>
+          <w:u w:val="single"/>
+        </w:rPr>
+      </w:pPr>
     </w:p>
     <w:p>
       <w:pPr>
@@ -12312,7 +12413,7 @@
           <w:szCs w:val="20"/>
           <w:u w:val="single"/>
         </w:rPr>
-        <w:t>korygowania ceny średniej</w:t>
+        <w:t>{metoda_nazwa}</w:t>
       </w:r>
       <w:r>
         <w:rPr>
@@ -12338,6 +12439,18 @@
           <w:u w:val="single"/>
         </w:rPr>
       </w:pPr>
+    </w:p>
+    <w:p>
+      <w:pPr>
+        <w:spacing w:after="100"/>
+      </w:pPr>
+      <w:r>
+        <w:rPr>
+          <w:rFonts w:ascii="Calibri" w:hAnsi="Calibri"/>
+          <w:sz w:val="22"/>
+        </w:rPr>
+        <w:t xml:space="preserve">{#metoda_kcs}</w:t>
+      </w:r>
     </w:p>
     <w:p>
       <w:pPr>
@@ -13219,93 +13332,314 @@
     </w:p>
     <w:p>
       <w:pPr>
-        <w:pStyle w:val="Tekstpodstawowy22"/>
-        <w:tabs>
-          <w:tab w:val="left" w:pos="2268"/>
-        </w:tabs>
-        <w:spacing w:after="0" w:line="276" w:lineRule="auto"/>
+        <w:spacing w:line="276" w:lineRule="auto"/>
         <w:jc w:val="both"/>
         <w:rPr>
           <w:rFonts w:ascii="Segoe UI" w:hAnsi="Segoe UI" w:cs="Segoe UI"/>
-          <w:i/>
-          <w:iCs/>
-          <w:sz w:val="20"/>
-          <w:szCs w:val="20"/>
-        </w:rPr>
-      </w:pPr>
+          <w:sz w:val="20"/>
+          <w:szCs w:val="20"/>
+        </w:rPr>
+      </w:pPr>
+      <w:r>
+        <w:rPr>
+          <w:rFonts w:ascii="Segoe UI" w:hAnsi="Segoe UI" w:cs="Segoe UI"/>
+          <w:b/>
+          <w:sz w:val="20"/>
+          <w:szCs w:val="20"/>
+        </w:rPr>
+        <w:t>Procedura metody porównywania parami</w:t>
+      </w:r>
       <w:r>
         <w:rPr>
           <w:rFonts w:ascii="Segoe UI" w:hAnsi="Segoe UI" w:cs="Segoe UI"/>
           <w:bCs/>
           <w:sz w:val="20"/>
           <w:szCs w:val="20"/>
-          <w:u w:val="single"/>
-        </w:rPr>
-        <w:t>Metoda porównywania parami</w:t>
-      </w:r>
-      <w:r>
-        <w:rPr>
-          <w:rFonts w:ascii="Segoe UI" w:hAnsi="Segoe UI" w:cs="Segoe UI"/>
-          <w:b/>
-          <w:i/>
-          <w:iCs/>
-          <w:sz w:val="20"/>
-          <w:szCs w:val="20"/>
-        </w:rPr>
-        <w:t xml:space="preserve"> </w:t>
-      </w:r>
-      <w:r>
-        <w:rPr>
-          <w:rFonts w:ascii="Segoe UI" w:hAnsi="Segoe UI" w:cs="Segoe UI"/>
-          <w:bCs/>
-          <w:i/>
-          <w:iCs/>
-          <w:sz w:val="20"/>
-          <w:szCs w:val="20"/>
-        </w:rPr>
-        <w:t>–</w:t>
-      </w:r>
-      <w:r>
-        <w:rPr>
-          <w:rFonts w:ascii="Segoe UI" w:hAnsi="Segoe UI" w:cs="Segoe UI"/>
-          <w:i/>
-          <w:iCs/>
-          <w:sz w:val="20"/>
-          <w:szCs w:val="20"/>
-        </w:rPr>
-        <w:t xml:space="preserve"> </w:t>
-      </w:r>
-      <w:r>
-        <w:rPr>
-          <w:rFonts w:ascii="Segoe UI" w:hAnsi="Segoe UI" w:cs="Segoe UI"/>
-          <w:sz w:val="20"/>
-          <w:szCs w:val="20"/>
-        </w:rPr>
-        <w:t>porównuje się nieruchomość będącą przedmiotem wyceny, której cechy są znane, kolejno z nieruchomościami podobnymi, które były przedmiotem obrotu rynkowego               i dla których znane są ceny transakcyjne, warunki zawarcia transakcji oraz cechy tych nieruchomości. Do porównań wybiera się co najmniej trzy nieruchomości ze zbioru nieruchomości podobnych stanowiącego podstawę wyceny. Korekty cen transakcyjnych dokonuje się na podstawie różnic ocen cech rynkowych nieruchomości wycenianej i nieruchomości przyjętych do porównań określonych                     w przyjętych skalach.</w:t>
-      </w:r>
-    </w:p>
-    <w:p>
-      <w:pPr>
-        <w:spacing w:after="100"/>
-      </w:pPr>
-      <w:r>
-        <w:rPr>
-          <w:rFonts w:ascii="Calibri" w:hAnsi="Calibri"/>
-          <w:sz w:val="22"/>
-        </w:rPr>
-        <w:t xml:space="preserve">Dla określenia wartości rynkowej {przedmiot_d} zastosowano podejście porównawcze, metodę porównywania parami.</w:t>
-      </w:r>
-    </w:p>
-    <w:p>
-      <w:pPr>
-        <w:spacing w:after="100"/>
-      </w:pPr>
-      <w:r>
-        <w:rPr>
-          <w:rFonts w:ascii="Calibri" w:hAnsi="Calibri"/>
-          <w:sz w:val="22"/>
-        </w:rPr>
-        <w:t xml:space="preserve">Liczba transakcji przyjętych do porównań: {pp_count}. Oceniono cechy przedmiotu i każdego porównania na przyjętych skalach. Poprawki kwotowe wynikają z rozstępu cen, wag cech i mnożników przyjętych przez rzeczoznawcę. Dodatnia poprawka oznacza przewagę przedmiotu nad porównaniem. Cenę każdego porównania skorygowano o sumę poprawek; średnią cen skorygowanych pomnożono przez powierzchnię przedmiotu.</w:t>
+        </w:rPr>
+        <w:t xml:space="preserve"> stosownie do założeń Powszechnych Krajowych</w:t>
+      </w:r>
+      <w:r>
+        <w:rPr>
+          <w:rFonts w:ascii="Segoe UI" w:hAnsi="Segoe UI" w:cs="Segoe UI"/>
+          <w:sz w:val="20"/>
+          <w:szCs w:val="20"/>
+        </w:rPr>
+        <w:t xml:space="preserve"> Zasad Wyceny (PKZW) – Noty Interpretacyjnej nr 1 pt. Zastosowanie podejścia porównawczego w wycenie nieruchomości, wygląda następująco:</w:t>
+      </w:r>
+    </w:p>
+    <w:p>
+      <w:pPr>
+        <w:numPr>
+          <w:ilvl w:val="0"/>
+          <w:numId w:val="20"/>
+        </w:numPr>
+        <w:suppressAutoHyphens w:val="0"/>
+        <w:spacing w:line="276" w:lineRule="auto"/>
+        <w:contextualSpacing/>
+        <w:jc w:val="both"/>
+        <w:rPr>
+          <w:rFonts w:ascii="Segoe UI" w:hAnsi="Segoe UI" w:cs="Segoe UI"/>
+          <w:sz w:val="20"/>
+          <w:szCs w:val="20"/>
+        </w:rPr>
+      </w:pPr>
+      <w:r>
+        <w:rPr>
+          <w:rFonts w:ascii="Segoe UI" w:hAnsi="Segoe UI" w:cs="Segoe UI"/>
+          <w:sz w:val="20"/>
+          <w:szCs w:val="20"/>
+        </w:rPr>
+        <w:t>Utworzenie zbioru nieruchomości podobnych, o znanych cenach transakcyjnych i cechach, stanowiącego podstawę wyceny,</w:t>
+      </w:r>
+    </w:p>
+    <w:p>
+      <w:pPr>
+        <w:numPr>
+          <w:ilvl w:val="0"/>
+          <w:numId w:val="20"/>
+        </w:numPr>
+        <w:suppressAutoHyphens w:val="0"/>
+        <w:spacing w:line="276" w:lineRule="auto"/>
+        <w:contextualSpacing/>
+        <w:jc w:val="both"/>
+        <w:rPr>
+          <w:rFonts w:ascii="Segoe UI" w:hAnsi="Segoe UI" w:cs="Segoe UI"/>
+          <w:sz w:val="20"/>
+          <w:szCs w:val="20"/>
+        </w:rPr>
+      </w:pPr>
+      <w:r>
+        <w:rPr>
+          <w:rFonts w:ascii="Segoe UI" w:hAnsi="Segoe UI" w:cs="Segoe UI"/>
+          <w:sz w:val="20"/>
+          <w:szCs w:val="20"/>
+        </w:rPr>
+        <w:t>Aktualizacja cen transakcyjnych na datę wyceny,</w:t>
+      </w:r>
+    </w:p>
+    <w:p>
+      <w:pPr>
+        <w:numPr>
+          <w:ilvl w:val="0"/>
+          <w:numId w:val="20"/>
+        </w:numPr>
+        <w:suppressAutoHyphens w:val="0"/>
+        <w:spacing w:line="276" w:lineRule="auto"/>
+        <w:contextualSpacing/>
+        <w:jc w:val="both"/>
+        <w:rPr>
+          <w:rFonts w:ascii="Segoe UI" w:hAnsi="Segoe UI" w:cs="Segoe UI"/>
+          <w:sz w:val="20"/>
+          <w:szCs w:val="20"/>
+        </w:rPr>
+      </w:pPr>
+      <w:r>
+        <w:rPr>
+          <w:rFonts w:ascii="Segoe UI" w:hAnsi="Segoe UI" w:cs="Segoe UI"/>
+          <w:sz w:val="20"/>
+          <w:szCs w:val="20"/>
+        </w:rPr>
+        <w:t>Ustalenie cech rynkowych wpływających w sposób zasadniczy na zróżnicowanie cen na rynku nieruchomości,</w:t>
+      </w:r>
+    </w:p>
+    <w:p>
+      <w:pPr>
+        <w:numPr>
+          <w:ilvl w:val="0"/>
+          <w:numId w:val="20"/>
+        </w:numPr>
+        <w:suppressAutoHyphens w:val="0"/>
+        <w:spacing w:line="276" w:lineRule="auto"/>
+        <w:contextualSpacing/>
+        <w:jc w:val="both"/>
+        <w:rPr>
+          <w:rFonts w:ascii="Segoe UI" w:hAnsi="Segoe UI" w:cs="Segoe UI"/>
+          <w:sz w:val="20"/>
+          <w:szCs w:val="20"/>
+        </w:rPr>
+      </w:pPr>
+      <w:r>
+        <w:rPr>
+          <w:rFonts w:ascii="Segoe UI" w:hAnsi="Segoe UI" w:cs="Segoe UI"/>
+          <w:sz w:val="20"/>
+          <w:szCs w:val="20"/>
+        </w:rPr>
+        <w:t>Ocena wielkości wpływu cech rynkowych na zróżnicowanie cen transakcyjnych,</w:t>
+      </w:r>
+    </w:p>
+    <w:p>
+      <w:pPr>
+        <w:numPr>
+          <w:ilvl w:val="0"/>
+          <w:numId w:val="20"/>
+        </w:numPr>
+        <w:suppressAutoHyphens w:val="0"/>
+        <w:spacing w:line="276" w:lineRule="auto"/>
+        <w:contextualSpacing/>
+        <w:jc w:val="both"/>
+        <w:rPr>
+          <w:rFonts w:ascii="Segoe UI" w:hAnsi="Segoe UI" w:cs="Segoe UI"/>
+          <w:sz w:val="20"/>
+          <w:szCs w:val="20"/>
+        </w:rPr>
+      </w:pPr>
+      <w:r>
+        <w:rPr>
+          <w:rFonts w:ascii="Segoe UI" w:hAnsi="Segoe UI" w:cs="Segoe UI"/>
+          <w:sz w:val="20"/>
+          <w:szCs w:val="20"/>
+        </w:rPr>
+        <w:t>Ustalenie zakresu skali dla każdej z przyjętych cech rynkowych,</w:t>
+      </w:r>
+    </w:p>
+    <w:p>
+      <w:pPr>
+        <w:numPr>
+          <w:ilvl w:val="0"/>
+          <w:numId w:val="20"/>
+        </w:numPr>
+        <w:suppressAutoHyphens w:val="0"/>
+        <w:spacing w:line="276" w:lineRule="auto"/>
+        <w:contextualSpacing/>
+        <w:jc w:val="both"/>
+        <w:rPr>
+          <w:rFonts w:ascii="Segoe UI" w:hAnsi="Segoe UI" w:cs="Segoe UI"/>
+          <w:sz w:val="20"/>
+          <w:szCs w:val="20"/>
+        </w:rPr>
+      </w:pPr>
+      <w:r>
+        <w:rPr>
+          <w:rFonts w:ascii="Segoe UI" w:hAnsi="Segoe UI" w:cs="Segoe UI"/>
+          <w:sz w:val="20"/>
+          <w:szCs w:val="20"/>
+        </w:rPr>
+        <w:t>Wybór do porównań z utworzonego zbioru nieruchomości, co najmniej trzech nieruchomości najbardziej podobnych pod względem cech rynkowych do nieruchomości stanowiącej przedmiot wyceny, z ich niezbędną charakterystyką,</w:t>
+      </w:r>
+    </w:p>
+    <w:p>
+      <w:pPr>
+        <w:numPr>
+          <w:ilvl w:val="0"/>
+          <w:numId w:val="20"/>
+        </w:numPr>
+        <w:suppressAutoHyphens w:val="0"/>
+        <w:spacing w:line="276" w:lineRule="auto"/>
+        <w:contextualSpacing/>
+        <w:jc w:val="both"/>
+        <w:rPr>
+          <w:rFonts w:ascii="Segoe UI" w:hAnsi="Segoe UI" w:cs="Segoe UI"/>
+          <w:sz w:val="20"/>
+          <w:szCs w:val="20"/>
+        </w:rPr>
+      </w:pPr>
+      <w:r>
+        <w:rPr>
+          <w:rFonts w:ascii="Segoe UI" w:hAnsi="Segoe UI" w:cs="Segoe UI"/>
+          <w:sz w:val="20"/>
+          <w:szCs w:val="20"/>
+        </w:rPr>
+        <w:t>Charakterystyka wycenianej nieruchomości z przedstawieniem jej ocen w odniesieniu do przyjętej skali cech rynkowych,</w:t>
+      </w:r>
+    </w:p>
+    <w:p>
+      <w:pPr>
+        <w:numPr>
+          <w:ilvl w:val="0"/>
+          <w:numId w:val="20"/>
+        </w:numPr>
+        <w:suppressAutoHyphens w:val="0"/>
+        <w:spacing w:line="276" w:lineRule="auto"/>
+        <w:contextualSpacing/>
+        <w:jc w:val="both"/>
+        <w:rPr>
+          <w:rFonts w:ascii="Segoe UI" w:hAnsi="Segoe UI" w:cs="Segoe UI"/>
+          <w:sz w:val="20"/>
+          <w:szCs w:val="20"/>
+        </w:rPr>
+      </w:pPr>
+      <w:r>
+        <w:rPr>
+          <w:rFonts w:ascii="Segoe UI" w:hAnsi="Segoe UI" w:cs="Segoe UI"/>
+          <w:sz w:val="20"/>
+          <w:szCs w:val="20"/>
+        </w:rPr>
+        <w:t>Przeprowadzenie porównań nieruchomości wycenianej kolejno z nieruchomościami wybranymi do wyceny i określenie wielkości poprawek wynikających z różnicy ocen nieruchomości wycenianej i nieruchomości wybranych do porównań,</w:t>
+      </w:r>
+    </w:p>
+    <w:p>
+      <w:pPr>
+        <w:numPr>
+          <w:ilvl w:val="0"/>
+          <w:numId w:val="20"/>
+        </w:numPr>
+        <w:suppressAutoHyphens w:val="0"/>
+        <w:spacing w:line="276" w:lineRule="auto"/>
+        <w:contextualSpacing/>
+        <w:jc w:val="both"/>
+        <w:rPr>
+          <w:rFonts w:ascii="Segoe UI" w:hAnsi="Segoe UI" w:cs="Segoe UI"/>
+          <w:sz w:val="20"/>
+          <w:szCs w:val="20"/>
+        </w:rPr>
+      </w:pPr>
+      <w:r>
+        <w:rPr>
+          <w:rFonts w:ascii="Segoe UI" w:hAnsi="Segoe UI" w:cs="Segoe UI"/>
+          <w:sz w:val="20"/>
+          <w:szCs w:val="20"/>
+        </w:rPr>
+        <w:t>Obliczenie skorygowanej ceny transakcyjnej każdej nieruchomości przyjętej do porównań przy użyciu określonych poprawek,</w:t>
+      </w:r>
+    </w:p>
+    <w:p>
+      <w:pPr>
+        <w:numPr>
+          <w:ilvl w:val="0"/>
+          <w:numId w:val="20"/>
+        </w:numPr>
+        <w:suppressAutoHyphens w:val="0"/>
+        <w:spacing w:line="276" w:lineRule="auto"/>
+        <w:contextualSpacing/>
+        <w:jc w:val="both"/>
+        <w:rPr>
+          <w:rFonts w:ascii="Segoe UI" w:hAnsi="Segoe UI" w:cs="Segoe UI"/>
+          <w:sz w:val="20"/>
+          <w:szCs w:val="20"/>
+        </w:rPr>
+      </w:pPr>
+      <w:r>
+        <w:rPr>
+          <w:rFonts w:ascii="Segoe UI" w:hAnsi="Segoe UI" w:cs="Segoe UI"/>
+          <w:sz w:val="20"/>
+          <w:szCs w:val="20"/>
+        </w:rPr>
+        <w:t>Obliczenie wartości jednostkowej wycenianej nieruchomości jako średniej arytmetycznej z cen transakcyjnych skorygowanych, uzyskanych z porównań w poszczególnych parach, lub średniej ważonej, jeśli wiarygodność otrzymanych wyników jest zróżnicowana,</w:t>
+      </w:r>
+    </w:p>
+    <w:p>
+      <w:pPr>
+        <w:numPr>
+          <w:ilvl w:val="0"/>
+          <w:numId w:val="20"/>
+        </w:numPr>
+        <w:suppressAutoHyphens w:val="0"/>
+        <w:spacing w:line="276" w:lineRule="auto"/>
+        <w:contextualSpacing/>
+        <w:jc w:val="both"/>
+        <w:rPr>
+          <w:rFonts w:ascii="Segoe UI" w:hAnsi="Segoe UI" w:cs="Segoe UI"/>
+          <w:sz w:val="20"/>
+          <w:szCs w:val="20"/>
+        </w:rPr>
+      </w:pPr>
+      <w:r>
+        <w:rPr>
+          <w:rFonts w:ascii="Segoe UI" w:hAnsi="Segoe UI" w:cs="Segoe UI"/>
+          <w:sz w:val="20"/>
+          <w:szCs w:val="20"/>
+        </w:rPr>
+        <w:t>Określenie wartości wycenianej nieruchomości na podstawie iloczynu wartości jednostkowej i liczby jednostek porównawczych (np. m2 powierzchni gruntu, budynku czy lokalu).</w:t>
       </w:r>
     </w:p>
     <w:p>

--- a/apps/web/templates/operat-szablon.docx
+++ b/apps/web/templates/operat-szablon.docx
@@ -167,7 +167,7 @@
                                 <w:szCs w:val="19"/>
                                 <w:lang w:val="en-US"/>
                               </w:rPr>
-                              <w:t xml:space="preserve">  tel. : (+48) 5</w:t>
+                              <w:t xml:space="preserve">{biuro}</w:t>
                             </w:r>
                             <w:r>
                               <w:rPr>
@@ -177,7 +177,7 @@
                                 <w:szCs w:val="19"/>
                                 <w:lang w:val="en-US"/>
                               </w:rPr>
-                              <w:t>10 606 111</w:t>
+                              <w:t/>
                             </w:r>
                             <w:r>
                               <w:rPr>
@@ -187,7 +187,7 @@
                                 <w:szCs w:val="19"/>
                                 <w:lang w:val="en-US"/>
                               </w:rPr>
-                              <w:t xml:space="preserve">             e-mail: </w:t>
+                              <w:t xml:space="preserve"/>
                             </w:r>
                             <w:hyperlink r:id="rId9" w:history="1">
                               <w:r>
@@ -201,7 +201,7 @@
                                   <w:szCs w:val="19"/>
                                   <w:lang w:val="en-US"/>
                                 </w:rPr>
-                                <w:t>biuro@dembscy.pl</w:t>
+                                <w:t/>
                               </w:r>
                             </w:hyperlink>
                             <w:r>
@@ -212,7 +212,7 @@
                                 <w:szCs w:val="19"/>
                                 <w:lang w:val="en-US"/>
                               </w:rPr>
-                              <w:t xml:space="preserve">              www.dembscy.pl</w:t>
+                              <w:t xml:space="preserve"/>
                             </w:r>
                           </w:p>
                           <w:p>
@@ -555,7 +555,7 @@
                           <w:szCs w:val="19"/>
                           <w:lang w:val="en-US"/>
                         </w:rPr>
-                        <w:t xml:space="preserve">  tel. : (+48) 5</w:t>
+                        <w:t xml:space="preserve">{biuro}</w:t>
                       </w:r>
                       <w:r>
                         <w:rPr>
@@ -565,7 +565,7 @@
                           <w:szCs w:val="19"/>
                           <w:lang w:val="en-US"/>
                         </w:rPr>
-                        <w:t>10 606 111</w:t>
+                        <w:t/>
                       </w:r>
                       <w:r>
                         <w:rPr>
@@ -575,7 +575,7 @@
                           <w:szCs w:val="19"/>
                           <w:lang w:val="en-US"/>
                         </w:rPr>
-                        <w:t xml:space="preserve">             e-mail: </w:t>
+                        <w:t xml:space="preserve"/>
                       </w:r>
                       <w:hyperlink r:id="rId10" w:history="1">
                         <w:r>
@@ -589,7 +589,7 @@
                             <w:szCs w:val="19"/>
                             <w:lang w:val="en-US"/>
                           </w:rPr>
-                          <w:t>biuro@dembscy.pl</w:t>
+                          <w:t/>
                         </w:r>
                       </w:hyperlink>
                       <w:r>
@@ -600,7 +600,7 @@
                           <w:szCs w:val="19"/>
                           <w:lang w:val="en-US"/>
                         </w:rPr>
-                        <w:t xml:space="preserve">              www.dembscy.pl</w:t>
+                        <w:t xml:space="preserve"/>
                       </w:r>
                     </w:p>
                     <w:p>
@@ -1211,7 +1211,7 @@
           <w:szCs w:val="26"/>
           <w:u w:val="single"/>
         </w:rPr>
-        <w:t xml:space="preserve">wg stanu aktualnego </w:t>
+        <w:t xml:space="preserve">wg stanu aktualnego{#obciazenie_bez_uwzglednienia}, bez uwzględnienia obciążenia ograniczonym prawem rzeczowym{/obciazenie_bez_uwzglednienia}</w:t>
       </w:r>
     </w:p>
     <w:p>
@@ -1528,7 +1528,7 @@
           <w:sz w:val="18"/>
           <w:szCs w:val="18"/>
         </w:rPr>
-        <w:t>Aneta Dembska</w:t>
+        <w:t xml:space="preserve">{autor_imie_nazwisko} numer uprawnień {autor_uprawnienia}</w:t>
       </w:r>
       <w:r>
         <w:rPr>
@@ -1538,7 +1538,7 @@
           <w:sz w:val="18"/>
           <w:szCs w:val="18"/>
         </w:rPr>
-        <w:t xml:space="preserve"> numer uprawnień </w:t>
+        <w:t xml:space="preserve"/>
       </w:r>
       <w:r>
         <w:rPr>
@@ -1548,7 +1548,7 @@
           <w:sz w:val="18"/>
           <w:szCs w:val="18"/>
         </w:rPr>
-        <w:t>5667</w:t>
+        <w:t/>
       </w:r>
     </w:p>
     <w:p>
@@ -3670,7 +3670,7 @@
           <w:sz w:val="20"/>
           <w:szCs w:val="20"/>
         </w:rPr>
-        <w:t xml:space="preserve">Wyciąg z operatu szacunkowego {#prawo_wlasnosc}nieruchomości lokalowej obejmującej lokal mieszkalny wraz z udziałem w nieruchomości wspólnej, którą stanowi prawo własności gruntu oraz części budynku i urządzeń, które nie służą wyłącznie do użytku właścicieli poszczególnych lokali w udziale ujawnionym w księdze wieczystej, położonej{/prawo_wlasnosc}{#prawo_spoldzielcze}dotyczącego określenia wartości rynkowej {przedmiot_d}, położonego{/prawo_spoldzielcze} pod adresem: {adres}. </w:t>
+        <w:t xml:space="preserve">Wyciąg z operatu szacunkowego {#prawo_wlasnosc}nieruchomości lokalowej obejmującej lokal mieszkalny wraz z udziałem w nieruchomości wspólnej, którą stanowi prawo własności gruntu oraz części budynku i urządzeń, które nie służą wyłącznie do użytku właścicieli poszczególnych lokali w udziale ujawnionym w księdze wieczystej, położonej{/prawo_wlasnosc}{#prawo_spoldzielcze}dotyczącego określenia wartości rynkowej {przedmiot_d}, położonego{/prawo_spoldzielcze} pod adresem: {adres}{#obciazenie_bez_uwzglednienia}, bez uwzględnienia obciążenia ograniczonym prawem rzeczowym{/obciazenie_bez_uwzglednienia}. </w:t>
       </w:r>
       <w:r>
         <w:rPr>
@@ -4237,7 +4237,7 @@
                 <w:szCs w:val="18"/>
                 <w:lang w:eastAsia="pl-PL"/>
               </w:rPr>
-              <w:t xml:space="preserve">Określenie wartości rynkowej {przedmiot_d}{#prawo_wlasnosc} wraz z udziałem w nieruchomości wspólnej, którą stanowi prawo własności gruntu oraz części budynku i urządzeń, które nie służą wyłącznie do użytku właścicieli poszczególnych lokali w udziale ujawnionym w księdze wieczystej{/prawo_wlasnosc}, wg stanu aktualnego, {#prawo_wlasnosc}położonej{/prawo_wlasnosc}{#prawo_spoldzielcze}położonego{/prawo_spoldzielcze} pod adresem: {adres}.</w:t>
+              <w:t xml:space="preserve">Określenie wartości rynkowej {przedmiot_d}{#prawo_wlasnosc} wraz z udziałem w nieruchomości wspólnej, którą stanowi prawo własności gruntu oraz części budynku i urządzeń, które nie służą wyłącznie do użytku właścicieli poszczególnych lokali w udziale ujawnionym w księdze wieczystej{/prawo_wlasnosc}, wg stanu aktualnego{#obciazenie_bez_uwzglednienia}, bez uwzględnienia obciążenia ograniczonym prawem rzeczowym{/obciazenie_bez_uwzglednienia}, {#prawo_wlasnosc}położonej{/prawo_wlasnosc}{#prawo_spoldzielcze}położonego{/prawo_spoldzielcze} pod adresem: {adres}.</w:t>
             </w:r>
             <w:r>
               <w:rPr>
@@ -5039,7 +5039,7 @@
                 <w:sz w:val="18"/>
                 <w:szCs w:val="18"/>
               </w:rPr>
-              <w:t xml:space="preserve">Określenie wartości rynkowej {przedmiot_d}{#prawo_wlasnosc} o funkcji mieszkalnej{/prawo_wlasnosc}, wg stanu aktualnego dla potrzeb {cel}.</w:t>
+              <w:t xml:space="preserve">Określenie wartości rynkowej {przedmiot_d}{#prawo_wlasnosc} o funkcji mieszkalnej{/prawo_wlasnosc}, wg stanu aktualnego{#obciazenie_bez_uwzglednienia}, bez uwzględnienia obciążenia ograniczonym prawem rzeczowym{/obciazenie_bez_uwzglednienia} dla potrzeb {cel}.</w:t>
             </w:r>
             <w:r>
               <w:rPr>
@@ -5266,7 +5266,7 @@
                 <w:szCs w:val="18"/>
                 <w:u w:val="single"/>
               </w:rPr>
-              <w:t>wg stanu aktualnego</w:t>
+              <w:t xml:space="preserve">wg stanu aktualnego{#obciazenie_bez_uwzglednienia}, bez uwzględnienia obciążenia ograniczonym prawem rzeczowym{/obciazenie_bez_uwzglednienia}</w:t>
             </w:r>
           </w:p>
           <w:p>
@@ -5663,7 +5663,7 @@
                 <w:sz w:val="18"/>
                 <w:szCs w:val="18"/>
               </w:rPr>
-              <w:t>Aneta Dembska</w:t>
+              <w:t xml:space="preserve">{autor_imie_nazwisko}</w:t>
             </w:r>
           </w:p>
           <w:p>
@@ -5699,23 +5699,23 @@
                 <w:sz w:val="18"/>
                 <w:szCs w:val="18"/>
               </w:rPr>
-              <w:t>świadectwo nadania uprawnień zawodowych nr</w:t>
-            </w:r>
-            <w:r>
-              <w:rPr>
-                <w:rFonts w:ascii="Segoe UI" w:hAnsi="Segoe UI" w:cs="Segoe UI"/>
-                <w:sz w:val="18"/>
-                <w:szCs w:val="18"/>
-              </w:rPr>
-              <w:t xml:space="preserve"> </w:t>
-            </w:r>
-            <w:r>
-              <w:rPr>
-                <w:rFonts w:ascii="Segoe UI" w:hAnsi="Segoe UI" w:cs="Segoe UI"/>
-                <w:sz w:val="18"/>
-                <w:szCs w:val="18"/>
-              </w:rPr>
-              <w:t>5667</w:t>
+              <w:t xml:space="preserve">świadectwo nadania uprawnień zawodowych nr {autor_uprawnienia}</w:t>
+            </w:r>
+            <w:r>
+              <w:rPr>
+                <w:rFonts w:ascii="Segoe UI" w:hAnsi="Segoe UI" w:cs="Segoe UI"/>
+                <w:sz w:val="18"/>
+                <w:szCs w:val="18"/>
+              </w:rPr>
+              <w:t xml:space="preserve"/>
+            </w:r>
+            <w:r>
+              <w:rPr>
+                <w:rFonts w:ascii="Segoe UI" w:hAnsi="Segoe UI" w:cs="Segoe UI"/>
+                <w:sz w:val="18"/>
+                <w:szCs w:val="18"/>
+              </w:rPr>
+              <w:t/>
             </w:r>
           </w:p>
         </w:tc>
@@ -6269,7 +6269,7 @@
           <w:sz w:val="20"/>
           <w:szCs w:val="20"/>
         </w:rPr>
-        <w:t xml:space="preserve">Dla nieruchomości gruntowej właściwy sąd rejonowy prowadzi odrębną księgę wieczystą.</w:t>
+        <w:t xml:space="preserve">{#ma_ksiege_gruntu}{#sad_ksiegi_gruntu}Dla nieruchomości gruntowej {sad_ksiegi_gruntu} prowadzi księgę wieczystą nr {nr_ksiegi_gruntu}.{/sad_ksiegi_gruntu}{^sad_ksiegi_gruntu}Dla nieruchomości gruntowej prowadzona jest księga wieczysta nr {nr_ksiegi_gruntu}.{/sad_ksiegi_gruntu}{/ma_ksiege_gruntu}</w:t>
       </w:r>
       <w:r>
         <w:rPr>
@@ -6491,7 +6491,7 @@
           <w:sz w:val="20"/>
           <w:szCs w:val="20"/>
         </w:rPr>
-        <w:t xml:space="preserve">Zakres wyceny obejmuje określenie wartości rynkowej {przedmiot_d}{#prawo_wlasnosc} wraz z udziałem w nieruchomości wspólnej, którą stanowi prawo własności gruntu oraz części budynku i urządzeń, które nie służą wyłącznie do użytku właścicieli poszczególnych lokali w udziale ujawnionym w księdze wieczystej{/prawo_wlasnosc}, wg stanu aktualnego, {#prawo_wlasnosc}położonej{/prawo_wlasnosc}{#prawo_spoldzielcze}położonego{/prawo_spoldzielcze} pod adresem: {adres}.</w:t>
+        <w:t xml:space="preserve">Zakres wyceny obejmuje określenie wartości rynkowej {przedmiot_d}{#prawo_wlasnosc} wraz z udziałem w nieruchomości wspólnej, którą stanowi prawo własności gruntu oraz części budynku i urządzeń, które nie służą wyłącznie do użytku właścicieli poszczególnych lokali w udziale ujawnionym w księdze wieczystej{/prawo_wlasnosc}, wg stanu aktualnego{#obciazenie_bez_uwzglednienia}, bez uwzględnienia obciążenia ograniczonym prawem rzeczowym{/obciazenie_bez_uwzglednienia}, {#prawo_wlasnosc}położonej{/prawo_wlasnosc}{#prawo_spoldzielcze}położonego{/prawo_spoldzielcze} pod adresem: {adres}.</w:t>
       </w:r>
       <w:r>
         <w:rPr>
@@ -6744,7 +6744,7 @@
           <w:sz w:val="20"/>
           <w:szCs w:val="20"/>
         </w:rPr>
-        <w:t xml:space="preserve">Celem wyceny jest określenie wartości rynkowej {przedmiot_d}{#prawo_wlasnosc} o funkcji mieszkalnej{/prawo_wlasnosc}, wg stanu aktualnego dla potrzeb {cel}.</w:t>
+        <w:t xml:space="preserve">Celem wyceny jest określenie wartości rynkowej {przedmiot_d}{#prawo_wlasnosc} o funkcji mieszkalnej{/prawo_wlasnosc}, wg stanu aktualnego{#obciazenie_bez_uwzglednienia}, bez uwzględnienia obciążenia ograniczonym prawem rzeczowym{/obciazenie_bez_uwzglednienia} dla potrzeb {cel}.</w:t>
       </w:r>
       <w:r>
         <w:rPr>
@@ -6883,7 +6883,7 @@
           <w:sz w:val="20"/>
           <w:szCs w:val="20"/>
         </w:rPr>
-        <w:t xml:space="preserve">Wycenę sporządza się na podstawie zlecenia złożonego przez {klient} dla Biura Wyceny Nieruchomości Aneta Dembska z siedzibą w Poznaniu.</w:t>
+        <w:t xml:space="preserve">Wycenę sporządza się na podstawie zlecenia złożonego przez {klient} dla:</w:t>
       </w:r>
       <w:r>
         <w:rPr>
@@ -6997,6 +6997,25 @@
           <w:szCs w:val="20"/>
         </w:rPr>
         <w:t/>
+      </w:r>
+    </w:p>
+    <w:p>
+      <w:pPr>
+        <w:spacing w:line="276" w:lineRule="auto"/>
+        <w:jc w:val="both"/>
+        <w:rPr>
+          <w:rFonts w:ascii="Segoe UI" w:hAnsi="Segoe UI" w:cs="Segoe UI"/>
+          <w:sz w:val="20"/>
+          <w:szCs w:val="20"/>
+        </w:rPr>
+      </w:pPr>
+      <w:r>
+        <w:rPr>
+          <w:rFonts w:ascii="Segoe UI" w:hAnsi="Segoe UI" w:cs="Segoe UI"/>
+          <w:sz w:val="20"/>
+          <w:szCs w:val="20"/>
+        </w:rPr>
+        <w:t xml:space="preserve">{biuro}</w:t>
       </w:r>
     </w:p>
     <w:p>
@@ -7806,6 +7825,11 @@
       </w:r>
     </w:p>
     <w:p>
+      <w:r>
+        <w:t xml:space="preserve">{#kw_badanie}</w:t>
+      </w:r>
+    </w:p>
+    <w:p>
       <w:pPr>
         <w:pStyle w:val="Akapitzlist"/>
         <w:numPr>
@@ -7933,6 +7957,11 @@
           <w:szCs w:val="20"/>
         </w:rPr>
         <w:t/>
+      </w:r>
+    </w:p>
+    <w:p>
+      <w:r>
+        <w:t xml:space="preserve">{/kw_badanie}</w:t>
       </w:r>
     </w:p>
     <w:p>
@@ -8015,6 +8044,11 @@
       </w:r>
     </w:p>
     <w:p>
+      <w:r>
+        <w:t xml:space="preserve">{#ma_akt}</w:t>
+      </w:r>
+    </w:p>
+    <w:p>
       <w:pPr>
         <w:pStyle w:val="Akapitzlist"/>
         <w:numPr>
@@ -8040,7 +8074,12 @@
           <w:sz w:val="20"/>
           <w:szCs w:val="20"/>
         </w:rPr>
-        <w:t xml:space="preserve">Wypis aktu notarialnego – umowa ustanowienia odrębnej własności lokalu i sprzedaży,</w:t>
+        <w:t xml:space="preserve">Wypis aktu notarialnego – {akt_opis},</w:t>
+      </w:r>
+    </w:p>
+    <w:p>
+      <w:r>
+        <w:t xml:space="preserve">{/ma_akt}</w:t>
       </w:r>
     </w:p>
     <w:p>
@@ -9590,7 +9629,7 @@
     </w:p>
     <w:p>
       <w:r>
-        <w:t xml:space="preserve">{#ma_kw}Oznaczenie księgi wieczystej: {nr_kw}. {#kw_stub_odpis}Pełna treść odpisu KW pozostaje w dokumentacji źródłowej rzeczoznawcy.{/kw_stub_odpis}{/ma_kw}{#kw_brak}{klauzula_brak_kw}{/kw_brak}</w:t>
+        <w:t xml:space="preserve">{#ma_kw}Oznaczenie księgi wieczystej: {nr_kw}.{/ma_kw}{#kw_brak}{klauzula_brak_kw}{/kw_brak}</w:t>
       </w:r>
     </w:p>
     <w:p>
@@ -9615,27 +9654,438 @@
     </w:p>
     <w:p>
       <w:r>
-        <w:t xml:space="preserve">{#dzial3_brak}Dział III (prawa, roszczenia i ograniczenia): brak wpisów.{/dzial3_brak}</w:t>
-      </w:r>
-    </w:p>
-    <w:p>
-      <w:r>
-        <w:t xml:space="preserve">{#dzial3_wpisy}Dział III — wpis: {.}{/dzial3_wpisy}</w:t>
-      </w:r>
-    </w:p>
-    <w:p>
-      <w:r>
-        <w:t xml:space="preserve">{#dzial4_brak}Dział IV (hipoteki): brak wpisów.{/dzial4_brak}</w:t>
-      </w:r>
-    </w:p>
-    <w:p>
-      <w:r>
-        <w:t xml:space="preserve">{#dzial4_wpisy}Dział IV — wpis: {.}{/dzial4_wpisy}</w:t>
-      </w:r>
-    </w:p>
-    <w:p>
-      <w:r>
         <w:t xml:space="preserve">{/kw_badanie}</w:t>
+      </w:r>
+    </w:p>
+    <w:p>
+      <w:pPr>
+        <w:pStyle w:val="Tekstpodstawowy22"/>
+      </w:pPr>
+      <w:r>
+        <w:t xml:space="preserve">{#ma_protokol_ksiegi_lokalu}</w:t>
+      </w:r>
+    </w:p>
+    <w:p>
+      <w:pPr>
+        <w:pStyle w:val="Tekstpodstawowy22"/>
+      </w:pPr>
+      <w:r>
+        <w:t xml:space="preserve">{protokol_ksiegi_lokalu}</w:t>
+      </w:r>
+    </w:p>
+    <w:p>
+      <w:pPr>
+        <w:pStyle w:val="Tekstpodstawowy22"/>
+      </w:pPr>
+      <w:r>
+        <w:t xml:space="preserve">{/ma_protokol_ksiegi_lokalu}</w:t>
+      </w:r>
+    </w:p>
+    <w:p>
+      <w:pPr>
+        <w:pStyle w:val="Tekstpodstawowy22"/>
+      </w:pPr>
+      <w:r>
+        <w:t xml:space="preserve">{#ma_tresc_lokalu}</w:t>
+      </w:r>
+    </w:p>
+    <w:tbl>
+      <w:tblPr>
+        <w:tblW w:w="8961" w:type="dxa"/>
+        <w:tblBorders>
+          <w:top w:val="single" w:sz="4" w:space="0" w:color="BFBFBF"/>
+          <w:left w:val="single" w:sz="4" w:space="0" w:color="BFBFBF"/>
+          <w:bottom w:val="single" w:sz="4" w:space="0" w:color="BFBFBF"/>
+          <w:right w:val="single" w:sz="4" w:space="0" w:color="BFBFBF"/>
+          <w:insideH w:val="single" w:sz="4" w:space="0" w:color="BFBFBF"/>
+          <w:insideV w:val="single" w:sz="4" w:space="0" w:color="BFBFBF"/>
+        </w:tblBorders>
+      </w:tblPr>
+      <w:tblGrid>
+        <w:gridCol w:w="3400"/>
+        <w:gridCol w:w="600"/>
+        <w:gridCol w:w="4961"/>
+      </w:tblGrid>
+      <w:tr>
+        <w:tc>
+          <w:tcPr>
+            <w:tcW w:w="3400" w:type="dxa"/>
+          </w:tcPr>
+          <w:p>
+            <w:pPr>
+              <w:pStyle w:val="Tekstpodstawowy"/>
+            </w:pPr>
+            <w:r>
+              <w:rPr>
+                <w:b/>
+                <w:sz w:val="16"/>
+                <w:szCs w:val="16"/>
+              </w:rPr>
+              <w:t xml:space="preserve">{#ksiega_lokalu_wiersze}{#typ == 'dzial'}{kol1}</w:t>
+            </w:r>
+          </w:p>
+        </w:tc>
+        <w:tc>
+          <w:tcPr>
+            <w:tcW w:w="600" w:type="dxa"/>
+          </w:tcPr>
+          <w:p>
+            <w:pPr>
+              <w:pStyle w:val="Tekstpodstawowy"/>
+            </w:pPr>
+            <w:r>
+              <w:rPr>
+                <w:b/>
+                <w:sz w:val="16"/>
+                <w:szCs w:val="16"/>
+              </w:rPr>
+              <w:t xml:space="preserve"/>
+            </w:r>
+          </w:p>
+        </w:tc>
+        <w:tc>
+          <w:tcPr>
+            <w:tcW w:w="4961" w:type="dxa"/>
+          </w:tcPr>
+          <w:p>
+            <w:pPr>
+              <w:pStyle w:val="Tekstpodstawowy"/>
+            </w:pPr>
+            <w:r>
+              <w:rPr>
+                <w:b/>
+                <w:sz w:val="16"/>
+                <w:szCs w:val="16"/>
+              </w:rPr>
+              <w:t xml:space="preserve">{/}</w:t>
+            </w:r>
+          </w:p>
+        </w:tc>
+      </w:tr>
+      <w:tr>
+        <w:tc>
+          <w:tcPr>
+            <w:tcW w:w="3400" w:type="dxa"/>
+          </w:tcPr>
+          <w:p>
+            <w:pPr>
+              <w:pStyle w:val="Tekstpodstawowy"/>
+            </w:pPr>
+            <w:r>
+              <w:rPr>
+                <w:i/>
+                <w:sz w:val="16"/>
+                <w:szCs w:val="16"/>
+              </w:rPr>
+              <w:t xml:space="preserve">{#typ == 'tabela'}{kol1}</w:t>
+            </w:r>
+          </w:p>
+        </w:tc>
+        <w:tc>
+          <w:tcPr>
+            <w:tcW w:w="600" w:type="dxa"/>
+          </w:tcPr>
+          <w:p>
+            <w:pPr>
+              <w:pStyle w:val="Tekstpodstawowy"/>
+            </w:pPr>
+            <w:r>
+              <w:rPr>
+                <w:i/>
+                <w:sz w:val="16"/>
+                <w:szCs w:val="16"/>
+              </w:rPr>
+              <w:t xml:space="preserve"/>
+            </w:r>
+          </w:p>
+        </w:tc>
+        <w:tc>
+          <w:tcPr>
+            <w:tcW w:w="4961" w:type="dxa"/>
+          </w:tcPr>
+          <w:p>
+            <w:pPr>
+              <w:pStyle w:val="Tekstpodstawowy"/>
+            </w:pPr>
+            <w:r>
+              <w:rPr>
+                <w:i/>
+                <w:sz w:val="16"/>
+                <w:szCs w:val="16"/>
+              </w:rPr>
+              <w:t xml:space="preserve">{/}</w:t>
+            </w:r>
+          </w:p>
+        </w:tc>
+      </w:tr>
+      <w:tr>
+        <w:tc>
+          <w:tcPr>
+            <w:tcW w:w="3400" w:type="dxa"/>
+          </w:tcPr>
+          <w:p>
+            <w:pPr>
+              <w:pStyle w:val="Tekstpodstawowy"/>
+            </w:pPr>
+            <w:r>
+              <w:rPr>
+                <w:sz w:val="16"/>
+                <w:szCs w:val="16"/>
+              </w:rPr>
+              <w:t xml:space="preserve">{^typ == 'dzial'}{^typ == 'tabela'}{kol1}</w:t>
+            </w:r>
+          </w:p>
+        </w:tc>
+        <w:tc>
+          <w:tcPr>
+            <w:tcW w:w="600" w:type="dxa"/>
+          </w:tcPr>
+          <w:p>
+            <w:pPr>
+              <w:pStyle w:val="Tekstpodstawowy"/>
+            </w:pPr>
+            <w:r>
+              <w:rPr>
+                <w:sz w:val="16"/>
+                <w:szCs w:val="16"/>
+              </w:rPr>
+              <w:t xml:space="preserve">{kol2}</w:t>
+            </w:r>
+          </w:p>
+        </w:tc>
+        <w:tc>
+          <w:tcPr>
+            <w:tcW w:w="4961" w:type="dxa"/>
+          </w:tcPr>
+          <w:p>
+            <w:pPr>
+              <w:pStyle w:val="Tekstpodstawowy"/>
+            </w:pPr>
+            <w:r>
+              <w:rPr>
+                <w:sz w:val="16"/>
+                <w:szCs w:val="16"/>
+              </w:rPr>
+              <w:t xml:space="preserve">{kol3}{/}{/}{/ksiega_lokalu_wiersze}</w:t>
+            </w:r>
+          </w:p>
+        </w:tc>
+      </w:tr>
+    </w:tbl>
+    <w:p>
+      <w:pPr>
+        <w:pStyle w:val="Tekstpodstawowy22"/>
+      </w:pPr>
+      <w:r>
+        <w:t xml:space="preserve">{/ma_tresc_lokalu}</w:t>
+      </w:r>
+    </w:p>
+    <w:p>
+      <w:pPr>
+        <w:pStyle w:val="Tekstpodstawowy22"/>
+      </w:pPr>
+      <w:r>
+        <w:t xml:space="preserve">{^ma_tresc_lokalu}</w:t>
+      </w:r>
+    </w:p>
+    <w:p>
+      <w:pPr>
+        <w:pStyle w:val="Tekstpodstawowy22"/>
+      </w:pPr>
+      <w:r>
+        <w:t xml:space="preserve">{#dzial3_opis}</w:t>
+      </w:r>
+    </w:p>
+    <w:p>
+      <w:pPr>
+        <w:pStyle w:val="Tekstpodstawowy22"/>
+      </w:pPr>
+      <w:r>
+        <w:t xml:space="preserve">{dzial3_opis}</w:t>
+      </w:r>
+    </w:p>
+    <w:p>
+      <w:pPr>
+        <w:pStyle w:val="Tekstpodstawowy22"/>
+      </w:pPr>
+      <w:r>
+        <w:t xml:space="preserve">{/dzial3_opis}</w:t>
+      </w:r>
+    </w:p>
+    <w:p>
+      <w:pPr>
+        <w:pStyle w:val="Tekstpodstawowy22"/>
+      </w:pPr>
+      <w:r>
+        <w:t xml:space="preserve">{#dzial4_opis}</w:t>
+      </w:r>
+    </w:p>
+    <w:p>
+      <w:pPr>
+        <w:pStyle w:val="Tekstpodstawowy22"/>
+      </w:pPr>
+      <w:r>
+        <w:t xml:space="preserve">{dzial4_opis}</w:t>
+      </w:r>
+    </w:p>
+    <w:p>
+      <w:pPr>
+        <w:pStyle w:val="Tekstpodstawowy22"/>
+      </w:pPr>
+      <w:r>
+        <w:t xml:space="preserve">{/dzial4_opis}</w:t>
+      </w:r>
+    </w:p>
+    <w:p>
+      <w:pPr>
+        <w:pStyle w:val="Tekstpodstawowy22"/>
+      </w:pPr>
+      <w:r>
+        <w:t xml:space="preserve">{#nr_lokalu_kw}</w:t>
+      </w:r>
+    </w:p>
+    <w:p>
+      <w:pPr>
+        <w:pStyle w:val="Tekstpodstawowy22"/>
+      </w:pPr>
+      <w:r>
+        <w:t xml:space="preserve">Numer lokalu wg księgi wieczystej: {nr_lokalu_kw}.</w:t>
+      </w:r>
+    </w:p>
+    <w:p>
+      <w:pPr>
+        <w:pStyle w:val="Tekstpodstawowy22"/>
+      </w:pPr>
+      <w:r>
+        <w:t xml:space="preserve">{/nr_lokalu_kw}</w:t>
+      </w:r>
+    </w:p>
+    <w:p>
+      <w:pPr>
+        <w:pStyle w:val="Tekstpodstawowy22"/>
+      </w:pPr>
+      <w:r>
+        <w:t xml:space="preserve">{/ma_tresc_lokalu}</w:t>
+      </w:r>
+    </w:p>
+    <w:p>
+      <w:pPr>
+        <w:pStyle w:val="Tekstpodstawowy22"/>
+      </w:pPr>
+      <w:r>
+        <w:t xml:space="preserve">{#ma_protokol_ksiegi_gruntu}</w:t>
+      </w:r>
+    </w:p>
+    <w:p>
+      <w:pPr>
+        <w:pStyle w:val="Tekstpodstawowy22"/>
+      </w:pPr>
+      <w:r>
+        <w:t xml:space="preserve">{protokol_ksiegi_gruntu}</w:t>
+      </w:r>
+    </w:p>
+    <w:p>
+      <w:pPr>
+        <w:pStyle w:val="Tekstpodstawowy22"/>
+      </w:pPr>
+      <w:r>
+        <w:t xml:space="preserve">{#dzial3_opis_gruntu}</w:t>
+      </w:r>
+    </w:p>
+    <w:p>
+      <w:pPr>
+        <w:pStyle w:val="Tekstpodstawowy22"/>
+      </w:pPr>
+      <w:r>
+        <w:t xml:space="preserve">{dzial3_opis_gruntu}</w:t>
+      </w:r>
+    </w:p>
+    <w:p>
+      <w:pPr>
+        <w:pStyle w:val="Tekstpodstawowy22"/>
+      </w:pPr>
+      <w:r>
+        <w:t xml:space="preserve">{/dzial3_opis_gruntu}</w:t>
+      </w:r>
+    </w:p>
+    <w:p>
+      <w:pPr>
+        <w:pStyle w:val="Tekstpodstawowy22"/>
+      </w:pPr>
+      <w:r>
+        <w:t xml:space="preserve">{#dzial4_opis_gruntu}</w:t>
+      </w:r>
+    </w:p>
+    <w:p>
+      <w:pPr>
+        <w:pStyle w:val="Tekstpodstawowy22"/>
+      </w:pPr>
+      <w:r>
+        <w:t xml:space="preserve">{dzial4_opis_gruntu}</w:t>
+      </w:r>
+    </w:p>
+    <w:p>
+      <w:pPr>
+        <w:pStyle w:val="Tekstpodstawowy22"/>
+      </w:pPr>
+      <w:r>
+        <w:t xml:space="preserve">{/dzial4_opis_gruntu}</w:t>
+      </w:r>
+    </w:p>
+    <w:p>
+      <w:pPr>
+        <w:pStyle w:val="Tekstpodstawowy22"/>
+      </w:pPr>
+      <w:r>
+        <w:t xml:space="preserve">{/ma_protokol_ksiegi_gruntu}</w:t>
+      </w:r>
+    </w:p>
+    <w:p>
+      <w:pPr>
+        <w:pStyle w:val="Tekstpodstawowy22"/>
+      </w:pPr>
+      <w:r>
+        <w:t xml:space="preserve">{#obciazenie_bez_uwzglednienia}</w:t>
+      </w:r>
+    </w:p>
+    <w:p>
+      <w:pPr>
+        <w:pStyle w:val="Tekstpodstawowy22"/>
+      </w:pPr>
+      <w:r>
+        <w:t xml:space="preserve">Uwaga: w dziale III księgi wieczystej lokalu ujawniony jest wpis ograniczonego prawa rzeczowego. {obciazenie_podstawa} Wartość rynkową określono bez uwzględnienia tego obciążenia.</w:t>
+      </w:r>
+    </w:p>
+    <w:p>
+      <w:pPr>
+        <w:pStyle w:val="Tekstpodstawowy22"/>
+      </w:pPr>
+      <w:r>
+        <w:t xml:space="preserve">{/obciazenie_bez_uwzglednienia}</w:t>
+      </w:r>
+    </w:p>
+    <w:p>
+      <w:pPr>
+        <w:pStyle w:val="Tekstpodstawowy22"/>
+      </w:pPr>
+      <w:r>
+        <w:t xml:space="preserve">{#obciazenie_z_uwzglednieniem}</w:t>
+      </w:r>
+    </w:p>
+    <w:p>
+      <w:pPr>
+        <w:pStyle w:val="Tekstpodstawowy22"/>
+      </w:pPr>
+      <w:r>
+        <w:t xml:space="preserve">Uwaga: w dziale III księgi wieczystej lokalu ujawniony jest wpis ograniczonego prawa rzeczowego. {obciazenie_podstawa} Wartość rynkową określono z uwzględnieniem tego obciążenia.</w:t>
+      </w:r>
+    </w:p>
+    <w:p>
+      <w:pPr>
+        <w:pStyle w:val="Tekstpodstawowy22"/>
+      </w:pPr>
+      <w:r>
+        <w:t xml:space="preserve">{/obciazenie_z_uwzglednieniem}</w:t>
       </w:r>
     </w:p>
     <w:p>
@@ -13489,6 +13939,39 @@
           <w:szCs w:val="20"/>
         </w:rPr>
         <w:t>Wartości końcowe zaokrąglono z dokładnością do pełnych setek złotych.</w:t>
+      </w:r>
+    </w:p>
+    <w:p>
+      <w:r>
+        <w:t xml:space="preserve">{#ma_obciazenie}</w:t>
+      </w:r>
+    </w:p>
+    <w:p>
+      <w:pPr>
+        <w:numPr>
+          <w:ilvl w:val="0"/>
+          <w:numId w:val="13"/>
+        </w:numPr>
+        <w:spacing w:line="276" w:lineRule="auto"/>
+        <w:jc w:val="both"/>
+        <w:rPr>
+          <w:rFonts w:ascii="Segoe UI" w:hAnsi="Segoe UI" w:cs="Segoe UI"/>
+          <w:sz w:val="20"/>
+          <w:szCs w:val="20"/>
+        </w:rPr>
+      </w:pPr>
+      <w:r>
+        <w:rPr>
+          <w:rFonts w:ascii="Segoe UI" w:hAnsi="Segoe UI" w:cs="Segoe UI"/>
+          <w:sz w:val="20"/>
+          <w:szCs w:val="20"/>
+        </w:rPr>
+        <w:t xml:space="preserve">W dziale III księgi wieczystej lokalu ujawniono wpis ograniczonego prawa rzeczowego. {obciazenie_podstawa}</w:t>
+      </w:r>
+    </w:p>
+    <w:p>
+      <w:r>
+        <w:t xml:space="preserve">{/ma_obciazenie}</w:t>
       </w:r>
     </w:p>
     <w:p>
@@ -15906,6 +16389,16 @@
       </w:r>
     </w:p>
     <w:p>
+      <w:r>
+        <w:t xml:space="preserve">{#lokale_cmax}</w:t>
+      </w:r>
+    </w:p>
+    <w:p>
+      <w:r>
+        <w:t xml:space="preserve">{#lokalizacja}</w:t>
+      </w:r>
+    </w:p>
+    <w:p>
       <w:pPr>
         <w:spacing w:line="276" w:lineRule="auto"/>
         <w:jc w:val="both"/>
@@ -15921,12 +16414,17 @@
           <w:sz w:val="20"/>
           <w:szCs w:val="20"/>
         </w:rPr>
-        <w:t xml:space="preserve">Lokal mieszkalny położony jest w analizowanym obszarze rynku.</w:t>
-      </w:r>
-    </w:p>
-    <w:p>
-      <w:r>
-        <w:t xml:space="preserve">{#opis_cmax}</w:t>
+        <w:t xml:space="preserve">Lokal mieszkalny położony jest przy {lokalizacja}.</w:t>
+      </w:r>
+    </w:p>
+    <w:p>
+      <w:r>
+        <w:t xml:space="preserve">{/lokalizacja}</w:t>
+      </w:r>
+    </w:p>
+    <w:p>
+      <w:r>
+        <w:t xml:space="preserve">{#cechy}</w:t>
       </w:r>
     </w:p>
     <w:p>
@@ -15949,12 +16447,17 @@
           <w:sz w:val="20"/>
           <w:szCs w:val="20"/>
         </w:rPr>
-        <w:t xml:space="preserve">{.}</w:t>
-      </w:r>
-    </w:p>
-    <w:p>
-      <w:r>
-        <w:t xml:space="preserve">{/opis_cmax}</w:t>
+        <w:t xml:space="preserve">{nazwa} – {opis},</w:t>
+      </w:r>
+    </w:p>
+    <w:p>
+      <w:r>
+        <w:t xml:space="preserve">{/cechy}</w:t>
+      </w:r>
+    </w:p>
+    <w:p>
+      <w:r>
+        <w:t xml:space="preserve">{/lokale_cmax}</w:t>
       </w:r>
     </w:p>
     <w:p>
@@ -15996,6 +16499,16 @@
       </w:r>
     </w:p>
     <w:p>
+      <w:r>
+        <w:t xml:space="preserve">{#lokale_cmin}</w:t>
+      </w:r>
+    </w:p>
+    <w:p>
+      <w:r>
+        <w:t xml:space="preserve">{#lokalizacja}</w:t>
+      </w:r>
+    </w:p>
+    <w:p>
       <w:pPr>
         <w:spacing w:line="276" w:lineRule="auto"/>
         <w:jc w:val="both"/>
@@ -16011,12 +16524,17 @@
           <w:sz w:val="20"/>
           <w:szCs w:val="20"/>
         </w:rPr>
-        <w:t xml:space="preserve">Lokal mieszkalny położony jest w analizowanym obszarze rynku.</w:t>
-      </w:r>
-    </w:p>
-    <w:p>
-      <w:r>
-        <w:t xml:space="preserve">{#opis_cmin}</w:t>
+        <w:t xml:space="preserve">Lokal mieszkalny położony jest przy {lokalizacja}.</w:t>
+      </w:r>
+    </w:p>
+    <w:p>
+      <w:r>
+        <w:t xml:space="preserve">{/lokalizacja}</w:t>
+      </w:r>
+    </w:p>
+    <w:p>
+      <w:r>
+        <w:t xml:space="preserve">{#cechy}</w:t>
       </w:r>
     </w:p>
     <w:p>
@@ -16039,7 +16557,7 @@
           <w:sz w:val="20"/>
           <w:szCs w:val="20"/>
         </w:rPr>
-        <w:t xml:space="preserve">{.}</w:t>
+        <w:t xml:space="preserve">{nazwa} – {opis},</w:t>
       </w:r>
       <w:r>
         <w:rPr>
@@ -16060,7 +16578,12 @@
     </w:p>
     <w:p>
       <w:r>
-        <w:t xml:space="preserve">{/opis_cmin}</w:t>
+        <w:t xml:space="preserve">{/cechy}</w:t>
+      </w:r>
+    </w:p>
+    <w:p>
+      <w:r>
+        <w:t xml:space="preserve">{/lokale_cmin}</w:t>
       </w:r>
     </w:p>
     <w:p>
@@ -16115,7 +16638,7 @@
           <w:sz w:val="20"/>
           <w:szCs w:val="20"/>
         </w:rPr>
-        <w:t xml:space="preserve">Lokal mieszkalny położony jest w analizowanym obszarze rynku.</w:t>
+        <w:t xml:space="preserve">Lokal mieszkalny położony jest pod adresem: {adres}.</w:t>
       </w:r>
     </w:p>
     <w:p>
@@ -16886,7 +17409,7 @@
                 <w:sz w:val="18"/>
                 <w:szCs w:val="18"/>
               </w:rPr>
-              <w:t>1,000</w:t>
+              <w:t xml:space="preserve">{suma_ui_sr}</w:t>
             </w:r>
           </w:p>
         </w:tc>
@@ -19313,6 +19836,30 @@
     </w:p>
     <w:p>
       <w:pPr>
+        <w:pStyle w:val="Akapitzlist"/>
+      </w:pPr>
+      <w:r>
+        <w:t xml:space="preserve">{#ma_polise}</w:t>
+      </w:r>
+    </w:p>
+    <w:p>
+      <w:pPr>
+        <w:pStyle w:val="Akapitzlist"/>
+      </w:pPr>
+      <w:r>
+        <w:t xml:space="preserve">Kopia polisy ubezpieczeniowej.</w:t>
+      </w:r>
+    </w:p>
+    <w:p>
+      <w:pPr>
+        <w:pStyle w:val="Akapitzlist"/>
+      </w:pPr>
+      <w:r>
+        <w:t xml:space="preserve">{/ma_polise}</w:t>
+      </w:r>
+    </w:p>
+    <w:p>
+      <w:pPr>
         <w:spacing w:line="276" w:lineRule="auto"/>
         <w:jc w:val="both"/>
         <w:rPr>
@@ -19345,6 +19892,55 @@
           <w:szCs w:val="20"/>
         </w:rPr>
       </w:pPr>
+    </w:p>
+    <w:p>
+      <w:pPr>
+        <w:pStyle w:val="Akapitzlist"/>
+      </w:pPr>
+      <w:r>
+        <w:t xml:space="preserve">{#ma_polise}</w:t>
+      </w:r>
+    </w:p>
+    <w:p>
+      <w:pPr>
+        <w:pStyle w:val="Iza1"/>
+        <w:pageBreakBefore/>
+      </w:pPr>
+      <w:r>
+        <w:t xml:space="preserve">Załącznik nr 1</w:t>
+      </w:r>
+    </w:p>
+    <w:p>
+      <w:pPr>
+        <w:pStyle w:val="Akapitzlist"/>
+      </w:pPr>
+      <w:r>
+        <w:t xml:space="preserve">{#polisa_strony}</w:t>
+      </w:r>
+    </w:p>
+    <w:p>
+      <w:pPr>
+        <w:pStyle w:val="Tekstpodstawowy"/>
+      </w:pPr>
+      <w:r>
+        <w:t xml:space="preserve">{%img}</w:t>
+      </w:r>
+    </w:p>
+    <w:p>
+      <w:pPr>
+        <w:pStyle w:val="Akapitzlist"/>
+      </w:pPr>
+      <w:r>
+        <w:t xml:space="preserve">{/polisa_strony}</w:t>
+      </w:r>
+    </w:p>
+    <w:p>
+      <w:pPr>
+        <w:pStyle w:val="Akapitzlist"/>
+      </w:pPr>
+      <w:r>
+        <w:t xml:space="preserve">{/ma_polise}</w:t>
+      </w:r>
     </w:p>
     <w:sectPr>
       <w:footerReference w:type="default" r:id="rId75"/>
@@ -21800,9 +22396,9 @@
       <w:suppressAutoHyphens/>
     </w:pPr>
     <w:rPr>
-      <w:rFonts w:ascii="Arial" w:eastAsia="Calibri" w:hAnsi="Arial" w:cs="Arial"/>
-      <w:sz w:val="22"/>
-      <w:szCs w:val="22"/>
+      <w:rFonts w:ascii="Segoe UI" w:eastAsia="Calibri" w:hAnsi="Segoe UI" w:cs="Segoe UI"/>
+      <w:sz w:val="20"/>
+      <w:szCs w:val="20"/>
       <w:lang w:eastAsia="ar-SA"/>
     </w:rPr>
   </w:style>
@@ -22005,7 +22601,9 @@
       <w:spacing w:after="120"/>
     </w:pPr>
     <w:rPr>
-      <w:rFonts w:cs="Times New Roman"/>
+      <w:rFonts w:cs="Segoe UI" w:ascii="Segoe UI" w:hAnsi="Segoe UI"/>
+      <w:sz w:val="20"/>
+      <w:szCs w:val="20"/>
     </w:rPr>
   </w:style>
   <w:style w:type="character" w:customStyle="1" w:styleId="WW8Num1z0">
@@ -22901,7 +23499,9 @@
       <w:ind w:left="708"/>
     </w:pPr>
     <w:rPr>
-      <w:rFonts w:eastAsia="Times New Roman" w:cs="Times New Roman"/>
+      <w:rFonts w:eastAsia="Times New Roman" w:cs="Segoe UI" w:ascii="Segoe UI" w:hAnsi="Segoe UI"/>
+      <w:sz w:val="20"/>
+      <w:szCs w:val="20"/>
     </w:rPr>
   </w:style>
   <w:style w:type="paragraph" w:customStyle="1" w:styleId="Tekstpodstawowy31">
@@ -22925,9 +23525,9 @@
       <w:spacing w:after="120" w:line="480" w:lineRule="auto"/>
     </w:pPr>
     <w:rPr>
-      <w:rFonts w:ascii="Times New Roman" w:eastAsia="SimSun" w:hAnsi="Times New Roman" w:cs="Times New Roman"/>
-      <w:sz w:val="24"/>
-      <w:szCs w:val="24"/>
+      <w:rFonts w:ascii="Segoe UI" w:eastAsia="SimSun" w:hAnsi="Segoe UI" w:cs="Segoe UI"/>
+      <w:sz w:val="20"/>
+      <w:szCs w:val="20"/>
     </w:rPr>
   </w:style>
   <w:style w:type="paragraph" w:customStyle="1" w:styleId="Tekstpodstawowywcity21">

--- a/apps/web/templates/operat-szablon.docx
+++ b/apps/web/templates/operat-szablon.docx
@@ -7001,20 +7001,9 @@
     </w:p>
     <w:p>
       <w:pPr>
-        <w:spacing w:line="276" w:lineRule="auto"/>
-        <w:jc w:val="both"/>
-        <w:rPr>
-          <w:rFonts w:ascii="Segoe UI" w:hAnsi="Segoe UI" w:cs="Segoe UI"/>
-          <w:sz w:val="20"/>
-          <w:szCs w:val="20"/>
-        </w:rPr>
-      </w:pPr>
-      <w:r>
-        <w:rPr>
-          <w:rFonts w:ascii="Segoe UI" w:hAnsi="Segoe UI" w:cs="Segoe UI"/>
-          <w:sz w:val="20"/>
-          <w:szCs w:val="20"/>
-        </w:rPr>
+        <w:pStyle w:val="Tekstpodstawowy22"/>
+      </w:pPr>
+      <w:r>
         <w:t xml:space="preserve">{biuro}</w:t>
       </w:r>
     </w:p>
@@ -13948,6 +13937,7 @@
     </w:p>
     <w:p>
       <w:pPr>
+        <w:pStyle w:val="Tekstpodstawowy22"/>
         <w:numPr>
           <w:ilvl w:val="0"/>
           <w:numId w:val="13"/>

--- a/apps/web/templates/operat-szablon.docx
+++ b/apps/web/templates/operat-szablon.docx
@@ -30,7 +30,7 @@
                 <wp:positionV relativeFrom="paragraph">
                   <wp:posOffset>127000</wp:posOffset>
                 </wp:positionV>
-                <wp:extent cx="5305425" cy="1064895"/>
+                <wp:extent cx="5305425" cy="1117600"/>
                 <wp:effectExtent l="0" t="0" r="9525" b="1905"/>
                 <wp:wrapTight wrapText="bothSides">
                   <wp:wrapPolygon edited="0">
@@ -54,7 +54,7 @@
                       <wps:spPr bwMode="auto">
                         <a:xfrm>
                           <a:off x="0" y="0"/>
-                          <a:ext cx="5305425" cy="1064895"/>
+                          <a:ext cx="5305425" cy="1117600"/>
                         </a:xfrm>
                         <a:prstGeom prst="rect">
                           <a:avLst/>
@@ -134,23 +134,6 @@
                           </w:p>
                           <w:p>
                             <w:pPr>
-                              <w:jc w:val="center"/>
-                              <w:rPr>
-                                <w:sz w:val="16"/>
-                              </w:rPr>
-                            </w:pPr>
-                          </w:p>
-                          <w:p>
-                            <w:pPr>
-                              <w:rPr>
-                                <w:rFonts w:ascii="Calibri" w:hAnsi="Calibri" w:cs="Calibri"/>
-                                <w:sz w:val="21"/>
-                                <w:szCs w:val="21"/>
-                              </w:rPr>
-                            </w:pPr>
-                          </w:p>
-                          <w:p>
-                            <w:pPr>
                               <w:rPr>
                                 <w:rFonts w:ascii="Segoe UI" w:hAnsi="Segoe UI" w:cs="Segoe UI"/>
                                 <w:b/>
@@ -215,225 +198,10 @@
                               <w:t xml:space="preserve"/>
                             </w:r>
                           </w:p>
-                          <w:p>
-                            <w:pPr>
-                              <w:rPr>
-                                <w:rFonts w:ascii="Calibri" w:hAnsi="Calibri" w:cs="Calibri"/>
-                                <w:b/>
-                                <w:sz w:val="21"/>
-                                <w:szCs w:val="21"/>
-                                <w:lang w:val="en-US"/>
-                              </w:rPr>
-                            </w:pPr>
-                            <w:r>
-                              <w:rPr>
-                                <w:rFonts w:ascii="Segoe UI" w:hAnsi="Segoe UI" w:cs="Segoe UI"/>
-                                <w:b/>
-                                <w:sz w:val="19"/>
-                                <w:szCs w:val="19"/>
-                                <w:lang w:val="en-US"/>
-                              </w:rPr>
-                              <w:tab/>
-                            </w:r>
-                            <w:r>
-                              <w:rPr>
-                                <w:rFonts w:ascii="Segoe UI" w:hAnsi="Segoe UI" w:cs="Segoe UI"/>
-                                <w:b/>
-                                <w:color w:val="5F5F5F"/>
-                                <w:sz w:val="19"/>
-                                <w:szCs w:val="19"/>
-                                <w:lang w:val="en-US"/>
-                              </w:rPr>
-                              <w:tab/>
-                            </w:r>
-                            <w:r>
-                              <w:rPr>
-                                <w:rFonts w:ascii="Segoe UI" w:hAnsi="Segoe UI" w:cs="Segoe UI"/>
-                                <w:b/>
-                                <w:color w:val="5F5F5F"/>
-                                <w:sz w:val="19"/>
-                                <w:szCs w:val="19"/>
-                                <w:lang w:val="en-US"/>
-                              </w:rPr>
-                              <w:tab/>
-                            </w:r>
-                            <w:r>
-                              <w:rPr>
-                                <w:rFonts w:ascii="Segoe UI" w:hAnsi="Segoe UI" w:cs="Segoe UI"/>
-                                <w:b/>
-                                <w:color w:val="5F5F5F"/>
-                                <w:sz w:val="19"/>
-                                <w:szCs w:val="19"/>
-                                <w:lang w:val="en-US"/>
-                              </w:rPr>
-                              <w:tab/>
-                            </w:r>
-                            <w:r>
-                              <w:rPr>
-                                <w:rFonts w:ascii="Segoe UI" w:hAnsi="Segoe UI" w:cs="Segoe UI"/>
-                                <w:b/>
-                                <w:color w:val="5F5F5F"/>
-                                <w:sz w:val="19"/>
-                                <w:szCs w:val="19"/>
-                                <w:lang w:val="en-US"/>
-                              </w:rPr>
-                              <w:tab/>
-                              <w:t xml:space="preserve">  </w:t>
-                            </w:r>
-                          </w:p>
-                          <w:p>
-                            <w:pPr>
-                              <w:rPr>
-                                <w:rFonts w:ascii="Calibri" w:hAnsi="Calibri" w:cs="Calibri"/>
-                                <w:b/>
-                                <w:sz w:val="21"/>
-                                <w:szCs w:val="21"/>
-                                <w:lang w:val="en-US"/>
-                              </w:rPr>
-                            </w:pPr>
-                            <w:r>
-                              <w:rPr>
-                                <w:rFonts w:ascii="Calibri" w:hAnsi="Calibri" w:cs="Calibri"/>
-                                <w:b/>
-                                <w:sz w:val="21"/>
-                                <w:szCs w:val="21"/>
-                                <w:lang w:val="en-US"/>
-                              </w:rPr>
-                              <w:tab/>
-                            </w:r>
-                            <w:r>
-                              <w:rPr>
-                                <w:rFonts w:ascii="Calibri" w:hAnsi="Calibri" w:cs="Calibri"/>
-                                <w:b/>
-                                <w:sz w:val="21"/>
-                                <w:szCs w:val="21"/>
-                                <w:lang w:val="en-US"/>
-                              </w:rPr>
-                              <w:tab/>
-                            </w:r>
-                            <w:r>
-                              <w:rPr>
-                                <w:rFonts w:ascii="Calibri" w:hAnsi="Calibri" w:cs="Calibri"/>
-                                <w:b/>
-                                <w:sz w:val="21"/>
-                                <w:szCs w:val="21"/>
-                                <w:lang w:val="en-US"/>
-                              </w:rPr>
-                              <w:tab/>
-                            </w:r>
-                            <w:r>
-                              <w:rPr>
-                                <w:rFonts w:ascii="Calibri" w:hAnsi="Calibri" w:cs="Calibri"/>
-                                <w:b/>
-                                <w:sz w:val="21"/>
-                                <w:szCs w:val="21"/>
-                                <w:lang w:val="en-US"/>
-                              </w:rPr>
-                              <w:tab/>
-                            </w:r>
-                            <w:r>
-                              <w:rPr>
-                                <w:rFonts w:ascii="Calibri" w:hAnsi="Calibri" w:cs="Calibri"/>
-                                <w:b/>
-                                <w:sz w:val="21"/>
-                                <w:szCs w:val="21"/>
-                                <w:lang w:val="en-US"/>
-                              </w:rPr>
-                              <w:tab/>
-                            </w:r>
-                            <w:r>
-                              <w:rPr>
-                                <w:rFonts w:ascii="Calibri" w:hAnsi="Calibri" w:cs="Calibri"/>
-                                <w:b/>
-                                <w:sz w:val="21"/>
-                                <w:szCs w:val="21"/>
-                                <w:lang w:val="en-US"/>
-                              </w:rPr>
-                              <w:tab/>
-                            </w:r>
-                            <w:r>
-                              <w:rPr>
-                                <w:rFonts w:ascii="Calibri" w:hAnsi="Calibri" w:cs="Calibri"/>
-                                <w:b/>
-                                <w:sz w:val="21"/>
-                                <w:szCs w:val="21"/>
-                                <w:lang w:val="en-US"/>
-                              </w:rPr>
-                              <w:tab/>
-                            </w:r>
-                          </w:p>
-                          <w:p>
-                            <w:pPr>
-                              <w:rPr>
-                                <w:lang w:val="en-US"/>
-                              </w:rPr>
-                            </w:pPr>
-                            <w:r>
-                              <w:rPr>
-                                <w:rFonts w:ascii="Calibri" w:hAnsi="Calibri" w:cs="Calibri"/>
-                                <w:b/>
-                                <w:sz w:val="21"/>
-                                <w:szCs w:val="21"/>
-                                <w:lang w:val="en-US"/>
-                              </w:rPr>
-                              <w:tab/>
-                            </w:r>
-                            <w:r>
-                              <w:rPr>
-                                <w:rFonts w:ascii="Calibri" w:hAnsi="Calibri" w:cs="Calibri"/>
-                                <w:b/>
-                                <w:sz w:val="21"/>
-                                <w:szCs w:val="21"/>
-                                <w:lang w:val="en-US"/>
-                              </w:rPr>
-                              <w:tab/>
-                            </w:r>
-                            <w:r>
-                              <w:rPr>
-                                <w:rFonts w:ascii="Calibri" w:hAnsi="Calibri" w:cs="Calibri"/>
-                                <w:b/>
-                                <w:sz w:val="21"/>
-                                <w:szCs w:val="21"/>
-                                <w:lang w:val="en-US"/>
-                              </w:rPr>
-                              <w:tab/>
-                            </w:r>
-                            <w:r>
-                              <w:rPr>
-                                <w:rFonts w:ascii="Calibri" w:hAnsi="Calibri" w:cs="Calibri"/>
-                                <w:b/>
-                                <w:sz w:val="21"/>
-                                <w:szCs w:val="21"/>
-                                <w:lang w:val="en-US"/>
-                              </w:rPr>
-                              <w:tab/>
-                            </w:r>
-                            <w:r>
-                              <w:rPr>
-                                <w:rFonts w:ascii="Calibri" w:hAnsi="Calibri" w:cs="Calibri"/>
-                                <w:b/>
-                                <w:sz w:val="21"/>
-                                <w:szCs w:val="21"/>
-                                <w:lang w:val="en-US"/>
-                              </w:rPr>
-                              <w:tab/>
-                            </w:r>
-                            <w:r>
-                              <w:rPr>
-                                <w:rFonts w:ascii="Calibri" w:hAnsi="Calibri" w:cs="Calibri"/>
-                                <w:b/>
-                                <w:sz w:val="21"/>
-                                <w:szCs w:val="21"/>
-                                <w:lang w:val="en-US"/>
-                              </w:rPr>
-                              <w:tab/>
-                              <w:t xml:space="preserve">       </w:t>
-                            </w:r>
-                          </w:p>
                         </w:txbxContent>
                       </wps:txbx>
                       <wps:bodyPr rot="0" vert="horz" wrap="square" lIns="0" tIns="0" rIns="0" bIns="0" anchor="t" anchorCtr="0" upright="1">
-                        <a:noAutofit/>
+                        <a:spAutoFit/>
                       </wps:bodyPr>
                     </wps:wsp>
                   </a:graphicData>
@@ -453,8 +221,8 @@
                 <v:stroke joinstyle="miter"/>
                 <v:path gradientshapeok="t" o:connecttype="rect"/>
               </v:shapetype>
-              <v:shape id="Pole tekstowe 31" o:spid="_x0000_s1026" type="#_x0000_t202" style="position:absolute;margin-left:38.65pt;margin-top:10pt;width:417.75pt;height:83.85pt;z-index:-251658238;visibility:visible;mso-wrap-style:square;mso-width-percent:0;mso-height-percent:0;mso-wrap-distance-left:9.05pt;mso-wrap-distance-top:0;mso-wrap-distance-right:9.05pt;mso-wrap-distance-bottom:0;mso-position-horizontal:absolute;mso-position-horizontal-relative:text;mso-position-vertical:absolute;mso-position-vertical-relative:text;mso-width-percent:0;mso-height-percent:0;mso-width-relative:page;mso-height-relative:page;v-text-anchor:top" o:gfxdata="UEsDBBQABgAIAAAAIQC2gziS/gAAAOEBAAATAAAAW0NvbnRlbnRfVHlwZXNdLnhtbJSRQU7DMBBF&#10;90jcwfIWJU67QAgl6YK0S0CoHGBkTxKLZGx5TGhvj5O2G0SRWNoz/78nu9wcxkFMGNg6quQqL6RA&#10;0s5Y6ir5vt9lD1JwBDIwOMJKHpHlpr69KfdHjyxSmriSfYz+USnWPY7AufNIadK6MEJMx9ApD/oD&#10;OlTrorhX2lFEilmcO2RdNtjC5xDF9pCuTyYBB5bi6bQ4syoJ3g9WQ0ymaiLzg5KdCXlKLjvcW893&#10;SUOqXwnz5DrgnHtJTxOsQfEKIT7DmDSUCaxw7Rqn8787ZsmRM9e2VmPeBN4uqYvTtW7jvijg9N/y&#10;JsXecLq0q+WD6m8AAAD//wMAUEsDBBQABgAIAAAAIQA4/SH/1gAAAJQBAAALAAAAX3JlbHMvLnJl&#10;bHOkkMFqwzAMhu+DvYPRfXGawxijTi+j0GvpHsDYimMaW0Yy2fr2M4PBMnrbUb/Q94l/f/hMi1qR&#10;JVI2sOt6UJgd+ZiDgffL8ekFlFSbvV0oo4EbChzGx4f9GRdb25HMsYhqlCwG5lrLq9biZkxWOiqY&#10;22YiTra2kYMu1l1tQD30/bPm3wwYN0x18gb45AdQl1tp5j/sFB2T0FQ7R0nTNEV3j6o9feQzro1i&#10;OWA14Fm+Q8a1a8+Bvu/d/dMb2JY5uiPbhG/ktn4cqGU/er3pcvwCAAD//wMAUEsDBBQABgAIAAAA&#10;IQCrDT087AEAALsDAAAOAAAAZHJzL2Uyb0RvYy54bWysU9tu2zAMfR+wfxD0vtjJmqIz4hRdigwD&#10;ugvQ7QNkWbaFyaJGKbGzrx8lO+m2vhXzg0CJ5CHPIb25HXvDjgq9Blvy5SLnTFkJtbZtyb9/27+5&#10;4cwHYWthwKqSn5Tnt9vXrzaDK9QKOjC1QkYg1heDK3kXgiuyzMtO9cIvwClLzgawF4Gu2GY1ioHQ&#10;e5Ot8vw6GwBrhyCV9/R6Pzn5NuE3jZLhS9N4FZgpOfUW0onprOKZbTeiaFG4Tsu5DfGCLnqhLRW9&#10;QN2LINgB9TOoXksED01YSOgzaBotVeJAbJb5P2weO+FU4kLieHeRyf8/WPn5+Oi+IgvjexhpgImE&#10;dw8gf3hmYdcJ26o7RBg6JWoqvIySZYPzxZwapfaFjyDV8AlqGrI4BEhAY4N9VIV4MkKnAZwuoqsx&#10;MEmP67f5+mq15kySb5lfX928W6caojinO/Thg4KeRaPkSFNN8OL44ENsRxTnkFjNg9H1XhuTLthW&#10;O4PsKGgD9umb0f8KMzYGW4hpE2J8STwjtYlkGKuRnJFvBfWJGCNMG0V/ABkd4C/OBtqmkvufB4GK&#10;M/PRkmpx9c4Gno3qbAgrKbXkgbPJ3IVpRQ8OddsR8jQXC3ekbKMT56cu5j5pQ5IU8zbHFfzznqKe&#10;/rntbwAAAP//AwBQSwMEFAAGAAgAAAAhAEvRB+LeAAAACQEAAA8AAABkcnMvZG93bnJldi54bWxM&#10;j8FOwzAQRO9I/IO1SFwQdRqkpoQ4FbT0BoeWqmc3XpKIeB3ZTpP+PdsTHEczmnlTrCbbiTP60DpS&#10;MJ8lIJAqZ1qqFRy+to9LECFqMrpzhAouGGBV3t4UOjdupB2e97EWXEIh1wqaGPtcylA1aHWYuR6J&#10;vW/nrY4sfS2N1yOX206mSbKQVrfEC43ucd1g9bMfrILFxg/jjtYPm8P7h/7s6/T4djkqdX83vb6A&#10;iDjFvzBc8RkdSmY6uYFMEJ2CLHvipAJeAcH+8zzlKycOLrMMZFnI/w/KXwAAAP//AwBQSwECLQAU&#10;AAYACAAAACEAtoM4kv4AAADhAQAAEwAAAAAAAAAAAAAAAAAAAAAAW0NvbnRlbnRfVHlwZXNdLnht&#10;bFBLAQItABQABgAIAAAAIQA4/SH/1gAAAJQBAAALAAAAAAAAAAAAAAAAAC8BAABfcmVscy8ucmVs&#10;c1BLAQItABQABgAIAAAAIQCrDT087AEAALsDAAAOAAAAAAAAAAAAAAAAAC4CAABkcnMvZTJvRG9j&#10;LnhtbFBLAQItABQABgAIAAAAIQBL0Qfi3gAAAAkBAAAPAAAAAAAAAAAAAAAAAEYEAABkcnMvZG93&#10;bnJldi54bWxQSwUGAAAAAAQABADzAAAAUQUAAAAA&#10;" stroked="f">
-                <v:textbox inset="0,0,0,0">
+              <v:shape id="Pole tekstowe 31" o:spid="_x0000_s1026" type="#_x0000_t202" style="position:absolute;margin-left:38.65pt;margin-top:10pt;width:417.75pt;height:88.0pt;z-index:-251658238;visibility:visible;mso-wrap-style:square;mso-width-percent:0;mso-height-percent:0;mso-wrap-distance-left:9.05pt;mso-wrap-distance-top:0;mso-wrap-distance-right:9.05pt;mso-wrap-distance-bottom:0;mso-position-horizontal:absolute;mso-position-horizontal-relative:text;mso-position-vertical:absolute;mso-position-vertical-relative:text;mso-width-percent:0;mso-height-percent:0;mso-width-relative:page;mso-height-relative:page;v-text-anchor:top" o:gfxdata="UEsDBBQABgAIAAAAIQC2gziS/gAAAOEBAAATAAAAW0NvbnRlbnRfVHlwZXNdLnhtbJSRQU7DMBBF&#10;90jcwfIWJU67QAgl6YK0S0CoHGBkTxKLZGx5TGhvj5O2G0SRWNoz/78nu9wcxkFMGNg6quQqL6RA&#10;0s5Y6ir5vt9lD1JwBDIwOMJKHpHlpr69KfdHjyxSmriSfYz+USnWPY7AufNIadK6MEJMx9ApD/oD&#10;OlTrorhX2lFEilmcO2RdNtjC5xDF9pCuTyYBB5bi6bQ4syoJ3g9WQ0ymaiLzg5KdCXlKLjvcW893&#10;SUOqXwnz5DrgnHtJTxOsQfEKIT7DmDSUCaxw7Rqn8787ZsmRM9e2VmPeBN4uqYvTtW7jvijg9N/y&#10;JsXecLq0q+WD6m8AAAD//wMAUEsDBBQABgAIAAAAIQA4/SH/1gAAAJQBAAALAAAAX3JlbHMvLnJl&#10;bHOkkMFqwzAMhu+DvYPRfXGawxijTi+j0GvpHsDYimMaW0Yy2fr2M4PBMnrbUb/Q94l/f/hMi1qR&#10;JVI2sOt6UJgd+ZiDgffL8ekFlFSbvV0oo4EbChzGx4f9GRdb25HMsYhqlCwG5lrLq9biZkxWOiqY&#10;22YiTra2kYMu1l1tQD30/bPm3wwYN0x18gb45AdQl1tp5j/sFB2T0FQ7R0nTNEV3j6o9feQzro1i&#10;OWA14Fm+Q8a1a8+Bvu/d/dMb2JY5uiPbhG/ktn4cqGU/er3pcvwCAAD//wMAUEsDBBQABgAIAAAA&#10;IQCrDT087AEAALsDAAAOAAAAZHJzL2Uyb0RvYy54bWysU9tu2zAMfR+wfxD0vtjJmqIz4hRdigwD&#10;ugvQ7QNkWbaFyaJGKbGzrx8lO+m2vhXzg0CJ5CHPIb25HXvDjgq9Blvy5SLnTFkJtbZtyb9/27+5&#10;4cwHYWthwKqSn5Tnt9vXrzaDK9QKOjC1QkYg1heDK3kXgiuyzMtO9cIvwClLzgawF4Gu2GY1ioHQ&#10;e5Ot8vw6GwBrhyCV9/R6Pzn5NuE3jZLhS9N4FZgpOfUW0onprOKZbTeiaFG4Tsu5DfGCLnqhLRW9&#10;QN2LINgB9TOoXksED01YSOgzaBotVeJAbJb5P2weO+FU4kLieHeRyf8/WPn5+Oi+IgvjexhpgImE&#10;dw8gf3hmYdcJ26o7RBg6JWoqvIySZYPzxZwapfaFjyDV8AlqGrI4BEhAY4N9VIV4MkKnAZwuoqsx&#10;MEmP67f5+mq15kySb5lfX928W6caojinO/Thg4KeRaPkSFNN8OL44ENsRxTnkFjNg9H1XhuTLthW&#10;O4PsKGgD9umb0f8KMzYGW4hpE2J8STwjtYlkGKuRnJFvBfWJGCNMG0V/ABkd4C/OBtqmkvufB4GK&#10;M/PRkmpx9c4Gno3qbAgrKbXkgbPJ3IVpRQ8OddsR8jQXC3ekbKMT56cu5j5pQ5IU8zbHFfzznqKe&#10;/rntbwAAAP//AwBQSwMEFAAGAAgAAAAhAEvRB+LeAAAACQEAAA8AAABkcnMvZG93bnJldi54bWxM&#10;j8FOwzAQRO9I/IO1SFwQdRqkpoQ4FbT0BoeWqmc3XpKIeB3ZTpP+PdsTHEczmnlTrCbbiTP60DpS&#10;MJ8lIJAqZ1qqFRy+to9LECFqMrpzhAouGGBV3t4UOjdupB2e97EWXEIh1wqaGPtcylA1aHWYuR6J&#10;vW/nrY4sfS2N1yOX206mSbKQVrfEC43ucd1g9bMfrILFxg/jjtYPm8P7h/7s6/T4djkqdX83vb6A&#10;iDjFvzBc8RkdSmY6uYFMEJ2CLHvipAJeAcH+8zzlKycOLrMMZFnI/w/KXwAAAP//AwBQSwECLQAU&#10;AAYACAAAACEAtoM4kv4AAADhAQAAEwAAAAAAAAAAAAAAAAAAAAAAW0NvbnRlbnRfVHlwZXNdLnht&#10;bFBLAQItABQABgAIAAAAIQA4/SH/1gAAAJQBAAALAAAAAAAAAAAAAAAAAC8BAABfcmVscy8ucmVs&#10;c1BLAQItABQABgAIAAAAIQCrDT087AEAALsDAAAOAAAAAAAAAAAAAAAAAC4CAABkcnMvZTJvRG9j&#10;LnhtbFBLAQItABQABgAIAAAAIQBL0Qfi3gAAAAkBAAAPAAAAAAAAAAAAAAAAAEYEAABkcnMvZG93&#10;bnJldi54bWxQSwUGAAAAAAQABADzAAAAUQUAAAAA&#10;" stroked="f">
+                <v:textbox inset="0,0,0,0" style="mso-fit-shape-to-text:t">
                   <w:txbxContent>
                     <w:p>
                       <w:pPr>
@@ -522,23 +290,6 @@
                     </w:p>
                     <w:p>
                       <w:pPr>
-                        <w:jc w:val="center"/>
-                        <w:rPr>
-                          <w:sz w:val="16"/>
-                        </w:rPr>
-                      </w:pPr>
-                    </w:p>
-                    <w:p>
-                      <w:pPr>
-                        <w:rPr>
-                          <w:rFonts w:ascii="Calibri" w:hAnsi="Calibri" w:cs="Calibri"/>
-                          <w:sz w:val="21"/>
-                          <w:szCs w:val="21"/>
-                        </w:rPr>
-                      </w:pPr>
-                    </w:p>
-                    <w:p>
-                      <w:pPr>
                         <w:rPr>
                           <w:rFonts w:ascii="Segoe UI" w:hAnsi="Segoe UI" w:cs="Segoe UI"/>
                           <w:b/>
@@ -601,221 +352,6 @@
                           <w:lang w:val="en-US"/>
                         </w:rPr>
                         <w:t xml:space="preserve"/>
-                      </w:r>
-                    </w:p>
-                    <w:p>
-                      <w:pPr>
-                        <w:rPr>
-                          <w:rFonts w:ascii="Calibri" w:hAnsi="Calibri" w:cs="Calibri"/>
-                          <w:b/>
-                          <w:sz w:val="21"/>
-                          <w:szCs w:val="21"/>
-                          <w:lang w:val="en-US"/>
-                        </w:rPr>
-                      </w:pPr>
-                      <w:r>
-                        <w:rPr>
-                          <w:rFonts w:ascii="Segoe UI" w:hAnsi="Segoe UI" w:cs="Segoe UI"/>
-                          <w:b/>
-                          <w:sz w:val="19"/>
-                          <w:szCs w:val="19"/>
-                          <w:lang w:val="en-US"/>
-                        </w:rPr>
-                        <w:tab/>
-                      </w:r>
-                      <w:r>
-                        <w:rPr>
-                          <w:rFonts w:ascii="Segoe UI" w:hAnsi="Segoe UI" w:cs="Segoe UI"/>
-                          <w:b/>
-                          <w:color w:val="5F5F5F"/>
-                          <w:sz w:val="19"/>
-                          <w:szCs w:val="19"/>
-                          <w:lang w:val="en-US"/>
-                        </w:rPr>
-                        <w:tab/>
-                      </w:r>
-                      <w:r>
-                        <w:rPr>
-                          <w:rFonts w:ascii="Segoe UI" w:hAnsi="Segoe UI" w:cs="Segoe UI"/>
-                          <w:b/>
-                          <w:color w:val="5F5F5F"/>
-                          <w:sz w:val="19"/>
-                          <w:szCs w:val="19"/>
-                          <w:lang w:val="en-US"/>
-                        </w:rPr>
-                        <w:tab/>
-                      </w:r>
-                      <w:r>
-                        <w:rPr>
-                          <w:rFonts w:ascii="Segoe UI" w:hAnsi="Segoe UI" w:cs="Segoe UI"/>
-                          <w:b/>
-                          <w:color w:val="5F5F5F"/>
-                          <w:sz w:val="19"/>
-                          <w:szCs w:val="19"/>
-                          <w:lang w:val="en-US"/>
-                        </w:rPr>
-                        <w:tab/>
-                      </w:r>
-                      <w:r>
-                        <w:rPr>
-                          <w:rFonts w:ascii="Segoe UI" w:hAnsi="Segoe UI" w:cs="Segoe UI"/>
-                          <w:b/>
-                          <w:color w:val="5F5F5F"/>
-                          <w:sz w:val="19"/>
-                          <w:szCs w:val="19"/>
-                          <w:lang w:val="en-US"/>
-                        </w:rPr>
-                        <w:tab/>
-                        <w:t xml:space="preserve">  </w:t>
-                      </w:r>
-                    </w:p>
-                    <w:p>
-                      <w:pPr>
-                        <w:rPr>
-                          <w:rFonts w:ascii="Calibri" w:hAnsi="Calibri" w:cs="Calibri"/>
-                          <w:b/>
-                          <w:sz w:val="21"/>
-                          <w:szCs w:val="21"/>
-                          <w:lang w:val="en-US"/>
-                        </w:rPr>
-                      </w:pPr>
-                      <w:r>
-                        <w:rPr>
-                          <w:rFonts w:ascii="Calibri" w:hAnsi="Calibri" w:cs="Calibri"/>
-                          <w:b/>
-                          <w:sz w:val="21"/>
-                          <w:szCs w:val="21"/>
-                          <w:lang w:val="en-US"/>
-                        </w:rPr>
-                        <w:tab/>
-                      </w:r>
-                      <w:r>
-                        <w:rPr>
-                          <w:rFonts w:ascii="Calibri" w:hAnsi="Calibri" w:cs="Calibri"/>
-                          <w:b/>
-                          <w:sz w:val="21"/>
-                          <w:szCs w:val="21"/>
-                          <w:lang w:val="en-US"/>
-                        </w:rPr>
-                        <w:tab/>
-                      </w:r>
-                      <w:r>
-                        <w:rPr>
-                          <w:rFonts w:ascii="Calibri" w:hAnsi="Calibri" w:cs="Calibri"/>
-                          <w:b/>
-                          <w:sz w:val="21"/>
-                          <w:szCs w:val="21"/>
-                          <w:lang w:val="en-US"/>
-                        </w:rPr>
-                        <w:tab/>
-                      </w:r>
-                      <w:r>
-                        <w:rPr>
-                          <w:rFonts w:ascii="Calibri" w:hAnsi="Calibri" w:cs="Calibri"/>
-                          <w:b/>
-                          <w:sz w:val="21"/>
-                          <w:szCs w:val="21"/>
-                          <w:lang w:val="en-US"/>
-                        </w:rPr>
-                        <w:tab/>
-                      </w:r>
-                      <w:r>
-                        <w:rPr>
-                          <w:rFonts w:ascii="Calibri" w:hAnsi="Calibri" w:cs="Calibri"/>
-                          <w:b/>
-                          <w:sz w:val="21"/>
-                          <w:szCs w:val="21"/>
-                          <w:lang w:val="en-US"/>
-                        </w:rPr>
-                        <w:tab/>
-                      </w:r>
-                      <w:r>
-                        <w:rPr>
-                          <w:rFonts w:ascii="Calibri" w:hAnsi="Calibri" w:cs="Calibri"/>
-                          <w:b/>
-                          <w:sz w:val="21"/>
-                          <w:szCs w:val="21"/>
-                          <w:lang w:val="en-US"/>
-                        </w:rPr>
-                        <w:tab/>
-                      </w:r>
-                      <w:r>
-                        <w:rPr>
-                          <w:rFonts w:ascii="Calibri" w:hAnsi="Calibri" w:cs="Calibri"/>
-                          <w:b/>
-                          <w:sz w:val="21"/>
-                          <w:szCs w:val="21"/>
-                          <w:lang w:val="en-US"/>
-                        </w:rPr>
-                        <w:tab/>
-                      </w:r>
-                    </w:p>
-                    <w:p>
-                      <w:pPr>
-                        <w:rPr>
-                          <w:lang w:val="en-US"/>
-                        </w:rPr>
-                      </w:pPr>
-                      <w:r>
-                        <w:rPr>
-                          <w:rFonts w:ascii="Calibri" w:hAnsi="Calibri" w:cs="Calibri"/>
-                          <w:b/>
-                          <w:sz w:val="21"/>
-                          <w:szCs w:val="21"/>
-                          <w:lang w:val="en-US"/>
-                        </w:rPr>
-                        <w:tab/>
-                      </w:r>
-                      <w:r>
-                        <w:rPr>
-                          <w:rFonts w:ascii="Calibri" w:hAnsi="Calibri" w:cs="Calibri"/>
-                          <w:b/>
-                          <w:sz w:val="21"/>
-                          <w:szCs w:val="21"/>
-                          <w:lang w:val="en-US"/>
-                        </w:rPr>
-                        <w:tab/>
-                      </w:r>
-                      <w:r>
-                        <w:rPr>
-                          <w:rFonts w:ascii="Calibri" w:hAnsi="Calibri" w:cs="Calibri"/>
-                          <w:b/>
-                          <w:sz w:val="21"/>
-                          <w:szCs w:val="21"/>
-                          <w:lang w:val="en-US"/>
-                        </w:rPr>
-                        <w:tab/>
-                      </w:r>
-                      <w:r>
-                        <w:rPr>
-                          <w:rFonts w:ascii="Calibri" w:hAnsi="Calibri" w:cs="Calibri"/>
-                          <w:b/>
-                          <w:sz w:val="21"/>
-                          <w:szCs w:val="21"/>
-                          <w:lang w:val="en-US"/>
-                        </w:rPr>
-                        <w:tab/>
-                      </w:r>
-                      <w:r>
-                        <w:rPr>
-                          <w:rFonts w:ascii="Calibri" w:hAnsi="Calibri" w:cs="Calibri"/>
-                          <w:b/>
-                          <w:sz w:val="21"/>
-                          <w:szCs w:val="21"/>
-                          <w:lang w:val="en-US"/>
-                        </w:rPr>
-                        <w:tab/>
-                      </w:r>
-                      <w:r>
-                        <w:rPr>
-                          <w:rFonts w:ascii="Calibri" w:hAnsi="Calibri" w:cs="Calibri"/>
-                          <w:b/>
-                          <w:sz w:val="21"/>
-                          <w:szCs w:val="21"/>
-                          <w:lang w:val="en-US"/>
-                        </w:rPr>
-                        <w:tab/>
-                        <w:t xml:space="preserve">       </w:t>
                       </w:r>
                     </w:p>
                   </w:txbxContent>
@@ -6826,6 +6362,7 @@
     <w:p>
       <w:pPr>
         <w:pStyle w:val="Iza1"/>
+        <w:keepNext w:val="true"/>
         <w:spacing w:line="276" w:lineRule="auto"/>
         <w:outlineLvl w:val="0"/>
         <w:rPr>
@@ -6858,6 +6395,7 @@
     </w:p>
     <w:p>
       <w:pPr>
+        <w:keepNext w:val="true"/>
         <w:spacing w:line="276" w:lineRule="auto"/>
         <w:jc w:val="both"/>
         <w:rPr>
@@ -6869,6 +6407,7 @@
     </w:p>
     <w:p>
       <w:pPr>
+        <w:keepNext w:val="true"/>
         <w:spacing w:line="276" w:lineRule="auto"/>
         <w:jc w:val="both"/>
         <w:rPr>
@@ -7002,6 +6541,7 @@
     <w:p>
       <w:pPr>
         <w:pStyle w:val="Tekstpodstawowy22"/>
+        <w:spacing w:before="0" w:after="0" w:line="240" w:lineRule="auto"/>
       </w:pPr>
       <w:r>
         <w:t xml:space="preserve">{biuro}</w:t>

--- a/apps/web/templates/operat-szablon.docx
+++ b/apps/web/templates/operat-szablon.docx
@@ -30,7 +30,7 @@
                 <wp:positionV relativeFrom="paragraph">
                   <wp:posOffset>127000</wp:posOffset>
                 </wp:positionV>
-                <wp:extent cx="5305425" cy="1064895"/>
+                <wp:extent cx="5305425" cy="1117600"/>
                 <wp:effectExtent l="0" t="0" r="9525" b="1905"/>
                 <wp:wrapTight wrapText="bothSides">
                   <wp:wrapPolygon edited="0">
@@ -54,7 +54,7 @@
                       <wps:spPr bwMode="auto">
                         <a:xfrm>
                           <a:off x="0" y="0"/>
-                          <a:ext cx="5305425" cy="1064895"/>
+                          <a:ext cx="5305425" cy="1117600"/>
                         </a:xfrm>
                         <a:prstGeom prst="rect">
                           <a:avLst/>
@@ -134,23 +134,6 @@
                           </w:p>
                           <w:p>
                             <w:pPr>
-                              <w:jc w:val="center"/>
-                              <w:rPr>
-                                <w:sz w:val="16"/>
-                              </w:rPr>
-                            </w:pPr>
-                          </w:p>
-                          <w:p>
-                            <w:pPr>
-                              <w:rPr>
-                                <w:rFonts w:ascii="Calibri" w:hAnsi="Calibri" w:cs="Calibri"/>
-                                <w:sz w:val="21"/>
-                                <w:szCs w:val="21"/>
-                              </w:rPr>
-                            </w:pPr>
-                          </w:p>
-                          <w:p>
-                            <w:pPr>
                               <w:rPr>
                                 <w:rFonts w:ascii="Segoe UI" w:hAnsi="Segoe UI" w:cs="Segoe UI"/>
                                 <w:b/>
@@ -167,7 +150,7 @@
                                 <w:szCs w:val="19"/>
                                 <w:lang w:val="en-US"/>
                               </w:rPr>
-                              <w:t xml:space="preserve">  tel. : (+48) 5</w:t>
+                              <w:t xml:space="preserve">{biuro}</w:t>
                             </w:r>
                             <w:r>
                               <w:rPr>
@@ -177,7 +160,7 @@
                                 <w:szCs w:val="19"/>
                                 <w:lang w:val="en-US"/>
                               </w:rPr>
-                              <w:t>10 606 111</w:t>
+                              <w:t/>
                             </w:r>
                             <w:r>
                               <w:rPr>
@@ -187,7 +170,7 @@
                                 <w:szCs w:val="19"/>
                                 <w:lang w:val="en-US"/>
                               </w:rPr>
-                              <w:t xml:space="preserve">             e-mail: </w:t>
+                              <w:t xml:space="preserve"/>
                             </w:r>
                             <w:hyperlink r:id="rId9" w:history="1">
                               <w:r>
@@ -201,7 +184,7 @@
                                   <w:szCs w:val="19"/>
                                   <w:lang w:val="en-US"/>
                                 </w:rPr>
-                                <w:t>biuro@dembscy.pl</w:t>
+                                <w:t/>
                               </w:r>
                             </w:hyperlink>
                             <w:r>
@@ -212,228 +195,13 @@
                                 <w:szCs w:val="19"/>
                                 <w:lang w:val="en-US"/>
                               </w:rPr>
-                              <w:t xml:space="preserve">              www.dembscy.pl</w:t>
-                            </w:r>
-                          </w:p>
-                          <w:p>
-                            <w:pPr>
-                              <w:rPr>
-                                <w:rFonts w:ascii="Calibri" w:hAnsi="Calibri" w:cs="Calibri"/>
-                                <w:b/>
-                                <w:sz w:val="21"/>
-                                <w:szCs w:val="21"/>
-                                <w:lang w:val="en-US"/>
-                              </w:rPr>
-                            </w:pPr>
-                            <w:r>
-                              <w:rPr>
-                                <w:rFonts w:ascii="Segoe UI" w:hAnsi="Segoe UI" w:cs="Segoe UI"/>
-                                <w:b/>
-                                <w:sz w:val="19"/>
-                                <w:szCs w:val="19"/>
-                                <w:lang w:val="en-US"/>
-                              </w:rPr>
-                              <w:tab/>
-                            </w:r>
-                            <w:r>
-                              <w:rPr>
-                                <w:rFonts w:ascii="Segoe UI" w:hAnsi="Segoe UI" w:cs="Segoe UI"/>
-                                <w:b/>
-                                <w:color w:val="5F5F5F"/>
-                                <w:sz w:val="19"/>
-                                <w:szCs w:val="19"/>
-                                <w:lang w:val="en-US"/>
-                              </w:rPr>
-                              <w:tab/>
-                            </w:r>
-                            <w:r>
-                              <w:rPr>
-                                <w:rFonts w:ascii="Segoe UI" w:hAnsi="Segoe UI" w:cs="Segoe UI"/>
-                                <w:b/>
-                                <w:color w:val="5F5F5F"/>
-                                <w:sz w:val="19"/>
-                                <w:szCs w:val="19"/>
-                                <w:lang w:val="en-US"/>
-                              </w:rPr>
-                              <w:tab/>
-                            </w:r>
-                            <w:r>
-                              <w:rPr>
-                                <w:rFonts w:ascii="Segoe UI" w:hAnsi="Segoe UI" w:cs="Segoe UI"/>
-                                <w:b/>
-                                <w:color w:val="5F5F5F"/>
-                                <w:sz w:val="19"/>
-                                <w:szCs w:val="19"/>
-                                <w:lang w:val="en-US"/>
-                              </w:rPr>
-                              <w:tab/>
-                            </w:r>
-                            <w:r>
-                              <w:rPr>
-                                <w:rFonts w:ascii="Segoe UI" w:hAnsi="Segoe UI" w:cs="Segoe UI"/>
-                                <w:b/>
-                                <w:color w:val="5F5F5F"/>
-                                <w:sz w:val="19"/>
-                                <w:szCs w:val="19"/>
-                                <w:lang w:val="en-US"/>
-                              </w:rPr>
-                              <w:tab/>
-                              <w:t xml:space="preserve">  </w:t>
-                            </w:r>
-                          </w:p>
-                          <w:p>
-                            <w:pPr>
-                              <w:rPr>
-                                <w:rFonts w:ascii="Calibri" w:hAnsi="Calibri" w:cs="Calibri"/>
-                                <w:b/>
-                                <w:sz w:val="21"/>
-                                <w:szCs w:val="21"/>
-                                <w:lang w:val="en-US"/>
-                              </w:rPr>
-                            </w:pPr>
-                            <w:r>
-                              <w:rPr>
-                                <w:rFonts w:ascii="Calibri" w:hAnsi="Calibri" w:cs="Calibri"/>
-                                <w:b/>
-                                <w:sz w:val="21"/>
-                                <w:szCs w:val="21"/>
-                                <w:lang w:val="en-US"/>
-                              </w:rPr>
-                              <w:tab/>
-                            </w:r>
-                            <w:r>
-                              <w:rPr>
-                                <w:rFonts w:ascii="Calibri" w:hAnsi="Calibri" w:cs="Calibri"/>
-                                <w:b/>
-                                <w:sz w:val="21"/>
-                                <w:szCs w:val="21"/>
-                                <w:lang w:val="en-US"/>
-                              </w:rPr>
-                              <w:tab/>
-                            </w:r>
-                            <w:r>
-                              <w:rPr>
-                                <w:rFonts w:ascii="Calibri" w:hAnsi="Calibri" w:cs="Calibri"/>
-                                <w:b/>
-                                <w:sz w:val="21"/>
-                                <w:szCs w:val="21"/>
-                                <w:lang w:val="en-US"/>
-                              </w:rPr>
-                              <w:tab/>
-                            </w:r>
-                            <w:r>
-                              <w:rPr>
-                                <w:rFonts w:ascii="Calibri" w:hAnsi="Calibri" w:cs="Calibri"/>
-                                <w:b/>
-                                <w:sz w:val="21"/>
-                                <w:szCs w:val="21"/>
-                                <w:lang w:val="en-US"/>
-                              </w:rPr>
-                              <w:tab/>
-                            </w:r>
-                            <w:r>
-                              <w:rPr>
-                                <w:rFonts w:ascii="Calibri" w:hAnsi="Calibri" w:cs="Calibri"/>
-                                <w:b/>
-                                <w:sz w:val="21"/>
-                                <w:szCs w:val="21"/>
-                                <w:lang w:val="en-US"/>
-                              </w:rPr>
-                              <w:tab/>
-                            </w:r>
-                            <w:r>
-                              <w:rPr>
-                                <w:rFonts w:ascii="Calibri" w:hAnsi="Calibri" w:cs="Calibri"/>
-                                <w:b/>
-                                <w:sz w:val="21"/>
-                                <w:szCs w:val="21"/>
-                                <w:lang w:val="en-US"/>
-                              </w:rPr>
-                              <w:tab/>
-                            </w:r>
-                            <w:r>
-                              <w:rPr>
-                                <w:rFonts w:ascii="Calibri" w:hAnsi="Calibri" w:cs="Calibri"/>
-                                <w:b/>
-                                <w:sz w:val="21"/>
-                                <w:szCs w:val="21"/>
-                                <w:lang w:val="en-US"/>
-                              </w:rPr>
-                              <w:tab/>
-                            </w:r>
-                          </w:p>
-                          <w:p>
-                            <w:pPr>
-                              <w:rPr>
-                                <w:lang w:val="en-US"/>
-                              </w:rPr>
-                            </w:pPr>
-                            <w:r>
-                              <w:rPr>
-                                <w:rFonts w:ascii="Calibri" w:hAnsi="Calibri" w:cs="Calibri"/>
-                                <w:b/>
-                                <w:sz w:val="21"/>
-                                <w:szCs w:val="21"/>
-                                <w:lang w:val="en-US"/>
-                              </w:rPr>
-                              <w:tab/>
-                            </w:r>
-                            <w:r>
-                              <w:rPr>
-                                <w:rFonts w:ascii="Calibri" w:hAnsi="Calibri" w:cs="Calibri"/>
-                                <w:b/>
-                                <w:sz w:val="21"/>
-                                <w:szCs w:val="21"/>
-                                <w:lang w:val="en-US"/>
-                              </w:rPr>
-                              <w:tab/>
-                            </w:r>
-                            <w:r>
-                              <w:rPr>
-                                <w:rFonts w:ascii="Calibri" w:hAnsi="Calibri" w:cs="Calibri"/>
-                                <w:b/>
-                                <w:sz w:val="21"/>
-                                <w:szCs w:val="21"/>
-                                <w:lang w:val="en-US"/>
-                              </w:rPr>
-                              <w:tab/>
-                            </w:r>
-                            <w:r>
-                              <w:rPr>
-                                <w:rFonts w:ascii="Calibri" w:hAnsi="Calibri" w:cs="Calibri"/>
-                                <w:b/>
-                                <w:sz w:val="21"/>
-                                <w:szCs w:val="21"/>
-                                <w:lang w:val="en-US"/>
-                              </w:rPr>
-                              <w:tab/>
-                            </w:r>
-                            <w:r>
-                              <w:rPr>
-                                <w:rFonts w:ascii="Calibri" w:hAnsi="Calibri" w:cs="Calibri"/>
-                                <w:b/>
-                                <w:sz w:val="21"/>
-                                <w:szCs w:val="21"/>
-                                <w:lang w:val="en-US"/>
-                              </w:rPr>
-                              <w:tab/>
-                            </w:r>
-                            <w:r>
-                              <w:rPr>
-                                <w:rFonts w:ascii="Calibri" w:hAnsi="Calibri" w:cs="Calibri"/>
-                                <w:b/>
-                                <w:sz w:val="21"/>
-                                <w:szCs w:val="21"/>
-                                <w:lang w:val="en-US"/>
-                              </w:rPr>
-                              <w:tab/>
-                              <w:t xml:space="preserve">       </w:t>
+                              <w:t xml:space="preserve"/>
                             </w:r>
                           </w:p>
                         </w:txbxContent>
                       </wps:txbx>
                       <wps:bodyPr rot="0" vert="horz" wrap="square" lIns="0" tIns="0" rIns="0" bIns="0" anchor="t" anchorCtr="0" upright="1">
-                        <a:noAutofit/>
+                        <a:spAutoFit/>
                       </wps:bodyPr>
                     </wps:wsp>
                   </a:graphicData>
@@ -453,8 +221,8 @@
                 <v:stroke joinstyle="miter"/>
                 <v:path gradientshapeok="t" o:connecttype="rect"/>
               </v:shapetype>
-              <v:shape id="Pole tekstowe 31" o:spid="_x0000_s1026" type="#_x0000_t202" style="position:absolute;margin-left:38.65pt;margin-top:10pt;width:417.75pt;height:83.85pt;z-index:-251658238;visibility:visible;mso-wrap-style:square;mso-width-percent:0;mso-height-percent:0;mso-wrap-distance-left:9.05pt;mso-wrap-distance-top:0;mso-wrap-distance-right:9.05pt;mso-wrap-distance-bottom:0;mso-position-horizontal:absolute;mso-position-horizontal-relative:text;mso-position-vertical:absolute;mso-position-vertical-relative:text;mso-width-percent:0;mso-height-percent:0;mso-width-relative:page;mso-height-relative:page;v-text-anchor:top" o:gfxdata="UEsDBBQABgAIAAAAIQC2gziS/gAAAOEBAAATAAAAW0NvbnRlbnRfVHlwZXNdLnhtbJSRQU7DMBBF&#10;90jcwfIWJU67QAgl6YK0S0CoHGBkTxKLZGx5TGhvj5O2G0SRWNoz/78nu9wcxkFMGNg6quQqL6RA&#10;0s5Y6ir5vt9lD1JwBDIwOMJKHpHlpr69KfdHjyxSmriSfYz+USnWPY7AufNIadK6MEJMx9ApD/oD&#10;OlTrorhX2lFEilmcO2RdNtjC5xDF9pCuTyYBB5bi6bQ4syoJ3g9WQ0ymaiLzg5KdCXlKLjvcW893&#10;SUOqXwnz5DrgnHtJTxOsQfEKIT7DmDSUCaxw7Rqn8787ZsmRM9e2VmPeBN4uqYvTtW7jvijg9N/y&#10;JsXecLq0q+WD6m8AAAD//wMAUEsDBBQABgAIAAAAIQA4/SH/1gAAAJQBAAALAAAAX3JlbHMvLnJl&#10;bHOkkMFqwzAMhu+DvYPRfXGawxijTi+j0GvpHsDYimMaW0Yy2fr2M4PBMnrbUb/Q94l/f/hMi1qR&#10;JVI2sOt6UJgd+ZiDgffL8ekFlFSbvV0oo4EbChzGx4f9GRdb25HMsYhqlCwG5lrLq9biZkxWOiqY&#10;22YiTra2kYMu1l1tQD30/bPm3wwYN0x18gb45AdQl1tp5j/sFB2T0FQ7R0nTNEV3j6o9feQzro1i&#10;OWA14Fm+Q8a1a8+Bvu/d/dMb2JY5uiPbhG/ktn4cqGU/er3pcvwCAAD//wMAUEsDBBQABgAIAAAA&#10;IQCrDT087AEAALsDAAAOAAAAZHJzL2Uyb0RvYy54bWysU9tu2zAMfR+wfxD0vtjJmqIz4hRdigwD&#10;ugvQ7QNkWbaFyaJGKbGzrx8lO+m2vhXzg0CJ5CHPIb25HXvDjgq9Blvy5SLnTFkJtbZtyb9/27+5&#10;4cwHYWthwKqSn5Tnt9vXrzaDK9QKOjC1QkYg1heDK3kXgiuyzMtO9cIvwClLzgawF4Gu2GY1ioHQ&#10;e5Ot8vw6GwBrhyCV9/R6Pzn5NuE3jZLhS9N4FZgpOfUW0onprOKZbTeiaFG4Tsu5DfGCLnqhLRW9&#10;QN2LINgB9TOoXksED01YSOgzaBotVeJAbJb5P2weO+FU4kLieHeRyf8/WPn5+Oi+IgvjexhpgImE&#10;dw8gf3hmYdcJ26o7RBg6JWoqvIySZYPzxZwapfaFjyDV8AlqGrI4BEhAY4N9VIV4MkKnAZwuoqsx&#10;MEmP67f5+mq15kySb5lfX928W6caojinO/Thg4KeRaPkSFNN8OL44ENsRxTnkFjNg9H1XhuTLthW&#10;O4PsKGgD9umb0f8KMzYGW4hpE2J8STwjtYlkGKuRnJFvBfWJGCNMG0V/ABkd4C/OBtqmkvufB4GK&#10;M/PRkmpx9c4Gno3qbAgrKbXkgbPJ3IVpRQ8OddsR8jQXC3ekbKMT56cu5j5pQ5IU8zbHFfzznqKe&#10;/rntbwAAAP//AwBQSwMEFAAGAAgAAAAhAEvRB+LeAAAACQEAAA8AAABkcnMvZG93bnJldi54bWxM&#10;j8FOwzAQRO9I/IO1SFwQdRqkpoQ4FbT0BoeWqmc3XpKIeB3ZTpP+PdsTHEczmnlTrCbbiTP60DpS&#10;MJ8lIJAqZ1qqFRy+to9LECFqMrpzhAouGGBV3t4UOjdupB2e97EWXEIh1wqaGPtcylA1aHWYuR6J&#10;vW/nrY4sfS2N1yOX206mSbKQVrfEC43ucd1g9bMfrILFxg/jjtYPm8P7h/7s6/T4djkqdX83vb6A&#10;iDjFvzBc8RkdSmY6uYFMEJ2CLHvipAJeAcH+8zzlKycOLrMMZFnI/w/KXwAAAP//AwBQSwECLQAU&#10;AAYACAAAACEAtoM4kv4AAADhAQAAEwAAAAAAAAAAAAAAAAAAAAAAW0NvbnRlbnRfVHlwZXNdLnht&#10;bFBLAQItABQABgAIAAAAIQA4/SH/1gAAAJQBAAALAAAAAAAAAAAAAAAAAC8BAABfcmVscy8ucmVs&#10;c1BLAQItABQABgAIAAAAIQCrDT087AEAALsDAAAOAAAAAAAAAAAAAAAAAC4CAABkcnMvZTJvRG9j&#10;LnhtbFBLAQItABQABgAIAAAAIQBL0Qfi3gAAAAkBAAAPAAAAAAAAAAAAAAAAAEYEAABkcnMvZG93&#10;bnJldi54bWxQSwUGAAAAAAQABADzAAAAUQUAAAAA&#10;" stroked="f">
-                <v:textbox inset="0,0,0,0">
+              <v:shape id="Pole tekstowe 31" o:spid="_x0000_s1026" type="#_x0000_t202" style="position:absolute;margin-left:38.65pt;margin-top:10pt;width:417.75pt;height:88.0pt;z-index:-251658238;visibility:visible;mso-wrap-style:square;mso-width-percent:0;mso-height-percent:0;mso-wrap-distance-left:9.05pt;mso-wrap-distance-top:0;mso-wrap-distance-right:9.05pt;mso-wrap-distance-bottom:0;mso-position-horizontal:absolute;mso-position-horizontal-relative:text;mso-position-vertical:absolute;mso-position-vertical-relative:text;mso-width-percent:0;mso-height-percent:0;mso-width-relative:page;mso-height-relative:page;v-text-anchor:top" o:gfxdata="UEsDBBQABgAIAAAAIQC2gziS/gAAAOEBAAATAAAAW0NvbnRlbnRfVHlwZXNdLnhtbJSRQU7DMBBF&#10;90jcwfIWJU67QAgl6YK0S0CoHGBkTxKLZGx5TGhvj5O2G0SRWNoz/78nu9wcxkFMGNg6quQqL6RA&#10;0s5Y6ir5vt9lD1JwBDIwOMJKHpHlpr69KfdHjyxSmriSfYz+USnWPY7AufNIadK6MEJMx9ApD/oD&#10;OlTrorhX2lFEilmcO2RdNtjC5xDF9pCuTyYBB5bi6bQ4syoJ3g9WQ0ymaiLzg5KdCXlKLjvcW893&#10;SUOqXwnz5DrgnHtJTxOsQfEKIT7DmDSUCaxw7Rqn8787ZsmRM9e2VmPeBN4uqYvTtW7jvijg9N/y&#10;JsXecLq0q+WD6m8AAAD//wMAUEsDBBQABgAIAAAAIQA4/SH/1gAAAJQBAAALAAAAX3JlbHMvLnJl&#10;bHOkkMFqwzAMhu+DvYPRfXGawxijTi+j0GvpHsDYimMaW0Yy2fr2M4PBMnrbUb/Q94l/f/hMi1qR&#10;JVI2sOt6UJgd+ZiDgffL8ekFlFSbvV0oo4EbChzGx4f9GRdb25HMsYhqlCwG5lrLq9biZkxWOiqY&#10;22YiTra2kYMu1l1tQD30/bPm3wwYN0x18gb45AdQl1tp5j/sFB2T0FQ7R0nTNEV3j6o9feQzro1i&#10;OWA14Fm+Q8a1a8+Bvu/d/dMb2JY5uiPbhG/ktn4cqGU/er3pcvwCAAD//wMAUEsDBBQABgAIAAAA&#10;IQCrDT087AEAALsDAAAOAAAAZHJzL2Uyb0RvYy54bWysU9tu2zAMfR+wfxD0vtjJmqIz4hRdigwD&#10;ugvQ7QNkWbaFyaJGKbGzrx8lO+m2vhXzg0CJ5CHPIb25HXvDjgq9Blvy5SLnTFkJtbZtyb9/27+5&#10;4cwHYWthwKqSn5Tnt9vXrzaDK9QKOjC1QkYg1heDK3kXgiuyzMtO9cIvwClLzgawF4Gu2GY1ioHQ&#10;e5Ot8vw6GwBrhyCV9/R6Pzn5NuE3jZLhS9N4FZgpOfUW0onprOKZbTeiaFG4Tsu5DfGCLnqhLRW9&#10;QN2LINgB9TOoXksED01YSOgzaBotVeJAbJb5P2weO+FU4kLieHeRyf8/WPn5+Oi+IgvjexhpgImE&#10;dw8gf3hmYdcJ26o7RBg6JWoqvIySZYPzxZwapfaFjyDV8AlqGrI4BEhAY4N9VIV4MkKnAZwuoqsx&#10;MEmP67f5+mq15kySb5lfX928W6caojinO/Thg4KeRaPkSFNN8OL44ENsRxTnkFjNg9H1XhuTLthW&#10;O4PsKGgD9umb0f8KMzYGW4hpE2J8STwjtYlkGKuRnJFvBfWJGCNMG0V/ABkd4C/OBtqmkvufB4GK&#10;M/PRkmpx9c4Gno3qbAgrKbXkgbPJ3IVpRQ8OddsR8jQXC3ekbKMT56cu5j5pQ5IU8zbHFfzznqKe&#10;/rntbwAAAP//AwBQSwMEFAAGAAgAAAAhAEvRB+LeAAAACQEAAA8AAABkcnMvZG93bnJldi54bWxM&#10;j8FOwzAQRO9I/IO1SFwQdRqkpoQ4FbT0BoeWqmc3XpKIeB3ZTpP+PdsTHEczmnlTrCbbiTP60DpS&#10;MJ8lIJAqZ1qqFRy+to9LECFqMrpzhAouGGBV3t4UOjdupB2e97EWXEIh1wqaGPtcylA1aHWYuR6J&#10;vW/nrY4sfS2N1yOX206mSbKQVrfEC43ucd1g9bMfrILFxg/jjtYPm8P7h/7s6/T4djkqdX83vb6A&#10;iDjFvzBc8RkdSmY6uYFMEJ2CLHvipAJeAcH+8zzlKycOLrMMZFnI/w/KXwAAAP//AwBQSwECLQAU&#10;AAYACAAAACEAtoM4kv4AAADhAQAAEwAAAAAAAAAAAAAAAAAAAAAAW0NvbnRlbnRfVHlwZXNdLnht&#10;bFBLAQItABQABgAIAAAAIQA4/SH/1gAAAJQBAAALAAAAAAAAAAAAAAAAAC8BAABfcmVscy8ucmVs&#10;c1BLAQItABQABgAIAAAAIQCrDT087AEAALsDAAAOAAAAAAAAAAAAAAAAAC4CAABkcnMvZTJvRG9j&#10;LnhtbFBLAQItABQABgAIAAAAIQBL0Qfi3gAAAAkBAAAPAAAAAAAAAAAAAAAAAEYEAABkcnMvZG93&#10;bnJldi54bWxQSwUGAAAAAAQABADzAAAAUQUAAAAA&#10;" stroked="f">
+                <v:textbox inset="0,0,0,0" style="mso-fit-shape-to-text:t">
                   <w:txbxContent>
                     <w:p>
                       <w:pPr>
@@ -522,23 +290,6 @@
                     </w:p>
                     <w:p>
                       <w:pPr>
-                        <w:jc w:val="center"/>
-                        <w:rPr>
-                          <w:sz w:val="16"/>
-                        </w:rPr>
-                      </w:pPr>
-                    </w:p>
-                    <w:p>
-                      <w:pPr>
-                        <w:rPr>
-                          <w:rFonts w:ascii="Calibri" w:hAnsi="Calibri" w:cs="Calibri"/>
-                          <w:sz w:val="21"/>
-                          <w:szCs w:val="21"/>
-                        </w:rPr>
-                      </w:pPr>
-                    </w:p>
-                    <w:p>
-                      <w:pPr>
                         <w:rPr>
                           <w:rFonts w:ascii="Segoe UI" w:hAnsi="Segoe UI" w:cs="Segoe UI"/>
                           <w:b/>
@@ -555,7 +306,7 @@
                           <w:szCs w:val="19"/>
                           <w:lang w:val="en-US"/>
                         </w:rPr>
-                        <w:t xml:space="preserve">  tel. : (+48) 5</w:t>
+                        <w:t xml:space="preserve">{biuro}</w:t>
                       </w:r>
                       <w:r>
                         <w:rPr>
@@ -565,7 +316,7 @@
                           <w:szCs w:val="19"/>
                           <w:lang w:val="en-US"/>
                         </w:rPr>
-                        <w:t>10 606 111</w:t>
+                        <w:t/>
                       </w:r>
                       <w:r>
                         <w:rPr>
@@ -575,7 +326,7 @@
                           <w:szCs w:val="19"/>
                           <w:lang w:val="en-US"/>
                         </w:rPr>
-                        <w:t xml:space="preserve">             e-mail: </w:t>
+                        <w:t xml:space="preserve"/>
                       </w:r>
                       <w:hyperlink r:id="rId10" w:history="1">
                         <w:r>
@@ -589,7 +340,7 @@
                             <w:szCs w:val="19"/>
                             <w:lang w:val="en-US"/>
                           </w:rPr>
-                          <w:t>biuro@dembscy.pl</w:t>
+                          <w:t/>
                         </w:r>
                       </w:hyperlink>
                       <w:r>
@@ -600,222 +351,7 @@
                           <w:szCs w:val="19"/>
                           <w:lang w:val="en-US"/>
                         </w:rPr>
-                        <w:t xml:space="preserve">              www.dembscy.pl</w:t>
-                      </w:r>
-                    </w:p>
-                    <w:p>
-                      <w:pPr>
-                        <w:rPr>
-                          <w:rFonts w:ascii="Calibri" w:hAnsi="Calibri" w:cs="Calibri"/>
-                          <w:b/>
-                          <w:sz w:val="21"/>
-                          <w:szCs w:val="21"/>
-                          <w:lang w:val="en-US"/>
-                        </w:rPr>
-                      </w:pPr>
-                      <w:r>
-                        <w:rPr>
-                          <w:rFonts w:ascii="Segoe UI" w:hAnsi="Segoe UI" w:cs="Segoe UI"/>
-                          <w:b/>
-                          <w:sz w:val="19"/>
-                          <w:szCs w:val="19"/>
-                          <w:lang w:val="en-US"/>
-                        </w:rPr>
-                        <w:tab/>
-                      </w:r>
-                      <w:r>
-                        <w:rPr>
-                          <w:rFonts w:ascii="Segoe UI" w:hAnsi="Segoe UI" w:cs="Segoe UI"/>
-                          <w:b/>
-                          <w:color w:val="5F5F5F"/>
-                          <w:sz w:val="19"/>
-                          <w:szCs w:val="19"/>
-                          <w:lang w:val="en-US"/>
-                        </w:rPr>
-                        <w:tab/>
-                      </w:r>
-                      <w:r>
-                        <w:rPr>
-                          <w:rFonts w:ascii="Segoe UI" w:hAnsi="Segoe UI" w:cs="Segoe UI"/>
-                          <w:b/>
-                          <w:color w:val="5F5F5F"/>
-                          <w:sz w:val="19"/>
-                          <w:szCs w:val="19"/>
-                          <w:lang w:val="en-US"/>
-                        </w:rPr>
-                        <w:tab/>
-                      </w:r>
-                      <w:r>
-                        <w:rPr>
-                          <w:rFonts w:ascii="Segoe UI" w:hAnsi="Segoe UI" w:cs="Segoe UI"/>
-                          <w:b/>
-                          <w:color w:val="5F5F5F"/>
-                          <w:sz w:val="19"/>
-                          <w:szCs w:val="19"/>
-                          <w:lang w:val="en-US"/>
-                        </w:rPr>
-                        <w:tab/>
-                      </w:r>
-                      <w:r>
-                        <w:rPr>
-                          <w:rFonts w:ascii="Segoe UI" w:hAnsi="Segoe UI" w:cs="Segoe UI"/>
-                          <w:b/>
-                          <w:color w:val="5F5F5F"/>
-                          <w:sz w:val="19"/>
-                          <w:szCs w:val="19"/>
-                          <w:lang w:val="en-US"/>
-                        </w:rPr>
-                        <w:tab/>
-                        <w:t xml:space="preserve">  </w:t>
-                      </w:r>
-                    </w:p>
-                    <w:p>
-                      <w:pPr>
-                        <w:rPr>
-                          <w:rFonts w:ascii="Calibri" w:hAnsi="Calibri" w:cs="Calibri"/>
-                          <w:b/>
-                          <w:sz w:val="21"/>
-                          <w:szCs w:val="21"/>
-                          <w:lang w:val="en-US"/>
-                        </w:rPr>
-                      </w:pPr>
-                      <w:r>
-                        <w:rPr>
-                          <w:rFonts w:ascii="Calibri" w:hAnsi="Calibri" w:cs="Calibri"/>
-                          <w:b/>
-                          <w:sz w:val="21"/>
-                          <w:szCs w:val="21"/>
-                          <w:lang w:val="en-US"/>
-                        </w:rPr>
-                        <w:tab/>
-                      </w:r>
-                      <w:r>
-                        <w:rPr>
-                          <w:rFonts w:ascii="Calibri" w:hAnsi="Calibri" w:cs="Calibri"/>
-                          <w:b/>
-                          <w:sz w:val="21"/>
-                          <w:szCs w:val="21"/>
-                          <w:lang w:val="en-US"/>
-                        </w:rPr>
-                        <w:tab/>
-                      </w:r>
-                      <w:r>
-                        <w:rPr>
-                          <w:rFonts w:ascii="Calibri" w:hAnsi="Calibri" w:cs="Calibri"/>
-                          <w:b/>
-                          <w:sz w:val="21"/>
-                          <w:szCs w:val="21"/>
-                          <w:lang w:val="en-US"/>
-                        </w:rPr>
-                        <w:tab/>
-                      </w:r>
-                      <w:r>
-                        <w:rPr>
-                          <w:rFonts w:ascii="Calibri" w:hAnsi="Calibri" w:cs="Calibri"/>
-                          <w:b/>
-                          <w:sz w:val="21"/>
-                          <w:szCs w:val="21"/>
-                          <w:lang w:val="en-US"/>
-                        </w:rPr>
-                        <w:tab/>
-                      </w:r>
-                      <w:r>
-                        <w:rPr>
-                          <w:rFonts w:ascii="Calibri" w:hAnsi="Calibri" w:cs="Calibri"/>
-                          <w:b/>
-                          <w:sz w:val="21"/>
-                          <w:szCs w:val="21"/>
-                          <w:lang w:val="en-US"/>
-                        </w:rPr>
-                        <w:tab/>
-                      </w:r>
-                      <w:r>
-                        <w:rPr>
-                          <w:rFonts w:ascii="Calibri" w:hAnsi="Calibri" w:cs="Calibri"/>
-                          <w:b/>
-                          <w:sz w:val="21"/>
-                          <w:szCs w:val="21"/>
-                          <w:lang w:val="en-US"/>
-                        </w:rPr>
-                        <w:tab/>
-                      </w:r>
-                      <w:r>
-                        <w:rPr>
-                          <w:rFonts w:ascii="Calibri" w:hAnsi="Calibri" w:cs="Calibri"/>
-                          <w:b/>
-                          <w:sz w:val="21"/>
-                          <w:szCs w:val="21"/>
-                          <w:lang w:val="en-US"/>
-                        </w:rPr>
-                        <w:tab/>
-                      </w:r>
-                    </w:p>
-                    <w:p>
-                      <w:pPr>
-                        <w:rPr>
-                          <w:lang w:val="en-US"/>
-                        </w:rPr>
-                      </w:pPr>
-                      <w:r>
-                        <w:rPr>
-                          <w:rFonts w:ascii="Calibri" w:hAnsi="Calibri" w:cs="Calibri"/>
-                          <w:b/>
-                          <w:sz w:val="21"/>
-                          <w:szCs w:val="21"/>
-                          <w:lang w:val="en-US"/>
-                        </w:rPr>
-                        <w:tab/>
-                      </w:r>
-                      <w:r>
-                        <w:rPr>
-                          <w:rFonts w:ascii="Calibri" w:hAnsi="Calibri" w:cs="Calibri"/>
-                          <w:b/>
-                          <w:sz w:val="21"/>
-                          <w:szCs w:val="21"/>
-                          <w:lang w:val="en-US"/>
-                        </w:rPr>
-                        <w:tab/>
-                      </w:r>
-                      <w:r>
-                        <w:rPr>
-                          <w:rFonts w:ascii="Calibri" w:hAnsi="Calibri" w:cs="Calibri"/>
-                          <w:b/>
-                          <w:sz w:val="21"/>
-                          <w:szCs w:val="21"/>
-                          <w:lang w:val="en-US"/>
-                        </w:rPr>
-                        <w:tab/>
-                      </w:r>
-                      <w:r>
-                        <w:rPr>
-                          <w:rFonts w:ascii="Calibri" w:hAnsi="Calibri" w:cs="Calibri"/>
-                          <w:b/>
-                          <w:sz w:val="21"/>
-                          <w:szCs w:val="21"/>
-                          <w:lang w:val="en-US"/>
-                        </w:rPr>
-                        <w:tab/>
-                      </w:r>
-                      <w:r>
-                        <w:rPr>
-                          <w:rFonts w:ascii="Calibri" w:hAnsi="Calibri" w:cs="Calibri"/>
-                          <w:b/>
-                          <w:sz w:val="21"/>
-                          <w:szCs w:val="21"/>
-                          <w:lang w:val="en-US"/>
-                        </w:rPr>
-                        <w:tab/>
-                      </w:r>
-                      <w:r>
-                        <w:rPr>
-                          <w:rFonts w:ascii="Calibri" w:hAnsi="Calibri" w:cs="Calibri"/>
-                          <w:b/>
-                          <w:sz w:val="21"/>
-                          <w:szCs w:val="21"/>
-                          <w:lang w:val="en-US"/>
-                        </w:rPr>
-                        <w:tab/>
-                        <w:t xml:space="preserve">       </w:t>
+                        <w:t xml:space="preserve"/>
                       </w:r>
                     </w:p>
                   </w:txbxContent>
@@ -1211,7 +747,7 @@
           <w:szCs w:val="26"/>
           <w:u w:val="single"/>
         </w:rPr>
-        <w:t xml:space="preserve">wg stanu aktualnego </w:t>
+        <w:t xml:space="preserve">wg stanu aktualnego{#obciazenie_bez_uwzglednienia}, bez uwzględnienia obciążenia ograniczonym prawem rzeczowym{/obciazenie_bez_uwzglednienia}</w:t>
       </w:r>
     </w:p>
     <w:p>
@@ -1528,7 +1064,7 @@
           <w:sz w:val="18"/>
           <w:szCs w:val="18"/>
         </w:rPr>
-        <w:t>Aneta Dembska</w:t>
+        <w:t xml:space="preserve">{autor_imie_nazwisko} numer uprawnień {autor_uprawnienia}</w:t>
       </w:r>
       <w:r>
         <w:rPr>
@@ -1538,7 +1074,7 @@
           <w:sz w:val="18"/>
           <w:szCs w:val="18"/>
         </w:rPr>
-        <w:t xml:space="preserve"> numer uprawnień </w:t>
+        <w:t xml:space="preserve"/>
       </w:r>
       <w:r>
         <w:rPr>
@@ -1548,7 +1084,7 @@
           <w:sz w:val="18"/>
           <w:szCs w:val="18"/>
         </w:rPr>
-        <w:t>5667</w:t>
+        <w:t/>
       </w:r>
     </w:p>
     <w:p>
@@ -3670,7 +3206,7 @@
           <w:sz w:val="20"/>
           <w:szCs w:val="20"/>
         </w:rPr>
-        <w:t xml:space="preserve">Wyciąg z operatu szacunkowego {#prawo_wlasnosc}nieruchomości lokalowej obejmującej lokal mieszkalny wraz z udziałem w nieruchomości wspólnej, którą stanowi prawo własności gruntu oraz części budynku i urządzeń, które nie służą wyłącznie do użytku właścicieli poszczególnych lokali w udziale ujawnionym w księdze wieczystej, położonej{/prawo_wlasnosc}{#prawo_spoldzielcze}dotyczącego określenia wartości rynkowej {przedmiot_d}, położonego{/prawo_spoldzielcze} pod adresem: {adres}. </w:t>
+        <w:t xml:space="preserve">Wyciąg z operatu szacunkowego {#prawo_wlasnosc}nieruchomości lokalowej obejmującej lokal mieszkalny wraz z udziałem w nieruchomości wspólnej, którą stanowi prawo własności gruntu oraz części budynku i urządzeń, które nie służą wyłącznie do użytku właścicieli poszczególnych lokali w udziale ujawnionym w księdze wieczystej, położonej{/prawo_wlasnosc}{#prawo_spoldzielcze}dotyczącego określenia wartości rynkowej {przedmiot_d}, położonego{/prawo_spoldzielcze} pod adresem: {adres}{#obciazenie_bez_uwzglednienia}, bez uwzględnienia obciążenia ograniczonym prawem rzeczowym{/obciazenie_bez_uwzglednienia}. </w:t>
       </w:r>
       <w:r>
         <w:rPr>
@@ -4237,7 +3773,7 @@
                 <w:szCs w:val="18"/>
                 <w:lang w:eastAsia="pl-PL"/>
               </w:rPr>
-              <w:t xml:space="preserve">Określenie wartości rynkowej {przedmiot_d}{#prawo_wlasnosc} wraz z udziałem w nieruchomości wspólnej, którą stanowi prawo własności gruntu oraz części budynku i urządzeń, które nie służą wyłącznie do użytku właścicieli poszczególnych lokali w udziale ujawnionym w księdze wieczystej{/prawo_wlasnosc}, wg stanu aktualnego, {#prawo_wlasnosc}położonej{/prawo_wlasnosc}{#prawo_spoldzielcze}położonego{/prawo_spoldzielcze} pod adresem: {adres}.</w:t>
+              <w:t xml:space="preserve">Określenie wartości rynkowej {przedmiot_d}{#prawo_wlasnosc} wraz z udziałem w nieruchomości wspólnej, którą stanowi prawo własności gruntu oraz części budynku i urządzeń, które nie służą wyłącznie do użytku właścicieli poszczególnych lokali w udziale ujawnionym w księdze wieczystej{/prawo_wlasnosc}, wg stanu aktualnego{#obciazenie_bez_uwzglednienia}, bez uwzględnienia obciążenia ograniczonym prawem rzeczowym{/obciazenie_bez_uwzglednienia}, {#prawo_wlasnosc}położonej{/prawo_wlasnosc}{#prawo_spoldzielcze}położonego{/prawo_spoldzielcze} pod adresem: {adres}.</w:t>
             </w:r>
             <w:r>
               <w:rPr>
@@ -5039,7 +4575,7 @@
                 <w:sz w:val="18"/>
                 <w:szCs w:val="18"/>
               </w:rPr>
-              <w:t xml:space="preserve">Określenie wartości rynkowej {przedmiot_d}{#prawo_wlasnosc} o funkcji mieszkalnej{/prawo_wlasnosc}, wg stanu aktualnego dla potrzeb {cel}.</w:t>
+              <w:t xml:space="preserve">Określenie wartości rynkowej {przedmiot_d}{#prawo_wlasnosc} o funkcji mieszkalnej{/prawo_wlasnosc}, wg stanu aktualnego{#obciazenie_bez_uwzglednienia}, bez uwzględnienia obciążenia ograniczonym prawem rzeczowym{/obciazenie_bez_uwzglednienia} dla potrzeb {cel}.</w:t>
             </w:r>
             <w:r>
               <w:rPr>
@@ -5266,7 +4802,7 @@
                 <w:szCs w:val="18"/>
                 <w:u w:val="single"/>
               </w:rPr>
-              <w:t>wg stanu aktualnego</w:t>
+              <w:t xml:space="preserve">wg stanu aktualnego{#obciazenie_bez_uwzglednienia}, bez uwzględnienia obciążenia ograniczonym prawem rzeczowym{/obciazenie_bez_uwzglednienia}</w:t>
             </w:r>
           </w:p>
           <w:p>
@@ -5663,7 +5199,7 @@
                 <w:sz w:val="18"/>
                 <w:szCs w:val="18"/>
               </w:rPr>
-              <w:t>Aneta Dembska</w:t>
+              <w:t xml:space="preserve">{autor_imie_nazwisko}</w:t>
             </w:r>
           </w:p>
           <w:p>
@@ -5699,23 +5235,23 @@
                 <w:sz w:val="18"/>
                 <w:szCs w:val="18"/>
               </w:rPr>
-              <w:t>świadectwo nadania uprawnień zawodowych nr</w:t>
-            </w:r>
-            <w:r>
-              <w:rPr>
-                <w:rFonts w:ascii="Segoe UI" w:hAnsi="Segoe UI" w:cs="Segoe UI"/>
-                <w:sz w:val="18"/>
-                <w:szCs w:val="18"/>
-              </w:rPr>
-              <w:t xml:space="preserve"> </w:t>
-            </w:r>
-            <w:r>
-              <w:rPr>
-                <w:rFonts w:ascii="Segoe UI" w:hAnsi="Segoe UI" w:cs="Segoe UI"/>
-                <w:sz w:val="18"/>
-                <w:szCs w:val="18"/>
-              </w:rPr>
-              <w:t>5667</w:t>
+              <w:t xml:space="preserve">świadectwo nadania uprawnień zawodowych nr {autor_uprawnienia}</w:t>
+            </w:r>
+            <w:r>
+              <w:rPr>
+                <w:rFonts w:ascii="Segoe UI" w:hAnsi="Segoe UI" w:cs="Segoe UI"/>
+                <w:sz w:val="18"/>
+                <w:szCs w:val="18"/>
+              </w:rPr>
+              <w:t xml:space="preserve"/>
+            </w:r>
+            <w:r>
+              <w:rPr>
+                <w:rFonts w:ascii="Segoe UI" w:hAnsi="Segoe UI" w:cs="Segoe UI"/>
+                <w:sz w:val="18"/>
+                <w:szCs w:val="18"/>
+              </w:rPr>
+              <w:t/>
             </w:r>
           </w:p>
         </w:tc>
@@ -6269,7 +5805,7 @@
           <w:sz w:val="20"/>
           <w:szCs w:val="20"/>
         </w:rPr>
-        <w:t xml:space="preserve">Dla nieruchomości gruntowej właściwy sąd rejonowy prowadzi odrębną księgę wieczystą.</w:t>
+        <w:t xml:space="preserve">{#ma_ksiege_gruntu}{#sad_ksiegi_gruntu}Dla nieruchomości gruntowej {sad_ksiegi_gruntu} prowadzi księgę wieczystą nr {nr_ksiegi_gruntu}.{/sad_ksiegi_gruntu}{^sad_ksiegi_gruntu}Dla nieruchomości gruntowej prowadzona jest księga wieczysta nr {nr_ksiegi_gruntu}.{/sad_ksiegi_gruntu}{/ma_ksiege_gruntu}</w:t>
       </w:r>
       <w:r>
         <w:rPr>
@@ -6491,7 +6027,7 @@
           <w:sz w:val="20"/>
           <w:szCs w:val="20"/>
         </w:rPr>
-        <w:t xml:space="preserve">Zakres wyceny obejmuje określenie wartości rynkowej {przedmiot_d}{#prawo_wlasnosc} wraz z udziałem w nieruchomości wspólnej, którą stanowi prawo własności gruntu oraz części budynku i urządzeń, które nie służą wyłącznie do użytku właścicieli poszczególnych lokali w udziale ujawnionym w księdze wieczystej{/prawo_wlasnosc}, wg stanu aktualnego, {#prawo_wlasnosc}położonej{/prawo_wlasnosc}{#prawo_spoldzielcze}położonego{/prawo_spoldzielcze} pod adresem: {adres}.</w:t>
+        <w:t xml:space="preserve">Zakres wyceny obejmuje określenie wartości rynkowej {przedmiot_d}{#prawo_wlasnosc} wraz z udziałem w nieruchomości wspólnej, którą stanowi prawo własności gruntu oraz części budynku i urządzeń, które nie służą wyłącznie do użytku właścicieli poszczególnych lokali w udziale ujawnionym w księdze wieczystej{/prawo_wlasnosc}, wg stanu aktualnego{#obciazenie_bez_uwzglednienia}, bez uwzględnienia obciążenia ograniczonym prawem rzeczowym{/obciazenie_bez_uwzglednienia}, {#prawo_wlasnosc}położonej{/prawo_wlasnosc}{#prawo_spoldzielcze}położonego{/prawo_spoldzielcze} pod adresem: {adres}.</w:t>
       </w:r>
       <w:r>
         <w:rPr>
@@ -6744,7 +6280,7 @@
           <w:sz w:val="20"/>
           <w:szCs w:val="20"/>
         </w:rPr>
-        <w:t xml:space="preserve">Celem wyceny jest określenie wartości rynkowej {przedmiot_d}{#prawo_wlasnosc} o funkcji mieszkalnej{/prawo_wlasnosc}, wg stanu aktualnego dla potrzeb {cel}.</w:t>
+        <w:t xml:space="preserve">Celem wyceny jest określenie wartości rynkowej {przedmiot_d}{#prawo_wlasnosc} o funkcji mieszkalnej{/prawo_wlasnosc}, wg stanu aktualnego{#obciazenie_bez_uwzglednienia}, bez uwzględnienia obciążenia ograniczonym prawem rzeczowym{/obciazenie_bez_uwzglednienia} dla potrzeb {cel}.</w:t>
       </w:r>
       <w:r>
         <w:rPr>
@@ -6826,6 +6362,7 @@
     <w:p>
       <w:pPr>
         <w:pStyle w:val="Iza1"/>
+        <w:keepNext w:val="true"/>
         <w:spacing w:line="276" w:lineRule="auto"/>
         <w:outlineLvl w:val="0"/>
         <w:rPr>
@@ -6858,6 +6395,7 @@
     </w:p>
     <w:p>
       <w:pPr>
+        <w:keepNext w:val="true"/>
         <w:spacing w:line="276" w:lineRule="auto"/>
         <w:jc w:val="both"/>
         <w:rPr>
@@ -6869,6 +6407,7 @@
     </w:p>
     <w:p>
       <w:pPr>
+        <w:keepNext w:val="true"/>
         <w:spacing w:line="276" w:lineRule="auto"/>
         <w:jc w:val="both"/>
         <w:rPr>
@@ -6883,7 +6422,7 @@
           <w:sz w:val="20"/>
           <w:szCs w:val="20"/>
         </w:rPr>
-        <w:t xml:space="preserve">Wycenę sporządza się na podstawie zlecenia złożonego przez {klient} dla Biura Wyceny Nieruchomości Aneta Dembska z siedzibą w Poznaniu.</w:t>
+        <w:t xml:space="preserve">Wycenę sporządza się na podstawie zlecenia złożonego przez {klient} dla:</w:t>
       </w:r>
       <w:r>
         <w:rPr>
@@ -6997,6 +6536,15 @@
           <w:szCs w:val="20"/>
         </w:rPr>
         <w:t/>
+      </w:r>
+    </w:p>
+    <w:p>
+      <w:pPr>
+        <w:pStyle w:val="Tekstpodstawowy22"/>
+        <w:spacing w:before="0" w:after="0" w:line="240" w:lineRule="auto"/>
+      </w:pPr>
+      <w:r>
+        <w:t xml:space="preserve">{biuro}</w:t>
       </w:r>
     </w:p>
     <w:p>
@@ -7806,6 +7354,11 @@
       </w:r>
     </w:p>
     <w:p>
+      <w:r>
+        <w:t xml:space="preserve">{#kw_badanie}</w:t>
+      </w:r>
+    </w:p>
+    <w:p>
       <w:pPr>
         <w:pStyle w:val="Akapitzlist"/>
         <w:numPr>
@@ -7933,6 +7486,11 @@
           <w:szCs w:val="20"/>
         </w:rPr>
         <w:t/>
+      </w:r>
+    </w:p>
+    <w:p>
+      <w:r>
+        <w:t xml:space="preserve">{/kw_badanie}</w:t>
       </w:r>
     </w:p>
     <w:p>
@@ -8015,6 +7573,11 @@
       </w:r>
     </w:p>
     <w:p>
+      <w:r>
+        <w:t xml:space="preserve">{#ma_akt}</w:t>
+      </w:r>
+    </w:p>
+    <w:p>
       <w:pPr>
         <w:pStyle w:val="Akapitzlist"/>
         <w:numPr>
@@ -8040,7 +7603,12 @@
           <w:sz w:val="20"/>
           <w:szCs w:val="20"/>
         </w:rPr>
-        <w:t xml:space="preserve">Wypis aktu notarialnego – umowa ustanowienia odrębnej własności lokalu i sprzedaży,</w:t>
+        <w:t xml:space="preserve">Wypis aktu notarialnego – {akt_opis},</w:t>
+      </w:r>
+    </w:p>
+    <w:p>
+      <w:r>
+        <w:t xml:space="preserve">{/ma_akt}</w:t>
       </w:r>
     </w:p>
     <w:p>
@@ -9590,7 +9158,7 @@
     </w:p>
     <w:p>
       <w:r>
-        <w:t xml:space="preserve">{#ma_kw}Oznaczenie księgi wieczystej: {nr_kw}. {#kw_stub_odpis}Pełna treść odpisu KW pozostaje w dokumentacji źródłowej rzeczoznawcy.{/kw_stub_odpis}{/ma_kw}{#kw_brak}{klauzula_brak_kw}{/kw_brak}</w:t>
+        <w:t xml:space="preserve">{#ma_kw}Oznaczenie księgi wieczystej: {nr_kw}.{/ma_kw}{#kw_brak}{klauzula_brak_kw}{/kw_brak}</w:t>
       </w:r>
     </w:p>
     <w:p>
@@ -9615,27 +9183,438 @@
     </w:p>
     <w:p>
       <w:r>
-        <w:t xml:space="preserve">{#dzial3_brak}Dział III (prawa, roszczenia i ograniczenia): brak wpisów.{/dzial3_brak}</w:t>
-      </w:r>
-    </w:p>
-    <w:p>
-      <w:r>
-        <w:t xml:space="preserve">{#dzial3_wpisy}Dział III — wpis: {.}{/dzial3_wpisy}</w:t>
-      </w:r>
-    </w:p>
-    <w:p>
-      <w:r>
-        <w:t xml:space="preserve">{#dzial4_brak}Dział IV (hipoteki): brak wpisów.{/dzial4_brak}</w:t>
-      </w:r>
-    </w:p>
-    <w:p>
-      <w:r>
-        <w:t xml:space="preserve">{#dzial4_wpisy}Dział IV — wpis: {.}{/dzial4_wpisy}</w:t>
-      </w:r>
-    </w:p>
-    <w:p>
-      <w:r>
         <w:t xml:space="preserve">{/kw_badanie}</w:t>
+      </w:r>
+    </w:p>
+    <w:p>
+      <w:pPr>
+        <w:pStyle w:val="Tekstpodstawowy22"/>
+      </w:pPr>
+      <w:r>
+        <w:t xml:space="preserve">{#ma_protokol_ksiegi_lokalu}</w:t>
+      </w:r>
+    </w:p>
+    <w:p>
+      <w:pPr>
+        <w:pStyle w:val="Tekstpodstawowy22"/>
+      </w:pPr>
+      <w:r>
+        <w:t xml:space="preserve">{protokol_ksiegi_lokalu}</w:t>
+      </w:r>
+    </w:p>
+    <w:p>
+      <w:pPr>
+        <w:pStyle w:val="Tekstpodstawowy22"/>
+      </w:pPr>
+      <w:r>
+        <w:t xml:space="preserve">{/ma_protokol_ksiegi_lokalu}</w:t>
+      </w:r>
+    </w:p>
+    <w:p>
+      <w:pPr>
+        <w:pStyle w:val="Tekstpodstawowy22"/>
+      </w:pPr>
+      <w:r>
+        <w:t xml:space="preserve">{#ma_tresc_lokalu}</w:t>
+      </w:r>
+    </w:p>
+    <w:tbl>
+      <w:tblPr>
+        <w:tblW w:w="8961" w:type="dxa"/>
+        <w:tblBorders>
+          <w:top w:val="single" w:sz="4" w:space="0" w:color="BFBFBF"/>
+          <w:left w:val="single" w:sz="4" w:space="0" w:color="BFBFBF"/>
+          <w:bottom w:val="single" w:sz="4" w:space="0" w:color="BFBFBF"/>
+          <w:right w:val="single" w:sz="4" w:space="0" w:color="BFBFBF"/>
+          <w:insideH w:val="single" w:sz="4" w:space="0" w:color="BFBFBF"/>
+          <w:insideV w:val="single" w:sz="4" w:space="0" w:color="BFBFBF"/>
+        </w:tblBorders>
+      </w:tblPr>
+      <w:tblGrid>
+        <w:gridCol w:w="3400"/>
+        <w:gridCol w:w="600"/>
+        <w:gridCol w:w="4961"/>
+      </w:tblGrid>
+      <w:tr>
+        <w:tc>
+          <w:tcPr>
+            <w:tcW w:w="3400" w:type="dxa"/>
+          </w:tcPr>
+          <w:p>
+            <w:pPr>
+              <w:pStyle w:val="Tekstpodstawowy"/>
+            </w:pPr>
+            <w:r>
+              <w:rPr>
+                <w:b/>
+                <w:sz w:val="16"/>
+                <w:szCs w:val="16"/>
+              </w:rPr>
+              <w:t xml:space="preserve">{#ksiega_lokalu_wiersze}{#typ == 'dzial'}{kol1}</w:t>
+            </w:r>
+          </w:p>
+        </w:tc>
+        <w:tc>
+          <w:tcPr>
+            <w:tcW w:w="600" w:type="dxa"/>
+          </w:tcPr>
+          <w:p>
+            <w:pPr>
+              <w:pStyle w:val="Tekstpodstawowy"/>
+            </w:pPr>
+            <w:r>
+              <w:rPr>
+                <w:b/>
+                <w:sz w:val="16"/>
+                <w:szCs w:val="16"/>
+              </w:rPr>
+              <w:t xml:space="preserve"/>
+            </w:r>
+          </w:p>
+        </w:tc>
+        <w:tc>
+          <w:tcPr>
+            <w:tcW w:w="4961" w:type="dxa"/>
+          </w:tcPr>
+          <w:p>
+            <w:pPr>
+              <w:pStyle w:val="Tekstpodstawowy"/>
+            </w:pPr>
+            <w:r>
+              <w:rPr>
+                <w:b/>
+                <w:sz w:val="16"/>
+                <w:szCs w:val="16"/>
+              </w:rPr>
+              <w:t xml:space="preserve">{/}</w:t>
+            </w:r>
+          </w:p>
+        </w:tc>
+      </w:tr>
+      <w:tr>
+        <w:tc>
+          <w:tcPr>
+            <w:tcW w:w="3400" w:type="dxa"/>
+          </w:tcPr>
+          <w:p>
+            <w:pPr>
+              <w:pStyle w:val="Tekstpodstawowy"/>
+            </w:pPr>
+            <w:r>
+              <w:rPr>
+                <w:i/>
+                <w:sz w:val="16"/>
+                <w:szCs w:val="16"/>
+              </w:rPr>
+              <w:t xml:space="preserve">{#typ == 'tabela'}{kol1}</w:t>
+            </w:r>
+          </w:p>
+        </w:tc>
+        <w:tc>
+          <w:tcPr>
+            <w:tcW w:w="600" w:type="dxa"/>
+          </w:tcPr>
+          <w:p>
+            <w:pPr>
+              <w:pStyle w:val="Tekstpodstawowy"/>
+            </w:pPr>
+            <w:r>
+              <w:rPr>
+                <w:i/>
+                <w:sz w:val="16"/>
+                <w:szCs w:val="16"/>
+              </w:rPr>
+              <w:t xml:space="preserve"/>
+            </w:r>
+          </w:p>
+        </w:tc>
+        <w:tc>
+          <w:tcPr>
+            <w:tcW w:w="4961" w:type="dxa"/>
+          </w:tcPr>
+          <w:p>
+            <w:pPr>
+              <w:pStyle w:val="Tekstpodstawowy"/>
+            </w:pPr>
+            <w:r>
+              <w:rPr>
+                <w:i/>
+                <w:sz w:val="16"/>
+                <w:szCs w:val="16"/>
+              </w:rPr>
+              <w:t xml:space="preserve">{/}</w:t>
+            </w:r>
+          </w:p>
+        </w:tc>
+      </w:tr>
+      <w:tr>
+        <w:tc>
+          <w:tcPr>
+            <w:tcW w:w="3400" w:type="dxa"/>
+          </w:tcPr>
+          <w:p>
+            <w:pPr>
+              <w:pStyle w:val="Tekstpodstawowy"/>
+            </w:pPr>
+            <w:r>
+              <w:rPr>
+                <w:sz w:val="16"/>
+                <w:szCs w:val="16"/>
+              </w:rPr>
+              <w:t xml:space="preserve">{^typ == 'dzial'}{^typ == 'tabela'}{kol1}</w:t>
+            </w:r>
+          </w:p>
+        </w:tc>
+        <w:tc>
+          <w:tcPr>
+            <w:tcW w:w="600" w:type="dxa"/>
+          </w:tcPr>
+          <w:p>
+            <w:pPr>
+              <w:pStyle w:val="Tekstpodstawowy"/>
+            </w:pPr>
+            <w:r>
+              <w:rPr>
+                <w:sz w:val="16"/>
+                <w:szCs w:val="16"/>
+              </w:rPr>
+              <w:t xml:space="preserve">{kol2}</w:t>
+            </w:r>
+          </w:p>
+        </w:tc>
+        <w:tc>
+          <w:tcPr>
+            <w:tcW w:w="4961" w:type="dxa"/>
+          </w:tcPr>
+          <w:p>
+            <w:pPr>
+              <w:pStyle w:val="Tekstpodstawowy"/>
+            </w:pPr>
+            <w:r>
+              <w:rPr>
+                <w:sz w:val="16"/>
+                <w:szCs w:val="16"/>
+              </w:rPr>
+              <w:t xml:space="preserve">{kol3}{/}{/}{/ksiega_lokalu_wiersze}</w:t>
+            </w:r>
+          </w:p>
+        </w:tc>
+      </w:tr>
+    </w:tbl>
+    <w:p>
+      <w:pPr>
+        <w:pStyle w:val="Tekstpodstawowy22"/>
+      </w:pPr>
+      <w:r>
+        <w:t xml:space="preserve">{/ma_tresc_lokalu}</w:t>
+      </w:r>
+    </w:p>
+    <w:p>
+      <w:pPr>
+        <w:pStyle w:val="Tekstpodstawowy22"/>
+      </w:pPr>
+      <w:r>
+        <w:t xml:space="preserve">{^ma_tresc_lokalu}</w:t>
+      </w:r>
+    </w:p>
+    <w:p>
+      <w:pPr>
+        <w:pStyle w:val="Tekstpodstawowy22"/>
+      </w:pPr>
+      <w:r>
+        <w:t xml:space="preserve">{#dzial3_opis}</w:t>
+      </w:r>
+    </w:p>
+    <w:p>
+      <w:pPr>
+        <w:pStyle w:val="Tekstpodstawowy22"/>
+      </w:pPr>
+      <w:r>
+        <w:t xml:space="preserve">{dzial3_opis}</w:t>
+      </w:r>
+    </w:p>
+    <w:p>
+      <w:pPr>
+        <w:pStyle w:val="Tekstpodstawowy22"/>
+      </w:pPr>
+      <w:r>
+        <w:t xml:space="preserve">{/dzial3_opis}</w:t>
+      </w:r>
+    </w:p>
+    <w:p>
+      <w:pPr>
+        <w:pStyle w:val="Tekstpodstawowy22"/>
+      </w:pPr>
+      <w:r>
+        <w:t xml:space="preserve">{#dzial4_opis}</w:t>
+      </w:r>
+    </w:p>
+    <w:p>
+      <w:pPr>
+        <w:pStyle w:val="Tekstpodstawowy22"/>
+      </w:pPr>
+      <w:r>
+        <w:t xml:space="preserve">{dzial4_opis}</w:t>
+      </w:r>
+    </w:p>
+    <w:p>
+      <w:pPr>
+        <w:pStyle w:val="Tekstpodstawowy22"/>
+      </w:pPr>
+      <w:r>
+        <w:t xml:space="preserve">{/dzial4_opis}</w:t>
+      </w:r>
+    </w:p>
+    <w:p>
+      <w:pPr>
+        <w:pStyle w:val="Tekstpodstawowy22"/>
+      </w:pPr>
+      <w:r>
+        <w:t xml:space="preserve">{#nr_lokalu_kw}</w:t>
+      </w:r>
+    </w:p>
+    <w:p>
+      <w:pPr>
+        <w:pStyle w:val="Tekstpodstawowy22"/>
+      </w:pPr>
+      <w:r>
+        <w:t xml:space="preserve">Numer lokalu wg księgi wieczystej: {nr_lokalu_kw}.</w:t>
+      </w:r>
+    </w:p>
+    <w:p>
+      <w:pPr>
+        <w:pStyle w:val="Tekstpodstawowy22"/>
+      </w:pPr>
+      <w:r>
+        <w:t xml:space="preserve">{/nr_lokalu_kw}</w:t>
+      </w:r>
+    </w:p>
+    <w:p>
+      <w:pPr>
+        <w:pStyle w:val="Tekstpodstawowy22"/>
+      </w:pPr>
+      <w:r>
+        <w:t xml:space="preserve">{/ma_tresc_lokalu}</w:t>
+      </w:r>
+    </w:p>
+    <w:p>
+      <w:pPr>
+        <w:pStyle w:val="Tekstpodstawowy22"/>
+      </w:pPr>
+      <w:r>
+        <w:t xml:space="preserve">{#ma_protokol_ksiegi_gruntu}</w:t>
+      </w:r>
+    </w:p>
+    <w:p>
+      <w:pPr>
+        <w:pStyle w:val="Tekstpodstawowy22"/>
+      </w:pPr>
+      <w:r>
+        <w:t xml:space="preserve">{protokol_ksiegi_gruntu}</w:t>
+      </w:r>
+    </w:p>
+    <w:p>
+      <w:pPr>
+        <w:pStyle w:val="Tekstpodstawowy22"/>
+      </w:pPr>
+      <w:r>
+        <w:t xml:space="preserve">{#dzial3_opis_gruntu}</w:t>
+      </w:r>
+    </w:p>
+    <w:p>
+      <w:pPr>
+        <w:pStyle w:val="Tekstpodstawowy22"/>
+      </w:pPr>
+      <w:r>
+        <w:t xml:space="preserve">{dzial3_opis_gruntu}</w:t>
+      </w:r>
+    </w:p>
+    <w:p>
+      <w:pPr>
+        <w:pStyle w:val="Tekstpodstawowy22"/>
+      </w:pPr>
+      <w:r>
+        <w:t xml:space="preserve">{/dzial3_opis_gruntu}</w:t>
+      </w:r>
+    </w:p>
+    <w:p>
+      <w:pPr>
+        <w:pStyle w:val="Tekstpodstawowy22"/>
+      </w:pPr>
+      <w:r>
+        <w:t xml:space="preserve">{#dzial4_opis_gruntu}</w:t>
+      </w:r>
+    </w:p>
+    <w:p>
+      <w:pPr>
+        <w:pStyle w:val="Tekstpodstawowy22"/>
+      </w:pPr>
+      <w:r>
+        <w:t xml:space="preserve">{dzial4_opis_gruntu}</w:t>
+      </w:r>
+    </w:p>
+    <w:p>
+      <w:pPr>
+        <w:pStyle w:val="Tekstpodstawowy22"/>
+      </w:pPr>
+      <w:r>
+        <w:t xml:space="preserve">{/dzial4_opis_gruntu}</w:t>
+      </w:r>
+    </w:p>
+    <w:p>
+      <w:pPr>
+        <w:pStyle w:val="Tekstpodstawowy22"/>
+      </w:pPr>
+      <w:r>
+        <w:t xml:space="preserve">{/ma_protokol_ksiegi_gruntu}</w:t>
+      </w:r>
+    </w:p>
+    <w:p>
+      <w:pPr>
+        <w:pStyle w:val="Tekstpodstawowy22"/>
+      </w:pPr>
+      <w:r>
+        <w:t xml:space="preserve">{#obciazenie_bez_uwzglednienia}</w:t>
+      </w:r>
+    </w:p>
+    <w:p>
+      <w:pPr>
+        <w:pStyle w:val="Tekstpodstawowy22"/>
+      </w:pPr>
+      <w:r>
+        <w:t xml:space="preserve">Uwaga: w dziale III księgi wieczystej lokalu ujawniony jest wpis ograniczonego prawa rzeczowego. {obciazenie_podstawa} Wartość rynkową określono bez uwzględnienia tego obciążenia.</w:t>
+      </w:r>
+    </w:p>
+    <w:p>
+      <w:pPr>
+        <w:pStyle w:val="Tekstpodstawowy22"/>
+      </w:pPr>
+      <w:r>
+        <w:t xml:space="preserve">{/obciazenie_bez_uwzglednienia}</w:t>
+      </w:r>
+    </w:p>
+    <w:p>
+      <w:pPr>
+        <w:pStyle w:val="Tekstpodstawowy22"/>
+      </w:pPr>
+      <w:r>
+        <w:t xml:space="preserve">{#obciazenie_z_uwzglednieniem}</w:t>
+      </w:r>
+    </w:p>
+    <w:p>
+      <w:pPr>
+        <w:pStyle w:val="Tekstpodstawowy22"/>
+      </w:pPr>
+      <w:r>
+        <w:t xml:space="preserve">Uwaga: w dziale III księgi wieczystej lokalu ujawniony jest wpis ograniczonego prawa rzeczowego. {obciazenie_podstawa} Wartość rynkową określono z uwzględnieniem tego obciążenia.</w:t>
+      </w:r>
+    </w:p>
+    <w:p>
+      <w:pPr>
+        <w:pStyle w:val="Tekstpodstawowy22"/>
+      </w:pPr>
+      <w:r>
+        <w:t xml:space="preserve">{/obciazenie_z_uwzglednieniem}</w:t>
       </w:r>
     </w:p>
     <w:p>
@@ -13489,6 +13468,40 @@
           <w:szCs w:val="20"/>
         </w:rPr>
         <w:t>Wartości końcowe zaokrąglono z dokładnością do pełnych setek złotych.</w:t>
+      </w:r>
+    </w:p>
+    <w:p>
+      <w:r>
+        <w:t xml:space="preserve">{#ma_obciazenie}</w:t>
+      </w:r>
+    </w:p>
+    <w:p>
+      <w:pPr>
+        <w:pStyle w:val="Tekstpodstawowy22"/>
+        <w:numPr>
+          <w:ilvl w:val="0"/>
+          <w:numId w:val="13"/>
+        </w:numPr>
+        <w:spacing w:line="276" w:lineRule="auto"/>
+        <w:jc w:val="both"/>
+        <w:rPr>
+          <w:rFonts w:ascii="Segoe UI" w:hAnsi="Segoe UI" w:cs="Segoe UI"/>
+          <w:sz w:val="20"/>
+          <w:szCs w:val="20"/>
+        </w:rPr>
+      </w:pPr>
+      <w:r>
+        <w:rPr>
+          <w:rFonts w:ascii="Segoe UI" w:hAnsi="Segoe UI" w:cs="Segoe UI"/>
+          <w:sz w:val="20"/>
+          <w:szCs w:val="20"/>
+        </w:rPr>
+        <w:t xml:space="preserve">W dziale III księgi wieczystej lokalu ujawniono wpis ograniczonego prawa rzeczowego. {obciazenie_podstawa}</w:t>
+      </w:r>
+    </w:p>
+    <w:p>
+      <w:r>
+        <w:t xml:space="preserve">{/ma_obciazenie}</w:t>
       </w:r>
     </w:p>
     <w:p>
@@ -15906,6 +15919,16 @@
       </w:r>
     </w:p>
     <w:p>
+      <w:r>
+        <w:t xml:space="preserve">{#lokale_cmax}</w:t>
+      </w:r>
+    </w:p>
+    <w:p>
+      <w:r>
+        <w:t xml:space="preserve">{#lokalizacja}</w:t>
+      </w:r>
+    </w:p>
+    <w:p>
       <w:pPr>
         <w:spacing w:line="276" w:lineRule="auto"/>
         <w:jc w:val="both"/>
@@ -15921,12 +15944,17 @@
           <w:sz w:val="20"/>
           <w:szCs w:val="20"/>
         </w:rPr>
-        <w:t xml:space="preserve">Lokal mieszkalny położony jest w analizowanym obszarze rynku.</w:t>
-      </w:r>
-    </w:p>
-    <w:p>
-      <w:r>
-        <w:t xml:space="preserve">{#opis_cmax}</w:t>
+        <w:t xml:space="preserve">Lokal mieszkalny położony jest przy {lokalizacja}.</w:t>
+      </w:r>
+    </w:p>
+    <w:p>
+      <w:r>
+        <w:t xml:space="preserve">{/lokalizacja}</w:t>
+      </w:r>
+    </w:p>
+    <w:p>
+      <w:r>
+        <w:t xml:space="preserve">{#cechy}</w:t>
       </w:r>
     </w:p>
     <w:p>
@@ -15949,12 +15977,17 @@
           <w:sz w:val="20"/>
           <w:szCs w:val="20"/>
         </w:rPr>
-        <w:t xml:space="preserve">{.}</w:t>
-      </w:r>
-    </w:p>
-    <w:p>
-      <w:r>
-        <w:t xml:space="preserve">{/opis_cmax}</w:t>
+        <w:t xml:space="preserve">{nazwa} – {opis},</w:t>
+      </w:r>
+    </w:p>
+    <w:p>
+      <w:r>
+        <w:t xml:space="preserve">{/cechy}</w:t>
+      </w:r>
+    </w:p>
+    <w:p>
+      <w:r>
+        <w:t xml:space="preserve">{/lokale_cmax}</w:t>
       </w:r>
     </w:p>
     <w:p>
@@ -15996,6 +16029,16 @@
       </w:r>
     </w:p>
     <w:p>
+      <w:r>
+        <w:t xml:space="preserve">{#lokale_cmin}</w:t>
+      </w:r>
+    </w:p>
+    <w:p>
+      <w:r>
+        <w:t xml:space="preserve">{#lokalizacja}</w:t>
+      </w:r>
+    </w:p>
+    <w:p>
       <w:pPr>
         <w:spacing w:line="276" w:lineRule="auto"/>
         <w:jc w:val="both"/>
@@ -16011,12 +16054,17 @@
           <w:sz w:val="20"/>
           <w:szCs w:val="20"/>
         </w:rPr>
-        <w:t xml:space="preserve">Lokal mieszkalny położony jest w analizowanym obszarze rynku.</w:t>
-      </w:r>
-    </w:p>
-    <w:p>
-      <w:r>
-        <w:t xml:space="preserve">{#opis_cmin}</w:t>
+        <w:t xml:space="preserve">Lokal mieszkalny położony jest przy {lokalizacja}.</w:t>
+      </w:r>
+    </w:p>
+    <w:p>
+      <w:r>
+        <w:t xml:space="preserve">{/lokalizacja}</w:t>
+      </w:r>
+    </w:p>
+    <w:p>
+      <w:r>
+        <w:t xml:space="preserve">{#cechy}</w:t>
       </w:r>
     </w:p>
     <w:p>
@@ -16039,7 +16087,7 @@
           <w:sz w:val="20"/>
           <w:szCs w:val="20"/>
         </w:rPr>
-        <w:t xml:space="preserve">{.}</w:t>
+        <w:t xml:space="preserve">{nazwa} – {opis},</w:t>
       </w:r>
       <w:r>
         <w:rPr>
@@ -16060,7 +16108,12 @@
     </w:p>
     <w:p>
       <w:r>
-        <w:t xml:space="preserve">{/opis_cmin}</w:t>
+        <w:t xml:space="preserve">{/cechy}</w:t>
+      </w:r>
+    </w:p>
+    <w:p>
+      <w:r>
+        <w:t xml:space="preserve">{/lokale_cmin}</w:t>
       </w:r>
     </w:p>
     <w:p>
@@ -16115,7 +16168,7 @@
           <w:sz w:val="20"/>
           <w:szCs w:val="20"/>
         </w:rPr>
-        <w:t xml:space="preserve">Lokal mieszkalny położony jest w analizowanym obszarze rynku.</w:t>
+        <w:t xml:space="preserve">Lokal mieszkalny położony jest pod adresem: {adres}.</w:t>
       </w:r>
     </w:p>
     <w:p>
@@ -16886,7 +16939,7 @@
                 <w:sz w:val="18"/>
                 <w:szCs w:val="18"/>
               </w:rPr>
-              <w:t>1,000</w:t>
+              <w:t xml:space="preserve">{suma_ui_sr}</w:t>
             </w:r>
           </w:p>
         </w:tc>
@@ -19313,6 +19366,30 @@
     </w:p>
     <w:p>
       <w:pPr>
+        <w:pStyle w:val="Akapitzlist"/>
+      </w:pPr>
+      <w:r>
+        <w:t xml:space="preserve">{#ma_polise}</w:t>
+      </w:r>
+    </w:p>
+    <w:p>
+      <w:pPr>
+        <w:pStyle w:val="Akapitzlist"/>
+      </w:pPr>
+      <w:r>
+        <w:t xml:space="preserve">Kopia polisy ubezpieczeniowej.</w:t>
+      </w:r>
+    </w:p>
+    <w:p>
+      <w:pPr>
+        <w:pStyle w:val="Akapitzlist"/>
+      </w:pPr>
+      <w:r>
+        <w:t xml:space="preserve">{/ma_polise}</w:t>
+      </w:r>
+    </w:p>
+    <w:p>
+      <w:pPr>
         <w:spacing w:line="276" w:lineRule="auto"/>
         <w:jc w:val="both"/>
         <w:rPr>
@@ -19345,6 +19422,55 @@
           <w:szCs w:val="20"/>
         </w:rPr>
       </w:pPr>
+    </w:p>
+    <w:p>
+      <w:pPr>
+        <w:pStyle w:val="Akapitzlist"/>
+      </w:pPr>
+      <w:r>
+        <w:t xml:space="preserve">{#ma_polise}</w:t>
+      </w:r>
+    </w:p>
+    <w:p>
+      <w:pPr>
+        <w:pStyle w:val="Iza1"/>
+        <w:pageBreakBefore/>
+      </w:pPr>
+      <w:r>
+        <w:t xml:space="preserve">Załącznik nr 1</w:t>
+      </w:r>
+    </w:p>
+    <w:p>
+      <w:pPr>
+        <w:pStyle w:val="Akapitzlist"/>
+      </w:pPr>
+      <w:r>
+        <w:t xml:space="preserve">{#polisa_strony}</w:t>
+      </w:r>
+    </w:p>
+    <w:p>
+      <w:pPr>
+        <w:pStyle w:val="Tekstpodstawowy"/>
+      </w:pPr>
+      <w:r>
+        <w:t xml:space="preserve">{%img}</w:t>
+      </w:r>
+    </w:p>
+    <w:p>
+      <w:pPr>
+        <w:pStyle w:val="Akapitzlist"/>
+      </w:pPr>
+      <w:r>
+        <w:t xml:space="preserve">{/polisa_strony}</w:t>
+      </w:r>
+    </w:p>
+    <w:p>
+      <w:pPr>
+        <w:pStyle w:val="Akapitzlist"/>
+      </w:pPr>
+      <w:r>
+        <w:t xml:space="preserve">{/ma_polise}</w:t>
+      </w:r>
     </w:p>
     <w:sectPr>
       <w:footerReference w:type="default" r:id="rId75"/>
@@ -21800,9 +21926,9 @@
       <w:suppressAutoHyphens/>
     </w:pPr>
     <w:rPr>
-      <w:rFonts w:ascii="Arial" w:eastAsia="Calibri" w:hAnsi="Arial" w:cs="Arial"/>
-      <w:sz w:val="22"/>
-      <w:szCs w:val="22"/>
+      <w:rFonts w:ascii="Segoe UI" w:eastAsia="Calibri" w:hAnsi="Segoe UI" w:cs="Segoe UI"/>
+      <w:sz w:val="20"/>
+      <w:szCs w:val="20"/>
       <w:lang w:eastAsia="ar-SA"/>
     </w:rPr>
   </w:style>
@@ -22005,7 +22131,9 @@
       <w:spacing w:after="120"/>
     </w:pPr>
     <w:rPr>
-      <w:rFonts w:cs="Times New Roman"/>
+      <w:rFonts w:cs="Segoe UI" w:ascii="Segoe UI" w:hAnsi="Segoe UI"/>
+      <w:sz w:val="20"/>
+      <w:szCs w:val="20"/>
     </w:rPr>
   </w:style>
   <w:style w:type="character" w:customStyle="1" w:styleId="WW8Num1z0">
@@ -22901,7 +23029,9 @@
       <w:ind w:left="708"/>
     </w:pPr>
     <w:rPr>
-      <w:rFonts w:eastAsia="Times New Roman" w:cs="Times New Roman"/>
+      <w:rFonts w:eastAsia="Times New Roman" w:cs="Segoe UI" w:ascii="Segoe UI" w:hAnsi="Segoe UI"/>
+      <w:sz w:val="20"/>
+      <w:szCs w:val="20"/>
     </w:rPr>
   </w:style>
   <w:style w:type="paragraph" w:customStyle="1" w:styleId="Tekstpodstawowy31">
@@ -22925,9 +23055,9 @@
       <w:spacing w:after="120" w:line="480" w:lineRule="auto"/>
     </w:pPr>
     <w:rPr>
-      <w:rFonts w:ascii="Times New Roman" w:eastAsia="SimSun" w:hAnsi="Times New Roman" w:cs="Times New Roman"/>
-      <w:sz w:val="24"/>
-      <w:szCs w:val="24"/>
+      <w:rFonts w:ascii="Segoe UI" w:eastAsia="SimSun" w:hAnsi="Segoe UI" w:cs="Segoe UI"/>
+      <w:sz w:val="20"/>
+      <w:szCs w:val="20"/>
     </w:rPr>
   </w:style>
   <w:style w:type="paragraph" w:customStyle="1" w:styleId="Tekstpodstawowywcity21">

--- a/apps/web/templates/operat-szablon.docx
+++ b/apps/web/templates/operat-szablon.docx
@@ -4180,11 +4180,6 @@
             <w:bookmarkStart w:id="4" w:name="_Hlk141810221"/>
           </w:p>
           <w:p>
-            <w:r>
-              <w:t xml:space="preserve">{#ma_kw}</w:t>
-            </w:r>
-          </w:p>
-          <w:p>
             <w:pPr>
               <w:rPr>
                 <w:rFonts w:ascii="Segoe UI" w:hAnsi="Segoe UI" w:cs="Segoe UI"/>
@@ -4199,7 +4194,7 @@
                 <w:sz w:val="18"/>
                 <w:szCs w:val="18"/>
               </w:rPr>
-              <w:t>Sąd Rejonowy Poznań – Stare Miasto w Poznaniu</w:t>
+              <w:t xml:space="preserve">{#ma_kw}{#kw_sad}{kw_sad}{#kw_wydzial}, {kw_wydzial}{/kw_wydzial}{/kw_sad}{/ma_kw}</w:t>
             </w:r>
             <w:bookmarkEnd w:id="4"/>
             <w:r>
@@ -4208,12 +4203,7 @@
                 <w:sz w:val="18"/>
                 <w:szCs w:val="18"/>
               </w:rPr>
-              <w:t>, V Wydział Ksiąg Wieczystych</w:t>
-            </w:r>
-          </w:p>
-          <w:p>
-            <w:r>
-              <w:t xml:space="preserve">{/ma_kw}</w:t>
+              <w:t/>
             </w:r>
           </w:p>
         </w:tc>
@@ -5698,7 +5688,7 @@
           <w:sz w:val="20"/>
           <w:szCs w:val="20"/>
         </w:rPr>
-        <w:t xml:space="preserve">{#ma_kw}Dla {#prawo_wlasnosc}nieruchomości lokalowej o funkcji mieszkalnej{/prawo_wlasnosc}{#prawo_spoldzielcze}lokalu mieszkalnego{/prawo_spoldzielcze} Sąd Rejonowy Poznań – Stare Miasto w Poznaniu prowadzi księgę wieczystą nr {nr_kw}.{/ma_kw}{#kw_brak}{klauzula_brak_kw}{/kw_brak}</w:t>
+        <w:t xml:space="preserve">{#ma_kw}{#kw_sad}Dla {#prawo_wlasnosc}nieruchomości lokalowej o funkcji mieszkalnej{/prawo_wlasnosc}{#prawo_spoldzielcze}lokalu mieszkalnego{/prawo_spoldzielcze} {kw_sad} prowadzi księgę wieczystą nr {nr_kw}.{/kw_sad}{^kw_sad}Dla {#prawo_wlasnosc}nieruchomości lokalowej o funkcji mieszkalnej{/prawo_wlasnosc}{#prawo_spoldzielcze}lokalu mieszkalnego{/prawo_spoldzielcze} prowadzona jest księga wieczysta nr {nr_kw}.{/kw_sad}{/ma_kw}{#kw_brak}{klauzula_brak_kw}{/kw_brak}</w:t>
       </w:r>
       <w:r>
         <w:rPr>
@@ -7381,7 +7371,7 @@
           <w:sz w:val="20"/>
           <w:szCs w:val="20"/>
         </w:rPr>
-        <w:t xml:space="preserve">Badanie ksiąg wieczystych – nieruchomości lokalowej o funkcji mieszkalnej oraz nieruchomości gruntowej,</w:t>
+        <w:t xml:space="preserve">Badanie ksiąg wieczystych – nieruchomości lokalowej o funkcji mieszkalnej oraz nieruchomości gruntowej w dniu {kw_data_badania}r.,</w:t>
       </w:r>
       <w:r>
         <w:rPr>
@@ -9163,7 +9153,7 @@
     </w:p>
     <w:p>
       <w:r>
-        <w:t xml:space="preserve">{#kw_badanie}Badanie ksiąg wieczystych przeprowadzono na podstawie: {kw_zrodlo} (data dokumentu: {kw_data_dok}).</w:t>
+        <w:t xml:space="preserve">{#kw_badanie}Badanie ksiąg wieczystych przeprowadzono na podstawie: {kw_zrodlo}{#ma_kw_data_dok} (data dokumentu: {kw_data_dok}){/ma_kw_data_dok}.</w:t>
       </w:r>
     </w:p>
     <w:p>
@@ -9174,11 +9164,6 @@
     <w:p>
       <w:r>
         <w:t xml:space="preserve">{#kw_deweloperski}Lokal nie posiada założonej księgi wieczystej (nabycie od dewelopera) — badaniem objęto księgę macierzystą gruntu: {kw_gruntu}.{/kw_deweloperski}</w:t>
-      </w:r>
-    </w:p>
-    <w:p>
-      <w:r>
-        <w:t xml:space="preserve">Księgi prowadzi: {kw_sad}, {kw_wydzial}.</w:t>
       </w:r>
     </w:p>
     <w:p>
@@ -11190,7 +11175,7 @@
           <w:sz w:val="20"/>
           <w:szCs w:val="20"/>
         </w:rPr>
-        <w:t xml:space="preserve">Dla przedmiotowego terenu </w:t>
+        <w:t xml:space="preserve">{#mpzp}Dla przedmiotowego terenu obowiązuje miejscowy plan zagospodarowania przestrzennego.{/mpzp}{#mpzp_brak}Dla przedmiotowego terenu nie obowiązuje miejscowy plan zagospodarowania przestrzennego, nie ujawniono także informacji dotyczącej wydania decyzji o warunkach zabudowy.{/mpzp_brak}</w:t>
       </w:r>
       <w:r>
         <w:rPr>
@@ -11199,7 +11184,7 @@
           <w:szCs w:val="20"/>
           <w:u w:val="single"/>
         </w:rPr>
-        <w:t>o</w:t>
+        <w:t/>
       </w:r>
       <w:r>
         <w:rPr>
@@ -11208,23 +11193,23 @@
           <w:szCs w:val="20"/>
           <w:u w:val="single"/>
         </w:rPr>
-        <w:t>bowiązuje</w:t>
-      </w:r>
-      <w:r>
-        <w:rPr>
-          <w:rFonts w:ascii="Segoe UI" w:hAnsi="Segoe UI" w:cs="Segoe UI"/>
-          <w:sz w:val="20"/>
-          <w:szCs w:val="20"/>
-        </w:rPr>
-        <w:t xml:space="preserve"> miejscowy plan zagospodarowania przestrzennego</w:t>
-      </w:r>
-      <w:r>
-        <w:rPr>
-          <w:rFonts w:ascii="Segoe UI" w:hAnsi="Segoe UI" w:cs="Segoe UI"/>
-          <w:sz w:val="20"/>
-          <w:szCs w:val="20"/>
-        </w:rPr>
-        <w:t>.</w:t>
+        <w:t/>
+      </w:r>
+      <w:r>
+        <w:rPr>
+          <w:rFonts w:ascii="Segoe UI" w:hAnsi="Segoe UI" w:cs="Segoe UI"/>
+          <w:sz w:val="20"/>
+          <w:szCs w:val="20"/>
+        </w:rPr>
+        <w:t xml:space="preserve"/>
+      </w:r>
+      <w:r>
+        <w:rPr>
+          <w:rFonts w:ascii="Segoe UI" w:hAnsi="Segoe UI" w:cs="Segoe UI"/>
+          <w:sz w:val="20"/>
+          <w:szCs w:val="20"/>
+        </w:rPr>
+        <w:t/>
       </w:r>
     </w:p>
     <w:bookmarkEnd w:id="35"/>
@@ -11246,7 +11231,7 @@
           <w:sz w:val="20"/>
           <w:szCs w:val="20"/>
         </w:rPr>
-        <w:t xml:space="preserve">Przeznaczenie przedmiotowego terenu ustalono na podstawie dokumentacji planistycznej.</w:t>
+        <w:t xml:space="preserve">{#mpzp}Teren objęty miejscowym planem zagospodarowania przestrzennego: {nazwa} — symbol przeznaczenia {symbol}, uchwała nr {uchwala} z dnia {data}, publikacja: {publ}.{/mpzp}</w:t>
       </w:r>
       <w:r>
         <w:rPr>
@@ -11376,137 +11361,7 @@
           <w:sz w:val="20"/>
           <w:szCs w:val="20"/>
         </w:rPr>
-        <w:t xml:space="preserve">{#mpzp}Teren objęty miejscowym planem zagospodarowania przestrzennego: {nazwa} — symbol przeznaczenia {symbol}, uchwała nr {uchwala} z dnia {data}, publikacja: {publ}.{/mpzp}</w:t>
-      </w:r>
-      <w:r>
-        <w:rPr>
-          <w:rFonts w:ascii="Segoe UI" w:hAnsi="Segoe UI" w:cs="Segoe UI"/>
-          <w:sz w:val="20"/>
-          <w:szCs w:val="20"/>
-        </w:rPr>
-        <w:t xml:space="preserve"/>
-      </w:r>
-      <w:r>
-        <w:rPr>
-          <w:rFonts w:ascii="Segoe UI" w:hAnsi="Segoe UI" w:cs="Segoe UI"/>
-          <w:sz w:val="20"/>
-          <w:szCs w:val="20"/>
-        </w:rPr>
-        <w:t xml:space="preserve"/>
-      </w:r>
-      <w:r>
-        <w:rPr>
-          <w:rFonts w:ascii="Segoe UI" w:hAnsi="Segoe UI" w:cs="Segoe UI"/>
-          <w:sz w:val="20"/>
-          <w:szCs w:val="20"/>
-        </w:rPr>
-        <w:t xml:space="preserve"/>
-      </w:r>
-      <w:r>
-        <w:rPr>
-          <w:rFonts w:ascii="Segoe UI" w:hAnsi="Segoe UI" w:cs="Segoe UI"/>
-          <w:sz w:val="20"/>
-          <w:szCs w:val="20"/>
-        </w:rPr>
-        <w:t xml:space="preserve"/>
-      </w:r>
-      <w:r>
-        <w:rPr>
-          <w:rFonts w:ascii="Segoe UI" w:hAnsi="Segoe UI" w:cs="Segoe UI"/>
-          <w:sz w:val="20"/>
-          <w:szCs w:val="20"/>
-        </w:rPr>
-        <w:t/>
-      </w:r>
-      <w:r>
-        <w:rPr>
-          <w:rFonts w:ascii="Segoe UI" w:hAnsi="Segoe UI" w:cs="Segoe UI"/>
-          <w:sz w:val="20"/>
-          <w:szCs w:val="20"/>
-        </w:rPr>
-        <w:t xml:space="preserve"/>
-      </w:r>
-      <w:r>
-        <w:rPr>
-          <w:rFonts w:ascii="Segoe UI" w:hAnsi="Segoe UI" w:cs="Segoe UI"/>
-          <w:sz w:val="20"/>
-          <w:szCs w:val="20"/>
-        </w:rPr>
-        <w:t xml:space="preserve"/>
-      </w:r>
-      <w:r>
-        <w:rPr>
-          <w:rFonts w:ascii="Segoe UI" w:hAnsi="Segoe UI" w:cs="Segoe UI"/>
-          <w:sz w:val="20"/>
-          <w:szCs w:val="20"/>
-        </w:rPr>
-        <w:t xml:space="preserve"/>
-      </w:r>
-      <w:r>
-        <w:rPr>
-          <w:rFonts w:ascii="Segoe UI" w:hAnsi="Segoe UI" w:cs="Segoe UI"/>
-          <w:sz w:val="20"/>
-          <w:szCs w:val="20"/>
-          <w:u w:val="single"/>
-        </w:rPr>
-        <w:t/>
-      </w:r>
-      <w:r>
-        <w:rPr>
-          <w:rFonts w:ascii="Segoe UI" w:hAnsi="Segoe UI" w:cs="Segoe UI"/>
-          <w:sz w:val="20"/>
-          <w:szCs w:val="20"/>
-          <w:u w:val="single"/>
-        </w:rPr>
-        <w:t/>
-      </w:r>
-      <w:r>
-        <w:rPr>
-          <w:rFonts w:ascii="Segoe UI" w:hAnsi="Segoe UI" w:cs="Segoe UI"/>
-          <w:sz w:val="20"/>
-          <w:szCs w:val="20"/>
-          <w:u w:val="single"/>
-        </w:rPr>
-        <w:t/>
-      </w:r>
-      <w:r>
-        <w:rPr>
-          <w:rFonts w:ascii="Segoe UI" w:hAnsi="Segoe UI" w:cs="Segoe UI"/>
-          <w:sz w:val="20"/>
-          <w:szCs w:val="20"/>
-          <w:u w:val="single"/>
-        </w:rPr>
-        <w:t xml:space="preserve"/>
-      </w:r>
-      <w:r>
-        <w:rPr>
-          <w:rFonts w:ascii="Segoe UI" w:hAnsi="Segoe UI" w:cs="Segoe UI"/>
-          <w:sz w:val="20"/>
-          <w:szCs w:val="20"/>
-          <w:u w:val="single"/>
-        </w:rPr>
-        <w:t/>
-      </w:r>
-    </w:p>
-    <w:p>
-      <w:pPr>
-        <w:spacing w:line="276" w:lineRule="auto"/>
-        <w:contextualSpacing/>
-        <w:jc w:val="both"/>
-        <w:rPr>
-          <w:rFonts w:ascii="Segoe UI" w:hAnsi="Segoe UI" w:cs="Segoe UI"/>
-          <w:sz w:val="20"/>
-          <w:szCs w:val="20"/>
-          <w:u w:val="single"/>
-        </w:rPr>
-      </w:pPr>
-      <w:r>
-        <w:rPr>
-          <w:rFonts w:ascii="Segoe UI" w:hAnsi="Segoe UI" w:cs="Segoe UI"/>
-          <w:sz w:val="20"/>
-          <w:szCs w:val="20"/>
-        </w:rPr>
-        <w:t xml:space="preserve">{#mpzp_brak}Dla przedmiotowego terenu brak obowiązującego miejscowego planu zagospodarowania przestrzennego. Przeznaczenie określono na podstawie studium uwarunkowań i kierunków zagospodarowania przestrzennego lub decyzji o warunkach zabudowy: {przeznaczenie_studium}.{/mpzp_brak}</w:t>
+        <w:t xml:space="preserve">{#mpzp_brak}{#ma_przeznaczenie_studium}Przeznaczenie określono na podstawie studium uwarunkowań i kierunków zagospodarowania przestrzennego lub decyzji o warunkach zabudowy: {przeznaczenie_studium}.{/ma_przeznaczenie_studium}{/mpzp_brak}</w:t>
       </w:r>
       <w:r>
         <w:rPr>

--- a/apps/web/templates/operat-szablon.docx
+++ b/apps/web/templates/operat-szablon.docx
@@ -7607,6 +7607,11 @@
       </w:r>
     </w:p>
     <w:p>
+      <w:r>
+        <w:t xml:space="preserve">{#ma_przeznaczenie}</w:t>
+      </w:r>
+    </w:p>
+    <w:p>
       <w:pPr>
         <w:pStyle w:val="Akapitzlist"/>
         <w:numPr>
@@ -7627,7 +7632,7 @@
           <w:sz w:val="20"/>
           <w:szCs w:val="20"/>
         </w:rPr>
-        <w:t xml:space="preserve">Informacja o przeznaczeniu gruntów w dokumentacji planistycznej,</w:t>
+        <w:t xml:space="preserve">{#prz_mpzp}Informacja o przeznaczeniu gruntów w miejscowym planie zagospodarowania przestrzennego {prz_nazwa}, Uchwała {prz_uchwala} z dnia {prz_data},{/prz_mpzp}{#prz_plan_ogolny}Informacja o przeznaczeniu gruntów zgodnie z Uchwałą {prz_uchwala} z dnia {prz_data} w sprawie Planu ogólnego {prz_nazwa}{#ma_publikator}, status dokumentu: {prz_publikator}{/ma_publikator},{/prz_plan_ogolny}{#prz_studium}Informacja o przeznaczeniu gruntów w studium uwarunkowań i kierunków zagospodarowania przestrzennego {prz_nazwa}, Uchwała {prz_uchwala} z dnia {prz_data},{/prz_studium}</w:t>
       </w:r>
       <w:r>
         <w:rPr>
@@ -7660,6 +7665,11 @@
           <w:szCs w:val="20"/>
         </w:rPr>
         <w:t/>
+      </w:r>
+    </w:p>
+    <w:p>
+      <w:r>
+        <w:t xml:space="preserve">{/ma_przeznaczenie}</w:t>
       </w:r>
     </w:p>
     <w:p>
@@ -11175,7 +11185,7 @@
           <w:sz w:val="20"/>
           <w:szCs w:val="20"/>
         </w:rPr>
-        <w:t xml:space="preserve">{#mpzp}Dla przedmiotowego terenu obowiązuje miejscowy plan zagospodarowania przestrzennego.{/mpzp}{#mpzp_brak}Dla przedmiotowego terenu nie obowiązuje miejscowy plan zagospodarowania przestrzennego, nie ujawniono także informacji dotyczącej wydania decyzji o warunkach zabudowy.{/mpzp_brak}</w:t>
+        <w:t xml:space="preserve">{#prz_mpzp}Dla przedmiotowego terenu obowiązuje miejscowy plan zagospodarowania przestrzennego.{/prz_mpzp}{#prz_brak_mpzp}Dla przedmiotowego terenu nie obowiązuje miejscowy plan zagospodarowania przestrzennego, nie ujawniono także informacji dotyczącej wydania decyzji o warunkach zabudowy.{/prz_brak_mpzp}</w:t>
       </w:r>
       <w:r>
         <w:rPr>
@@ -11213,6 +11223,11 @@
       </w:r>
     </w:p>
     <w:bookmarkEnd w:id="35"/>
+    <w:p>
+      <w:r>
+        <w:t xml:space="preserve">{#prz_studium}</w:t>
+      </w:r>
+    </w:p>
     <w:p>
       <w:pPr>
         <w:spacing w:line="276" w:lineRule="auto"/>
@@ -11231,7 +11246,7 @@
           <w:sz w:val="20"/>
           <w:szCs w:val="20"/>
         </w:rPr>
-        <w:t xml:space="preserve">{#mpzp}Teren objęty miejscowym planem zagospodarowania przestrzennego: {nazwa} — symbol przeznaczenia {symbol}, uchwała nr {uchwala} z dnia {data}, publikacja: {publ}.{/mpzp}</w:t>
+        <w:t xml:space="preserve">Zgodnie z Ustawą z dnia 07 lipca 2023r. o zmianie ustawy o planowaniu i zagospodarowaniu przestrzennym oraz niektórych innych ustaw,</w:t>
       </w:r>
       <w:r>
         <w:rPr>
@@ -11361,7 +11376,7 @@
           <w:sz w:val="20"/>
           <w:szCs w:val="20"/>
         </w:rPr>
-        <w:t xml:space="preserve">{#mpzp_brak}{#ma_przeznaczenie_studium}Przeznaczenie określono na podstawie studium uwarunkowań i kierunków zagospodarowania przestrzennego lub decyzji o warunkach zabudowy: {przeznaczenie_studium}.{/ma_przeznaczenie_studium}{/mpzp_brak}</w:t>
+        <w:t xml:space="preserve">Art. 64.2. Do dnia wejścia w życie planu ogólnego gminy w danej gminie, w przepisach ustaw zmienianych niniejszą ustawą, z wyjątkiem ustawy zmienianej w art. 26, odnoszących się do planu ogólnego gminy, przez plan ogólny gminy należy rozumieć studium uwarunkowań i kierunków zagospodarowania przestrzennego gminy, z wyjątkiem spraw uchwalania planów ogólnych gminy.</w:t>
       </w:r>
       <w:r>
         <w:rPr>
@@ -11471,6 +11486,281 @@
           <w:u w:val="single"/>
         </w:rPr>
         <w:t/>
+      </w:r>
+    </w:p>
+    <w:p>
+      <w:pPr>
+        <w:spacing w:line="276" w:lineRule="auto"/>
+        <w:contextualSpacing/>
+        <w:jc w:val="both"/>
+        <w:rPr>
+          <w:rFonts w:ascii="Segoe UI" w:hAnsi="Segoe UI" w:cs="Segoe UI"/>
+          <w:sz w:val="20"/>
+          <w:szCs w:val="20"/>
+          <w:u w:val="single"/>
+        </w:rPr>
+      </w:pPr>
+      <w:r>
+        <w:rPr>
+          <w:rFonts w:ascii="Segoe UI" w:hAnsi="Segoe UI" w:cs="Segoe UI"/>
+          <w:sz w:val="20"/>
+          <w:szCs w:val="20"/>
+        </w:rPr>
+        <w:t xml:space="preserve">Art. 65. 1. Studia uwarunkowań i kierunków zagospodarowania przestrzennego gmin zachowują moc do dnia wejścia w życie planu ogólnego gminy w danej gminie, jednak nie dłużej niż do dnia 31 grudnia 2025 r., i stosuje się do nich przepisy dotychczasowe.</w:t>
+      </w:r>
+      <w:r>
+        <w:rPr>
+          <w:rFonts w:ascii="Segoe UI" w:hAnsi="Segoe UI" w:cs="Segoe UI"/>
+          <w:sz w:val="20"/>
+          <w:szCs w:val="20"/>
+        </w:rPr>
+        <w:t xml:space="preserve"/>
+      </w:r>
+      <w:r>
+        <w:rPr>
+          <w:rFonts w:ascii="Segoe UI" w:hAnsi="Segoe UI" w:cs="Segoe UI"/>
+          <w:sz w:val="20"/>
+          <w:szCs w:val="20"/>
+        </w:rPr>
+        <w:t xml:space="preserve"/>
+      </w:r>
+      <w:r>
+        <w:rPr>
+          <w:rFonts w:ascii="Segoe UI" w:hAnsi="Segoe UI" w:cs="Segoe UI"/>
+          <w:sz w:val="20"/>
+          <w:szCs w:val="20"/>
+        </w:rPr>
+        <w:t xml:space="preserve"/>
+      </w:r>
+      <w:r>
+        <w:rPr>
+          <w:rFonts w:ascii="Segoe UI" w:hAnsi="Segoe UI" w:cs="Segoe UI"/>
+          <w:sz w:val="20"/>
+          <w:szCs w:val="20"/>
+        </w:rPr>
+        <w:t xml:space="preserve"/>
+      </w:r>
+      <w:r>
+        <w:rPr>
+          <w:rFonts w:ascii="Segoe UI" w:hAnsi="Segoe UI" w:cs="Segoe UI"/>
+          <w:sz w:val="20"/>
+          <w:szCs w:val="20"/>
+        </w:rPr>
+        <w:t/>
+      </w:r>
+      <w:r>
+        <w:rPr>
+          <w:rFonts w:ascii="Segoe UI" w:hAnsi="Segoe UI" w:cs="Segoe UI"/>
+          <w:sz w:val="20"/>
+          <w:szCs w:val="20"/>
+        </w:rPr>
+        <w:t xml:space="preserve"/>
+      </w:r>
+      <w:r>
+        <w:rPr>
+          <w:rFonts w:ascii="Segoe UI" w:hAnsi="Segoe UI" w:cs="Segoe UI"/>
+          <w:sz w:val="20"/>
+          <w:szCs w:val="20"/>
+        </w:rPr>
+        <w:t xml:space="preserve"/>
+      </w:r>
+      <w:r>
+        <w:rPr>
+          <w:rFonts w:ascii="Segoe UI" w:hAnsi="Segoe UI" w:cs="Segoe UI"/>
+          <w:sz w:val="20"/>
+          <w:szCs w:val="20"/>
+        </w:rPr>
+        <w:t xml:space="preserve"/>
+      </w:r>
+      <w:r>
+        <w:rPr>
+          <w:rFonts w:ascii="Segoe UI" w:hAnsi="Segoe UI" w:cs="Segoe UI"/>
+          <w:sz w:val="20"/>
+          <w:szCs w:val="20"/>
+          <w:u w:val="single"/>
+        </w:rPr>
+        <w:t/>
+      </w:r>
+      <w:r>
+        <w:rPr>
+          <w:rFonts w:ascii="Segoe UI" w:hAnsi="Segoe UI" w:cs="Segoe UI"/>
+          <w:sz w:val="20"/>
+          <w:szCs w:val="20"/>
+          <w:u w:val="single"/>
+        </w:rPr>
+        <w:t/>
+      </w:r>
+      <w:r>
+        <w:rPr>
+          <w:rFonts w:ascii="Segoe UI" w:hAnsi="Segoe UI" w:cs="Segoe UI"/>
+          <w:sz w:val="20"/>
+          <w:szCs w:val="20"/>
+          <w:u w:val="single"/>
+        </w:rPr>
+        <w:t/>
+      </w:r>
+      <w:r>
+        <w:rPr>
+          <w:rFonts w:ascii="Segoe UI" w:hAnsi="Segoe UI" w:cs="Segoe UI"/>
+          <w:sz w:val="20"/>
+          <w:szCs w:val="20"/>
+          <w:u w:val="single"/>
+        </w:rPr>
+        <w:t xml:space="preserve"/>
+      </w:r>
+      <w:r>
+        <w:rPr>
+          <w:rFonts w:ascii="Segoe UI" w:hAnsi="Segoe UI" w:cs="Segoe UI"/>
+          <w:sz w:val="20"/>
+          <w:szCs w:val="20"/>
+          <w:u w:val="single"/>
+        </w:rPr>
+        <w:t/>
+      </w:r>
+    </w:p>
+    <w:p>
+      <w:r>
+        <w:t xml:space="preserve">{/prz_studium}</w:t>
+      </w:r>
+    </w:p>
+    <w:p>
+      <w:r>
+        <w:t xml:space="preserve">{#ma_przeznaczenie}</w:t>
+      </w:r>
+    </w:p>
+    <w:p>
+      <w:pPr>
+        <w:spacing w:line="276" w:lineRule="auto"/>
+        <w:contextualSpacing/>
+        <w:jc w:val="both"/>
+        <w:rPr>
+          <w:rFonts w:ascii="Segoe UI" w:hAnsi="Segoe UI" w:cs="Segoe UI"/>
+          <w:sz w:val="20"/>
+          <w:szCs w:val="20"/>
+          <w:u w:val="single"/>
+        </w:rPr>
+      </w:pPr>
+      <w:r>
+        <w:rPr>
+          <w:rFonts w:ascii="Segoe UI" w:hAnsi="Segoe UI" w:cs="Segoe UI"/>
+          <w:sz w:val="20"/>
+          <w:szCs w:val="20"/>
+        </w:rPr>
+        <w:t xml:space="preserve">{#prz_mpzp}Zgodnie z miejscowym planem zagospodarowania przestrzennego {prz_nazwa}, zatwierdzonym Uchwałą {prz_uchwala} z dnia {prz_data},{/prz_mpzp}{#prz_plan_ogolny}Zgodnie z Uchwałą {prz_uchwala} z dnia {prz_data} w sprawie Planu ogólnego {prz_nazwa}{#ma_publikator}, status dokumentu: {prz_publikator}{/ma_publikator},{/prz_plan_ogolny}{#prz_studium}Zgodnie ze studium uwarunkowań i kierunków zagospodarowania przestrzennego {prz_nazwa}, zatwierdzonym Uchwałą {prz_uchwala} z dnia {prz_data},{/prz_studium} ustalono, że przedmiotowy teren oznaczony jest symbolem: {prz_symbol}.</w:t>
+      </w:r>
+      <w:r>
+        <w:rPr>
+          <w:rFonts w:ascii="Segoe UI" w:hAnsi="Segoe UI" w:cs="Segoe UI"/>
+          <w:sz w:val="20"/>
+          <w:szCs w:val="20"/>
+        </w:rPr>
+        <w:t xml:space="preserve"/>
+      </w:r>
+      <w:r>
+        <w:rPr>
+          <w:rFonts w:ascii="Segoe UI" w:hAnsi="Segoe UI" w:cs="Segoe UI"/>
+          <w:sz w:val="20"/>
+          <w:szCs w:val="20"/>
+        </w:rPr>
+        <w:t xml:space="preserve"/>
+      </w:r>
+      <w:r>
+        <w:rPr>
+          <w:rFonts w:ascii="Segoe UI" w:hAnsi="Segoe UI" w:cs="Segoe UI"/>
+          <w:sz w:val="20"/>
+          <w:szCs w:val="20"/>
+        </w:rPr>
+        <w:t xml:space="preserve"/>
+      </w:r>
+      <w:r>
+        <w:rPr>
+          <w:rFonts w:ascii="Segoe UI" w:hAnsi="Segoe UI" w:cs="Segoe UI"/>
+          <w:sz w:val="20"/>
+          <w:szCs w:val="20"/>
+        </w:rPr>
+        <w:t xml:space="preserve"/>
+      </w:r>
+      <w:r>
+        <w:rPr>
+          <w:rFonts w:ascii="Segoe UI" w:hAnsi="Segoe UI" w:cs="Segoe UI"/>
+          <w:sz w:val="20"/>
+          <w:szCs w:val="20"/>
+        </w:rPr>
+        <w:t/>
+      </w:r>
+      <w:r>
+        <w:rPr>
+          <w:rFonts w:ascii="Segoe UI" w:hAnsi="Segoe UI" w:cs="Segoe UI"/>
+          <w:sz w:val="20"/>
+          <w:szCs w:val="20"/>
+        </w:rPr>
+        <w:t xml:space="preserve"/>
+      </w:r>
+      <w:r>
+        <w:rPr>
+          <w:rFonts w:ascii="Segoe UI" w:hAnsi="Segoe UI" w:cs="Segoe UI"/>
+          <w:sz w:val="20"/>
+          <w:szCs w:val="20"/>
+        </w:rPr>
+        <w:t xml:space="preserve"/>
+      </w:r>
+      <w:r>
+        <w:rPr>
+          <w:rFonts w:ascii="Segoe UI" w:hAnsi="Segoe UI" w:cs="Segoe UI"/>
+          <w:sz w:val="20"/>
+          <w:szCs w:val="20"/>
+        </w:rPr>
+        <w:t xml:space="preserve"/>
+      </w:r>
+      <w:r>
+        <w:rPr>
+          <w:rFonts w:ascii="Segoe UI" w:hAnsi="Segoe UI" w:cs="Segoe UI"/>
+          <w:sz w:val="20"/>
+          <w:szCs w:val="20"/>
+          <w:u w:val="single"/>
+        </w:rPr>
+        <w:t/>
+      </w:r>
+      <w:r>
+        <w:rPr>
+          <w:rFonts w:ascii="Segoe UI" w:hAnsi="Segoe UI" w:cs="Segoe UI"/>
+          <w:sz w:val="20"/>
+          <w:szCs w:val="20"/>
+          <w:u w:val="single"/>
+        </w:rPr>
+        <w:t/>
+      </w:r>
+      <w:r>
+        <w:rPr>
+          <w:rFonts w:ascii="Segoe UI" w:hAnsi="Segoe UI" w:cs="Segoe UI"/>
+          <w:sz w:val="20"/>
+          <w:szCs w:val="20"/>
+          <w:u w:val="single"/>
+        </w:rPr>
+        <w:t/>
+      </w:r>
+      <w:r>
+        <w:rPr>
+          <w:rFonts w:ascii="Segoe UI" w:hAnsi="Segoe UI" w:cs="Segoe UI"/>
+          <w:sz w:val="20"/>
+          <w:szCs w:val="20"/>
+          <w:u w:val="single"/>
+        </w:rPr>
+        <w:t xml:space="preserve"/>
+      </w:r>
+      <w:r>
+        <w:rPr>
+          <w:rFonts w:ascii="Segoe UI" w:hAnsi="Segoe UI" w:cs="Segoe UI"/>
+          <w:sz w:val="20"/>
+          <w:szCs w:val="20"/>
+          <w:u w:val="single"/>
+        </w:rPr>
+        <w:t/>
+      </w:r>
+    </w:p>
+    <w:p>
+      <w:r>
+        <w:t xml:space="preserve">{/ma_przeznaczenie}</w:t>
       </w:r>
     </w:p>
     <w:p>

--- a/apps/web/templates/operat-szablon.docx
+++ b/apps/web/templates/operat-szablon.docx
@@ -4051,7 +4051,7 @@
                 <w:sz w:val="18"/>
                 <w:szCs w:val="18"/>
               </w:rPr>
-              <w:t xml:space="preserve">wg wypisu z ewidencji gruntów i budynków</w:t>
+              <w:t xml:space="preserve">{#ma_ewidencja}{oznaczenie_geodezyjne}{/ma_ewidencja}{^ma_ewidencja}wg wypisu z ewidencji gruntów i budynków{/ma_ewidencja}</w:t>
             </w:r>
             <w:proofErr w:type="spellStart"/>
             <w:r>
@@ -5896,7 +5896,7 @@
           <w:szCs w:val="20"/>
           <w:u w:val="single"/>
         </w:rPr>
-        <w:t xml:space="preserve">Oznaczenie geodezyjne: wg wypisu z ewidencji gruntów i budynków.</w:t>
+        <w:t xml:space="preserve">{#ma_ewidencja}Oznaczenie geodezyjne: {oznaczenie_geodezyjne}.{/ma_ewidencja}{^ma_ewidencja}Oznaczenie geodezyjne: wg wypisu z ewidencji gruntów i budynków.{/ma_ewidencja}</w:t>
       </w:r>
       <w:r>
         <w:rPr>

--- a/apps/web/templates/operat-szablon.docx
+++ b/apps/web/templates/operat-szablon.docx
@@ -833,6 +833,24 @@
           <w:szCs w:val="26"/>
         </w:rPr>
         <w:t>powiat m. Poznań, województwo wielkopolskie</w:t>
+      </w:r>
+    </w:p>
+    <w:p>
+      <w:r>
+        <w:t xml:space="preserve">{#ma_foto_okladka}</w:t>
+      </w:r>
+    </w:p>
+    <w:p>
+      <w:pPr>
+        <w:jc w:val="center"/>
+      </w:pPr>
+      <w:r>
+        <w:t xml:space="preserve">{%foto_okladka}</w:t>
+      </w:r>
+    </w:p>
+    <w:p>
+      <w:r>
+        <w:t xml:space="preserve">{/ma_foto_okladka}</w:t>
       </w:r>
     </w:p>
     <w:p>

--- a/apps/web/templates/operat-szablon.docx
+++ b/apps/web/templates/operat-szablon.docx
@@ -9887,6 +9887,11 @@
       </w:r>
     </w:p>
     <w:p>
+      <w:r>
+        <w:t xml:space="preserve">{#proza_standard_ak}</w:t>
+      </w:r>
+    </w:p>
+    <w:p>
       <w:pPr>
         <w:pStyle w:val="Tekstpodstawowywcity"/>
         <w:spacing w:after="0" w:line="276" w:lineRule="auto"/>
@@ -9904,7 +9909,7 @@
           <w:sz w:val="20"/>
           <w:szCs w:val="20"/>
         </w:rPr>
-        <w:t xml:space="preserve">{proza_standard}</w:t>
+        <w:t xml:space="preserve">{tekst}</w:t>
       </w:r>
       <w:r>
         <w:rPr>
@@ -10309,6 +10314,11 @@
           <w:szCs w:val="20"/>
         </w:rPr>
         <w:t xml:space="preserve"/>
+      </w:r>
+    </w:p>
+    <w:p>
+      <w:r>
+        <w:t xml:space="preserve">{/proza_standard_ak}</w:t>
       </w:r>
     </w:p>
     <w:p>
@@ -10439,6 +10449,11 @@
       </w:pPr>
     </w:p>
     <w:p>
+      <w:r>
+        <w:t xml:space="preserve">{#proza_opis_lokalu_ak}</w:t>
+      </w:r>
+    </w:p>
+    <w:p>
       <w:pPr>
         <w:spacing w:line="276" w:lineRule="auto"/>
         <w:jc w:val="both"/>
@@ -10454,7 +10469,7 @@
           <w:sz w:val="20"/>
           <w:szCs w:val="20"/>
         </w:rPr>
-        <w:t xml:space="preserve">{proza_opis_lokalu}</w:t>
+        <w:t xml:space="preserve">{tekst}</w:t>
       </w:r>
       <w:r>
         <w:rPr>
@@ -10479,7 +10494,6 @@
           <w:sz w:val="20"/>
           <w:szCs w:val="20"/>
         </w:rPr>
-        <w:br/>
       </w:r>
       <w:r>
         <w:rPr>
@@ -10506,6 +10520,11 @@
           <w:szCs w:val="20"/>
         </w:rPr>
         <w:t xml:space="preserve"/>
+      </w:r>
+    </w:p>
+    <w:p>
+      <w:r>
+        <w:t xml:space="preserve">{/proza_opis_lokalu_ak}</w:t>
       </w:r>
     </w:p>
     <w:p>
@@ -13760,6 +13779,11 @@
       </w:r>
     </w:p>
     <w:p>
+      <w:r>
+        <w:t xml:space="preserve">{#proza_analiza_rynku_ak}</w:t>
+      </w:r>
+    </w:p>
+    <w:p>
       <w:pPr>
         <w:pStyle w:val="Akapitzlist"/>
         <w:spacing w:line="276" w:lineRule="auto"/>
@@ -13777,7 +13801,7 @@
           <w:sz w:val="20"/>
           <w:szCs w:val="20"/>
         </w:rPr>
-        <w:t xml:space="preserve">{proza_analiza_rynku}</w:t>
+        <w:t xml:space="preserve">{tekst}</w:t>
       </w:r>
       <w:r>
         <w:rPr>
@@ -13818,6 +13842,11 @@
           <w:szCs w:val="20"/>
         </w:rPr>
         <w:t xml:space="preserve"/>
+      </w:r>
+    </w:p>
+    <w:p>
+      <w:r>
+        <w:t xml:space="preserve">{/proza_analiza_rynku_ak}</w:t>
       </w:r>
     </w:p>
     <w:p>
@@ -13842,46 +13871,24 @@
     </w:p>
     <w:p>
       <w:pPr>
-        <w:spacing w:line="276" w:lineRule="auto"/>
+        <w:pStyle w:val="Tekstpodstawowywcity"/>
+        <w:spacing w:after="0" w:line="276" w:lineRule="auto"/>
+        <w:ind w:left="0"/>
         <w:jc w:val="both"/>
         <w:rPr>
           <w:rFonts w:ascii="Segoe UI" w:hAnsi="Segoe UI" w:cs="Segoe UI"/>
-          <w:bCs/>
-          <w:sz w:val="20"/>
-          <w:szCs w:val="20"/>
-        </w:rPr>
-      </w:pPr>
-      <w:bookmarkStart w:id="53" w:name="_Hlk188264593"/>
-      <w:r>
-        <w:rPr>
-          <w:rFonts w:ascii="Segoe UI" w:hAnsi="Segoe UI" w:cs="Segoe UI"/>
-          <w:bCs/>
+          <w:sz w:val="20"/>
+          <w:szCs w:val="20"/>
+        </w:rPr>
+      </w:pPr>
+      <w:r>
+        <w:rPr>
+          <w:rFonts w:ascii="Segoe UI" w:hAnsi="Segoe UI" w:cs="Segoe UI"/>
           <w:sz w:val="20"/>
           <w:szCs w:val="20"/>
         </w:rPr>
         <w:t xml:space="preserve">Przyjęto współczynnik zmiany cen na poziomie jedności i cen ze względu na upływ czasu nie korygowano.</w:t>
       </w:r>
-      <w:bookmarkStart w:id="54" w:name="_Hlk204162314"/>
-      <w:r>
-        <w:rPr>
-          <w:rFonts w:ascii="Segoe UI" w:hAnsi="Segoe UI" w:cs="Segoe UI"/>
-          <w:bCs/>
-          <w:sz w:val="20"/>
-          <w:szCs w:val="20"/>
-        </w:rPr>
-        <w:t xml:space="preserve"/>
-      </w:r>
-      <w:r>
-        <w:rPr>
-          <w:rFonts w:ascii="Segoe UI" w:hAnsi="Segoe UI" w:cs="Segoe UI"/>
-          <w:bCs/>
-          <w:sz w:val="20"/>
-          <w:szCs w:val="20"/>
-        </w:rPr>
-        <w:br/>
-        <w:t/>
-      </w:r>
-      <w:bookmarkEnd w:id="54"/>
     </w:p>
     <w:bookmarkEnd w:id="53"/>
     <w:p>
@@ -18845,6 +18852,11 @@
       </w:r>
     </w:p>
     <w:p>
+      <w:r>
+        <w:t xml:space="preserve">{#proza_uzasadnienie_ak}</w:t>
+      </w:r>
+    </w:p>
+    <w:p>
       <w:pPr>
         <w:spacing w:line="276" w:lineRule="auto"/>
         <w:jc w:val="both"/>
@@ -18862,7 +18874,7 @@
           <w:sz w:val="20"/>
           <w:szCs w:val="20"/>
         </w:rPr>
-        <w:t xml:space="preserve">{proza_uzasadnienie}</w:t>
+        <w:t xml:space="preserve">{tekst}</w:t>
       </w:r>
       <w:r>
         <w:rPr>
@@ -19003,6 +19015,11 @@
           <w:szCs w:val="20"/>
         </w:rPr>
         <w:t/>
+      </w:r>
+    </w:p>
+    <w:p>
+      <w:r>
+        <w:t xml:space="preserve">{/proza_uzasadnienie_ak}</w:t>
       </w:r>
     </w:p>
     <w:p>

--- a/apps/web/templates/operat-szablon.docx
+++ b/apps/web/templates/operat-szablon.docx
@@ -3276,7 +3276,6 @@
           <w:sz w:val="20"/>
           <w:szCs w:val="20"/>
         </w:rPr>
-        <w:br/>
       </w:r>
       <w:r>
         <w:rPr>
@@ -3320,7 +3319,6 @@
           <w:szCs w:val="20"/>
           <w:lang w:eastAsia="pl-PL"/>
         </w:rPr>
-        <w:br/>
       </w:r>
       <w:r>
         <w:rPr>
@@ -3854,7 +3852,6 @@
                 <w:szCs w:val="18"/>
                 <w:lang w:eastAsia="pl-PL"/>
               </w:rPr>
-              <w:br/>
             </w:r>
             <w:r>
               <w:rPr>
@@ -3890,7 +3887,6 @@
                 <w:szCs w:val="18"/>
                 <w:lang w:eastAsia="pl-PL"/>
               </w:rPr>
-              <w:br/>
             </w:r>
             <w:r>
               <w:rPr>
@@ -4426,7 +4422,6 @@
                 <w:sz w:val="18"/>
                 <w:szCs w:val="18"/>
               </w:rPr>
-              <w:br/>
             </w:r>
             <w:r>
               <w:rPr>
@@ -4492,7 +4487,6 @@
                 <w:sz w:val="18"/>
                 <w:szCs w:val="18"/>
               </w:rPr>
-              <w:br/>
             </w:r>
             <w:r>
               <w:rPr>
@@ -5536,7 +5530,6 @@
           <w:sz w:val="20"/>
           <w:szCs w:val="20"/>
         </w:rPr>
-        <w:br/>
       </w:r>
       <w:r>
         <w:rPr>
@@ -5609,7 +5602,6 @@
           <w:sz w:val="20"/>
           <w:szCs w:val="20"/>
         </w:rPr>
-        <w:br/>
       </w:r>
       <w:r>
         <w:rPr>
@@ -12047,7 +12039,6 @@
           <w:sz w:val="20"/>
           <w:szCs w:val="20"/>
         </w:rPr>
-        <w:br/>
         <w:t>o gospodarce nieruchomościami oraz w Rozporządzeniu Ministra Rozwoju i Technologii w sprawie wyceny nieruchomości.</w:t>
       </w:r>
     </w:p>
@@ -13434,7 +13425,6 @@
           <w:sz w:val="20"/>
           <w:szCs w:val="20"/>
         </w:rPr>
-        <w:br/>
         <w:t>i liczby jednostek porównawczych (np. m</w:t>
       </w:r>
       <w:r>
@@ -14134,7 +14124,6 @@
           <w:sz w:val="20"/>
           <w:szCs w:val="20"/>
         </w:rPr>
-        <w:br/>
       </w:r>
       <w:r>
         <w:rPr>
@@ -14241,7 +14230,6 @@
           <w:sz w:val="20"/>
           <w:szCs w:val="20"/>
         </w:rPr>
-        <w:br/>
       </w:r>
       <w:r>
         <w:rPr>
@@ -14359,7 +14347,6 @@
           <w:sz w:val="20"/>
           <w:szCs w:val="20"/>
         </w:rPr>
-        <w:br/>
       </w:r>
       <w:r>
         <w:rPr>
@@ -14707,7 +14694,6 @@
           <w:sz w:val="20"/>
           <w:szCs w:val="20"/>
         </w:rPr>
-        <w:br/>
       </w:r>
       <w:r>
         <w:rPr>
@@ -18765,7 +18751,6 @@
           <w:sz w:val="20"/>
           <w:szCs w:val="20"/>
         </w:rPr>
-        <w:br/>
       </w:r>
       <w:r>
         <w:rPr>
@@ -18798,7 +18783,6 @@
           <w:sz w:val="20"/>
           <w:szCs w:val="20"/>
         </w:rPr>
-        <w:br/>
       </w:r>
       <w:r>
         <w:rPr>

--- a/apps/web/templates/operat-szablon.docx
+++ b/apps/web/templates/operat-szablon.docx
@@ -9875,12 +9875,12 @@
     </w:p>
     <w:p>
       <w:r>
-        <w:t xml:space="preserve">{#ma_proza_standard}</w:t>
-      </w:r>
-    </w:p>
-    <w:p>
-      <w:r>
-        <w:t xml:space="preserve">{#proza_standard_ak}</w:t>
+        <w:t xml:space="preserve">{#ma_proza_opis_budynku}</w:t>
+      </w:r>
+    </w:p>
+    <w:p>
+      <w:r>
+        <w:t xml:space="preserve">{#proza_opis_budynku_ak}</w:t>
       </w:r>
     </w:p>
     <w:p>
@@ -10310,12 +10310,12 @@
     </w:p>
     <w:p>
       <w:r>
-        <w:t xml:space="preserve">{/proza_standard_ak}</w:t>
-      </w:r>
-    </w:p>
-    <w:p>
-      <w:r>
-        <w:t xml:space="preserve">{/ma_proza_standard}</w:t>
+        <w:t xml:space="preserve">{/proza_opis_budynku_ak}</w:t>
+      </w:r>
+    </w:p>
+    <w:p>
+      <w:r>
+        <w:t xml:space="preserve">{/ma_proza_opis_budynku}</w:t>
       </w:r>
     </w:p>
     <w:p>
@@ -10522,6 +10522,95 @@
     <w:p>
       <w:r>
         <w:t xml:space="preserve">{/ma_proza_opis_lokalu}</w:t>
+      </w:r>
+    </w:p>
+    <w:p>
+      <w:r>
+        <w:t xml:space="preserve">{#ma_proza_standard}</w:t>
+      </w:r>
+    </w:p>
+    <w:p>
+      <w:r>
+        <w:t xml:space="preserve">{#proza_standard_ak}</w:t>
+      </w:r>
+    </w:p>
+    <w:p>
+      <w:pPr>
+        <w:spacing w:line="276" w:lineRule="auto"/>
+        <w:jc w:val="both"/>
+        <w:rPr>
+          <w:rFonts w:ascii="Segoe UI" w:hAnsi="Segoe UI" w:cs="Segoe UI"/>
+          <w:sz w:val="20"/>
+          <w:szCs w:val="20"/>
+        </w:rPr>
+      </w:pPr>
+      <w:r>
+        <w:rPr>
+          <w:rFonts w:ascii="Segoe UI" w:hAnsi="Segoe UI" w:cs="Segoe UI"/>
+          <w:sz w:val="20"/>
+          <w:szCs w:val="20"/>
+        </w:rPr>
+        <w:t xml:space="preserve">{tekst}</w:t>
+      </w:r>
+      <w:r>
+        <w:rPr>
+          <w:rFonts w:ascii="Segoe UI" w:hAnsi="Segoe UI" w:cs="Segoe UI"/>
+          <w:sz w:val="20"/>
+          <w:szCs w:val="20"/>
+          <w:vertAlign w:val="superscript"/>
+        </w:rPr>
+        <w:t/>
+      </w:r>
+      <w:r>
+        <w:rPr>
+          <w:rFonts w:ascii="Segoe UI" w:hAnsi="Segoe UI" w:cs="Segoe UI"/>
+          <w:sz w:val="20"/>
+          <w:szCs w:val="20"/>
+        </w:rPr>
+        <w:t xml:space="preserve"/>
+      </w:r>
+      <w:r>
+        <w:rPr>
+          <w:rFonts w:ascii="Segoe UI" w:hAnsi="Segoe UI" w:cs="Segoe UI"/>
+          <w:sz w:val="20"/>
+          <w:szCs w:val="20"/>
+        </w:rPr>
+      </w:r>
+      <w:r>
+        <w:rPr>
+          <w:rFonts w:ascii="Segoe UI" w:hAnsi="Segoe UI" w:cs="Segoe UI"/>
+          <w:sz w:val="20"/>
+          <w:szCs w:val="20"/>
+        </w:rPr>
+        <w:t xml:space="preserve"/>
+      </w:r>
+      <w:proofErr w:type="spellStart"/>
+      <w:r>
+        <w:rPr>
+          <w:rFonts w:ascii="Segoe UI" w:hAnsi="Segoe UI" w:cs="Segoe UI"/>
+          <w:sz w:val="20"/>
+          <w:szCs w:val="20"/>
+        </w:rPr>
+        <w:t/>
+      </w:r>
+      <w:proofErr w:type="spellEnd"/>
+      <w:r>
+        <w:rPr>
+          <w:rFonts w:ascii="Segoe UI" w:hAnsi="Segoe UI" w:cs="Segoe UI"/>
+          <w:sz w:val="20"/>
+          <w:szCs w:val="20"/>
+        </w:rPr>
+        <w:t xml:space="preserve"/>
+      </w:r>
+    </w:p>
+    <w:p>
+      <w:r>
+        <w:t xml:space="preserve">{/proza_standard_ak}</w:t>
+      </w:r>
+    </w:p>
+    <w:p>
+      <w:r>
+        <w:t xml:space="preserve">{/ma_proza_standard}</w:t>
       </w:r>
     </w:p>
     <w:p>

--- a/apps/web/templates/operat-szablon.docx
+++ b/apps/web/templates/operat-szablon.docx
@@ -9523,6 +9523,213 @@
         <w:pStyle w:val="Tekstpodstawowy22"/>
       </w:pPr>
       <w:r>
+        <w:t xml:space="preserve">{#ma_tresc_gruntu}</w:t>
+      </w:r>
+    </w:p>
+    <w:tbl>
+      <w:tblPr>
+        <w:tblW w:w="8961" w:type="dxa"/>
+        <w:tblBorders>
+          <w:top w:val="single" w:sz="4" w:space="0" w:color="BFBFBF"/>
+          <w:left w:val="single" w:sz="4" w:space="0" w:color="BFBFBF"/>
+          <w:bottom w:val="single" w:sz="4" w:space="0" w:color="BFBFBF"/>
+          <w:right w:val="single" w:sz="4" w:space="0" w:color="BFBFBF"/>
+          <w:insideH w:val="single" w:sz="4" w:space="0" w:color="BFBFBF"/>
+          <w:insideV w:val="single" w:sz="4" w:space="0" w:color="BFBFBF"/>
+        </w:tblBorders>
+      </w:tblPr>
+      <w:tblGrid>
+        <w:gridCol w:w="3400"/>
+        <w:gridCol w:w="600"/>
+        <w:gridCol w:w="4961"/>
+      </w:tblGrid>
+      <w:tr>
+        <w:tc>
+          <w:tcPr>
+            <w:tcW w:w="3400" w:type="dxa"/>
+          </w:tcPr>
+          <w:p>
+            <w:pPr>
+              <w:pStyle w:val="Tekstpodstawowy"/>
+            </w:pPr>
+            <w:r>
+              <w:rPr>
+                <w:b/>
+                <w:sz w:val="16"/>
+                <w:szCs w:val="16"/>
+              </w:rPr>
+              <w:t xml:space="preserve">{#ksiega_gruntu_wiersze}{#typ == 'dzial'}{kol1}</w:t>
+            </w:r>
+          </w:p>
+        </w:tc>
+        <w:tc>
+          <w:tcPr>
+            <w:tcW w:w="600" w:type="dxa"/>
+          </w:tcPr>
+          <w:p>
+            <w:pPr>
+              <w:pStyle w:val="Tekstpodstawowy"/>
+            </w:pPr>
+            <w:r>
+              <w:rPr>
+                <w:b/>
+                <w:sz w:val="16"/>
+                <w:szCs w:val="16"/>
+              </w:rPr>
+              <w:t xml:space="preserve"/>
+            </w:r>
+          </w:p>
+        </w:tc>
+        <w:tc>
+          <w:tcPr>
+            <w:tcW w:w="4961" w:type="dxa"/>
+          </w:tcPr>
+          <w:p>
+            <w:pPr>
+              <w:pStyle w:val="Tekstpodstawowy"/>
+            </w:pPr>
+            <w:r>
+              <w:rPr>
+                <w:b/>
+                <w:sz w:val="16"/>
+                <w:szCs w:val="16"/>
+              </w:rPr>
+              <w:t xml:space="preserve">{/}</w:t>
+            </w:r>
+          </w:p>
+        </w:tc>
+      </w:tr>
+      <w:tr>
+        <w:tc>
+          <w:tcPr>
+            <w:tcW w:w="3400" w:type="dxa"/>
+          </w:tcPr>
+          <w:p>
+            <w:pPr>
+              <w:pStyle w:val="Tekstpodstawowy"/>
+            </w:pPr>
+            <w:r>
+              <w:rPr>
+                <w:i/>
+                <w:sz w:val="16"/>
+                <w:szCs w:val="16"/>
+              </w:rPr>
+              <w:t xml:space="preserve">{#typ == 'tabela'}{kol1}</w:t>
+            </w:r>
+          </w:p>
+        </w:tc>
+        <w:tc>
+          <w:tcPr>
+            <w:tcW w:w="600" w:type="dxa"/>
+          </w:tcPr>
+          <w:p>
+            <w:pPr>
+              <w:pStyle w:val="Tekstpodstawowy"/>
+            </w:pPr>
+            <w:r>
+              <w:rPr>
+                <w:i/>
+                <w:sz w:val="16"/>
+                <w:szCs w:val="16"/>
+              </w:rPr>
+              <w:t xml:space="preserve"/>
+            </w:r>
+          </w:p>
+        </w:tc>
+        <w:tc>
+          <w:tcPr>
+            <w:tcW w:w="4961" w:type="dxa"/>
+          </w:tcPr>
+          <w:p>
+            <w:pPr>
+              <w:pStyle w:val="Tekstpodstawowy"/>
+            </w:pPr>
+            <w:r>
+              <w:rPr>
+                <w:i/>
+                <w:sz w:val="16"/>
+                <w:szCs w:val="16"/>
+              </w:rPr>
+              <w:t xml:space="preserve">{/}</w:t>
+            </w:r>
+          </w:p>
+        </w:tc>
+      </w:tr>
+      <w:tr>
+        <w:tc>
+          <w:tcPr>
+            <w:tcW w:w="3400" w:type="dxa"/>
+          </w:tcPr>
+          <w:p>
+            <w:pPr>
+              <w:pStyle w:val="Tekstpodstawowy"/>
+            </w:pPr>
+            <w:r>
+              <w:rPr>
+                <w:sz w:val="16"/>
+                <w:szCs w:val="16"/>
+              </w:rPr>
+              <w:t xml:space="preserve">{^typ == 'dzial'}{^typ == 'tabela'}{kol1}</w:t>
+            </w:r>
+          </w:p>
+        </w:tc>
+        <w:tc>
+          <w:tcPr>
+            <w:tcW w:w="600" w:type="dxa"/>
+          </w:tcPr>
+          <w:p>
+            <w:pPr>
+              <w:pStyle w:val="Tekstpodstawowy"/>
+            </w:pPr>
+            <w:r>
+              <w:rPr>
+                <w:sz w:val="16"/>
+                <w:szCs w:val="16"/>
+              </w:rPr>
+              <w:t xml:space="preserve">{kol2}</w:t>
+            </w:r>
+          </w:p>
+        </w:tc>
+        <w:tc>
+          <w:tcPr>
+            <w:tcW w:w="4961" w:type="dxa"/>
+          </w:tcPr>
+          <w:p>
+            <w:pPr>
+              <w:pStyle w:val="Tekstpodstawowy"/>
+            </w:pPr>
+            <w:r>
+              <w:rPr>
+                <w:sz w:val="16"/>
+                <w:szCs w:val="16"/>
+              </w:rPr>
+              <w:t xml:space="preserve">{kol3}{/}{/}{/ksiega_gruntu_wiersze}</w:t>
+            </w:r>
+          </w:p>
+        </w:tc>
+      </w:tr>
+    </w:tbl>
+    <w:p>
+      <w:pPr>
+        <w:pStyle w:val="Tekstpodstawowy22"/>
+      </w:pPr>
+      <w:r>
+        <w:t xml:space="preserve">{/ma_tresc_gruntu}</w:t>
+      </w:r>
+    </w:p>
+    <w:p>
+      <w:pPr>
+        <w:pStyle w:val="Tekstpodstawowy22"/>
+      </w:pPr>
+      <w:r>
+        <w:t xml:space="preserve">{^ma_tresc_gruntu}</w:t>
+      </w:r>
+    </w:p>
+    <w:p>
+      <w:pPr>
+        <w:pStyle w:val="Tekstpodstawowy22"/>
+      </w:pPr>
+      <w:r>
         <w:t xml:space="preserve">{#dzial3_opis_gruntu}</w:t>
       </w:r>
     </w:p>
@@ -9564,6 +9771,14 @@
       </w:pPr>
       <w:r>
         <w:t xml:space="preserve">{/dzial4_opis_gruntu}</w:t>
+      </w:r>
+    </w:p>
+    <w:p>
+      <w:pPr>
+        <w:pStyle w:val="Tekstpodstawowy22"/>
+      </w:pPr>
+      <w:r>
+        <w:t xml:space="preserve">{/ma_tresc_gruntu}</w:t>
       </w:r>
     </w:p>
     <w:p>

--- a/apps/web/templates/operat-szablon.docx
+++ b/apps/web/templates/operat-szablon.docx
@@ -9516,6 +9516,30 @@
       </w:pPr>
       <w:r>
         <w:t xml:space="preserve">{protokol_ksiegi_gruntu}</w:t>
+      </w:r>
+    </w:p>
+    <w:p>
+      <w:pPr>
+        <w:pStyle w:val="Tekstpodstawowy22"/>
+      </w:pPr>
+      <w:r>
+        <w:t xml:space="preserve">{#zakres_ograniczony_gruntu}</w:t>
+      </w:r>
+    </w:p>
+    <w:p>
+      <w:pPr>
+        <w:pStyle w:val="Tekstpodstawowy22"/>
+      </w:pPr>
+      <w:r>
+        <w:t xml:space="preserve">Z uwagi na obszerność zapisów księgi wieczystej w protokole zawarto wpisy dotyczące jedynie przedmiotowej nieruchomości.</w:t>
+      </w:r>
+    </w:p>
+    <w:p>
+      <w:pPr>
+        <w:pStyle w:val="Tekstpodstawowy22"/>
+      </w:pPr>
+      <w:r>
+        <w:t xml:space="preserve">{/zakres_ograniczony_gruntu}</w:t>
       </w:r>
     </w:p>
     <w:p>
